--- a/02_定制简历库/半亩花田/供应链管培生（2027届校招-J10971）/文雪_半亩花田_供应链管培生（2027届校招-J10971）.docx
+++ b/02_定制简历库/半亩花田/供应链管培生（2027届校招-J10971）/文雪_半亩花田_供应链管培生（2027届校招-J10971）.docx
@@ -15,7 +15,6 @@
       <w:tblPr>
         <w:tblW w:w="0" w:type="auto"/>
         <w:jc w:val="center"/>
-        <w:tblInd w:w="0" w:type="dxa"/>
         <w:tblLayout w:type="fixed"/>
         <w:tblCellMar>
           <w:left w:w="0" w:type="dxa"/>
@@ -97,6 +96,7 @@
             </w:pPr>
             <w:r>
               <w:rPr>
+                <w:rFonts w:hint="default"/>
                 <w:noProof/>
               </w:rPr>
               <w:pict w14:anchorId="66D4D0FE">
@@ -119,7 +119,7 @@
                   <v:path o:extrusionok="f" gradientshapeok="t" o:connecttype="rect"/>
                   <o:lock v:ext="edit" aspectratio="t"/>
                 </v:shapetype>
-                <v:shape id="_x0000_s2052" type="#_x0000_t75" style="position:absolute;left:0;text-align:left;margin-left:-3.1pt;margin-top:-3.1pt;width:58.05pt;height:81.95pt;z-index:251657728;mso-position-horizontal-relative:text;mso-position-vertical-relative:text">
+                <v:shape id="_x0000_s2052" type="#_x0000_t75" style="position:absolute;left:0;text-align:left;margin-left:-3.1pt;margin-top:-3.1pt;width:58.05pt;height:81.95pt;z-index:1;mso-position-horizontal-relative:text;mso-position-vertical-relative:text">
                   <v:imagedata r:id="rId7" o:title="微信图片_20260311210753_173_4"/>
                 </v:shape>
               </w:pict>
@@ -195,6 +195,7 @@
             <w:pPr>
               <w:spacing w:line="315" w:lineRule="atLeast"/>
               <w:rPr>
+                <w:rFonts w:hint="default"/>
                 <w:sz w:val="21"/>
               </w:rPr>
             </w:pPr>
@@ -223,6 +224,7 @@
           <w:p>
             <w:pPr>
               <w:rPr>
+                <w:rFonts w:hint="default"/>
                 <w:sz w:val="21"/>
               </w:rPr>
             </w:pPr>
@@ -256,19 +258,20 @@
             <w:pPr>
               <w:spacing w:line="315" w:lineRule="atLeast"/>
               <w:rPr>
-                <w:b/>
-                <w:bCs/>
-                <w:sz w:val="21"/>
-              </w:rPr>
-            </w:pPr>
-            <w:r>
-              <w:rPr>
-                <w:rFonts w:ascii="宋体" w:eastAsia="宋体" w:hAnsi="宋体" w:cs="宋体"/>
-                <w:b/>
-                <w:bCs/>
-                <w:sz w:val="21"/>
-              </w:rPr>
-              <w:t xml:space="preserve">求职意向：</w:t>
+                <w:rFonts w:hint="default"/>
+                <w:b/>
+                <w:bCs/>
+                <w:sz w:val="21"/>
+              </w:rPr>
+            </w:pPr>
+            <w:r>
+              <w:rPr>
+                <w:rFonts w:ascii="宋体" w:eastAsia="宋体" w:hAnsi="宋体" w:cs="宋体"/>
+                <w:b/>
+                <w:bCs/>
+                <w:sz w:val="21"/>
+              </w:rPr>
+              <w:t>求职意向：</w:t>
             </w:r>
             <w:r>
               <w:rPr>
@@ -284,35 +287,35 @@
                 <w:rFonts w:ascii="宋体" w:eastAsia="宋体" w:hAnsi="宋体" w:cs="宋体"/>
                 <w:sz w:val="21"/>
               </w:rPr>
-              <w:t xml:space="preserve">供应链管培生（计划</w:t>
-            </w:r>
-            <w:r>
-              <w:rPr>
-                <w:rFonts w:ascii="Times New Roman" w:hAnsi="Times New Roman" w:hint="default"/>
-                <w:sz w:val="21"/>
-              </w:rPr>
-              <w:t xml:space="preserve">/</w:t>
-            </w:r>
-            <w:r>
-              <w:rPr>
-                <w:rFonts w:ascii="宋体" w:eastAsia="宋体" w:hAnsi="宋体" w:cs="宋体"/>
-                <w:sz w:val="21"/>
-              </w:rPr>
-              <w:t xml:space="preserve">采购</w:t>
-            </w:r>
-            <w:r>
-              <w:rPr>
-                <w:rFonts w:ascii="Times New Roman" w:hAnsi="Times New Roman" w:hint="default"/>
-                <w:sz w:val="21"/>
-              </w:rPr>
-              <w:t xml:space="preserve">/</w:t>
-            </w:r>
-            <w:r>
-              <w:rPr>
-                <w:rFonts w:ascii="宋体" w:eastAsia="宋体" w:hAnsi="宋体" w:cs="宋体"/>
-                <w:sz w:val="21"/>
-              </w:rPr>
-              <w:t xml:space="preserve">物流方向）</w:t>
+              <w:t>供应链管培生（计划</w:t>
+            </w:r>
+            <w:r>
+              <w:rPr>
+                <w:rFonts w:ascii="Times New Roman" w:hAnsi="Times New Roman" w:hint="default"/>
+                <w:sz w:val="21"/>
+              </w:rPr>
+              <w:t>/</w:t>
+            </w:r>
+            <w:r>
+              <w:rPr>
+                <w:rFonts w:ascii="宋体" w:eastAsia="宋体" w:hAnsi="宋体" w:cs="宋体"/>
+                <w:sz w:val="21"/>
+              </w:rPr>
+              <w:t>采购</w:t>
+            </w:r>
+            <w:r>
+              <w:rPr>
+                <w:rFonts w:ascii="Times New Roman" w:hAnsi="Times New Roman" w:hint="default"/>
+                <w:sz w:val="21"/>
+              </w:rPr>
+              <w:t>/</w:t>
+            </w:r>
+            <w:r>
+              <w:rPr>
+                <w:rFonts w:ascii="宋体" w:eastAsia="宋体" w:hAnsi="宋体" w:cs="宋体"/>
+                <w:sz w:val="21"/>
+              </w:rPr>
+              <w:t>物流方向）</w:t>
             </w:r>
           </w:p>
         </w:tc>
@@ -324,6 +327,7 @@
           <w:p>
             <w:pPr>
               <w:rPr>
+                <w:rFonts w:hint="default"/>
                 <w:sz w:val="21"/>
               </w:rPr>
             </w:pPr>
@@ -356,96 +360,97 @@
             <w:pPr>
               <w:spacing w:line="315" w:lineRule="atLeast"/>
               <w:rPr>
-                <w:b/>
-                <w:bCs/>
-                <w:sz w:val="21"/>
-              </w:rPr>
-            </w:pPr>
-            <w:r>
-              <w:rPr>
-                <w:rFonts w:ascii="宋体" w:eastAsia="宋体" w:hAnsi="宋体" w:cs="宋体"/>
-                <w:b/>
-                <w:bCs/>
-                <w:sz w:val="21"/>
-              </w:rPr>
-              <w:t xml:space="preserve">个人优势：</w:t>
-            </w:r>
-            <w:r>
-              <w:rPr>
-                <w:rFonts w:ascii="宋体" w:eastAsia="宋体" w:hAnsi="宋体" w:cs="宋体"/>
-                <w:sz w:val="21"/>
-              </w:rPr>
-              <w:t xml:space="preserve">计划与优化：独立构建选址</w:t>
-            </w:r>
-            <w:r>
-              <w:rPr>
-                <w:rFonts w:ascii="Times New Roman" w:hAnsi="Times New Roman" w:hint="default"/>
-                <w:sz w:val="21"/>
-              </w:rPr>
-              <w:t xml:space="preserve">-</w:t>
-            </w:r>
-            <w:r>
-              <w:rPr>
-                <w:rFonts w:ascii="宋体" w:eastAsia="宋体" w:hAnsi="宋体" w:cs="宋体"/>
-                <w:sz w:val="21"/>
-              </w:rPr>
-              <w:t xml:space="preserve">路径双层优化模型（</w:t>
-            </w:r>
-            <w:r>
-              <w:rPr>
-                <w:rFonts w:ascii="Times New Roman" w:hAnsi="Times New Roman" w:hint="default"/>
-                <w:sz w:val="21"/>
-              </w:rPr>
-              <w:t xml:space="preserve">Python</w:t>
-            </w:r>
-            <w:r>
-              <w:rPr>
-                <w:rFonts w:ascii="宋体" w:eastAsia="宋体" w:hAnsi="宋体" w:cs="宋体"/>
-                <w:sz w:val="21"/>
-              </w:rPr>
-              <w:t xml:space="preserve">求解），测算总成本降低</w:t>
-            </w:r>
-            <w:r>
-              <w:rPr>
-                <w:rFonts w:ascii="Times New Roman" w:hAnsi="Times New Roman" w:hint="default"/>
-                <w:sz w:val="21"/>
-              </w:rPr>
-              <w:t xml:space="preserve">18.7%</w:t>
-            </w:r>
-            <w:r>
-              <w:rPr>
-                <w:rFonts w:ascii="宋体" w:eastAsia="宋体" w:hAnsi="宋体" w:cs="宋体"/>
-                <w:sz w:val="21"/>
-              </w:rPr>
-              <w:t xml:space="preserve">、配送时长缩短</w:t>
-            </w:r>
-            <w:r>
-              <w:rPr>
-                <w:rFonts w:ascii="Times New Roman" w:hAnsi="Times New Roman" w:hint="default"/>
-                <w:sz w:val="21"/>
-              </w:rPr>
-              <w:t xml:space="preserve">22.3%</w:t>
-            </w:r>
-            <w:r>
-              <w:rPr>
-                <w:rFonts w:ascii="宋体" w:eastAsia="宋体" w:hAnsi="宋体" w:cs="宋体"/>
-                <w:sz w:val="21"/>
-              </w:rPr>
-              <w:t xml:space="preserve">，具备需求</w:t>
-            </w:r>
-            <w:r>
-              <w:rPr>
-                <w:rFonts w:ascii="Times New Roman" w:hAnsi="Times New Roman" w:hint="default"/>
-                <w:sz w:val="21"/>
-              </w:rPr>
-              <w:t xml:space="preserve">-</w:t>
-            </w:r>
-            <w:r>
-              <w:rPr>
-                <w:rFonts w:ascii="宋体" w:eastAsia="宋体" w:hAnsi="宋体" w:cs="宋体"/>
-                <w:sz w:val="21"/>
-              </w:rPr>
-              <w:t xml:space="preserve">资源平衡与网络优化思维；采购与库存：用友</w:t>
+                <w:rFonts w:hint="default"/>
+                <w:b/>
+                <w:bCs/>
+                <w:sz w:val="21"/>
+              </w:rPr>
+            </w:pPr>
+            <w:r>
+              <w:rPr>
+                <w:rFonts w:ascii="宋体" w:eastAsia="宋体" w:hAnsi="宋体" w:cs="宋体"/>
+                <w:b/>
+                <w:bCs/>
+                <w:sz w:val="21"/>
+              </w:rPr>
+              <w:t>个人优势：</w:t>
+            </w:r>
+            <w:r>
+              <w:rPr>
+                <w:rFonts w:ascii="宋体" w:eastAsia="宋体" w:hAnsi="宋体" w:cs="宋体"/>
+                <w:sz w:val="21"/>
+              </w:rPr>
+              <w:t>计划与优化：独立构建选址</w:t>
+            </w:r>
+            <w:r>
+              <w:rPr>
+                <w:rFonts w:ascii="Times New Roman" w:hAnsi="Times New Roman" w:hint="default"/>
+                <w:sz w:val="21"/>
+              </w:rPr>
+              <w:t>-</w:t>
+            </w:r>
+            <w:r>
+              <w:rPr>
+                <w:rFonts w:ascii="宋体" w:eastAsia="宋体" w:hAnsi="宋体" w:cs="宋体"/>
+                <w:sz w:val="21"/>
+              </w:rPr>
+              <w:t>路径双层优化模型（</w:t>
+            </w:r>
+            <w:r>
+              <w:rPr>
+                <w:rFonts w:ascii="Times New Roman" w:hAnsi="Times New Roman" w:hint="default"/>
+                <w:sz w:val="21"/>
+              </w:rPr>
+              <w:t>Python</w:t>
+            </w:r>
+            <w:r>
+              <w:rPr>
+                <w:rFonts w:ascii="宋体" w:eastAsia="宋体" w:hAnsi="宋体" w:cs="宋体"/>
+                <w:sz w:val="21"/>
+              </w:rPr>
+              <w:t>求解），测算总成本降低</w:t>
+            </w:r>
+            <w:r>
+              <w:rPr>
+                <w:rFonts w:ascii="Times New Roman" w:hAnsi="Times New Roman" w:hint="default"/>
+                <w:sz w:val="21"/>
+              </w:rPr>
+              <w:t>18.7%</w:t>
+            </w:r>
+            <w:r>
+              <w:rPr>
+                <w:rFonts w:ascii="宋体" w:eastAsia="宋体" w:hAnsi="宋体" w:cs="宋体"/>
+                <w:sz w:val="21"/>
+              </w:rPr>
+              <w:t>、配送时长缩短</w:t>
+            </w:r>
+            <w:r>
+              <w:rPr>
+                <w:rFonts w:ascii="Times New Roman" w:hAnsi="Times New Roman" w:hint="default"/>
+                <w:sz w:val="21"/>
+              </w:rPr>
+              <w:t>22.3%</w:t>
+            </w:r>
+            <w:r>
+              <w:rPr>
+                <w:rFonts w:ascii="宋体" w:eastAsia="宋体" w:hAnsi="宋体" w:cs="宋体"/>
+                <w:sz w:val="21"/>
+              </w:rPr>
+              <w:t>，具备需求</w:t>
+            </w:r>
+            <w:r>
+              <w:rPr>
+                <w:rFonts w:ascii="Times New Roman" w:hAnsi="Times New Roman" w:hint="default"/>
+                <w:sz w:val="21"/>
+              </w:rPr>
+              <w:t>-</w:t>
+            </w:r>
+            <w:r>
+              <w:rPr>
+                <w:rFonts w:ascii="宋体" w:eastAsia="宋体" w:hAnsi="宋体" w:cs="宋体"/>
+                <w:sz w:val="21"/>
+              </w:rPr>
+              <w:t>资源平衡与网络优化思维；采购与库存：用友</w:t>
             </w:r>
             <w:r>
               <w:rPr>
@@ -459,105 +464,105 @@
                 <w:rFonts w:ascii="宋体" w:eastAsia="宋体" w:hAnsi="宋体" w:cs="宋体"/>
                 <w:sz w:val="21"/>
               </w:rPr>
-              <w:t xml:space="preserve">采购→入库→调拨→核算全流程实操；瑞幸数十种原辅料盘点</w:t>
-            </w:r>
-            <w:r>
-              <w:rPr>
-                <w:rFonts w:ascii="Times New Roman" w:hAnsi="Times New Roman" w:hint="default"/>
-                <w:sz w:val="21"/>
-              </w:rPr>
-              <w:t xml:space="preserve">/</w:t>
-            </w:r>
-            <w:r>
-              <w:rPr>
-                <w:rFonts w:ascii="宋体" w:eastAsia="宋体" w:hAnsi="宋体" w:cs="宋体"/>
-                <w:sz w:val="21"/>
-              </w:rPr>
-              <w:t xml:space="preserve">效期</w:t>
-            </w:r>
-            <w:r>
-              <w:rPr>
-                <w:rFonts w:ascii="Times New Roman" w:hAnsi="Times New Roman" w:hint="default"/>
-                <w:sz w:val="21"/>
-              </w:rPr>
-              <w:t xml:space="preserve">/</w:t>
-            </w:r>
-            <w:r>
-              <w:rPr>
-                <w:rFonts w:ascii="宋体" w:eastAsia="宋体" w:hAnsi="宋体" w:cs="宋体"/>
-                <w:sz w:val="21"/>
-              </w:rPr>
-              <w:t xml:space="preserve">补货管理经验，理解安全库存与需求波动逻辑；数据敏感：掌握</w:t>
-            </w:r>
-            <w:r>
-              <w:rPr>
-                <w:rFonts w:ascii="Times New Roman" w:hAnsi="Times New Roman" w:hint="default"/>
-                <w:sz w:val="21"/>
-              </w:rPr>
-              <w:t xml:space="preserve">Python/R/SPSS/Excel</w:t>
-            </w:r>
-            <w:r>
-              <w:rPr>
-                <w:rFonts w:ascii="宋体" w:eastAsia="宋体" w:hAnsi="宋体" w:cs="宋体"/>
-                <w:sz w:val="21"/>
-              </w:rPr>
-              <w:t xml:space="preserve">，累计处理</w:t>
-            </w:r>
-            <w:r>
-              <w:rPr>
-                <w:rFonts w:ascii="Times New Roman" w:hAnsi="Times New Roman" w:hint="default"/>
-                <w:sz w:val="21"/>
-              </w:rPr>
-              <w:t xml:space="preserve">4.5</w:t>
-            </w:r>
-            <w:r>
-              <w:rPr>
-                <w:rFonts w:ascii="宋体" w:eastAsia="宋体" w:hAnsi="宋体" w:cs="宋体"/>
-                <w:sz w:val="21"/>
-              </w:rPr>
-              <w:t xml:space="preserve">万</w:t>
-            </w:r>
-            <w:r>
-              <w:rPr>
-                <w:rFonts w:ascii="Times New Roman" w:hAnsi="Times New Roman" w:hint="default"/>
-                <w:sz w:val="21"/>
-              </w:rPr>
-              <w:t xml:space="preserve">+</w:t>
-            </w:r>
-            <w:r>
-              <w:rPr>
-                <w:rFonts w:ascii="宋体" w:eastAsia="宋体" w:hAnsi="宋体" w:cs="宋体"/>
-                <w:sz w:val="21"/>
-              </w:rPr>
-              <w:t xml:space="preserve">条业务数据，能用数据支撑需求预测与计划决策，数据敏感度高；执行与协作：</w:t>
-            </w:r>
-            <w:r>
-              <w:rPr>
-                <w:rFonts w:ascii="Times New Roman" w:hAnsi="Times New Roman" w:hint="default"/>
-                <w:sz w:val="21"/>
-              </w:rPr>
-              <w:t xml:space="preserve">3</w:t>
-            </w:r>
-            <w:r>
-              <w:rPr>
-                <w:rFonts w:ascii="宋体" w:eastAsia="宋体" w:hAnsi="宋体" w:cs="宋体"/>
-                <w:sz w:val="21"/>
-              </w:rPr>
-              <w:t xml:space="preserve">个月项目助理统筹</w:t>
-            </w:r>
-            <w:r>
-              <w:rPr>
-                <w:rFonts w:ascii="Times New Roman" w:hAnsi="Times New Roman" w:hint="default"/>
-                <w:sz w:val="21"/>
-              </w:rPr>
-              <w:t xml:space="preserve">200+</w:t>
-            </w:r>
-            <w:r>
-              <w:rPr>
-                <w:rFonts w:ascii="宋体" w:eastAsia="宋体" w:hAnsi="宋体" w:cs="宋体"/>
-                <w:sz w:val="21"/>
-              </w:rPr>
-              <w:t xml:space="preserve">份材料并建立三级校验机制实现零差错提交；跨部门对接同步进度，善于梳理标准化流程</w:t>
+              <w:t>采购→入库→调拨→核算全流程实操；瑞幸数十种原辅料盘点</w:t>
+            </w:r>
+            <w:r>
+              <w:rPr>
+                <w:rFonts w:ascii="Times New Roman" w:hAnsi="Times New Roman" w:hint="default"/>
+                <w:sz w:val="21"/>
+              </w:rPr>
+              <w:t>/</w:t>
+            </w:r>
+            <w:r>
+              <w:rPr>
+                <w:rFonts w:ascii="宋体" w:eastAsia="宋体" w:hAnsi="宋体" w:cs="宋体"/>
+                <w:sz w:val="21"/>
+              </w:rPr>
+              <w:t>效期</w:t>
+            </w:r>
+            <w:r>
+              <w:rPr>
+                <w:rFonts w:ascii="Times New Roman" w:hAnsi="Times New Roman" w:hint="default"/>
+                <w:sz w:val="21"/>
+              </w:rPr>
+              <w:t>/</w:t>
+            </w:r>
+            <w:r>
+              <w:rPr>
+                <w:rFonts w:ascii="宋体" w:eastAsia="宋体" w:hAnsi="宋体" w:cs="宋体"/>
+                <w:sz w:val="21"/>
+              </w:rPr>
+              <w:t>补货管理经验，理解安全库存与需求波动逻辑；数据敏感：掌握</w:t>
+            </w:r>
+            <w:r>
+              <w:rPr>
+                <w:rFonts w:ascii="Times New Roman" w:hAnsi="Times New Roman" w:hint="default"/>
+                <w:sz w:val="21"/>
+              </w:rPr>
+              <w:t>Python/R/SPSS/Excel</w:t>
+            </w:r>
+            <w:r>
+              <w:rPr>
+                <w:rFonts w:ascii="宋体" w:eastAsia="宋体" w:hAnsi="宋体" w:cs="宋体"/>
+                <w:sz w:val="21"/>
+              </w:rPr>
+              <w:t>，累计处理</w:t>
+            </w:r>
+            <w:r>
+              <w:rPr>
+                <w:rFonts w:ascii="Times New Roman" w:hAnsi="Times New Roman" w:hint="default"/>
+                <w:sz w:val="21"/>
+              </w:rPr>
+              <w:t>4.5</w:t>
+            </w:r>
+            <w:r>
+              <w:rPr>
+                <w:rFonts w:ascii="宋体" w:eastAsia="宋体" w:hAnsi="宋体" w:cs="宋体"/>
+                <w:sz w:val="21"/>
+              </w:rPr>
+              <w:t>万</w:t>
+            </w:r>
+            <w:r>
+              <w:rPr>
+                <w:rFonts w:ascii="Times New Roman" w:hAnsi="Times New Roman" w:hint="default"/>
+                <w:sz w:val="21"/>
+              </w:rPr>
+              <w:t>+</w:t>
+            </w:r>
+            <w:r>
+              <w:rPr>
+                <w:rFonts w:ascii="宋体" w:eastAsia="宋体" w:hAnsi="宋体" w:cs="宋体"/>
+                <w:sz w:val="21"/>
+              </w:rPr>
+              <w:t>条业务数据，能用数据支撑需求预测与计划决策，数据敏感度高；执行与协作：</w:t>
+            </w:r>
+            <w:r>
+              <w:rPr>
+                <w:rFonts w:ascii="Times New Roman" w:hAnsi="Times New Roman" w:hint="default"/>
+                <w:sz w:val="21"/>
+              </w:rPr>
+              <w:t>3</w:t>
+            </w:r>
+            <w:r>
+              <w:rPr>
+                <w:rFonts w:ascii="宋体" w:eastAsia="宋体" w:hAnsi="宋体" w:cs="宋体"/>
+                <w:sz w:val="21"/>
+              </w:rPr>
+              <w:t>个月项目助理统筹</w:t>
+            </w:r>
+            <w:r>
+              <w:rPr>
+                <w:rFonts w:ascii="Times New Roman" w:hAnsi="Times New Roman" w:hint="default"/>
+                <w:sz w:val="21"/>
+              </w:rPr>
+              <w:t>200+</w:t>
+            </w:r>
+            <w:r>
+              <w:rPr>
+                <w:rFonts w:ascii="宋体" w:eastAsia="宋体" w:hAnsi="宋体" w:cs="宋体"/>
+                <w:sz w:val="21"/>
+              </w:rPr>
+              <w:t>份材料并建立三级校验机制实现零差错提交；跨部门对接同步进度，善于梳理标准化流程</w:t>
             </w:r>
           </w:p>
         </w:tc>
@@ -566,6 +571,7 @@
     <w:p>
       <w:pPr>
         <w:rPr>
+          <w:rFonts w:hint="default"/>
           <w:vanish/>
           <w:sz w:val="2"/>
         </w:rPr>
@@ -575,7 +581,6 @@
       <w:tblPr>
         <w:tblW w:w="0" w:type="auto"/>
         <w:jc w:val="center"/>
-        <w:tblInd w:w="0" w:type="dxa"/>
         <w:tblLayout w:type="fixed"/>
         <w:tblCellMar>
           <w:left w:w="0" w:type="dxa"/>
@@ -611,6 +616,9 @@
           <w:p>
             <w:pPr>
               <w:spacing w:line="275" w:lineRule="atLeast"/>
+              <w:rPr>
+                <w:rFonts w:hint="default"/>
+              </w:rPr>
             </w:pPr>
             <w:r>
               <w:rPr>
@@ -647,7 +655,6 @@
             <w:tblPr>
               <w:tblpPr w:leftFromText="180" w:rightFromText="180" w:vertAnchor="page" w:horzAnchor="margin" w:tblpY="1"/>
               <w:tblW w:w="10915" w:type="dxa"/>
-              <w:tblInd w:w="0" w:type="dxa"/>
               <w:tblLayout w:type="fixed"/>
               <w:tblCellMar>
                 <w:left w:w="0" w:type="dxa"/>
@@ -684,6 +691,7 @@
                     <w:spacing w:line="315" w:lineRule="atLeast"/>
                     <w:jc w:val="center"/>
                     <w:rPr>
+                      <w:rFonts w:hint="default"/>
                       <w:sz w:val="21"/>
                     </w:rPr>
                   </w:pPr>
@@ -710,6 +718,7 @@
                   <w:pPr>
                     <w:spacing w:line="315" w:lineRule="atLeast"/>
                     <w:rPr>
+                      <w:rFonts w:hint="default"/>
                       <w:b/>
                       <w:bCs/>
                       <w:sz w:val="21"/>
@@ -747,6 +756,7 @@
                   <w:pPr>
                     <w:spacing w:line="315" w:lineRule="atLeast"/>
                     <w:rPr>
+                      <w:rFonts w:hint="default"/>
                       <w:b/>
                       <w:bCs/>
                       <w:sz w:val="21"/>
@@ -845,6 +855,7 @@
             <w:pPr>
               <w:spacing w:line="275" w:lineRule="atLeast"/>
               <w:rPr>
+                <w:rFonts w:hint="default"/>
                 <w:b/>
                 <w:bCs/>
               </w:rPr>
@@ -856,6 +867,7 @@
     <w:p>
       <w:pPr>
         <w:rPr>
+          <w:rFonts w:hint="default"/>
           <w:vanish/>
         </w:rPr>
       </w:pPr>
@@ -863,6 +875,7 @@
     <w:p>
       <w:pPr>
         <w:rPr>
+          <w:rFonts w:hint="default"/>
           <w:vanish/>
           <w:sz w:val="21"/>
         </w:rPr>
@@ -872,7 +885,6 @@
       <w:tblPr>
         <w:tblW w:w="0" w:type="auto"/>
         <w:jc w:val="center"/>
-        <w:tblInd w:w="0" w:type="dxa"/>
         <w:tblLayout w:type="fixed"/>
         <w:tblCellMar>
           <w:left w:w="0" w:type="dxa"/>
@@ -909,6 +921,7 @@
             <w:pPr>
               <w:spacing w:line="210" w:lineRule="atLeast"/>
               <w:rPr>
+                <w:rFonts w:hint="default"/>
                 <w:sz w:val="21"/>
               </w:rPr>
             </w:pPr>
@@ -1010,6 +1023,7 @@
             <w:pPr>
               <w:spacing w:line="210" w:lineRule="atLeast"/>
               <w:rPr>
+                <w:rFonts w:hint="default"/>
                 <w:sz w:val="21"/>
               </w:rPr>
             </w:pPr>
@@ -1041,52 +1055,53 @@
               <w:spacing w:line="315" w:lineRule="atLeast"/>
               <w:ind w:left="442" w:hanging="442"/>
               <w:rPr>
-                <w:sz w:val="21"/>
-              </w:rPr>
-            </w:pPr>
-            <w:r>
-              <w:rPr>
-                <w:rFonts w:ascii="宋体" w:eastAsia="宋体" w:hAnsi="宋体" w:cs="宋体"/>
-                <w:b/>
-                <w:bCs/>
-                <w:sz w:val="21"/>
-              </w:rPr>
-              <w:t xml:space="preserve">核心课程：</w:t>
-            </w:r>
-            <w:r>
-              <w:rPr>
-                <w:rFonts w:ascii="宋体" w:eastAsia="宋体" w:hAnsi="宋体" w:cs="宋体"/>
-                <w:sz w:val="21"/>
-              </w:rPr>
-              <w:t xml:space="preserve">供应链建模与仿真、</w:t>
-            </w:r>
-            <w:r>
-              <w:rPr>
-                <w:rFonts w:ascii="Times New Roman" w:hAnsi="Times New Roman" w:hint="default"/>
-                <w:sz w:val="21"/>
-              </w:rPr>
-              <w:t xml:space="preserve">ERP</w:t>
-            </w:r>
-            <w:r>
-              <w:rPr>
-                <w:rFonts w:ascii="宋体" w:eastAsia="宋体" w:hAnsi="宋体" w:cs="宋体"/>
-                <w:sz w:val="21"/>
-              </w:rPr>
-              <w:t xml:space="preserve">供应链管理综合实验、供应链资源规划、采购管理、物流管理、统计学、</w:t>
-            </w:r>
-            <w:r>
-              <w:rPr>
-                <w:rFonts w:ascii="Times New Roman" w:hAnsi="Times New Roman" w:hint="default"/>
-                <w:sz w:val="21"/>
-              </w:rPr>
-              <w:t xml:space="preserve">Python</w:t>
-            </w:r>
-            <w:r>
-              <w:rPr>
-                <w:rFonts w:ascii="宋体" w:eastAsia="宋体" w:hAnsi="宋体" w:cs="宋体"/>
-                <w:sz w:val="21"/>
-              </w:rPr>
-              <w:t xml:space="preserve">程序设计、大数据管理与分析</w:t>
+                <w:rFonts w:hint="default"/>
+                <w:sz w:val="21"/>
+              </w:rPr>
+            </w:pPr>
+            <w:r>
+              <w:rPr>
+                <w:rFonts w:ascii="宋体" w:eastAsia="宋体" w:hAnsi="宋体" w:cs="宋体"/>
+                <w:b/>
+                <w:bCs/>
+                <w:sz w:val="21"/>
+              </w:rPr>
+              <w:t>核心课程：</w:t>
+            </w:r>
+            <w:r>
+              <w:rPr>
+                <w:rFonts w:ascii="宋体" w:eastAsia="宋体" w:hAnsi="宋体" w:cs="宋体"/>
+                <w:sz w:val="21"/>
+              </w:rPr>
+              <w:t>供应链建模与仿真、</w:t>
+            </w:r>
+            <w:r>
+              <w:rPr>
+                <w:rFonts w:ascii="Times New Roman" w:hAnsi="Times New Roman" w:hint="default"/>
+                <w:sz w:val="21"/>
+              </w:rPr>
+              <w:t>ERP</w:t>
+            </w:r>
+            <w:r>
+              <w:rPr>
+                <w:rFonts w:ascii="宋体" w:eastAsia="宋体" w:hAnsi="宋体" w:cs="宋体"/>
+                <w:sz w:val="21"/>
+              </w:rPr>
+              <w:t>供应链管理综合实验、供应链资源规划、采购管理、物流管理、统计学、</w:t>
+            </w:r>
+            <w:r>
+              <w:rPr>
+                <w:rFonts w:ascii="Times New Roman" w:hAnsi="Times New Roman" w:hint="default"/>
+                <w:sz w:val="21"/>
+              </w:rPr>
+              <w:t>Python</w:t>
+            </w:r>
+            <w:r>
+              <w:rPr>
+                <w:rFonts w:ascii="宋体" w:eastAsia="宋体" w:hAnsi="宋体" w:cs="宋体"/>
+                <w:sz w:val="21"/>
+              </w:rPr>
+              <w:t>程序设计、大数据管理与分析</w:t>
             </w:r>
           </w:p>
         </w:tc>
@@ -1116,6 +1131,7 @@
             <w:pPr>
               <w:spacing w:line="210" w:lineRule="atLeast"/>
               <w:rPr>
+                <w:rFonts w:hint="default"/>
                 <w:sz w:val="21"/>
               </w:rPr>
             </w:pPr>
@@ -1146,52 +1162,53 @@
               </w:numPr>
               <w:spacing w:line="315" w:lineRule="atLeast"/>
               <w:rPr>
-                <w:sz w:val="21"/>
-              </w:rPr>
-            </w:pPr>
-            <w:r>
-              <w:rPr>
-                <w:rFonts w:ascii="宋体" w:eastAsia="宋体" w:hAnsi="宋体" w:cs="宋体"/>
-                <w:b/>
-                <w:bCs/>
-                <w:sz w:val="21"/>
-              </w:rPr>
-              <w:t xml:space="preserve">荣誉奖励：</w:t>
-            </w:r>
-            <w:r>
-              <w:rPr>
-                <w:rFonts w:ascii="宋体" w:eastAsia="宋体" w:hAnsi="宋体" w:cs="宋体"/>
-                <w:sz w:val="21"/>
-              </w:rPr>
-              <w:t xml:space="preserve">山东大学</w:t>
-            </w:r>
-            <w:r>
-              <w:rPr>
-                <w:rFonts w:ascii="Times New Roman" w:hAnsi="Times New Roman" w:hint="default"/>
-                <w:sz w:val="21"/>
-              </w:rPr>
-              <w:t xml:space="preserve">2024</w:t>
-            </w:r>
-            <w:r>
-              <w:rPr>
-                <w:rFonts w:ascii="宋体" w:eastAsia="宋体" w:hAnsi="宋体" w:cs="宋体"/>
-                <w:sz w:val="21"/>
-              </w:rPr>
-              <w:t xml:space="preserve">—</w:t>
-            </w:r>
-            <w:r>
-              <w:rPr>
-                <w:rFonts w:ascii="Times New Roman" w:hAnsi="Times New Roman" w:hint="default"/>
-                <w:sz w:val="21"/>
-              </w:rPr>
-              <w:t xml:space="preserve">2025</w:t>
-            </w:r>
-            <w:r>
-              <w:rPr>
-                <w:rFonts w:ascii="宋体" w:eastAsia="宋体" w:hAnsi="宋体" w:cs="宋体"/>
-                <w:sz w:val="21"/>
-              </w:rPr>
-              <w:t xml:space="preserve">年暑期社会实践专项优秀等级</w:t>
+                <w:rFonts w:hint="default"/>
+                <w:sz w:val="21"/>
+              </w:rPr>
+            </w:pPr>
+            <w:r>
+              <w:rPr>
+                <w:rFonts w:ascii="宋体" w:eastAsia="宋体" w:hAnsi="宋体" w:cs="宋体"/>
+                <w:b/>
+                <w:bCs/>
+                <w:sz w:val="21"/>
+              </w:rPr>
+              <w:t>荣誉奖励：</w:t>
+            </w:r>
+            <w:r>
+              <w:rPr>
+                <w:rFonts w:ascii="宋体" w:eastAsia="宋体" w:hAnsi="宋体" w:cs="宋体"/>
+                <w:sz w:val="21"/>
+              </w:rPr>
+              <w:t>山东大学</w:t>
+            </w:r>
+            <w:r>
+              <w:rPr>
+                <w:rFonts w:ascii="Times New Roman" w:hAnsi="Times New Roman" w:hint="default"/>
+                <w:sz w:val="21"/>
+              </w:rPr>
+              <w:t>2024</w:t>
+            </w:r>
+            <w:r>
+              <w:rPr>
+                <w:rFonts w:ascii="宋体" w:eastAsia="宋体" w:hAnsi="宋体" w:cs="宋体"/>
+                <w:sz w:val="21"/>
+              </w:rPr>
+              <w:t>—</w:t>
+            </w:r>
+            <w:r>
+              <w:rPr>
+                <w:rFonts w:ascii="Times New Roman" w:hAnsi="Times New Roman" w:hint="default"/>
+                <w:sz w:val="21"/>
+              </w:rPr>
+              <w:t>2025</w:t>
+            </w:r>
+            <w:r>
+              <w:rPr>
+                <w:rFonts w:ascii="宋体" w:eastAsia="宋体" w:hAnsi="宋体" w:cs="宋体"/>
+                <w:sz w:val="21"/>
+              </w:rPr>
+              <w:t>年暑期社会实践专项优秀等级</w:t>
             </w:r>
           </w:p>
         </w:tc>
@@ -1200,6 +1217,7 @@
     <w:p>
       <w:pPr>
         <w:rPr>
+          <w:rFonts w:hint="default"/>
           <w:vanish/>
           <w:sz w:val="21"/>
         </w:rPr>
@@ -1208,6 +1226,7 @@
     <w:p>
       <w:pPr>
         <w:rPr>
+          <w:rFonts w:hint="default"/>
           <w:vanish/>
           <w:sz w:val="2"/>
         </w:rPr>
@@ -1216,6 +1235,7 @@
     <w:p>
       <w:pPr>
         <w:rPr>
+          <w:rFonts w:hint="default"/>
           <w:vanish/>
         </w:rPr>
       </w:pPr>
@@ -1223,6 +1243,7 @@
     <w:p>
       <w:pPr>
         <w:rPr>
+          <w:rFonts w:hint="default"/>
           <w:vanish/>
           <w:sz w:val="21"/>
         </w:rPr>
@@ -1231,6 +1252,7 @@
     <w:p>
       <w:pPr>
         <w:rPr>
+          <w:rFonts w:hint="default"/>
           <w:vanish/>
           <w:sz w:val="21"/>
         </w:rPr>
@@ -1239,6 +1261,7 @@
     <w:p>
       <w:pPr>
         <w:rPr>
+          <w:rFonts w:hint="default"/>
           <w:vanish/>
           <w:sz w:val="2"/>
         </w:rPr>
@@ -1248,7 +1271,6 @@
       <w:tblPr>
         <w:tblW w:w="0" w:type="auto"/>
         <w:jc w:val="center"/>
-        <w:tblInd w:w="0" w:type="dxa"/>
         <w:tblLayout w:type="fixed"/>
         <w:tblCellMar>
           <w:left w:w="0" w:type="dxa"/>
@@ -1258,26 +1280,22 @@
       </w:tblPr>
       <w:tblGrid>
         <w:gridCol w:w="695"/>
-        <w:gridCol w:w="156"/>
-        <w:gridCol w:w="28"/>
-        <w:gridCol w:w="667"/>
-        <w:gridCol w:w="2835"/>
-        <w:gridCol w:w="2189"/>
-        <w:gridCol w:w="504"/>
+        <w:gridCol w:w="184"/>
+        <w:gridCol w:w="3502"/>
+        <w:gridCol w:w="2693"/>
         <w:gridCol w:w="3669"/>
-        <w:gridCol w:w="851"/>
-        <w:gridCol w:w="29"/>
+        <w:gridCol w:w="880"/>
       </w:tblGrid>
       <w:tr>
         <w:trPr>
-          <w:gridBefore w:val="3"/>
+          <w:gridBefore w:val="2"/>
           <w:wBefore w:w="879" w:type="dxa"/>
           <w:jc w:val="center"/>
         </w:trPr>
         <w:tc>
           <w:tcPr>
             <w:tcW w:w="10744" w:type="dxa"/>
-            <w:gridSpan w:val="7"/>
+            <w:gridSpan w:val="4"/>
             <w:tcBorders>
               <w:top w:val="nil"/>
               <w:left w:val="nil"/>
@@ -1297,7 +1315,7 @@
             <w:pPr>
               <w:spacing w:line="275" w:lineRule="atLeast"/>
               <w:rPr>
-                <w:rFonts w:ascii="Times New Roman" w:hAnsi="Times New Roman"/>
+                <w:rFonts w:ascii="Times New Roman" w:hAnsi="Times New Roman" w:hint="default"/>
                 <w:b/>
                 <w:bCs/>
               </w:rPr>
@@ -1323,7 +1341,7 @@
       </w:tr>
       <w:tr>
         <w:trPr>
-          <w:gridAfter w:val="2"/>
+          <w:gridAfter w:val="1"/>
           <w:wAfter w:w="880" w:type="dxa"/>
           <w:jc w:val="center"/>
         </w:trPr>
@@ -1348,7 +1366,7 @@
             <w:pPr>
               <w:spacing w:line="315" w:lineRule="atLeast"/>
               <w:rPr>
-                <w:rFonts w:ascii="Times New Roman" w:hAnsi="Times New Roman"/>
+                <w:rFonts w:ascii="Times New Roman" w:hAnsi="Times New Roman" w:hint="default"/>
                 <w:sz w:val="21"/>
               </w:rPr>
             </w:pPr>
@@ -1357,7 +1375,7 @@
         <w:tc>
           <w:tcPr>
             <w:tcW w:w="3686" w:type="dxa"/>
-            <w:gridSpan w:val="4"/>
+            <w:gridSpan w:val="2"/>
             <w:tcBorders>
               <w:top w:val="nil"/>
               <w:left w:val="nil"/>
@@ -1376,43 +1394,24 @@
             <w:pPr>
               <w:spacing w:line="315" w:lineRule="atLeast"/>
               <w:rPr>
-                <w:rFonts w:ascii="Times New Roman" w:hAnsi="Times New Roman"/>
-                <w:sz w:val="21"/>
-              </w:rPr>
-            </w:pPr>
-            <w:r>
-              <w:rPr>
-                <w:rFonts w:ascii="宋体" w:eastAsia="宋体" w:hAnsi="宋体" w:cs="宋体"/>
-                <w:b/>
-                <w:bCs/>
-                <w:sz w:val="21"/>
-              </w:rPr>
-              <w:t xml:space="preserve">社区团购末端网络优化（需求</w:t>
-            </w:r>
-            <w:r>
-              <w:rPr>
-                <w:rFonts w:ascii="Times New Roman" w:eastAsia="宋体" w:hAnsi="Times New Roman" w:cs="宋体"/>
-                <w:b/>
-                <w:bCs/>
-                <w:sz w:val="21"/>
-              </w:rPr>
-              <w:t xml:space="preserve">-</w:t>
-            </w:r>
-            <w:r>
-              <w:rPr>
-                <w:rFonts w:ascii="宋体" w:eastAsia="宋体" w:hAnsi="宋体" w:cs="宋体"/>
-                <w:b/>
-                <w:bCs/>
-                <w:sz w:val="21"/>
-              </w:rPr>
-              <w:t xml:space="preserve">资源平衡）</w:t>
+                <w:rFonts w:ascii="Times New Roman" w:hAnsi="Times New Roman" w:hint="default"/>
+                <w:sz w:val="21"/>
+              </w:rPr>
+            </w:pPr>
+            <w:r>
+              <w:rPr>
+                <w:rFonts w:ascii="宋体" w:eastAsia="宋体" w:hAnsi="宋体" w:cs="宋体"/>
+                <w:b/>
+                <w:bCs/>
+                <w:sz w:val="21"/>
+              </w:rPr>
+              <w:t>社区团购末端网络优化</w:t>
             </w:r>
           </w:p>
         </w:tc>
         <w:tc>
           <w:tcPr>
             <w:tcW w:w="2693" w:type="dxa"/>
-            <w:gridSpan w:val="2"/>
             <w:tcBorders>
               <w:top w:val="nil"/>
               <w:left w:val="nil"/>
@@ -1425,20 +1424,20 @@
             <w:pPr>
               <w:spacing w:line="315" w:lineRule="atLeast"/>
               <w:rPr>
-                <w:rFonts w:ascii="Times New Roman" w:eastAsia="等线" w:hAnsi="Times New Roman"/>
-                <w:b/>
-                <w:bCs/>
-                <w:sz w:val="21"/>
-              </w:rPr>
-            </w:pPr>
-            <w:r>
-              <w:rPr>
-                <w:rFonts w:ascii="宋体" w:eastAsia="宋体" w:hAnsi="宋体" w:cs="宋体"/>
-                <w:b/>
-                <w:bCs/>
-                <w:sz w:val="21"/>
-              </w:rPr>
-              <w:t xml:space="preserve">项目负责人</w:t>
+                <w:rFonts w:ascii="Times New Roman" w:eastAsia="等线" w:hAnsi="Times New Roman" w:hint="default"/>
+                <w:b/>
+                <w:bCs/>
+                <w:sz w:val="21"/>
+              </w:rPr>
+            </w:pPr>
+            <w:r>
+              <w:rPr>
+                <w:rFonts w:ascii="宋体" w:eastAsia="宋体" w:hAnsi="宋体" w:cs="宋体"/>
+                <w:b/>
+                <w:bCs/>
+                <w:sz w:val="21"/>
+              </w:rPr>
+              <w:t>项目负责人</w:t>
             </w:r>
           </w:p>
         </w:tc>
@@ -1470,14 +1469,14 @@
                 <w:bCs/>
                 <w:sz w:val="21"/>
               </w:rPr>
-              <w:t xml:space="preserve">2026.03-2026.06</w:t>
+              <w:t>2026.03-2026.06</w:t>
             </w:r>
           </w:p>
         </w:tc>
       </w:tr>
       <w:tr>
         <w:trPr>
-          <w:gridAfter w:val="2"/>
+          <w:gridAfter w:val="1"/>
           <w:wAfter w:w="880" w:type="dxa"/>
           <w:jc w:val="center"/>
         </w:trPr>
@@ -1502,7 +1501,7 @@
             <w:pPr>
               <w:spacing w:line="315" w:lineRule="atLeast"/>
               <w:rPr>
-                <w:rFonts w:ascii="Times New Roman" w:hAnsi="Times New Roman"/>
+                <w:rFonts w:ascii="Times New Roman" w:hAnsi="Times New Roman" w:hint="default"/>
                 <w:sz w:val="21"/>
               </w:rPr>
             </w:pPr>
@@ -1511,7 +1510,7 @@
         <w:tc>
           <w:tcPr>
             <w:tcW w:w="10048" w:type="dxa"/>
-            <w:gridSpan w:val="7"/>
+            <w:gridSpan w:val="4"/>
             <w:tcBorders>
               <w:top w:val="nil"/>
               <w:left w:val="nil"/>
@@ -1543,63 +1542,63 @@
                 <w:rFonts w:ascii="宋体" w:eastAsia="宋体" w:hAnsi="宋体" w:cs="宋体"/>
                 <w:sz w:val="21"/>
               </w:rPr>
-              <w:t xml:space="preserve">针对自提点布局零散、需求波动大的痛点，基于</w:t>
-            </w:r>
-            <w:r>
-              <w:rPr>
-                <w:rFonts w:ascii="Times New Roman" w:hAnsi="Times New Roman" w:hint="default"/>
-                <w:sz w:val="21"/>
-              </w:rPr>
-              <w:t xml:space="preserve">15</w:t>
-            </w:r>
-            <w:r>
-              <w:rPr>
-                <w:rFonts w:ascii="宋体" w:eastAsia="宋体" w:hAnsi="宋体" w:cs="宋体"/>
-                <w:sz w:val="21"/>
-              </w:rPr>
-              <w:t xml:space="preserve">个候选点、日均</w:t>
-            </w:r>
-            <w:r>
-              <w:rPr>
-                <w:rFonts w:ascii="Times New Roman" w:hAnsi="Times New Roman" w:hint="default"/>
-                <w:sz w:val="21"/>
-              </w:rPr>
-              <w:t xml:space="preserve">345</w:t>
-            </w:r>
-            <w:r>
-              <w:rPr>
-                <w:rFonts w:ascii="宋体" w:eastAsia="宋体" w:hAnsi="宋体" w:cs="宋体"/>
-                <w:sz w:val="21"/>
-              </w:rPr>
-              <w:t xml:space="preserve">单真实数据，构建选址</w:t>
-            </w:r>
-            <w:r>
-              <w:rPr>
-                <w:rFonts w:ascii="Times New Roman" w:hAnsi="Times New Roman" w:hint="default"/>
-                <w:sz w:val="21"/>
-              </w:rPr>
-              <w:t xml:space="preserve">-</w:t>
-            </w:r>
-            <w:r>
-              <w:rPr>
-                <w:rFonts w:ascii="宋体" w:eastAsia="宋体" w:hAnsi="宋体" w:cs="宋体"/>
-                <w:sz w:val="21"/>
-              </w:rPr>
-              <w:t xml:space="preserve">路径双层优化模型并用</w:t>
-            </w:r>
-            <w:r>
-              <w:rPr>
-                <w:rFonts w:ascii="Times New Roman" w:hAnsi="Times New Roman" w:hint="default"/>
-                <w:sz w:val="21"/>
-              </w:rPr>
-              <w:t xml:space="preserve">Python</w:t>
-            </w:r>
-            <w:r>
-              <w:rPr>
-                <w:rFonts w:ascii="宋体" w:eastAsia="宋体" w:hAnsi="宋体" w:cs="宋体"/>
-                <w:sz w:val="21"/>
-              </w:rPr>
-              <w:t xml:space="preserve">求解</w:t>
+              <w:t>针对自提点布局零散、需求波动大的痛点，基于</w:t>
+            </w:r>
+            <w:r>
+              <w:rPr>
+                <w:rFonts w:ascii="Times New Roman" w:hAnsi="Times New Roman" w:hint="default"/>
+                <w:sz w:val="21"/>
+              </w:rPr>
+              <w:t>15</w:t>
+            </w:r>
+            <w:r>
+              <w:rPr>
+                <w:rFonts w:ascii="宋体" w:eastAsia="宋体" w:hAnsi="宋体" w:cs="宋体"/>
+                <w:sz w:val="21"/>
+              </w:rPr>
+              <w:t>个候选点、日均</w:t>
+            </w:r>
+            <w:r>
+              <w:rPr>
+                <w:rFonts w:ascii="Times New Roman" w:hAnsi="Times New Roman" w:hint="default"/>
+                <w:sz w:val="21"/>
+              </w:rPr>
+              <w:t>345</w:t>
+            </w:r>
+            <w:r>
+              <w:rPr>
+                <w:rFonts w:ascii="宋体" w:eastAsia="宋体" w:hAnsi="宋体" w:cs="宋体"/>
+                <w:sz w:val="21"/>
+              </w:rPr>
+              <w:t>单真实数据，构建选址</w:t>
+            </w:r>
+            <w:r>
+              <w:rPr>
+                <w:rFonts w:ascii="Times New Roman" w:hAnsi="Times New Roman" w:hint="default"/>
+                <w:sz w:val="21"/>
+              </w:rPr>
+              <w:t>-</w:t>
+            </w:r>
+            <w:r>
+              <w:rPr>
+                <w:rFonts w:ascii="宋体" w:eastAsia="宋体" w:hAnsi="宋体" w:cs="宋体"/>
+                <w:sz w:val="21"/>
+              </w:rPr>
+              <w:t>路径双层优化模型并用</w:t>
+            </w:r>
+            <w:r>
+              <w:rPr>
+                <w:rFonts w:ascii="Times New Roman" w:hAnsi="Times New Roman" w:hint="default"/>
+                <w:sz w:val="21"/>
+              </w:rPr>
+              <w:t>Python</w:t>
+            </w:r>
+            <w:r>
+              <w:rPr>
+                <w:rFonts w:ascii="宋体" w:eastAsia="宋体" w:hAnsi="宋体" w:cs="宋体"/>
+                <w:sz w:val="21"/>
+              </w:rPr>
+              <w:t>求解</w:t>
             </w:r>
           </w:p>
           <w:p>
@@ -1619,126 +1618,126 @@
                 <w:rFonts w:ascii="宋体" w:eastAsia="宋体" w:hAnsi="宋体" w:cs="宋体"/>
                 <w:sz w:val="21"/>
               </w:rPr>
-              <w:t xml:space="preserve">输出“</w:t>
-            </w:r>
-            <w:r>
-              <w:rPr>
-                <w:rFonts w:ascii="Times New Roman" w:hAnsi="Times New Roman" w:hint="default"/>
-                <w:sz w:val="21"/>
-              </w:rPr>
-              <w:t xml:space="preserve">2</w:t>
-            </w:r>
-            <w:r>
-              <w:rPr>
-                <w:rFonts w:ascii="宋体" w:eastAsia="宋体" w:hAnsi="宋体" w:cs="宋体"/>
-                <w:sz w:val="21"/>
-              </w:rPr>
-              <w:t xml:space="preserve">核心点</w:t>
-            </w:r>
-            <w:r>
-              <w:rPr>
-                <w:rFonts w:ascii="Times New Roman" w:hAnsi="Times New Roman" w:hint="default"/>
-                <w:sz w:val="21"/>
-              </w:rPr>
-              <w:t xml:space="preserve">+4</w:t>
-            </w:r>
-            <w:r>
-              <w:rPr>
-                <w:rFonts w:ascii="宋体" w:eastAsia="宋体" w:hAnsi="宋体" w:cs="宋体"/>
-                <w:sz w:val="21"/>
-              </w:rPr>
-              <w:t xml:space="preserve">动态临时点”弹性布局方案：总成本降低</w:t>
-            </w:r>
-            <w:r>
-              <w:rPr>
-                <w:rFonts w:ascii="Times New Roman" w:hAnsi="Times New Roman" w:hint="default"/>
-                <w:sz w:val="21"/>
-              </w:rPr>
-              <w:t xml:space="preserve">18.7%</w:t>
-            </w:r>
-            <w:r>
-              <w:rPr>
-                <w:rFonts w:ascii="宋体" w:eastAsia="宋体" w:hAnsi="宋体" w:cs="宋体"/>
-                <w:sz w:val="21"/>
-              </w:rPr>
-              <w:t xml:space="preserve">、老年覆盖率</w:t>
-            </w:r>
-            <w:r>
-              <w:rPr>
-                <w:rFonts w:ascii="Times New Roman" w:hAnsi="Times New Roman" w:hint="default"/>
-                <w:sz w:val="21"/>
-              </w:rPr>
-              <w:t xml:space="preserve">53.4%</w:t>
-            </w:r>
-            <w:r>
-              <w:rPr>
-                <w:rFonts w:ascii="宋体" w:eastAsia="宋体" w:hAnsi="宋体" w:cs="宋体"/>
-                <w:sz w:val="21"/>
-              </w:rPr>
-              <w:t xml:space="preserve">→</w:t>
-            </w:r>
-            <w:r>
-              <w:rPr>
-                <w:rFonts w:ascii="Times New Roman" w:hAnsi="Times New Roman" w:hint="default"/>
-                <w:sz w:val="21"/>
-              </w:rPr>
-              <w:t xml:space="preserve">87.3%</w:t>
-            </w:r>
-            <w:r>
-              <w:rPr>
-                <w:rFonts w:ascii="宋体" w:eastAsia="宋体" w:hAnsi="宋体" w:cs="宋体"/>
-                <w:sz w:val="21"/>
-              </w:rPr>
-              <w:t xml:space="preserve">、配送时长缩短</w:t>
-            </w:r>
-            <w:r>
-              <w:rPr>
-                <w:rFonts w:ascii="Times New Roman" w:hAnsi="Times New Roman" w:hint="default"/>
-                <w:sz w:val="21"/>
-              </w:rPr>
-              <w:t xml:space="preserve">22.3%</w:t>
-            </w:r>
-            <w:r>
-              <w:rPr>
-                <w:rFonts w:ascii="宋体" w:eastAsia="宋体" w:hAnsi="宋体" w:cs="宋体"/>
-                <w:sz w:val="21"/>
-              </w:rPr>
-              <w:t xml:space="preserve">，可响应周末</w:t>
-            </w:r>
-            <w:r>
-              <w:rPr>
-                <w:rFonts w:ascii="Times New Roman" w:hAnsi="Times New Roman" w:hint="default"/>
-                <w:sz w:val="21"/>
-              </w:rPr>
-              <w:t xml:space="preserve">29.9%</w:t>
-            </w:r>
-            <w:r>
-              <w:rPr>
-                <w:rFonts w:ascii="宋体" w:eastAsia="宋体" w:hAnsi="宋体" w:cs="宋体"/>
-                <w:sz w:val="21"/>
-              </w:rPr>
-              <w:t xml:space="preserve">、促销日</w:t>
-            </w:r>
-            <w:r>
-              <w:rPr>
-                <w:rFonts w:ascii="Times New Roman" w:hAnsi="Times New Roman" w:hint="default"/>
-                <w:sz w:val="21"/>
-              </w:rPr>
-              <w:t xml:space="preserve">50.7%</w:t>
-            </w:r>
-            <w:r>
-              <w:rPr>
-                <w:rFonts w:ascii="宋体" w:eastAsia="宋体" w:hAnsi="宋体" w:cs="宋体"/>
-                <w:sz w:val="21"/>
-              </w:rPr>
-              <w:t xml:space="preserve">需求波动，验证计划端供需平衡方法论</w:t>
+              <w:t>输出“</w:t>
+            </w:r>
+            <w:r>
+              <w:rPr>
+                <w:rFonts w:ascii="Times New Roman" w:hAnsi="Times New Roman" w:hint="default"/>
+                <w:sz w:val="21"/>
+              </w:rPr>
+              <w:t>2</w:t>
+            </w:r>
+            <w:r>
+              <w:rPr>
+                <w:rFonts w:ascii="宋体" w:eastAsia="宋体" w:hAnsi="宋体" w:cs="宋体"/>
+                <w:sz w:val="21"/>
+              </w:rPr>
+              <w:t>核心点</w:t>
+            </w:r>
+            <w:r>
+              <w:rPr>
+                <w:rFonts w:ascii="Times New Roman" w:hAnsi="Times New Roman" w:hint="default"/>
+                <w:sz w:val="21"/>
+              </w:rPr>
+              <w:t>+4</w:t>
+            </w:r>
+            <w:r>
+              <w:rPr>
+                <w:rFonts w:ascii="宋体" w:eastAsia="宋体" w:hAnsi="宋体" w:cs="宋体"/>
+                <w:sz w:val="21"/>
+              </w:rPr>
+              <w:t>动态临时点”弹性布局方案：总成本降低</w:t>
+            </w:r>
+            <w:r>
+              <w:rPr>
+                <w:rFonts w:ascii="Times New Roman" w:hAnsi="Times New Roman" w:hint="default"/>
+                <w:sz w:val="21"/>
+              </w:rPr>
+              <w:t>18.7%</w:t>
+            </w:r>
+            <w:r>
+              <w:rPr>
+                <w:rFonts w:ascii="宋体" w:eastAsia="宋体" w:hAnsi="宋体" w:cs="宋体"/>
+                <w:sz w:val="21"/>
+              </w:rPr>
+              <w:t>、老年覆盖率</w:t>
+            </w:r>
+            <w:r>
+              <w:rPr>
+                <w:rFonts w:ascii="Times New Roman" w:hAnsi="Times New Roman" w:hint="default"/>
+                <w:sz w:val="21"/>
+              </w:rPr>
+              <w:t>53.4%</w:t>
+            </w:r>
+            <w:r>
+              <w:rPr>
+                <w:rFonts w:ascii="宋体" w:eastAsia="宋体" w:hAnsi="宋体" w:cs="宋体"/>
+                <w:sz w:val="21"/>
+              </w:rPr>
+              <w:t>→</w:t>
+            </w:r>
+            <w:r>
+              <w:rPr>
+                <w:rFonts w:ascii="Times New Roman" w:hAnsi="Times New Roman" w:hint="default"/>
+                <w:sz w:val="21"/>
+              </w:rPr>
+              <w:t>87.3%</w:t>
+            </w:r>
+            <w:r>
+              <w:rPr>
+                <w:rFonts w:ascii="宋体" w:eastAsia="宋体" w:hAnsi="宋体" w:cs="宋体"/>
+                <w:sz w:val="21"/>
+              </w:rPr>
+              <w:t>、配送时长缩短</w:t>
+            </w:r>
+            <w:r>
+              <w:rPr>
+                <w:rFonts w:ascii="Times New Roman" w:hAnsi="Times New Roman" w:hint="default"/>
+                <w:sz w:val="21"/>
+              </w:rPr>
+              <w:t>22.3%</w:t>
+            </w:r>
+            <w:r>
+              <w:rPr>
+                <w:rFonts w:ascii="宋体" w:eastAsia="宋体" w:hAnsi="宋体" w:cs="宋体"/>
+                <w:sz w:val="21"/>
+              </w:rPr>
+              <w:t>，可响应周末</w:t>
+            </w:r>
+            <w:r>
+              <w:rPr>
+                <w:rFonts w:ascii="Times New Roman" w:hAnsi="Times New Roman" w:hint="default"/>
+                <w:sz w:val="21"/>
+              </w:rPr>
+              <w:t>29.9%</w:t>
+            </w:r>
+            <w:r>
+              <w:rPr>
+                <w:rFonts w:ascii="宋体" w:eastAsia="宋体" w:hAnsi="宋体" w:cs="宋体"/>
+                <w:sz w:val="21"/>
+              </w:rPr>
+              <w:t>、促销日</w:t>
+            </w:r>
+            <w:r>
+              <w:rPr>
+                <w:rFonts w:ascii="Times New Roman" w:hAnsi="Times New Roman" w:hint="default"/>
+                <w:sz w:val="21"/>
+              </w:rPr>
+              <w:t>50.7%</w:t>
+            </w:r>
+            <w:r>
+              <w:rPr>
+                <w:rFonts w:ascii="宋体" w:eastAsia="宋体" w:hAnsi="宋体" w:cs="宋体"/>
+                <w:sz w:val="21"/>
+              </w:rPr>
+              <w:t>需求波动，验证计划端供需平衡方法论</w:t>
             </w:r>
           </w:p>
         </w:tc>
       </w:tr>
       <w:tr>
         <w:trPr>
-          <w:gridAfter w:val="2"/>
+          <w:gridAfter w:val="1"/>
           <w:wAfter w:w="880" w:type="dxa"/>
           <w:jc w:val="center"/>
         </w:trPr>
@@ -1763,7 +1762,7 @@
             <w:pPr>
               <w:spacing w:line="315" w:lineRule="atLeast"/>
               <w:rPr>
-                <w:rFonts w:ascii="Times New Roman" w:hAnsi="Times New Roman"/>
+                <w:rFonts w:ascii="Times New Roman" w:hAnsi="Times New Roman" w:hint="default"/>
                 <w:sz w:val="21"/>
               </w:rPr>
             </w:pPr>
@@ -1772,7 +1771,7 @@
         <w:tc>
           <w:tcPr>
             <w:tcW w:w="3686" w:type="dxa"/>
-            <w:gridSpan w:val="4"/>
+            <w:gridSpan w:val="2"/>
             <w:tcBorders>
               <w:top w:val="nil"/>
               <w:left w:val="nil"/>
@@ -1791,7 +1790,7 @@
             <w:pPr>
               <w:spacing w:line="315" w:lineRule="atLeast"/>
               <w:rPr>
-                <w:rFonts w:ascii="Times New Roman" w:hAnsi="Times New Roman"/>
+                <w:rFonts w:ascii="Times New Roman" w:hAnsi="Times New Roman" w:hint="default"/>
                 <w:sz w:val="21"/>
               </w:rPr>
             </w:pPr>
@@ -1802,41 +1801,22 @@
                 <w:bCs/>
                 <w:sz w:val="21"/>
               </w:rPr>
-              <w:t xml:space="preserve">ERP</w:t>
-            </w:r>
-            <w:r>
-              <w:rPr>
-                <w:rFonts w:ascii="宋体" w:eastAsia="宋体" w:hAnsi="宋体" w:cs="宋体"/>
-                <w:b/>
-                <w:bCs/>
-                <w:sz w:val="21"/>
-              </w:rPr>
-              <w:t xml:space="preserve">供应链全流程模拟操作（采购</w:t>
-            </w:r>
-            <w:r>
-              <w:rPr>
-                <w:rFonts w:ascii="Times New Roman" w:eastAsia="宋体" w:hAnsi="Times New Roman" w:cs="宋体"/>
-                <w:b/>
-                <w:bCs/>
-                <w:sz w:val="21"/>
-              </w:rPr>
-              <w:t xml:space="preserve">-</w:t>
-            </w:r>
-            <w:r>
-              <w:rPr>
-                <w:rFonts w:ascii="宋体" w:eastAsia="宋体" w:hAnsi="宋体" w:cs="宋体"/>
-                <w:b/>
-                <w:bCs/>
-                <w:sz w:val="21"/>
-              </w:rPr>
-              <w:t xml:space="preserve">库存链路）</w:t>
+              <w:t>ERP</w:t>
+            </w:r>
+            <w:r>
+              <w:rPr>
+                <w:rFonts w:ascii="宋体" w:eastAsia="宋体" w:hAnsi="宋体" w:cs="宋体"/>
+                <w:b/>
+                <w:bCs/>
+                <w:sz w:val="21"/>
+              </w:rPr>
+              <w:t>供应链全流程模拟操作</w:t>
             </w:r>
           </w:p>
         </w:tc>
         <w:tc>
           <w:tcPr>
             <w:tcW w:w="2693" w:type="dxa"/>
-            <w:gridSpan w:val="2"/>
             <w:tcBorders>
               <w:top w:val="nil"/>
               <w:left w:val="nil"/>
@@ -1849,20 +1829,20 @@
             <w:pPr>
               <w:spacing w:line="315" w:lineRule="atLeast"/>
               <w:rPr>
-                <w:rFonts w:ascii="Times New Roman" w:eastAsia="等线" w:hAnsi="Times New Roman"/>
-                <w:b/>
-                <w:bCs/>
-                <w:sz w:val="21"/>
-              </w:rPr>
-            </w:pPr>
-            <w:r>
-              <w:rPr>
-                <w:rFonts w:ascii="宋体" w:eastAsia="宋体" w:hAnsi="宋体" w:cs="宋体"/>
-                <w:b/>
-                <w:bCs/>
-                <w:sz w:val="21"/>
-              </w:rPr>
-              <w:t xml:space="preserve">课程实验・账套主管</w:t>
+                <w:rFonts w:ascii="Times New Roman" w:eastAsia="等线" w:hAnsi="Times New Roman" w:hint="default"/>
+                <w:b/>
+                <w:bCs/>
+                <w:sz w:val="21"/>
+              </w:rPr>
+            </w:pPr>
+            <w:r>
+              <w:rPr>
+                <w:rFonts w:ascii="宋体" w:eastAsia="宋体" w:hAnsi="宋体" w:cs="宋体"/>
+                <w:b/>
+                <w:bCs/>
+                <w:sz w:val="21"/>
+              </w:rPr>
+              <w:t>课程实验・账套主管</w:t>
             </w:r>
           </w:p>
         </w:tc>
@@ -1894,14 +1874,14 @@
                 <w:bCs/>
                 <w:sz w:val="21"/>
               </w:rPr>
-              <w:t xml:space="preserve">2025.03-2025.07</w:t>
+              <w:t>2025.03-2025.07</w:t>
             </w:r>
           </w:p>
         </w:tc>
       </w:tr>
       <w:tr>
         <w:trPr>
-          <w:gridAfter w:val="2"/>
+          <w:gridAfter w:val="1"/>
           <w:wAfter w:w="880" w:type="dxa"/>
           <w:jc w:val="center"/>
         </w:trPr>
@@ -1926,7 +1906,7 @@
             <w:pPr>
               <w:spacing w:line="315" w:lineRule="atLeast"/>
               <w:rPr>
-                <w:rFonts w:ascii="Times New Roman" w:hAnsi="Times New Roman"/>
+                <w:rFonts w:ascii="Times New Roman" w:hAnsi="Times New Roman" w:hint="default"/>
                 <w:sz w:val="21"/>
               </w:rPr>
             </w:pPr>
@@ -1935,7 +1915,7 @@
         <w:tc>
           <w:tcPr>
             <w:tcW w:w="10048" w:type="dxa"/>
-            <w:gridSpan w:val="7"/>
+            <w:gridSpan w:val="4"/>
             <w:tcBorders>
               <w:top w:val="nil"/>
               <w:left w:val="nil"/>
@@ -1967,7 +1947,7 @@
                 <w:rFonts w:ascii="宋体" w:eastAsia="宋体" w:hAnsi="宋体" w:cs="宋体"/>
                 <w:sz w:val="21"/>
               </w:rPr>
-              <w:t xml:space="preserve">以账套主管角色独立完成采购订单→到货入库→销售订单→发货出库→库存调拨→盘点→存货核算→收付款凭证全流程实操</w:t>
+              <w:t>以账套主管角色独立完成采购订单→到货入库→销售订单→发货出库→库存调拨→盘点→存货核算→收付款凭证全流程实操</w:t>
             </w:r>
           </w:p>
           <w:p>
@@ -1987,28 +1967,28 @@
                 <w:rFonts w:ascii="宋体" w:eastAsia="宋体" w:hAnsi="宋体" w:cs="宋体"/>
                 <w:sz w:val="21"/>
               </w:rPr>
-              <w:t xml:space="preserve">梳理采购、销售、库存模块间的数据流转与单据联动逻辑，理解采购到付款的完整业务链路与计划</w:t>
-            </w:r>
-            <w:r>
-              <w:rPr>
-                <w:rFonts w:ascii="Times New Roman" w:hAnsi="Times New Roman" w:hint="default"/>
-                <w:sz w:val="21"/>
-              </w:rPr>
-              <w:t xml:space="preserve">-</w:t>
-            </w:r>
-            <w:r>
-              <w:rPr>
-                <w:rFonts w:ascii="宋体" w:eastAsia="宋体" w:hAnsi="宋体" w:cs="宋体"/>
-                <w:sz w:val="21"/>
-              </w:rPr>
-              <w:t xml:space="preserve">库存联动</w:t>
+              <w:t>梳理采购、销售、库存模块间的数据流转与单据联动逻辑，理解采购到付款的完整业务链路与计划</w:t>
+            </w:r>
+            <w:r>
+              <w:rPr>
+                <w:rFonts w:ascii="Times New Roman" w:hAnsi="Times New Roman" w:hint="default"/>
+                <w:sz w:val="21"/>
+              </w:rPr>
+              <w:t>-</w:t>
+            </w:r>
+            <w:r>
+              <w:rPr>
+                <w:rFonts w:ascii="宋体" w:eastAsia="宋体" w:hAnsi="宋体" w:cs="宋体"/>
+                <w:sz w:val="21"/>
+              </w:rPr>
+              <w:t>库存联动</w:t>
             </w:r>
           </w:p>
         </w:tc>
       </w:tr>
       <w:tr>
         <w:trPr>
-          <w:gridAfter w:val="2"/>
+          <w:gridAfter w:val="1"/>
           <w:wAfter w:w="880" w:type="dxa"/>
           <w:jc w:val="center"/>
         </w:trPr>
@@ -2033,7 +2013,7 @@
             <w:pPr>
               <w:spacing w:line="315" w:lineRule="atLeast"/>
               <w:rPr>
-                <w:rFonts w:ascii="Times New Roman" w:hAnsi="Times New Roman"/>
+                <w:rFonts w:ascii="Times New Roman" w:hAnsi="Times New Roman" w:hint="default"/>
                 <w:sz w:val="21"/>
               </w:rPr>
             </w:pPr>
@@ -2042,7 +2022,7 @@
         <w:tc>
           <w:tcPr>
             <w:tcW w:w="3686" w:type="dxa"/>
-            <w:gridSpan w:val="4"/>
+            <w:gridSpan w:val="2"/>
             <w:tcBorders>
               <w:top w:val="nil"/>
               <w:left w:val="nil"/>
@@ -2061,25 +2041,24 @@
             <w:pPr>
               <w:spacing w:line="315" w:lineRule="atLeast"/>
               <w:rPr>
-                <w:rFonts w:ascii="Times New Roman" w:hAnsi="Times New Roman"/>
-                <w:sz w:val="21"/>
-              </w:rPr>
-            </w:pPr>
-            <w:r>
-              <w:rPr>
-                <w:rFonts w:ascii="宋体" w:eastAsia="宋体" w:hAnsi="宋体" w:cs="宋体"/>
-                <w:b/>
-                <w:bCs/>
-                <w:sz w:val="21"/>
-              </w:rPr>
-              <w:t xml:space="preserve">银行电话营销客户响应行为分析</w:t>
+                <w:rFonts w:ascii="Times New Roman" w:hAnsi="Times New Roman" w:hint="default"/>
+                <w:sz w:val="21"/>
+              </w:rPr>
+            </w:pPr>
+            <w:r>
+              <w:rPr>
+                <w:rFonts w:ascii="宋体" w:eastAsia="宋体" w:hAnsi="宋体" w:cs="宋体"/>
+                <w:b/>
+                <w:bCs/>
+                <w:sz w:val="21"/>
+              </w:rPr>
+              <w:t>银行电话营销客户响应行为分析</w:t>
             </w:r>
           </w:p>
         </w:tc>
         <w:tc>
           <w:tcPr>
             <w:tcW w:w="2693" w:type="dxa"/>
-            <w:gridSpan w:val="2"/>
             <w:tcBorders>
               <w:top w:val="nil"/>
               <w:left w:val="nil"/>
@@ -2092,20 +2071,20 @@
             <w:pPr>
               <w:spacing w:line="315" w:lineRule="atLeast"/>
               <w:rPr>
-                <w:rFonts w:ascii="Times New Roman" w:eastAsia="等线" w:hAnsi="Times New Roman"/>
-                <w:b/>
-                <w:bCs/>
-                <w:sz w:val="21"/>
-              </w:rPr>
-            </w:pPr>
-            <w:r>
-              <w:rPr>
-                <w:rFonts w:ascii="宋体" w:eastAsia="宋体" w:hAnsi="宋体" w:cs="宋体"/>
-                <w:b/>
-                <w:bCs/>
-                <w:sz w:val="21"/>
-              </w:rPr>
-              <w:t xml:space="preserve">项目负责人</w:t>
+                <w:rFonts w:ascii="Times New Roman" w:eastAsia="等线" w:hAnsi="Times New Roman" w:hint="default"/>
+                <w:b/>
+                <w:bCs/>
+                <w:sz w:val="21"/>
+              </w:rPr>
+            </w:pPr>
+            <w:r>
+              <w:rPr>
+                <w:rFonts w:ascii="宋体" w:eastAsia="宋体" w:hAnsi="宋体" w:cs="宋体"/>
+                <w:b/>
+                <w:bCs/>
+                <w:sz w:val="21"/>
+              </w:rPr>
+              <w:t>项目负责人</w:t>
             </w:r>
           </w:p>
         </w:tc>
@@ -2137,14 +2116,14 @@
                 <w:bCs/>
                 <w:sz w:val="21"/>
               </w:rPr>
-              <w:t xml:space="preserve">2026.04-2026.06</w:t>
+              <w:t>2026.04-2026.06</w:t>
             </w:r>
           </w:p>
         </w:tc>
       </w:tr>
       <w:tr>
         <w:trPr>
-          <w:gridAfter w:val="2"/>
+          <w:gridAfter w:val="1"/>
           <w:wAfter w:w="880" w:type="dxa"/>
           <w:jc w:val="center"/>
         </w:trPr>
@@ -2169,7 +2148,7 @@
             <w:pPr>
               <w:spacing w:line="315" w:lineRule="atLeast"/>
               <w:rPr>
-                <w:rFonts w:ascii="Times New Roman" w:hAnsi="Times New Roman"/>
+                <w:rFonts w:ascii="Times New Roman" w:hAnsi="Times New Roman" w:hint="default"/>
                 <w:sz w:val="21"/>
               </w:rPr>
             </w:pPr>
@@ -2178,7 +2157,7 @@
         <w:tc>
           <w:tcPr>
             <w:tcW w:w="10048" w:type="dxa"/>
-            <w:gridSpan w:val="7"/>
+            <w:gridSpan w:val="4"/>
             <w:tcBorders>
               <w:top w:val="nil"/>
               <w:left w:val="nil"/>
@@ -2210,42 +2189,42 @@
                 <w:rFonts w:ascii="宋体" w:eastAsia="宋体" w:hAnsi="宋体" w:cs="宋体"/>
                 <w:sz w:val="21"/>
               </w:rPr>
-              <w:t xml:space="preserve">基于</w:t>
-            </w:r>
-            <w:r>
-              <w:rPr>
-                <w:rFonts w:ascii="Times New Roman" w:hAnsi="Times New Roman" w:hint="default"/>
-                <w:sz w:val="21"/>
-              </w:rPr>
-              <w:t xml:space="preserve">45211</w:t>
-            </w:r>
-            <w:r>
-              <w:rPr>
-                <w:rFonts w:ascii="宋体" w:eastAsia="宋体" w:hAnsi="宋体" w:cs="宋体"/>
-                <w:sz w:val="21"/>
-              </w:rPr>
-              <w:t xml:space="preserve">条真实营销数据，用</w:t>
-            </w:r>
-            <w:r>
-              <w:rPr>
-                <w:rFonts w:ascii="Times New Roman" w:hAnsi="Times New Roman" w:hint="default"/>
-                <w:sz w:val="21"/>
-              </w:rPr>
-              <w:t xml:space="preserve">R</w:t>
-            </w:r>
-            <w:r>
-              <w:rPr>
-                <w:rFonts w:ascii="宋体" w:eastAsia="宋体" w:hAnsi="宋体" w:cs="宋体"/>
-                <w:sz w:val="21"/>
-              </w:rPr>
-              <w:t xml:space="preserve">完成数据清洗与多维度分层统计，绘制帕累托图、相关性热力图、转化瀑布图，识别关键影响变量，为资源分配提供数据支撑</w:t>
+              <w:t>基于</w:t>
+            </w:r>
+            <w:r>
+              <w:rPr>
+                <w:rFonts w:ascii="Times New Roman" w:hAnsi="Times New Roman" w:hint="default"/>
+                <w:sz w:val="21"/>
+              </w:rPr>
+              <w:t>45211</w:t>
+            </w:r>
+            <w:r>
+              <w:rPr>
+                <w:rFonts w:ascii="宋体" w:eastAsia="宋体" w:hAnsi="宋体" w:cs="宋体"/>
+                <w:sz w:val="21"/>
+              </w:rPr>
+              <w:t>条真实营销数据，用</w:t>
+            </w:r>
+            <w:r>
+              <w:rPr>
+                <w:rFonts w:ascii="Times New Roman" w:hAnsi="Times New Roman" w:hint="default"/>
+                <w:sz w:val="21"/>
+              </w:rPr>
+              <w:t>R</w:t>
+            </w:r>
+            <w:r>
+              <w:rPr>
+                <w:rFonts w:ascii="宋体" w:eastAsia="宋体" w:hAnsi="宋体" w:cs="宋体"/>
+                <w:sz w:val="21"/>
+              </w:rPr>
+              <w:t>完成数据清洗与多维度分层统计，绘制帕累托图、相关性热力图、转化瀑布图，识别关键影响变量，为资源分配提供数据支撑</w:t>
             </w:r>
           </w:p>
         </w:tc>
       </w:tr>
       <w:tr>
         <w:trPr>
-          <w:gridAfter w:val="2"/>
+          <w:gridAfter w:val="1"/>
           <w:wAfter w:w="880" w:type="dxa"/>
           <w:jc w:val="center"/>
         </w:trPr>
@@ -2270,7 +2249,7 @@
             <w:pPr>
               <w:spacing w:line="315" w:lineRule="atLeast"/>
               <w:rPr>
-                <w:rFonts w:ascii="Times New Roman" w:hAnsi="Times New Roman"/>
+                <w:rFonts w:ascii="Times New Roman" w:hAnsi="Times New Roman" w:hint="default"/>
                 <w:sz w:val="21"/>
               </w:rPr>
             </w:pPr>
@@ -2279,7 +2258,7 @@
         <w:tc>
           <w:tcPr>
             <w:tcW w:w="3686" w:type="dxa"/>
-            <w:gridSpan w:val="4"/>
+            <w:gridSpan w:val="2"/>
             <w:tcBorders>
               <w:top w:val="nil"/>
               <w:left w:val="nil"/>
@@ -2298,25 +2277,24 @@
             <w:pPr>
               <w:spacing w:line="315" w:lineRule="atLeast"/>
               <w:rPr>
-                <w:rFonts w:ascii="Times New Roman" w:hAnsi="Times New Roman"/>
-                <w:sz w:val="21"/>
-              </w:rPr>
-            </w:pPr>
-            <w:r>
-              <w:rPr>
-                <w:rFonts w:ascii="宋体" w:eastAsia="宋体" w:hAnsi="宋体" w:cs="宋体"/>
-                <w:b/>
-                <w:bCs/>
-                <w:sz w:val="21"/>
-              </w:rPr>
-              <w:t xml:space="preserve">电商用户调研与分析</w:t>
+                <w:rFonts w:ascii="Times New Roman" w:hAnsi="Times New Roman" w:hint="default"/>
+                <w:sz w:val="21"/>
+              </w:rPr>
+            </w:pPr>
+            <w:r>
+              <w:rPr>
+                <w:rFonts w:ascii="宋体" w:eastAsia="宋体" w:hAnsi="宋体" w:cs="宋体"/>
+                <w:b/>
+                <w:bCs/>
+                <w:sz w:val="21"/>
+              </w:rPr>
+              <w:t>电商用户调研与分析</w:t>
             </w:r>
           </w:p>
         </w:tc>
         <w:tc>
           <w:tcPr>
             <w:tcW w:w="2693" w:type="dxa"/>
-            <w:gridSpan w:val="2"/>
             <w:tcBorders>
               <w:top w:val="nil"/>
               <w:left w:val="nil"/>
@@ -2329,20 +2307,20 @@
             <w:pPr>
               <w:spacing w:line="315" w:lineRule="atLeast"/>
               <w:rPr>
-                <w:rFonts w:ascii="Times New Roman" w:eastAsia="等线" w:hAnsi="Times New Roman"/>
-                <w:b/>
-                <w:bCs/>
-                <w:sz w:val="21"/>
-              </w:rPr>
-            </w:pPr>
-            <w:r>
-              <w:rPr>
-                <w:rFonts w:ascii="宋体" w:eastAsia="宋体" w:hAnsi="宋体" w:cs="宋体"/>
-                <w:b/>
-                <w:bCs/>
-                <w:sz w:val="21"/>
-              </w:rPr>
-              <w:t xml:space="preserve">项目负责人</w:t>
+                <w:rFonts w:ascii="Times New Roman" w:eastAsia="等线" w:hAnsi="Times New Roman" w:hint="default"/>
+                <w:b/>
+                <w:bCs/>
+                <w:sz w:val="21"/>
+              </w:rPr>
+            </w:pPr>
+            <w:r>
+              <w:rPr>
+                <w:rFonts w:ascii="宋体" w:eastAsia="宋体" w:hAnsi="宋体" w:cs="宋体"/>
+                <w:b/>
+                <w:bCs/>
+                <w:sz w:val="21"/>
+              </w:rPr>
+              <w:t>项目负责人</w:t>
             </w:r>
           </w:p>
         </w:tc>
@@ -2374,14 +2352,14 @@
                 <w:bCs/>
                 <w:sz w:val="21"/>
               </w:rPr>
-              <w:t xml:space="preserve">2025.10-2025.12</w:t>
+              <w:t>2025.10-2025.12</w:t>
             </w:r>
           </w:p>
         </w:tc>
       </w:tr>
       <w:tr>
         <w:trPr>
-          <w:gridAfter w:val="2"/>
+          <w:gridAfter w:val="1"/>
           <w:wAfter w:w="880" w:type="dxa"/>
           <w:jc w:val="center"/>
         </w:trPr>
@@ -2406,7 +2384,7 @@
             <w:pPr>
               <w:spacing w:line="315" w:lineRule="atLeast"/>
               <w:rPr>
-                <w:rFonts w:ascii="Times New Roman" w:hAnsi="Times New Roman"/>
+                <w:rFonts w:ascii="Times New Roman" w:hAnsi="Times New Roman" w:hint="default"/>
                 <w:sz w:val="21"/>
               </w:rPr>
             </w:pPr>
@@ -2415,7 +2393,7 @@
         <w:tc>
           <w:tcPr>
             <w:tcW w:w="10048" w:type="dxa"/>
-            <w:gridSpan w:val="7"/>
+            <w:gridSpan w:val="4"/>
             <w:tcBorders>
               <w:top w:val="nil"/>
               <w:left w:val="nil"/>
@@ -2447,63 +2425,63 @@
                 <w:rFonts w:ascii="宋体" w:eastAsia="宋体" w:hAnsi="宋体" w:cs="宋体"/>
                 <w:sz w:val="21"/>
               </w:rPr>
-              <w:t xml:space="preserve">设计</w:t>
-            </w:r>
-            <w:r>
-              <w:rPr>
-                <w:rFonts w:ascii="Times New Roman" w:hAnsi="Times New Roman" w:hint="default"/>
-                <w:sz w:val="21"/>
-              </w:rPr>
-              <w:t xml:space="preserve">7</w:t>
-            </w:r>
-            <w:r>
-              <w:rPr>
-                <w:rFonts w:ascii="宋体" w:eastAsia="宋体" w:hAnsi="宋体" w:cs="宋体"/>
-                <w:sz w:val="21"/>
-              </w:rPr>
-              <w:t xml:space="preserve">点李克特量表问卷回收</w:t>
-            </w:r>
-            <w:r>
-              <w:rPr>
-                <w:rFonts w:ascii="Times New Roman" w:hAnsi="Times New Roman" w:hint="default"/>
-                <w:sz w:val="21"/>
-              </w:rPr>
-              <w:t xml:space="preserve">328</w:t>
-            </w:r>
-            <w:r>
-              <w:rPr>
-                <w:rFonts w:ascii="宋体" w:eastAsia="宋体" w:hAnsi="宋体" w:cs="宋体"/>
-                <w:sz w:val="21"/>
-              </w:rPr>
-              <w:t xml:space="preserve">份有效样本，用</w:t>
-            </w:r>
-            <w:r>
-              <w:rPr>
-                <w:rFonts w:ascii="Times New Roman" w:hAnsi="Times New Roman" w:hint="default"/>
-                <w:sz w:val="21"/>
-              </w:rPr>
-              <w:t xml:space="preserve">SPSS/Python</w:t>
-            </w:r>
-            <w:r>
-              <w:rPr>
-                <w:rFonts w:ascii="宋体" w:eastAsia="宋体" w:hAnsi="宋体" w:cs="宋体"/>
-                <w:sz w:val="21"/>
-              </w:rPr>
-              <w:t xml:space="preserve">完成统计分析，验证交互性、个性化、自主性对用户感知价值的显著影响，输出结论与优化建议</w:t>
+              <w:t>设计</w:t>
+            </w:r>
+            <w:r>
+              <w:rPr>
+                <w:rFonts w:ascii="Times New Roman" w:hAnsi="Times New Roman" w:hint="default"/>
+                <w:sz w:val="21"/>
+              </w:rPr>
+              <w:t>7</w:t>
+            </w:r>
+            <w:r>
+              <w:rPr>
+                <w:rFonts w:ascii="宋体" w:eastAsia="宋体" w:hAnsi="宋体" w:cs="宋体"/>
+                <w:sz w:val="21"/>
+              </w:rPr>
+              <w:t>点李克特量表问卷回收</w:t>
+            </w:r>
+            <w:r>
+              <w:rPr>
+                <w:rFonts w:ascii="Times New Roman" w:hAnsi="Times New Roman" w:hint="default"/>
+                <w:sz w:val="21"/>
+              </w:rPr>
+              <w:t>328</w:t>
+            </w:r>
+            <w:r>
+              <w:rPr>
+                <w:rFonts w:ascii="宋体" w:eastAsia="宋体" w:hAnsi="宋体" w:cs="宋体"/>
+                <w:sz w:val="21"/>
+              </w:rPr>
+              <w:t>份有效样本，用</w:t>
+            </w:r>
+            <w:r>
+              <w:rPr>
+                <w:rFonts w:ascii="Times New Roman" w:hAnsi="Times New Roman" w:hint="default"/>
+                <w:sz w:val="21"/>
+              </w:rPr>
+              <w:t>SPSS/Python</w:t>
+            </w:r>
+            <w:r>
+              <w:rPr>
+                <w:rFonts w:ascii="宋体" w:eastAsia="宋体" w:hAnsi="宋体" w:cs="宋体"/>
+                <w:sz w:val="21"/>
+              </w:rPr>
+              <w:t>完成统计分析，验证交互性、个性化、自主性对用户感知价值的显著影响，输出结论与优化建议</w:t>
             </w:r>
           </w:p>
         </w:tc>
       </w:tr>
       <w:tr>
         <w:trPr>
-          <w:gridBefore w:val="3"/>
+          <w:gridBefore w:val="2"/>
           <w:wBefore w:w="879" w:type="dxa"/>
           <w:jc w:val="center"/>
         </w:trPr>
         <w:tc>
           <w:tcPr>
             <w:tcW w:w="10744" w:type="dxa"/>
-            <w:gridSpan w:val="7"/>
+            <w:gridSpan w:val="4"/>
             <w:tcBorders>
               <w:top w:val="nil"/>
               <w:left w:val="nil"/>
@@ -2522,6 +2500,9 @@
           <w:p>
             <w:pPr>
               <w:spacing w:line="275" w:lineRule="atLeast"/>
+              <w:rPr>
+                <w:rFonts w:hint="default"/>
+              </w:rPr>
             </w:pPr>
             <w:r>
               <w:rPr>
@@ -2536,6 +2517,7 @@
     <w:p>
       <w:pPr>
         <w:rPr>
+          <w:rFonts w:hint="default"/>
           <w:vanish/>
         </w:rPr>
       </w:pPr>
@@ -2543,6 +2525,7 @@
     <w:p>
       <w:pPr>
         <w:rPr>
+          <w:rFonts w:hint="default"/>
           <w:vanish/>
           <w:sz w:val="21"/>
         </w:rPr>
@@ -2552,7 +2535,6 @@
       <w:tblPr>
         <w:tblW w:w="0" w:type="auto"/>
         <w:jc w:val="center"/>
-        <w:tblInd w:w="0" w:type="dxa"/>
         <w:tblLayout w:type="fixed"/>
         <w:tblCellMar>
           <w:left w:w="0" w:type="dxa"/>
@@ -2591,6 +2573,7 @@
             <w:pPr>
               <w:spacing w:line="315" w:lineRule="atLeast"/>
               <w:rPr>
+                <w:rFonts w:hint="default"/>
                 <w:sz w:val="21"/>
               </w:rPr>
             </w:pPr>
@@ -2617,19 +2600,20 @@
             <w:pPr>
               <w:spacing w:line="315" w:lineRule="atLeast"/>
               <w:rPr>
-                <w:b/>
-                <w:bCs/>
-                <w:sz w:val="21"/>
-              </w:rPr>
-            </w:pPr>
-            <w:r>
-              <w:rPr>
-                <w:rFonts w:ascii="宋体" w:eastAsia="宋体" w:hAnsi="宋体" w:cs="宋体"/>
-                <w:b/>
-                <w:bCs/>
-                <w:sz w:val="21"/>
-              </w:rPr>
-              <w:t xml:space="preserve">山东鱼跃尚成教育有限责任公司</w:t>
+                <w:rFonts w:hint="default"/>
+                <w:b/>
+                <w:bCs/>
+                <w:sz w:val="21"/>
+              </w:rPr>
+            </w:pPr>
+            <w:r>
+              <w:rPr>
+                <w:rFonts w:ascii="宋体" w:eastAsia="宋体" w:hAnsi="宋体" w:cs="宋体"/>
+                <w:b/>
+                <w:bCs/>
+                <w:sz w:val="21"/>
+              </w:rPr>
+              <w:t>山东鱼跃尚成教育有限责任公司</w:t>
             </w:r>
           </w:p>
         </w:tc>
@@ -2648,19 +2632,20 @@
             <w:pPr>
               <w:spacing w:line="315" w:lineRule="atLeast"/>
               <w:rPr>
-                <w:b/>
-                <w:bCs/>
-                <w:sz w:val="21"/>
-              </w:rPr>
-            </w:pPr>
-            <w:r>
-              <w:rPr>
-                <w:rFonts w:ascii="宋体" w:eastAsia="宋体" w:hAnsi="宋体" w:cs="宋体"/>
-                <w:b/>
-                <w:bCs/>
-                <w:sz w:val="21"/>
-              </w:rPr>
-              <w:t xml:space="preserve">项目助理（兼职）</w:t>
+                <w:rFonts w:hint="default"/>
+                <w:b/>
+                <w:bCs/>
+                <w:sz w:val="21"/>
+              </w:rPr>
+            </w:pPr>
+            <w:r>
+              <w:rPr>
+                <w:rFonts w:ascii="宋体" w:eastAsia="宋体" w:hAnsi="宋体" w:cs="宋体"/>
+                <w:b/>
+                <w:bCs/>
+                <w:sz w:val="21"/>
+              </w:rPr>
+              <w:t>项目助理（兼职）</w:t>
             </w:r>
           </w:p>
         </w:tc>
@@ -2692,7 +2677,7 @@
                 <w:bCs/>
                 <w:sz w:val="21"/>
               </w:rPr>
-              <w:t xml:space="preserve">2026.04 - 2026.07</w:t>
+              <w:t>2026.04 - 2026.07</w:t>
             </w:r>
           </w:p>
         </w:tc>
@@ -2722,7 +2707,7 @@
             <w:pPr>
               <w:spacing w:line="315" w:lineRule="atLeast"/>
               <w:rPr>
-                <w:rFonts w:ascii="Times New Roman" w:hAnsi="Times New Roman"/>
+                <w:rFonts w:ascii="Times New Roman" w:hAnsi="Times New Roman" w:hint="default"/>
                 <w:sz w:val="21"/>
               </w:rPr>
             </w:pPr>
@@ -2763,63 +2748,63 @@
                 <w:rFonts w:ascii="宋体" w:eastAsia="宋体" w:hAnsi="宋体" w:cs="宋体"/>
                 <w:sz w:val="21"/>
               </w:rPr>
-              <w:t xml:space="preserve">统筹</w:t>
-            </w:r>
-            <w:r>
-              <w:rPr>
-                <w:rFonts w:ascii="Times New Roman" w:hAnsi="Times New Roman" w:hint="default"/>
-                <w:sz w:val="21"/>
-              </w:rPr>
-              <w:t xml:space="preserve">200+</w:t>
-            </w:r>
-            <w:r>
-              <w:rPr>
-                <w:rFonts w:ascii="宋体" w:eastAsia="宋体" w:hAnsi="宋体" w:cs="宋体"/>
-                <w:sz w:val="21"/>
-              </w:rPr>
-              <w:t xml:space="preserve">份申报材料全流程管理，用</w:t>
-            </w:r>
-            <w:r>
-              <w:rPr>
-                <w:rFonts w:ascii="Times New Roman" w:hAnsi="Times New Roman" w:hint="default"/>
-                <w:sz w:val="21"/>
-              </w:rPr>
-              <w:t xml:space="preserve">Excel</w:t>
-            </w:r>
-            <w:r>
-              <w:rPr>
-                <w:rFonts w:ascii="宋体" w:eastAsia="宋体" w:hAnsi="宋体" w:cs="宋体"/>
-                <w:sz w:val="21"/>
-              </w:rPr>
-              <w:t xml:space="preserve">搭建分类台账与“录入</w:t>
-            </w:r>
-            <w:r>
-              <w:rPr>
-                <w:rFonts w:ascii="Times New Roman" w:hAnsi="Times New Roman" w:hint="default"/>
-                <w:sz w:val="21"/>
-              </w:rPr>
-              <w:t xml:space="preserve">-</w:t>
-            </w:r>
-            <w:r>
-              <w:rPr>
-                <w:rFonts w:ascii="宋体" w:eastAsia="宋体" w:hAnsi="宋体" w:cs="宋体"/>
-                <w:sz w:val="21"/>
-              </w:rPr>
-              <w:t xml:space="preserve">核对</w:t>
-            </w:r>
-            <w:r>
-              <w:rPr>
-                <w:rFonts w:ascii="Times New Roman" w:hAnsi="Times New Roman" w:hint="default"/>
-                <w:sz w:val="21"/>
-              </w:rPr>
-              <w:t xml:space="preserve">-</w:t>
-            </w:r>
-            <w:r>
-              <w:rPr>
-                <w:rFonts w:ascii="宋体" w:eastAsia="宋体" w:hAnsi="宋体" w:cs="宋体"/>
-                <w:sz w:val="21"/>
-              </w:rPr>
-              <w:t xml:space="preserve">提交”三级校验机制，实现零差错提交</w:t>
+              <w:t>统筹</w:t>
+            </w:r>
+            <w:r>
+              <w:rPr>
+                <w:rFonts w:ascii="Times New Roman" w:hAnsi="Times New Roman" w:hint="default"/>
+                <w:sz w:val="21"/>
+              </w:rPr>
+              <w:t>200+</w:t>
+            </w:r>
+            <w:r>
+              <w:rPr>
+                <w:rFonts w:ascii="宋体" w:eastAsia="宋体" w:hAnsi="宋体" w:cs="宋体"/>
+                <w:sz w:val="21"/>
+              </w:rPr>
+              <w:t>份申报材料全流程管理，用</w:t>
+            </w:r>
+            <w:r>
+              <w:rPr>
+                <w:rFonts w:ascii="Times New Roman" w:hAnsi="Times New Roman" w:hint="default"/>
+                <w:sz w:val="21"/>
+              </w:rPr>
+              <w:t>Excel</w:t>
+            </w:r>
+            <w:r>
+              <w:rPr>
+                <w:rFonts w:ascii="宋体" w:eastAsia="宋体" w:hAnsi="宋体" w:cs="宋体"/>
+                <w:sz w:val="21"/>
+              </w:rPr>
+              <w:t>搭建分类台账与“录入</w:t>
+            </w:r>
+            <w:r>
+              <w:rPr>
+                <w:rFonts w:ascii="Times New Roman" w:hAnsi="Times New Roman" w:hint="default"/>
+                <w:sz w:val="21"/>
+              </w:rPr>
+              <w:t>-</w:t>
+            </w:r>
+            <w:r>
+              <w:rPr>
+                <w:rFonts w:ascii="宋体" w:eastAsia="宋体" w:hAnsi="宋体" w:cs="宋体"/>
+                <w:sz w:val="21"/>
+              </w:rPr>
+              <w:t>核对</w:t>
+            </w:r>
+            <w:r>
+              <w:rPr>
+                <w:rFonts w:ascii="Times New Roman" w:hAnsi="Times New Roman" w:hint="default"/>
+                <w:sz w:val="21"/>
+              </w:rPr>
+              <w:t>-</w:t>
+            </w:r>
+            <w:r>
+              <w:rPr>
+                <w:rFonts w:ascii="宋体" w:eastAsia="宋体" w:hAnsi="宋体" w:cs="宋体"/>
+                <w:sz w:val="21"/>
+              </w:rPr>
+              <w:t>提交”三级校验机制，实现零差错提交</w:t>
             </w:r>
           </w:p>
           <w:p>
@@ -2839,7 +2824,7 @@
                 <w:rFonts w:ascii="宋体" w:eastAsia="宋体" w:hAnsi="宋体" w:cs="宋体"/>
                 <w:sz w:val="21"/>
               </w:rPr>
-              <w:t xml:space="preserve">跨部门同步项目进度，按月汇总执行数据，梳理并标准化审核报批流程，提升协作与调取效率</w:t>
+              <w:t>跨部门同步项目进度，按月汇总执行数据，梳理并标准化审核报批流程，提升协作与调取效率</w:t>
             </w:r>
           </w:p>
         </w:tc>
@@ -2869,6 +2854,7 @@
             <w:pPr>
               <w:spacing w:line="315" w:lineRule="atLeast"/>
               <w:rPr>
+                <w:rFonts w:hint="default"/>
                 <w:sz w:val="21"/>
               </w:rPr>
             </w:pPr>
@@ -2895,19 +2881,20 @@
             <w:pPr>
               <w:spacing w:line="315" w:lineRule="atLeast"/>
               <w:rPr>
-                <w:b/>
-                <w:bCs/>
-                <w:sz w:val="21"/>
-              </w:rPr>
-            </w:pPr>
-            <w:r>
-              <w:rPr>
-                <w:rFonts w:ascii="宋体" w:eastAsia="宋体" w:hAnsi="宋体" w:cs="宋体"/>
-                <w:b/>
-                <w:bCs/>
-                <w:sz w:val="21"/>
-              </w:rPr>
-              <w:t xml:space="preserve">瑞幸咖啡</w:t>
+                <w:rFonts w:hint="default"/>
+                <w:b/>
+                <w:bCs/>
+                <w:sz w:val="21"/>
+              </w:rPr>
+            </w:pPr>
+            <w:r>
+              <w:rPr>
+                <w:rFonts w:ascii="宋体" w:eastAsia="宋体" w:hAnsi="宋体" w:cs="宋体"/>
+                <w:b/>
+                <w:bCs/>
+                <w:sz w:val="21"/>
+              </w:rPr>
+              <w:t>瑞幸咖啡</w:t>
             </w:r>
           </w:p>
         </w:tc>
@@ -2926,19 +2913,20 @@
             <w:pPr>
               <w:spacing w:line="315" w:lineRule="atLeast"/>
               <w:rPr>
-                <w:b/>
-                <w:bCs/>
-                <w:sz w:val="21"/>
-              </w:rPr>
-            </w:pPr>
-            <w:r>
-              <w:rPr>
-                <w:rFonts w:ascii="宋体" w:eastAsia="宋体" w:hAnsi="宋体" w:cs="宋体"/>
-                <w:b/>
-                <w:bCs/>
-                <w:sz w:val="21"/>
-              </w:rPr>
-              <w:t xml:space="preserve">咖啡师（兼职）</w:t>
+                <w:rFonts w:hint="default"/>
+                <w:b/>
+                <w:bCs/>
+                <w:sz w:val="21"/>
+              </w:rPr>
+            </w:pPr>
+            <w:r>
+              <w:rPr>
+                <w:rFonts w:ascii="宋体" w:eastAsia="宋体" w:hAnsi="宋体" w:cs="宋体"/>
+                <w:b/>
+                <w:bCs/>
+                <w:sz w:val="21"/>
+              </w:rPr>
+              <w:t>咖啡师（兼职）</w:t>
             </w:r>
           </w:p>
         </w:tc>
@@ -2970,7 +2958,7 @@
                 <w:bCs/>
                 <w:sz w:val="21"/>
               </w:rPr>
-              <w:t xml:space="preserve">2023.07 - 2023.09</w:t>
+              <w:t>2023.07 - 2023.09</w:t>
             </w:r>
           </w:p>
         </w:tc>
@@ -3000,7 +2988,7 @@
             <w:pPr>
               <w:spacing w:line="315" w:lineRule="atLeast"/>
               <w:rPr>
-                <w:rFonts w:ascii="Times New Roman" w:hAnsi="Times New Roman"/>
+                <w:rFonts w:ascii="Times New Roman" w:hAnsi="Times New Roman" w:hint="default"/>
                 <w:sz w:val="21"/>
               </w:rPr>
             </w:pPr>
@@ -3041,21 +3029,21 @@
                 <w:rFonts w:ascii="宋体" w:eastAsia="宋体" w:hAnsi="宋体" w:cs="宋体"/>
                 <w:sz w:val="21"/>
               </w:rPr>
-              <w:t xml:space="preserve">负责数十种原辅料的补货申请、入库核对与日常盘点，落实“日盘</w:t>
-            </w:r>
-            <w:r>
-              <w:rPr>
-                <w:rFonts w:ascii="Times New Roman" w:hAnsi="Times New Roman" w:hint="default"/>
-                <w:sz w:val="21"/>
-              </w:rPr>
-              <w:t xml:space="preserve">+</w:t>
-            </w:r>
-            <w:r>
-              <w:rPr>
-                <w:rFonts w:ascii="宋体" w:eastAsia="宋体" w:hAnsi="宋体" w:cs="宋体"/>
-                <w:sz w:val="21"/>
-              </w:rPr>
-              <w:t xml:space="preserve">效期预警”机制，保持库存账实一致，任职期间无重大盘点差异</w:t>
+              <w:t>负责数十种原辅料的补货申请、入库核对与日常盘点，落实“日盘</w:t>
+            </w:r>
+            <w:r>
+              <w:rPr>
+                <w:rFonts w:ascii="Times New Roman" w:hAnsi="Times New Roman" w:hint="default"/>
+                <w:sz w:val="21"/>
+              </w:rPr>
+              <w:t>+</w:t>
+            </w:r>
+            <w:r>
+              <w:rPr>
+                <w:rFonts w:ascii="宋体" w:eastAsia="宋体" w:hAnsi="宋体" w:cs="宋体"/>
+                <w:sz w:val="21"/>
+              </w:rPr>
+              <w:t>效期预警”机制，保持库存账实一致，任职期间无重大盘点差异</w:t>
             </w:r>
           </w:p>
           <w:p>
@@ -3075,7 +3063,7 @@
                 <w:rFonts w:ascii="宋体" w:eastAsia="宋体" w:hAnsi="宋体" w:cs="宋体"/>
                 <w:sz w:val="21"/>
               </w:rPr>
-              <w:t xml:space="preserve">根据销售消耗规律制定每日解冻备货计划，精准匹配需求与备货量，降低物料损耗与临时缺货风险</w:t>
+              <w:t>根据销售消耗规律制定每日解冻备货计划，精准匹配需求与备货量，降低物料损耗与临时缺货风险</w:t>
             </w:r>
           </w:p>
         </w:tc>
@@ -3084,7 +3072,7 @@
     <w:p>
       <w:pPr>
         <w:rPr>
-          <w:rFonts w:ascii="Times New Roman" w:hAnsi="Times New Roman"/>
+          <w:rFonts w:ascii="Times New Roman" w:hAnsi="Times New Roman" w:hint="default"/>
           <w:vanish/>
           <w:sz w:val="21"/>
         </w:rPr>
@@ -3093,7 +3081,7 @@
     <w:p>
       <w:pPr>
         <w:rPr>
-          <w:rFonts w:ascii="Times New Roman" w:hAnsi="Times New Roman"/>
+          <w:rFonts w:ascii="Times New Roman" w:hAnsi="Times New Roman" w:hint="default"/>
           <w:vanish/>
           <w:sz w:val="21"/>
         </w:rPr>
@@ -3102,7 +3090,7 @@
     <w:p>
       <w:pPr>
         <w:rPr>
-          <w:rFonts w:ascii="Times New Roman" w:hAnsi="Times New Roman"/>
+          <w:rFonts w:ascii="Times New Roman" w:hAnsi="Times New Roman" w:hint="default"/>
           <w:vanish/>
           <w:sz w:val="21"/>
         </w:rPr>
@@ -3111,7 +3099,7 @@
     <w:p>
       <w:pPr>
         <w:rPr>
-          <w:rFonts w:ascii="Times New Roman" w:hAnsi="Times New Roman"/>
+          <w:rFonts w:ascii="Times New Roman" w:hAnsi="Times New Roman" w:hint="default"/>
           <w:vanish/>
           <w:sz w:val="2"/>
         </w:rPr>
@@ -3120,7 +3108,7 @@
     <w:p>
       <w:pPr>
         <w:rPr>
-          <w:rFonts w:ascii="Times New Roman" w:hAnsi="Times New Roman"/>
+          <w:rFonts w:ascii="Times New Roman" w:hAnsi="Times New Roman" w:hint="default"/>
           <w:vanish/>
         </w:rPr>
       </w:pPr>
@@ -3128,7 +3116,7 @@
     <w:p>
       <w:pPr>
         <w:rPr>
-          <w:rFonts w:ascii="Times New Roman" w:hAnsi="Times New Roman"/>
+          <w:rFonts w:ascii="Times New Roman" w:hAnsi="Times New Roman" w:hint="default"/>
           <w:vanish/>
           <w:sz w:val="21"/>
         </w:rPr>
@@ -3138,7 +3126,6 @@
       <w:tblPr>
         <w:tblW w:w="0" w:type="auto"/>
         <w:jc w:val="center"/>
-        <w:tblInd w:w="0" w:type="dxa"/>
         <w:tblLayout w:type="fixed"/>
         <w:tblCellMar>
           <w:left w:w="0" w:type="dxa"/>
@@ -3175,16 +3162,16 @@
             <w:pPr>
               <w:spacing w:before="63" w:after="42" w:line="275" w:lineRule="atLeast"/>
               <w:rPr>
-                <w:rFonts w:ascii="Times New Roman" w:hAnsi="Times New Roman"/>
-              </w:rPr>
-            </w:pPr>
-            <w:r>
-              <w:rPr>
-                <w:rFonts w:ascii="宋体" w:eastAsia="宋体" w:hAnsi="宋体" w:cs="宋体"/>
-                <w:b/>
-                <w:bCs/>
-              </w:rPr>
-              <w:t xml:space="preserve">综合技能</w:t>
+                <w:rFonts w:ascii="Times New Roman" w:hAnsi="Times New Roman" w:hint="default"/>
+              </w:rPr>
+            </w:pPr>
+            <w:r>
+              <w:rPr>
+                <w:rFonts w:ascii="宋体" w:eastAsia="宋体" w:hAnsi="宋体" w:cs="宋体"/>
+                <w:b/>
+                <w:bCs/>
+              </w:rPr>
+              <w:t>综合技能</w:t>
             </w:r>
           </w:p>
         </w:tc>
@@ -3193,7 +3180,7 @@
     <w:p>
       <w:pPr>
         <w:rPr>
-          <w:rFonts w:ascii="Times New Roman" w:hAnsi="Times New Roman"/>
+          <w:rFonts w:ascii="Times New Roman" w:hAnsi="Times New Roman" w:hint="default"/>
           <w:vanish/>
         </w:rPr>
       </w:pPr>
@@ -3202,7 +3189,6 @@
       <w:tblPr>
         <w:tblW w:w="0" w:type="auto"/>
         <w:jc w:val="center"/>
-        <w:tblInd w:w="0" w:type="dxa"/>
         <w:tblLayout w:type="fixed"/>
         <w:tblCellMar>
           <w:left w:w="0" w:type="dxa"/>
@@ -3240,7 +3226,7 @@
             <w:pPr>
               <w:spacing w:before="63" w:after="21" w:line="210" w:lineRule="atLeast"/>
               <w:rPr>
-                <w:rFonts w:ascii="Times New Roman" w:hAnsi="Times New Roman"/>
+                <w:rFonts w:ascii="Times New Roman" w:hAnsi="Times New Roman" w:hint="default"/>
                 <w:sz w:val="21"/>
               </w:rPr>
             </w:pPr>
@@ -3280,28 +3266,28 @@
                 <w:bCs/>
                 <w:sz w:val="21"/>
               </w:rPr>
-              <w:t xml:space="preserve">计划与库存：</w:t>
-            </w:r>
-            <w:r>
-              <w:rPr>
-                <w:rFonts w:ascii="宋体" w:eastAsia="宋体" w:hAnsi="宋体" w:cs="宋体"/>
-                <w:sz w:val="21"/>
-              </w:rPr>
-              <w:t xml:space="preserve">供应链建模（</w:t>
-            </w:r>
-            <w:r>
-              <w:rPr>
-                <w:rFonts w:ascii="Times New Roman" w:hAnsi="Times New Roman" w:hint="default"/>
-                <w:sz w:val="21"/>
-              </w:rPr>
-              <w:t xml:space="preserve">Python</w:t>
-            </w:r>
-            <w:r>
-              <w:rPr>
-                <w:rFonts w:ascii="宋体" w:eastAsia="宋体" w:hAnsi="宋体" w:cs="宋体"/>
-                <w:sz w:val="21"/>
-              </w:rPr>
-              <w:t xml:space="preserve">求解）、供需平衡与需求波动管理、库存与效期管理、补货计划</w:t>
+              <w:t>计划与库存：</w:t>
+            </w:r>
+            <w:r>
+              <w:rPr>
+                <w:rFonts w:ascii="宋体" w:eastAsia="宋体" w:hAnsi="宋体" w:cs="宋体"/>
+                <w:sz w:val="21"/>
+              </w:rPr>
+              <w:t>供应链建模（</w:t>
+            </w:r>
+            <w:r>
+              <w:rPr>
+                <w:rFonts w:ascii="Times New Roman" w:hAnsi="Times New Roman" w:hint="default"/>
+                <w:sz w:val="21"/>
+              </w:rPr>
+              <w:t>Python</w:t>
+            </w:r>
+            <w:r>
+              <w:rPr>
+                <w:rFonts w:ascii="宋体" w:eastAsia="宋体" w:hAnsi="宋体" w:cs="宋体"/>
+                <w:sz w:val="21"/>
+              </w:rPr>
+              <w:t>求解）、供需平衡与需求波动管理、库存与效期管理、补货计划</w:t>
             </w:r>
           </w:p>
           <w:p>
@@ -3321,65 +3307,65 @@
                 <w:bCs/>
                 <w:sz w:val="21"/>
               </w:rPr>
-              <w:t xml:space="preserve">ERP</w:t>
-            </w:r>
-            <w:r>
-              <w:rPr>
-                <w:rFonts w:ascii="宋体" w:eastAsia="宋体" w:hAnsi="宋体" w:cs="宋体"/>
-                <w:b/>
-                <w:bCs/>
-                <w:sz w:val="21"/>
-              </w:rPr>
-              <w:t xml:space="preserve">系统：</w:t>
-            </w:r>
-            <w:r>
-              <w:rPr>
-                <w:rFonts w:ascii="宋体" w:eastAsia="宋体" w:hAnsi="宋体" w:cs="宋体"/>
-                <w:sz w:val="21"/>
-              </w:rPr>
-              <w:t xml:space="preserve">用友</w:t>
-            </w:r>
-            <w:r>
-              <w:rPr>
-                <w:rFonts w:ascii="Times New Roman" w:hAnsi="Times New Roman" w:hint="default"/>
-                <w:sz w:val="21"/>
-              </w:rPr>
-              <w:t xml:space="preserve">U8+</w:t>
-            </w:r>
-            <w:r>
-              <w:rPr>
-                <w:rFonts w:ascii="宋体" w:eastAsia="宋体" w:hAnsi="宋体" w:cs="宋体"/>
-                <w:sz w:val="21"/>
-              </w:rPr>
-              <w:t xml:space="preserve">（采购</w:t>
-            </w:r>
-            <w:r>
-              <w:rPr>
-                <w:rFonts w:ascii="Times New Roman" w:hAnsi="Times New Roman" w:hint="default"/>
-                <w:sz w:val="21"/>
-              </w:rPr>
-              <w:t xml:space="preserve">/</w:t>
-            </w:r>
-            <w:r>
-              <w:rPr>
-                <w:rFonts w:ascii="宋体" w:eastAsia="宋体" w:hAnsi="宋体" w:cs="宋体"/>
-                <w:sz w:val="21"/>
-              </w:rPr>
-              <w:t xml:space="preserve">库存</w:t>
-            </w:r>
-            <w:r>
-              <w:rPr>
-                <w:rFonts w:ascii="Times New Roman" w:hAnsi="Times New Roman" w:hint="default"/>
-                <w:sz w:val="21"/>
-              </w:rPr>
-              <w:t xml:space="preserve">/</w:t>
-            </w:r>
-            <w:r>
-              <w:rPr>
-                <w:rFonts w:ascii="宋体" w:eastAsia="宋体" w:hAnsi="宋体" w:cs="宋体"/>
-                <w:sz w:val="21"/>
-              </w:rPr>
-              <w:t xml:space="preserve">存货核算全流程操作，熟悉单据流转与模块联动）</w:t>
+              <w:t>ERP</w:t>
+            </w:r>
+            <w:r>
+              <w:rPr>
+                <w:rFonts w:ascii="宋体" w:eastAsia="宋体" w:hAnsi="宋体" w:cs="宋体"/>
+                <w:b/>
+                <w:bCs/>
+                <w:sz w:val="21"/>
+              </w:rPr>
+              <w:t>系统：</w:t>
+            </w:r>
+            <w:r>
+              <w:rPr>
+                <w:rFonts w:ascii="宋体" w:eastAsia="宋体" w:hAnsi="宋体" w:cs="宋体"/>
+                <w:sz w:val="21"/>
+              </w:rPr>
+              <w:t>用友</w:t>
+            </w:r>
+            <w:r>
+              <w:rPr>
+                <w:rFonts w:ascii="Times New Roman" w:hAnsi="Times New Roman" w:hint="default"/>
+                <w:sz w:val="21"/>
+              </w:rPr>
+              <w:t>U8+</w:t>
+            </w:r>
+            <w:r>
+              <w:rPr>
+                <w:rFonts w:ascii="宋体" w:eastAsia="宋体" w:hAnsi="宋体" w:cs="宋体"/>
+                <w:sz w:val="21"/>
+              </w:rPr>
+              <w:t>（采购</w:t>
+            </w:r>
+            <w:r>
+              <w:rPr>
+                <w:rFonts w:ascii="Times New Roman" w:hAnsi="Times New Roman" w:hint="default"/>
+                <w:sz w:val="21"/>
+              </w:rPr>
+              <w:t>/</w:t>
+            </w:r>
+            <w:r>
+              <w:rPr>
+                <w:rFonts w:ascii="宋体" w:eastAsia="宋体" w:hAnsi="宋体" w:cs="宋体"/>
+                <w:sz w:val="21"/>
+              </w:rPr>
+              <w:t>库存</w:t>
+            </w:r>
+            <w:r>
+              <w:rPr>
+                <w:rFonts w:ascii="Times New Roman" w:hAnsi="Times New Roman" w:hint="default"/>
+                <w:sz w:val="21"/>
+              </w:rPr>
+              <w:t>/</w:t>
+            </w:r>
+            <w:r>
+              <w:rPr>
+                <w:rFonts w:ascii="宋体" w:eastAsia="宋体" w:hAnsi="宋体" w:cs="宋体"/>
+                <w:sz w:val="21"/>
+              </w:rPr>
+              <w:t>存货核算全流程操作，熟悉单据流转与模块联动）</w:t>
             </w:r>
           </w:p>
           <w:p>
@@ -3399,84 +3385,84 @@
                 <w:bCs/>
                 <w:sz w:val="21"/>
               </w:rPr>
-              <w:t xml:space="preserve">数据工具：</w:t>
-            </w:r>
-            <w:r>
-              <w:rPr>
-                <w:rFonts w:ascii="Times New Roman" w:hAnsi="Times New Roman" w:hint="default"/>
-                <w:sz w:val="21"/>
-              </w:rPr>
-              <w:t xml:space="preserve">Excel</w:t>
-            </w:r>
-            <w:r>
-              <w:rPr>
-                <w:rFonts w:ascii="宋体" w:eastAsia="宋体" w:hAnsi="宋体" w:cs="宋体"/>
-                <w:sz w:val="21"/>
-              </w:rPr>
-              <w:t xml:space="preserve">（数据透视表、</w:t>
-            </w:r>
-            <w:r>
-              <w:rPr>
-                <w:rFonts w:ascii="Times New Roman" w:hAnsi="Times New Roman" w:hint="default"/>
-                <w:sz w:val="21"/>
-              </w:rPr>
-              <w:t xml:space="preserve">VLOOKUP</w:t>
-            </w:r>
-            <w:r>
-              <w:rPr>
-                <w:rFonts w:ascii="宋体" w:eastAsia="宋体" w:hAnsi="宋体" w:cs="宋体"/>
-                <w:sz w:val="21"/>
-              </w:rPr>
-              <w:t xml:space="preserve">、函数、台账）、</w:t>
-            </w:r>
-            <w:r>
-              <w:rPr>
-                <w:rFonts w:ascii="Times New Roman" w:hAnsi="Times New Roman" w:hint="default"/>
-                <w:sz w:val="21"/>
-              </w:rPr>
-              <w:t xml:space="preserve">Python</w:t>
-            </w:r>
-            <w:r>
-              <w:rPr>
-                <w:rFonts w:ascii="宋体" w:eastAsia="宋体" w:hAnsi="宋体" w:cs="宋体"/>
-                <w:sz w:val="21"/>
-              </w:rPr>
-              <w:t xml:space="preserve">（</w:t>
-            </w:r>
-            <w:r>
-              <w:rPr>
-                <w:rFonts w:ascii="Times New Roman" w:hAnsi="Times New Roman" w:hint="default"/>
-                <w:sz w:val="21"/>
-              </w:rPr>
-              <w:t xml:space="preserve">pandas</w:t>
-            </w:r>
-            <w:r>
-              <w:rPr>
-                <w:rFonts w:ascii="宋体" w:eastAsia="宋体" w:hAnsi="宋体" w:cs="宋体"/>
-                <w:sz w:val="21"/>
-              </w:rPr>
-              <w:t xml:space="preserve">）、</w:t>
-            </w:r>
-            <w:r>
-              <w:rPr>
-                <w:rFonts w:ascii="Times New Roman" w:hAnsi="Times New Roman" w:hint="default"/>
-                <w:sz w:val="21"/>
-              </w:rPr>
-              <w:t xml:space="preserve">R</w:t>
-            </w:r>
-            <w:r>
-              <w:rPr>
-                <w:rFonts w:ascii="宋体" w:eastAsia="宋体" w:hAnsi="宋体" w:cs="宋体"/>
-                <w:sz w:val="21"/>
-              </w:rPr>
-              <w:t xml:space="preserve">、</w:t>
-            </w:r>
-            <w:r>
-              <w:rPr>
-                <w:rFonts w:ascii="Times New Roman" w:hAnsi="Times New Roman" w:hint="default"/>
-                <w:sz w:val="21"/>
-              </w:rPr>
-              <w:t xml:space="preserve">SPSS</w:t>
+              <w:t>数据工具：</w:t>
+            </w:r>
+            <w:r>
+              <w:rPr>
+                <w:rFonts w:ascii="Times New Roman" w:hAnsi="Times New Roman" w:hint="default"/>
+                <w:sz w:val="21"/>
+              </w:rPr>
+              <w:t>Excel</w:t>
+            </w:r>
+            <w:r>
+              <w:rPr>
+                <w:rFonts w:ascii="宋体" w:eastAsia="宋体" w:hAnsi="宋体" w:cs="宋体"/>
+                <w:sz w:val="21"/>
+              </w:rPr>
+              <w:t>（数据透视表、</w:t>
+            </w:r>
+            <w:r>
+              <w:rPr>
+                <w:rFonts w:ascii="Times New Roman" w:hAnsi="Times New Roman" w:hint="default"/>
+                <w:sz w:val="21"/>
+              </w:rPr>
+              <w:t>VLOOKUP</w:t>
+            </w:r>
+            <w:r>
+              <w:rPr>
+                <w:rFonts w:ascii="宋体" w:eastAsia="宋体" w:hAnsi="宋体" w:cs="宋体"/>
+                <w:sz w:val="21"/>
+              </w:rPr>
+              <w:t>、函数、台账）、</w:t>
+            </w:r>
+            <w:r>
+              <w:rPr>
+                <w:rFonts w:ascii="Times New Roman" w:hAnsi="Times New Roman" w:hint="default"/>
+                <w:sz w:val="21"/>
+              </w:rPr>
+              <w:t>Python</w:t>
+            </w:r>
+            <w:r>
+              <w:rPr>
+                <w:rFonts w:ascii="宋体" w:eastAsia="宋体" w:hAnsi="宋体" w:cs="宋体"/>
+                <w:sz w:val="21"/>
+              </w:rPr>
+              <w:t>（</w:t>
+            </w:r>
+            <w:r>
+              <w:rPr>
+                <w:rFonts w:ascii="Times New Roman" w:hAnsi="Times New Roman" w:hint="default"/>
+                <w:sz w:val="21"/>
+              </w:rPr>
+              <w:t>pandas</w:t>
+            </w:r>
+            <w:r>
+              <w:rPr>
+                <w:rFonts w:ascii="宋体" w:eastAsia="宋体" w:hAnsi="宋体" w:cs="宋体"/>
+                <w:sz w:val="21"/>
+              </w:rPr>
+              <w:t>）、</w:t>
+            </w:r>
+            <w:r>
+              <w:rPr>
+                <w:rFonts w:ascii="Times New Roman" w:hAnsi="Times New Roman" w:hint="default"/>
+                <w:sz w:val="21"/>
+              </w:rPr>
+              <w:t>R</w:t>
+            </w:r>
+            <w:r>
+              <w:rPr>
+                <w:rFonts w:ascii="宋体" w:eastAsia="宋体" w:hAnsi="宋体" w:cs="宋体"/>
+                <w:sz w:val="21"/>
+              </w:rPr>
+              <w:t>、</w:t>
+            </w:r>
+            <w:r>
+              <w:rPr>
+                <w:rFonts w:ascii="Times New Roman" w:hAnsi="Times New Roman" w:hint="default"/>
+                <w:sz w:val="21"/>
+              </w:rPr>
+              <w:t>SPSS</w:t>
             </w:r>
           </w:p>
           <w:p>
@@ -3496,21 +3482,21 @@
                 <w:bCs/>
                 <w:sz w:val="21"/>
               </w:rPr>
-              <w:t xml:space="preserve">语言能力：</w:t>
-            </w:r>
-            <w:r>
-              <w:rPr>
-                <w:rFonts w:ascii="Times New Roman" w:hAnsi="Times New Roman" w:hint="default"/>
-                <w:sz w:val="21"/>
-              </w:rPr>
-              <w:t xml:space="preserve">CET-4</w:t>
-            </w:r>
-            <w:r>
-              <w:rPr>
-                <w:rFonts w:ascii="宋体" w:eastAsia="宋体" w:hAnsi="宋体" w:cs="宋体"/>
-                <w:sz w:val="21"/>
-              </w:rPr>
-              <w:t xml:space="preserve">，可阅读英文专业资料与基础商务沟通</w:t>
+              <w:t>语言能力：</w:t>
+            </w:r>
+            <w:r>
+              <w:rPr>
+                <w:rFonts w:ascii="Times New Roman" w:hAnsi="Times New Roman" w:hint="default"/>
+                <w:sz w:val="21"/>
+              </w:rPr>
+              <w:t>CET-4</w:t>
+            </w:r>
+            <w:r>
+              <w:rPr>
+                <w:rFonts w:ascii="宋体" w:eastAsia="宋体" w:hAnsi="宋体" w:cs="宋体"/>
+                <w:sz w:val="21"/>
+              </w:rPr>
+              <w:t>，可阅读英文专业资料与基础商务沟通</w:t>
             </w:r>
           </w:p>
           <w:p>
@@ -3530,14 +3516,14 @@
                 <w:bCs/>
                 <w:sz w:val="21"/>
               </w:rPr>
-              <w:t xml:space="preserve">通用能力：</w:t>
-            </w:r>
-            <w:r>
-              <w:rPr>
-                <w:rFonts w:ascii="宋体" w:eastAsia="宋体" w:hAnsi="宋体" w:cs="宋体"/>
-                <w:sz w:val="21"/>
-              </w:rPr>
-              <w:t xml:space="preserve">项目主导、跨部门沟通协作、流程梳理与标准化、文档与台账管理</w:t>
+              <w:t>通用能力：</w:t>
+            </w:r>
+            <w:r>
+              <w:rPr>
+                <w:rFonts w:ascii="宋体" w:eastAsia="宋体" w:hAnsi="宋体" w:cs="宋体"/>
+                <w:sz w:val="21"/>
+              </w:rPr>
+              <w:t>项目主导、跨部门沟通协作、流程梳理与标准化、文档与台账管理</w:t>
             </w:r>
           </w:p>
         </w:tc>
@@ -3546,6 +3532,7 @@
     <w:p>
       <w:pPr>
         <w:rPr>
+          <w:rFonts w:hint="default"/>
           <w:vanish/>
           <w:sz w:val="21"/>
         </w:rPr>
@@ -5158,15 +5145,6 @@
   </w:num>
   <w:num w:numId="13" w16cid:durableId="2011832182">
     <w:abstractNumId w:val="5"/>
-    <w:lvlOverride w:ilvl="0"/>
-    <w:lvlOverride w:ilvl="1"/>
-    <w:lvlOverride w:ilvl="2"/>
-    <w:lvlOverride w:ilvl="3"/>
-    <w:lvlOverride w:ilvl="4"/>
-    <w:lvlOverride w:ilvl="5"/>
-    <w:lvlOverride w:ilvl="6"/>
-    <w:lvlOverride w:ilvl="7"/>
-    <w:lvlOverride w:ilvl="8"/>
   </w:num>
 </w:numbering>
 </file>
@@ -5337,7 +5315,6 @@
     <w:lsdException w:name="Table Web 2" w:semiHidden="1" w:unhideWhenUsed="1"/>
     <w:lsdException w:name="Table Web 3" w:semiHidden="1" w:unhideWhenUsed="1"/>
     <w:lsdException w:name="Balloon Text" w:semiHidden="1" w:unhideWhenUsed="1"/>
-    <w:lsdException w:name="Table Grid" w:semiHidden="1" w:unhideWhenUsed="1"/>
     <w:lsdException w:name="Table Theme" w:semiHidden="1" w:unhideWhenUsed="1"/>
     <w:lsdException w:name="Placeholder Text" w:semiHidden="1" w:uiPriority="99" w:unhideWhenUsed="1"/>
     <w:lsdException w:name="No Spacing" w:uiPriority="99" w:qFormat="1"/>
@@ -5629,14 +5606,17 @@
   </w:style>
   <w:style w:type="character" w:default="1" w:styleId="a0">
     <w:name w:val="Default Paragraph Font"/>
-    <w:uiPriority w:val="99"/>
+    <w:uiPriority w:val="1"/>
+    <w:semiHidden/>
     <w:unhideWhenUsed/>
   </w:style>
   <w:style w:type="table" w:default="1" w:styleId="a1">
     <w:name w:val="Normal Table"/>
     <w:uiPriority w:val="99"/>
+    <w:semiHidden/>
     <w:unhideWhenUsed/>
     <w:tblPr>
+      <w:tblInd w:w="0" w:type="dxa"/>
       <w:tblCellMar>
         <w:top w:w="0" w:type="dxa"/>
         <w:left w:w="108" w:type="dxa"/>

--- a/02_定制简历库/半亩花田/供应链管培生（2027届校招-J10971）/文雪_半亩花田_供应链管培生（2027届校招-J10971）.docx
+++ b/02_定制简历库/半亩花田/供应链管培生（2027届校招-J10971）/文雪_半亩花田_供应链管培生（2027届校招-J10971）.docx
@@ -119,7 +119,7 @@
                   <v:path o:extrusionok="f" gradientshapeok="t" o:connecttype="rect"/>
                   <o:lock v:ext="edit" aspectratio="t"/>
                 </v:shapetype>
-                <v:shape id="_x0000_s2052" type="#_x0000_t75" style="position:absolute;left:0;text-align:left;margin-left:-3.1pt;margin-top:-3.1pt;width:58.05pt;height:81.95pt;z-index:1;mso-position-horizontal-relative:text;mso-position-vertical-relative:text">
+                <v:shape id="_x0000_s2052" type="#_x0000_t75" style="position:absolute;left:0;text-align:left;margin-left:-3.1pt;margin-top:-3.1pt;width:58.05pt;height:81.95pt;z-index:251657728;mso-position-horizontal-relative:text;mso-position-vertical-relative:text">
                   <v:imagedata r:id="rId7" o:title="微信图片_20260311210753_173_4"/>
                 </v:shape>
               </w:pict>
@@ -896,108 +896,6 @@
         <w:gridCol w:w="702"/>
         <w:gridCol w:w="10055"/>
       </w:tblGrid>
-      <w:tr>
-        <w:trPr>
-          <w:jc w:val="center"/>
-        </w:trPr>
-        <w:tc>
-          <w:tcPr>
-            <w:tcW w:w="702" w:type="dxa"/>
-            <w:tcBorders>
-              <w:top w:val="nil"/>
-              <w:left w:val="nil"/>
-              <w:bottom w:val="nil"/>
-              <w:right w:val="nil"/>
-            </w:tcBorders>
-            <w:tcMar>
-              <w:top w:w="0" w:type="dxa"/>
-              <w:left w:w="113" w:type="dxa"/>
-              <w:bottom w:w="0" w:type="dxa"/>
-              <w:right w:w="85" w:type="dxa"/>
-            </w:tcMar>
-            <w:vAlign w:val="center"/>
-          </w:tcPr>
-          <w:p>
-            <w:pPr>
-              <w:spacing w:line="210" w:lineRule="atLeast"/>
-              <w:rPr>
-                <w:rFonts w:hint="default"/>
-                <w:sz w:val="21"/>
-              </w:rPr>
-            </w:pPr>
-          </w:p>
-        </w:tc>
-        <w:tc>
-          <w:tcPr>
-            <w:tcW w:w="10055" w:type="dxa"/>
-            <w:tcBorders>
-              <w:top w:val="nil"/>
-              <w:left w:val="nil"/>
-              <w:bottom w:val="nil"/>
-              <w:right w:val="nil"/>
-            </w:tcBorders>
-            <w:tcMar>
-              <w:top w:w="0" w:type="dxa"/>
-              <w:left w:w="85" w:type="dxa"/>
-              <w:bottom w:w="0" w:type="dxa"/>
-              <w:right w:w="85" w:type="dxa"/>
-            </w:tcMar>
-            <w:vAlign w:val="center"/>
-          </w:tcPr>
-          <w:p>
-            <w:pPr>
-              <w:numPr>
-                <w:ilvl w:val="0"/>
-                <w:numId w:val="2"/>
-              </w:numPr>
-              <w:spacing w:line="315" w:lineRule="atLeast"/>
-              <w:rPr>
-                <w:rFonts w:ascii="Times New Roman" w:hAnsi="Times New Roman" w:hint="default"/>
-                <w:sz w:val="21"/>
-              </w:rPr>
-            </w:pPr>
-            <w:r>
-              <w:rPr>
-                <w:rFonts w:ascii="Times New Roman" w:hAnsi="Times New Roman" w:hint="default"/>
-                <w:b/>
-                <w:bCs/>
-                <w:sz w:val="21"/>
-              </w:rPr>
-              <w:t>GPA</w:t>
-            </w:r>
-            <w:r>
-              <w:rPr>
-                <w:rFonts w:ascii="宋体" w:eastAsia="宋体" w:hAnsi="宋体" w:cs="宋体"/>
-                <w:b/>
-                <w:bCs/>
-                <w:sz w:val="21"/>
-              </w:rPr>
-              <w:t>：</w:t>
-            </w:r>
-            <w:r>
-              <w:rPr>
-                <w:rFonts w:ascii="Times New Roman" w:hAnsi="Times New Roman" w:hint="default"/>
-                <w:sz w:val="21"/>
-              </w:rPr>
-              <w:t>81.</w:t>
-            </w:r>
-            <w:r>
-              <w:rPr>
-                <w:rFonts w:ascii="Times New Roman" w:eastAsia="等线" w:hAnsi="Times New Roman"/>
-                <w:sz w:val="21"/>
-              </w:rPr>
-              <w:t>87</w:t>
-            </w:r>
-            <w:r>
-              <w:rPr>
-                <w:rFonts w:ascii="Times New Roman" w:hAnsi="Times New Roman" w:hint="default"/>
-                <w:sz w:val="21"/>
-              </w:rPr>
-              <w:t>/100</w:t>
-            </w:r>
-          </w:p>
-        </w:tc>
-      </w:tr>
       <w:tr>
         <w:trPr>
           <w:jc w:val="center"/>

--- a/02_定制简历库/半亩花田/供应链管培生（2027届校招-J10971）/文雪_半亩花田_供应链管培生（2027届校招-J10971）.docx
+++ b/02_定制简历库/半亩花田/供应链管培生（2027届校招-J10971）/文雪_半亩花田_供应链管培生（2027届校招-J10971）.docx
@@ -119,7 +119,7 @@
                   <v:path o:extrusionok="f" gradientshapeok="t" o:connecttype="rect"/>
                   <o:lock v:ext="edit" aspectratio="t"/>
                 </v:shapetype>
-                <v:shape id="_x0000_s2052" type="#_x0000_t75" style="position:absolute;left:0;text-align:left;margin-left:-3.1pt;margin-top:-3.1pt;width:58.05pt;height:81.95pt;z-index:251657728;mso-position-horizontal-relative:text;mso-position-vertical-relative:text">
+                <v:shape id="_x0000_s2052" type="#_x0000_t75" style="position:absolute;left:0;text-align:left;margin-left:-3.1pt;margin-top:-3.1pt;width:58.05pt;height:81.95pt;z-index:1;mso-position-horizontal-relative:text;mso-position-vertical-relative:text">
                   <v:imagedata r:id="rId7" o:title="微信图片_20260311210753_173_4"/>
                 </v:shape>
               </w:pict>

--- a/02_定制简历库/半亩花田/供应链管培生（2027届校招-J10971）/文雪_半亩花田_供应链管培生（2027届校招-J10971）.docx
+++ b/02_定制简历库/半亩花田/供应链管培生（2027届校招-J10971）/文雪_半亩花田_供应链管培生（2027届校招-J10971）.docx
@@ -15,6 +15,7 @@
       <w:tblPr>
         <w:tblW w:w="0" w:type="auto"/>
         <w:jc w:val="center"/>
+        <w:tblInd w:w="0" w:type="dxa"/>
         <w:tblLayout w:type="fixed"/>
         <w:tblCellMar>
           <w:left w:w="0" w:type="dxa"/>
@@ -96,7 +97,6 @@
             </w:pPr>
             <w:r>
               <w:rPr>
-                <w:rFonts w:hint="default"/>
                 <w:noProof/>
               </w:rPr>
               <w:pict w14:anchorId="66D4D0FE">
@@ -119,7 +119,7 @@
                   <v:path o:extrusionok="f" gradientshapeok="t" o:connecttype="rect"/>
                   <o:lock v:ext="edit" aspectratio="t"/>
                 </v:shapetype>
-                <v:shape id="_x0000_s2052" type="#_x0000_t75" style="position:absolute;left:0;text-align:left;margin-left:-3.1pt;margin-top:-3.1pt;width:58.05pt;height:81.95pt;z-index:1;mso-position-horizontal-relative:text;mso-position-vertical-relative:text">
+                <v:shape id="_x0000_s2052" type="#_x0000_t75" style="position:absolute;left:0;text-align:left;margin-left:-3.1pt;margin-top:-3.1pt;width:58.05pt;height:81.95pt;z-index:251657728;mso-position-horizontal-relative:text;mso-position-vertical-relative:text">
                   <v:imagedata r:id="rId7" o:title="微信图片_20260311210753_173_4"/>
                 </v:shape>
               </w:pict>
@@ -195,7 +195,6 @@
             <w:pPr>
               <w:spacing w:line="315" w:lineRule="atLeast"/>
               <w:rPr>
-                <w:rFonts w:hint="default"/>
                 <w:sz w:val="21"/>
               </w:rPr>
             </w:pPr>
@@ -224,7 +223,6 @@
           <w:p>
             <w:pPr>
               <w:rPr>
-                <w:rFonts w:hint="default"/>
                 <w:sz w:val="21"/>
               </w:rPr>
             </w:pPr>
@@ -258,20 +256,19 @@
             <w:pPr>
               <w:spacing w:line="315" w:lineRule="atLeast"/>
               <w:rPr>
-                <w:rFonts w:hint="default"/>
-                <w:b/>
-                <w:bCs/>
-                <w:sz w:val="21"/>
-              </w:rPr>
-            </w:pPr>
-            <w:r>
-              <w:rPr>
-                <w:rFonts w:ascii="宋体" w:eastAsia="宋体" w:hAnsi="宋体" w:cs="宋体"/>
-                <w:b/>
-                <w:bCs/>
-                <w:sz w:val="21"/>
-              </w:rPr>
-              <w:t>求职意向：</w:t>
+                <w:b/>
+                <w:bCs/>
+                <w:sz w:val="21"/>
+              </w:rPr>
+            </w:pPr>
+            <w:r>
+              <w:rPr>
+                <w:rFonts w:ascii="宋体" w:eastAsia="宋体" w:hAnsi="宋体" w:cs="宋体"/>
+                <w:b/>
+                <w:bCs/>
+                <w:sz w:val="21"/>
+              </w:rPr>
+              <w:t xml:space="preserve">求职意向：</w:t>
             </w:r>
             <w:r>
               <w:rPr>
@@ -287,35 +284,35 @@
                 <w:rFonts w:ascii="宋体" w:eastAsia="宋体" w:hAnsi="宋体" w:cs="宋体"/>
                 <w:sz w:val="21"/>
               </w:rPr>
-              <w:t>供应链管培生（计划</w:t>
+              <w:t xml:space="preserve">供应链管培生（计划</w:t>
             </w:r>
             <w:r>
               <w:rPr>
                 <w:rFonts w:ascii="Times New Roman" w:hAnsi="Times New Roman" w:hint="default"/>
                 <w:sz w:val="21"/>
               </w:rPr>
-              <w:t>/</w:t>
-            </w:r>
-            <w:r>
-              <w:rPr>
-                <w:rFonts w:ascii="宋体" w:eastAsia="宋体" w:hAnsi="宋体" w:cs="宋体"/>
-                <w:sz w:val="21"/>
-              </w:rPr>
-              <w:t>采购</w:t>
+              <w:t xml:space="preserve">/</w:t>
+            </w:r>
+            <w:r>
+              <w:rPr>
+                <w:rFonts w:ascii="宋体" w:eastAsia="宋体" w:hAnsi="宋体" w:cs="宋体"/>
+                <w:sz w:val="21"/>
+              </w:rPr>
+              <w:t xml:space="preserve">采购</w:t>
             </w:r>
             <w:r>
               <w:rPr>
                 <w:rFonts w:ascii="Times New Roman" w:hAnsi="Times New Roman" w:hint="default"/>
                 <w:sz w:val="21"/>
               </w:rPr>
-              <w:t>/</w:t>
-            </w:r>
-            <w:r>
-              <w:rPr>
-                <w:rFonts w:ascii="宋体" w:eastAsia="宋体" w:hAnsi="宋体" w:cs="宋体"/>
-                <w:sz w:val="21"/>
-              </w:rPr>
-              <w:t>物流方向）</w:t>
+              <w:t xml:space="preserve">/</w:t>
+            </w:r>
+            <w:r>
+              <w:rPr>
+                <w:rFonts w:ascii="宋体" w:eastAsia="宋体" w:hAnsi="宋体" w:cs="宋体"/>
+                <w:sz w:val="21"/>
+              </w:rPr>
+              <w:t xml:space="preserve">物流方向）</w:t>
             </w:r>
           </w:p>
         </w:tc>
@@ -327,7 +324,6 @@
           <w:p>
             <w:pPr>
               <w:rPr>
-                <w:rFonts w:hint="default"/>
                 <w:sz w:val="21"/>
               </w:rPr>
             </w:pPr>
@@ -360,97 +356,96 @@
             <w:pPr>
               <w:spacing w:line="315" w:lineRule="atLeast"/>
               <w:rPr>
-                <w:rFonts w:hint="default"/>
-                <w:b/>
-                <w:bCs/>
-                <w:sz w:val="21"/>
-              </w:rPr>
-            </w:pPr>
-            <w:r>
-              <w:rPr>
-                <w:rFonts w:ascii="宋体" w:eastAsia="宋体" w:hAnsi="宋体" w:cs="宋体"/>
-                <w:b/>
-                <w:bCs/>
-                <w:sz w:val="21"/>
-              </w:rPr>
-              <w:t>个人优势：</w:t>
-            </w:r>
-            <w:r>
-              <w:rPr>
-                <w:rFonts w:ascii="宋体" w:eastAsia="宋体" w:hAnsi="宋体" w:cs="宋体"/>
-                <w:sz w:val="21"/>
-              </w:rPr>
-              <w:t>计划与优化：独立构建选址</w:t>
+                <w:b/>
+                <w:bCs/>
+                <w:sz w:val="21"/>
+              </w:rPr>
+            </w:pPr>
+            <w:r>
+              <w:rPr>
+                <w:rFonts w:ascii="宋体" w:eastAsia="宋体" w:hAnsi="宋体" w:cs="宋体"/>
+                <w:b/>
+                <w:bCs/>
+                <w:sz w:val="21"/>
+              </w:rPr>
+              <w:t xml:space="preserve">个人优势：</w:t>
+            </w:r>
+            <w:r>
+              <w:rPr>
+                <w:rFonts w:ascii="宋体" w:eastAsia="宋体" w:hAnsi="宋体" w:cs="宋体"/>
+                <w:sz w:val="21"/>
+              </w:rPr>
+              <w:t xml:space="preserve">计划与优化：独立构建选址</w:t>
             </w:r>
             <w:r>
               <w:rPr>
                 <w:rFonts w:ascii="Times New Roman" w:hAnsi="Times New Roman" w:hint="default"/>
                 <w:sz w:val="21"/>
               </w:rPr>
-              <w:t>-</w:t>
-            </w:r>
-            <w:r>
-              <w:rPr>
-                <w:rFonts w:ascii="宋体" w:eastAsia="宋体" w:hAnsi="宋体" w:cs="宋体"/>
-                <w:sz w:val="21"/>
-              </w:rPr>
-              <w:t>路径双层优化模型（</w:t>
+              <w:t xml:space="preserve">-</w:t>
+            </w:r>
+            <w:r>
+              <w:rPr>
+                <w:rFonts w:ascii="宋体" w:eastAsia="宋体" w:hAnsi="宋体" w:cs="宋体"/>
+                <w:sz w:val="21"/>
+              </w:rPr>
+              <w:t xml:space="preserve">路径双层优化模型（</w:t>
             </w:r>
             <w:r>
               <w:rPr>
                 <w:rFonts w:ascii="Times New Roman" w:hAnsi="Times New Roman" w:hint="default"/>
                 <w:sz w:val="21"/>
               </w:rPr>
-              <w:t>Python</w:t>
-            </w:r>
-            <w:r>
-              <w:rPr>
-                <w:rFonts w:ascii="宋体" w:eastAsia="宋体" w:hAnsi="宋体" w:cs="宋体"/>
-                <w:sz w:val="21"/>
-              </w:rPr>
-              <w:t>求解），测算总成本降低</w:t>
+              <w:t xml:space="preserve">Python</w:t>
+            </w:r>
+            <w:r>
+              <w:rPr>
+                <w:rFonts w:ascii="宋体" w:eastAsia="宋体" w:hAnsi="宋体" w:cs="宋体"/>
+                <w:sz w:val="21"/>
+              </w:rPr>
+              <w:t xml:space="preserve">求解），测算总成本降低</w:t>
             </w:r>
             <w:r>
               <w:rPr>
                 <w:rFonts w:ascii="Times New Roman" w:hAnsi="Times New Roman" w:hint="default"/>
                 <w:sz w:val="21"/>
               </w:rPr>
-              <w:t>18.7%</w:t>
-            </w:r>
-            <w:r>
-              <w:rPr>
-                <w:rFonts w:ascii="宋体" w:eastAsia="宋体" w:hAnsi="宋体" w:cs="宋体"/>
-                <w:sz w:val="21"/>
-              </w:rPr>
-              <w:t>、配送时长缩短</w:t>
+              <w:t xml:space="preserve">18.7%</w:t>
+            </w:r>
+            <w:r>
+              <w:rPr>
+                <w:rFonts w:ascii="宋体" w:eastAsia="宋体" w:hAnsi="宋体" w:cs="宋体"/>
+                <w:sz w:val="21"/>
+              </w:rPr>
+              <w:t xml:space="preserve">、配送时长缩短</w:t>
             </w:r>
             <w:r>
               <w:rPr>
                 <w:rFonts w:ascii="Times New Roman" w:hAnsi="Times New Roman" w:hint="default"/>
                 <w:sz w:val="21"/>
               </w:rPr>
-              <w:t>22.3%</w:t>
-            </w:r>
-            <w:r>
-              <w:rPr>
-                <w:rFonts w:ascii="宋体" w:eastAsia="宋体" w:hAnsi="宋体" w:cs="宋体"/>
-                <w:sz w:val="21"/>
-              </w:rPr>
-              <w:t>，具备需求</w:t>
+              <w:t xml:space="preserve">22.3%</w:t>
+            </w:r>
+            <w:r>
+              <w:rPr>
+                <w:rFonts w:ascii="宋体" w:eastAsia="宋体" w:hAnsi="宋体" w:cs="宋体"/>
+                <w:sz w:val="21"/>
+              </w:rPr>
+              <w:t xml:space="preserve">，具备需求</w:t>
             </w:r>
             <w:r>
               <w:rPr>
                 <w:rFonts w:ascii="Times New Roman" w:hAnsi="Times New Roman" w:hint="default"/>
                 <w:sz w:val="21"/>
               </w:rPr>
-              <w:t>-</w:t>
-            </w:r>
-            <w:r>
-              <w:rPr>
-                <w:rFonts w:ascii="宋体" w:eastAsia="宋体" w:hAnsi="宋体" w:cs="宋体"/>
-                <w:sz w:val="21"/>
-              </w:rPr>
-              <w:t>资源平衡与网络优化思维；采购与库存：用友</w:t>
+              <w:t xml:space="preserve">-</w:t>
+            </w:r>
+            <w:r>
+              <w:rPr>
+                <w:rFonts w:ascii="宋体" w:eastAsia="宋体" w:hAnsi="宋体" w:cs="宋体"/>
+                <w:sz w:val="21"/>
+              </w:rPr>
+              <w:t xml:space="preserve">资源平衡与网络优化思维；采购与库存：用友</w:t>
             </w:r>
             <w:r>
               <w:rPr>
@@ -464,105 +459,105 @@
                 <w:rFonts w:ascii="宋体" w:eastAsia="宋体" w:hAnsi="宋体" w:cs="宋体"/>
                 <w:sz w:val="21"/>
               </w:rPr>
-              <w:t>采购→入库→调拨→核算全流程实操；瑞幸数十种原辅料盘点</w:t>
+              <w:t xml:space="preserve">采购→入库→调拨→核算全流程实操；瑞幸数十种原辅料盘点</w:t>
             </w:r>
             <w:r>
               <w:rPr>
                 <w:rFonts w:ascii="Times New Roman" w:hAnsi="Times New Roman" w:hint="default"/>
                 <w:sz w:val="21"/>
               </w:rPr>
-              <w:t>/</w:t>
-            </w:r>
-            <w:r>
-              <w:rPr>
-                <w:rFonts w:ascii="宋体" w:eastAsia="宋体" w:hAnsi="宋体" w:cs="宋体"/>
-                <w:sz w:val="21"/>
-              </w:rPr>
-              <w:t>效期</w:t>
+              <w:t xml:space="preserve">/</w:t>
+            </w:r>
+            <w:r>
+              <w:rPr>
+                <w:rFonts w:ascii="宋体" w:eastAsia="宋体" w:hAnsi="宋体" w:cs="宋体"/>
+                <w:sz w:val="21"/>
+              </w:rPr>
+              <w:t xml:space="preserve">效期</w:t>
             </w:r>
             <w:r>
               <w:rPr>
                 <w:rFonts w:ascii="Times New Roman" w:hAnsi="Times New Roman" w:hint="default"/>
                 <w:sz w:val="21"/>
               </w:rPr>
-              <w:t>/</w:t>
-            </w:r>
-            <w:r>
-              <w:rPr>
-                <w:rFonts w:ascii="宋体" w:eastAsia="宋体" w:hAnsi="宋体" w:cs="宋体"/>
-                <w:sz w:val="21"/>
-              </w:rPr>
-              <w:t>补货管理经验，理解安全库存与需求波动逻辑；数据敏感：掌握</w:t>
+              <w:t xml:space="preserve">/</w:t>
+            </w:r>
+            <w:r>
+              <w:rPr>
+                <w:rFonts w:ascii="宋体" w:eastAsia="宋体" w:hAnsi="宋体" w:cs="宋体"/>
+                <w:sz w:val="21"/>
+              </w:rPr>
+              <w:t xml:space="preserve">补货管理经验，理解安全库存与需求波动逻辑；数据敏感：掌握</w:t>
             </w:r>
             <w:r>
               <w:rPr>
                 <w:rFonts w:ascii="Times New Roman" w:hAnsi="Times New Roman" w:hint="default"/>
                 <w:sz w:val="21"/>
               </w:rPr>
-              <w:t>Python/R/SPSS/Excel</w:t>
-            </w:r>
-            <w:r>
-              <w:rPr>
-                <w:rFonts w:ascii="宋体" w:eastAsia="宋体" w:hAnsi="宋体" w:cs="宋体"/>
-                <w:sz w:val="21"/>
-              </w:rPr>
-              <w:t>，累计处理</w:t>
+              <w:t xml:space="preserve">Python/R/SPSS/Excel</w:t>
+            </w:r>
+            <w:r>
+              <w:rPr>
+                <w:rFonts w:ascii="宋体" w:eastAsia="宋体" w:hAnsi="宋体" w:cs="宋体"/>
+                <w:sz w:val="21"/>
+              </w:rPr>
+              <w:t xml:space="preserve">，累计处理</w:t>
             </w:r>
             <w:r>
               <w:rPr>
                 <w:rFonts w:ascii="Times New Roman" w:hAnsi="Times New Roman" w:hint="default"/>
                 <w:sz w:val="21"/>
               </w:rPr>
-              <w:t>4.5</w:t>
-            </w:r>
-            <w:r>
-              <w:rPr>
-                <w:rFonts w:ascii="宋体" w:eastAsia="宋体" w:hAnsi="宋体" w:cs="宋体"/>
-                <w:sz w:val="21"/>
-              </w:rPr>
-              <w:t>万</w:t>
+              <w:t xml:space="preserve">4.5</w:t>
+            </w:r>
+            <w:r>
+              <w:rPr>
+                <w:rFonts w:ascii="宋体" w:eastAsia="宋体" w:hAnsi="宋体" w:cs="宋体"/>
+                <w:sz w:val="21"/>
+              </w:rPr>
+              <w:t xml:space="preserve">万</w:t>
             </w:r>
             <w:r>
               <w:rPr>
                 <w:rFonts w:ascii="Times New Roman" w:hAnsi="Times New Roman" w:hint="default"/>
                 <w:sz w:val="21"/>
               </w:rPr>
-              <w:t>+</w:t>
-            </w:r>
-            <w:r>
-              <w:rPr>
-                <w:rFonts w:ascii="宋体" w:eastAsia="宋体" w:hAnsi="宋体" w:cs="宋体"/>
-                <w:sz w:val="21"/>
-              </w:rPr>
-              <w:t>条业务数据，能用数据支撑需求预测与计划决策，数据敏感度高；执行与协作：</w:t>
+              <w:t xml:space="preserve">+</w:t>
+            </w:r>
+            <w:r>
+              <w:rPr>
+                <w:rFonts w:ascii="宋体" w:eastAsia="宋体" w:hAnsi="宋体" w:cs="宋体"/>
+                <w:sz w:val="21"/>
+              </w:rPr>
+              <w:t xml:space="preserve">条业务数据，能用数据支撑需求预测与计划决策，数据敏感度高；执行与协作：</w:t>
             </w:r>
             <w:r>
               <w:rPr>
                 <w:rFonts w:ascii="Times New Roman" w:hAnsi="Times New Roman" w:hint="default"/>
                 <w:sz w:val="21"/>
               </w:rPr>
-              <w:t>3</w:t>
-            </w:r>
-            <w:r>
-              <w:rPr>
-                <w:rFonts w:ascii="宋体" w:eastAsia="宋体" w:hAnsi="宋体" w:cs="宋体"/>
-                <w:sz w:val="21"/>
-              </w:rPr>
-              <w:t>个月项目助理统筹</w:t>
+              <w:t xml:space="preserve">3</w:t>
+            </w:r>
+            <w:r>
+              <w:rPr>
+                <w:rFonts w:ascii="宋体" w:eastAsia="宋体" w:hAnsi="宋体" w:cs="宋体"/>
+                <w:sz w:val="21"/>
+              </w:rPr>
+              <w:t xml:space="preserve">个月项目助理统筹</w:t>
             </w:r>
             <w:r>
               <w:rPr>
                 <w:rFonts w:ascii="Times New Roman" w:hAnsi="Times New Roman" w:hint="default"/>
                 <w:sz w:val="21"/>
               </w:rPr>
-              <w:t>200+</w:t>
-            </w:r>
-            <w:r>
-              <w:rPr>
-                <w:rFonts w:ascii="宋体" w:eastAsia="宋体" w:hAnsi="宋体" w:cs="宋体"/>
-                <w:sz w:val="21"/>
-              </w:rPr>
-              <w:t>份材料并建立三级校验机制实现零差错提交；跨部门对接同步进度，善于梳理标准化流程</w:t>
+              <w:t xml:space="preserve">200+</w:t>
+            </w:r>
+            <w:r>
+              <w:rPr>
+                <w:rFonts w:ascii="宋体" w:eastAsia="宋体" w:hAnsi="宋体" w:cs="宋体"/>
+                <w:sz w:val="21"/>
+              </w:rPr>
+              <w:t xml:space="preserve">份材料并建立三级校验机制实现零差错提交；跨部门对接同步进度，善于梳理标准化流程</w:t>
             </w:r>
           </w:p>
         </w:tc>
@@ -571,7 +566,6 @@
     <w:p>
       <w:pPr>
         <w:rPr>
-          <w:rFonts w:hint="default"/>
           <w:vanish/>
           <w:sz w:val="2"/>
         </w:rPr>
@@ -581,6 +575,7 @@
       <w:tblPr>
         <w:tblW w:w="0" w:type="auto"/>
         <w:jc w:val="center"/>
+        <w:tblInd w:w="0" w:type="dxa"/>
         <w:tblLayout w:type="fixed"/>
         <w:tblCellMar>
           <w:left w:w="0" w:type="dxa"/>
@@ -616,9 +611,6 @@
           <w:p>
             <w:pPr>
               <w:spacing w:line="275" w:lineRule="atLeast"/>
-              <w:rPr>
-                <w:rFonts w:hint="default"/>
-              </w:rPr>
             </w:pPr>
             <w:r>
               <w:rPr>
@@ -655,6 +647,7 @@
             <w:tblPr>
               <w:tblpPr w:leftFromText="180" w:rightFromText="180" w:vertAnchor="page" w:horzAnchor="margin" w:tblpY="1"/>
               <w:tblW w:w="10915" w:type="dxa"/>
+              <w:tblInd w:w="0" w:type="dxa"/>
               <w:tblLayout w:type="fixed"/>
               <w:tblCellMar>
                 <w:left w:w="0" w:type="dxa"/>
@@ -691,7 +684,6 @@
                     <w:spacing w:line="315" w:lineRule="atLeast"/>
                     <w:jc w:val="center"/>
                     <w:rPr>
-                      <w:rFonts w:hint="default"/>
                       <w:sz w:val="21"/>
                     </w:rPr>
                   </w:pPr>
@@ -718,7 +710,6 @@
                   <w:pPr>
                     <w:spacing w:line="315" w:lineRule="atLeast"/>
                     <w:rPr>
-                      <w:rFonts w:hint="default"/>
                       <w:b/>
                       <w:bCs/>
                       <w:sz w:val="21"/>
@@ -756,7 +747,6 @@
                   <w:pPr>
                     <w:spacing w:line="315" w:lineRule="atLeast"/>
                     <w:rPr>
-                      <w:rFonts w:hint="default"/>
                       <w:b/>
                       <w:bCs/>
                       <w:sz w:val="21"/>
@@ -855,7 +845,6 @@
             <w:pPr>
               <w:spacing w:line="275" w:lineRule="atLeast"/>
               <w:rPr>
-                <w:rFonts w:hint="default"/>
                 <w:b/>
                 <w:bCs/>
               </w:rPr>
@@ -867,7 +856,6 @@
     <w:p>
       <w:pPr>
         <w:rPr>
-          <w:rFonts w:hint="default"/>
           <w:vanish/>
         </w:rPr>
       </w:pPr>
@@ -875,7 +863,6 @@
     <w:p>
       <w:pPr>
         <w:rPr>
-          <w:rFonts w:hint="default"/>
           <w:vanish/>
           <w:sz w:val="21"/>
         </w:rPr>
@@ -885,6 +872,7 @@
       <w:tblPr>
         <w:tblW w:w="0" w:type="auto"/>
         <w:jc w:val="center"/>
+        <w:tblInd w:w="0" w:type="dxa"/>
         <w:tblLayout w:type="fixed"/>
         <w:tblCellMar>
           <w:left w:w="0" w:type="dxa"/>
@@ -921,7 +909,6 @@
             <w:pPr>
               <w:spacing w:line="210" w:lineRule="atLeast"/>
               <w:rPr>
-                <w:rFonts w:hint="default"/>
                 <w:sz w:val="21"/>
               </w:rPr>
             </w:pPr>
@@ -953,53 +940,52 @@
               <w:spacing w:line="315" w:lineRule="atLeast"/>
               <w:ind w:left="442" w:hanging="442"/>
               <w:rPr>
-                <w:rFonts w:hint="default"/>
-                <w:sz w:val="21"/>
-              </w:rPr>
-            </w:pPr>
-            <w:r>
-              <w:rPr>
-                <w:rFonts w:ascii="宋体" w:eastAsia="宋体" w:hAnsi="宋体" w:cs="宋体"/>
-                <w:b/>
-                <w:bCs/>
-                <w:sz w:val="21"/>
-              </w:rPr>
-              <w:t>核心课程：</w:t>
-            </w:r>
-            <w:r>
-              <w:rPr>
-                <w:rFonts w:ascii="宋体" w:eastAsia="宋体" w:hAnsi="宋体" w:cs="宋体"/>
-                <w:sz w:val="21"/>
-              </w:rPr>
-              <w:t>供应链建模与仿真、</w:t>
+                <w:sz w:val="21"/>
+              </w:rPr>
+            </w:pPr>
+            <w:r>
+              <w:rPr>
+                <w:rFonts w:ascii="宋体" w:eastAsia="宋体" w:hAnsi="宋体" w:cs="宋体"/>
+                <w:b/>
+                <w:bCs/>
+                <w:sz w:val="21"/>
+              </w:rPr>
+              <w:t xml:space="preserve">核心课程：</w:t>
+            </w:r>
+            <w:r>
+              <w:rPr>
+                <w:rFonts w:ascii="宋体" w:eastAsia="宋体" w:hAnsi="宋体" w:cs="宋体"/>
+                <w:sz w:val="21"/>
+              </w:rPr>
+              <w:t xml:space="preserve">供应链建模与仿真、</w:t>
             </w:r>
             <w:r>
               <w:rPr>
                 <w:rFonts w:ascii="Times New Roman" w:hAnsi="Times New Roman" w:hint="default"/>
                 <w:sz w:val="21"/>
               </w:rPr>
-              <w:t>ERP</w:t>
-            </w:r>
-            <w:r>
-              <w:rPr>
-                <w:rFonts w:ascii="宋体" w:eastAsia="宋体" w:hAnsi="宋体" w:cs="宋体"/>
-                <w:sz w:val="21"/>
-              </w:rPr>
-              <w:t>供应链管理综合实验、供应链资源规划、采购管理、物流管理、统计学、</w:t>
+              <w:t xml:space="preserve">ERP</w:t>
+            </w:r>
+            <w:r>
+              <w:rPr>
+                <w:rFonts w:ascii="宋体" w:eastAsia="宋体" w:hAnsi="宋体" w:cs="宋体"/>
+                <w:sz w:val="21"/>
+              </w:rPr>
+              <w:t xml:space="preserve">供应链管理综合实验、供应链资源规划、采购管理、物流管理、统计学、</w:t>
             </w:r>
             <w:r>
               <w:rPr>
                 <w:rFonts w:ascii="Times New Roman" w:hAnsi="Times New Roman" w:hint="default"/>
                 <w:sz w:val="21"/>
               </w:rPr>
-              <w:t>Python</w:t>
-            </w:r>
-            <w:r>
-              <w:rPr>
-                <w:rFonts w:ascii="宋体" w:eastAsia="宋体" w:hAnsi="宋体" w:cs="宋体"/>
-                <w:sz w:val="21"/>
-              </w:rPr>
-              <w:t>程序设计、大数据管理与分析</w:t>
+              <w:t xml:space="preserve">Python</w:t>
+            </w:r>
+            <w:r>
+              <w:rPr>
+                <w:rFonts w:ascii="宋体" w:eastAsia="宋体" w:hAnsi="宋体" w:cs="宋体"/>
+                <w:sz w:val="21"/>
+              </w:rPr>
+              <w:t xml:space="preserve">程序设计、大数据管理与分析</w:t>
             </w:r>
           </w:p>
         </w:tc>
@@ -1029,7 +1015,6 @@
             <w:pPr>
               <w:spacing w:line="210" w:lineRule="atLeast"/>
               <w:rPr>
-                <w:rFonts w:hint="default"/>
                 <w:sz w:val="21"/>
               </w:rPr>
             </w:pPr>
@@ -1060,53 +1045,52 @@
               </w:numPr>
               <w:spacing w:line="315" w:lineRule="atLeast"/>
               <w:rPr>
-                <w:rFonts w:hint="default"/>
-                <w:sz w:val="21"/>
-              </w:rPr>
-            </w:pPr>
-            <w:r>
-              <w:rPr>
-                <w:rFonts w:ascii="宋体" w:eastAsia="宋体" w:hAnsi="宋体" w:cs="宋体"/>
-                <w:b/>
-                <w:bCs/>
-                <w:sz w:val="21"/>
-              </w:rPr>
-              <w:t>荣誉奖励：</w:t>
-            </w:r>
-            <w:r>
-              <w:rPr>
-                <w:rFonts w:ascii="宋体" w:eastAsia="宋体" w:hAnsi="宋体" w:cs="宋体"/>
-                <w:sz w:val="21"/>
-              </w:rPr>
-              <w:t>山东大学</w:t>
+                <w:sz w:val="21"/>
+              </w:rPr>
+            </w:pPr>
+            <w:r>
+              <w:rPr>
+                <w:rFonts w:ascii="宋体" w:eastAsia="宋体" w:hAnsi="宋体" w:cs="宋体"/>
+                <w:b/>
+                <w:bCs/>
+                <w:sz w:val="21"/>
+              </w:rPr>
+              <w:t xml:space="preserve">荣誉奖励：</w:t>
+            </w:r>
+            <w:r>
+              <w:rPr>
+                <w:rFonts w:ascii="宋体" w:eastAsia="宋体" w:hAnsi="宋体" w:cs="宋体"/>
+                <w:sz w:val="21"/>
+              </w:rPr>
+              <w:t xml:space="preserve">山东大学</w:t>
             </w:r>
             <w:r>
               <w:rPr>
                 <w:rFonts w:ascii="Times New Roman" w:hAnsi="Times New Roman" w:hint="default"/>
                 <w:sz w:val="21"/>
               </w:rPr>
-              <w:t>2024</w:t>
-            </w:r>
-            <w:r>
-              <w:rPr>
-                <w:rFonts w:ascii="宋体" w:eastAsia="宋体" w:hAnsi="宋体" w:cs="宋体"/>
-                <w:sz w:val="21"/>
-              </w:rPr>
-              <w:t>—</w:t>
+              <w:t xml:space="preserve">2024</w:t>
+            </w:r>
+            <w:r>
+              <w:rPr>
+                <w:rFonts w:ascii="宋体" w:eastAsia="宋体" w:hAnsi="宋体" w:cs="宋体"/>
+                <w:sz w:val="21"/>
+              </w:rPr>
+              <w:t xml:space="preserve">—</w:t>
             </w:r>
             <w:r>
               <w:rPr>
                 <w:rFonts w:ascii="Times New Roman" w:hAnsi="Times New Roman" w:hint="default"/>
                 <w:sz w:val="21"/>
               </w:rPr>
-              <w:t>2025</w:t>
-            </w:r>
-            <w:r>
-              <w:rPr>
-                <w:rFonts w:ascii="宋体" w:eastAsia="宋体" w:hAnsi="宋体" w:cs="宋体"/>
-                <w:sz w:val="21"/>
-              </w:rPr>
-              <w:t>年暑期社会实践专项优秀等级</w:t>
+              <w:t xml:space="preserve">2025</w:t>
+            </w:r>
+            <w:r>
+              <w:rPr>
+                <w:rFonts w:ascii="宋体" w:eastAsia="宋体" w:hAnsi="宋体" w:cs="宋体"/>
+                <w:sz w:val="21"/>
+              </w:rPr>
+              <w:t xml:space="preserve">年暑期社会实践专项优秀等级</w:t>
             </w:r>
           </w:p>
         </w:tc>
@@ -1115,7 +1099,6 @@
     <w:p>
       <w:pPr>
         <w:rPr>
-          <w:rFonts w:hint="default"/>
           <w:vanish/>
           <w:sz w:val="21"/>
         </w:rPr>
@@ -1124,7 +1107,6 @@
     <w:p>
       <w:pPr>
         <w:rPr>
-          <w:rFonts w:hint="default"/>
           <w:vanish/>
           <w:sz w:val="2"/>
         </w:rPr>
@@ -1133,7 +1115,6 @@
     <w:p>
       <w:pPr>
         <w:rPr>
-          <w:rFonts w:hint="default"/>
           <w:vanish/>
         </w:rPr>
       </w:pPr>
@@ -1141,7 +1122,6 @@
     <w:p>
       <w:pPr>
         <w:rPr>
-          <w:rFonts w:hint="default"/>
           <w:vanish/>
           <w:sz w:val="21"/>
         </w:rPr>
@@ -1150,7 +1130,6 @@
     <w:p>
       <w:pPr>
         <w:rPr>
-          <w:rFonts w:hint="default"/>
           <w:vanish/>
           <w:sz w:val="21"/>
         </w:rPr>
@@ -1159,7 +1138,6 @@
     <w:p>
       <w:pPr>
         <w:rPr>
-          <w:rFonts w:hint="default"/>
           <w:vanish/>
           <w:sz w:val="2"/>
         </w:rPr>
@@ -1169,6 +1147,7 @@
       <w:tblPr>
         <w:tblW w:w="0" w:type="auto"/>
         <w:jc w:val="center"/>
+        <w:tblInd w:w="0" w:type="dxa"/>
         <w:tblLayout w:type="fixed"/>
         <w:tblCellMar>
           <w:left w:w="0" w:type="dxa"/>
@@ -1178,22 +1157,26 @@
       </w:tblPr>
       <w:tblGrid>
         <w:gridCol w:w="695"/>
-        <w:gridCol w:w="184"/>
-        <w:gridCol w:w="3502"/>
-        <w:gridCol w:w="2693"/>
+        <w:gridCol w:w="156"/>
+        <w:gridCol w:w="28"/>
+        <w:gridCol w:w="667"/>
+        <w:gridCol w:w="2835"/>
+        <w:gridCol w:w="2189"/>
+        <w:gridCol w:w="504"/>
         <w:gridCol w:w="3669"/>
-        <w:gridCol w:w="880"/>
+        <w:gridCol w:w="851"/>
+        <w:gridCol w:w="29"/>
       </w:tblGrid>
       <w:tr>
         <w:trPr>
-          <w:gridBefore w:val="2"/>
+          <w:gridBefore w:val="3"/>
           <w:wBefore w:w="879" w:type="dxa"/>
           <w:jc w:val="center"/>
         </w:trPr>
         <w:tc>
           <w:tcPr>
             <w:tcW w:w="10744" w:type="dxa"/>
-            <w:gridSpan w:val="4"/>
+            <w:gridSpan w:val="7"/>
             <w:tcBorders>
               <w:top w:val="nil"/>
               <w:left w:val="nil"/>
@@ -1213,7 +1196,7 @@
             <w:pPr>
               <w:spacing w:line="275" w:lineRule="atLeast"/>
               <w:rPr>
-                <w:rFonts w:ascii="Times New Roman" w:hAnsi="Times New Roman" w:hint="default"/>
+                <w:rFonts w:ascii="Times New Roman" w:hAnsi="Times New Roman"/>
                 <w:b/>
                 <w:bCs/>
               </w:rPr>
@@ -1239,7 +1222,7 @@
       </w:tr>
       <w:tr>
         <w:trPr>
-          <w:gridAfter w:val="1"/>
+          <w:gridAfter w:val="2"/>
           <w:wAfter w:w="880" w:type="dxa"/>
           <w:jc w:val="center"/>
         </w:trPr>
@@ -1264,7 +1247,7 @@
             <w:pPr>
               <w:spacing w:line="315" w:lineRule="atLeast"/>
               <w:rPr>
-                <w:rFonts w:ascii="Times New Roman" w:hAnsi="Times New Roman" w:hint="default"/>
+                <w:rFonts w:ascii="Times New Roman" w:hAnsi="Times New Roman"/>
                 <w:sz w:val="21"/>
               </w:rPr>
             </w:pPr>
@@ -1272,8 +1255,8 @@
         </w:tc>
         <w:tc>
           <w:tcPr>
-            <w:tcW w:w="3686" w:type="dxa"/>
-            <w:gridSpan w:val="2"/>
+            <w:tcW w:w="4600" w:type="dxa"/>
+            <w:gridSpan w:val="4"/>
             <w:tcBorders>
               <w:top w:val="nil"/>
               <w:left w:val="nil"/>
@@ -1292,24 +1275,25 @@
             <w:pPr>
               <w:spacing w:line="315" w:lineRule="atLeast"/>
               <w:rPr>
-                <w:rFonts w:ascii="Times New Roman" w:hAnsi="Times New Roman" w:hint="default"/>
-                <w:sz w:val="21"/>
-              </w:rPr>
-            </w:pPr>
-            <w:r>
-              <w:rPr>
-                <w:rFonts w:ascii="宋体" w:eastAsia="宋体" w:hAnsi="宋体" w:cs="宋体"/>
-                <w:b/>
-                <w:bCs/>
-                <w:sz w:val="21"/>
-              </w:rPr>
-              <w:t>社区团购末端网络优化</w:t>
+                <w:rFonts w:ascii="Times New Roman" w:hAnsi="Times New Roman"/>
+                <w:sz w:val="21"/>
+              </w:rPr>
+            </w:pPr>
+            <w:r>
+              <w:rPr>
+                <w:rFonts w:ascii="宋体" w:eastAsia="宋体" w:hAnsi="宋体" w:cs="宋体"/>
+                <w:b/>
+                <w:bCs/>
+                <w:sz w:val="21"/>
+              </w:rPr>
+              <w:t xml:space="preserve">社区团购末端网络优化</w:t>
             </w:r>
           </w:p>
         </w:tc>
         <w:tc>
           <w:tcPr>
             <w:tcW w:w="2693" w:type="dxa"/>
+            <w:gridSpan w:val="2"/>
             <w:tcBorders>
               <w:top w:val="nil"/>
               <w:left w:val="nil"/>
@@ -1322,26 +1306,26 @@
             <w:pPr>
               <w:spacing w:line="315" w:lineRule="atLeast"/>
               <w:rPr>
-                <w:rFonts w:ascii="Times New Roman" w:eastAsia="等线" w:hAnsi="Times New Roman" w:hint="default"/>
-                <w:b/>
-                <w:bCs/>
-                <w:sz w:val="21"/>
-              </w:rPr>
-            </w:pPr>
-            <w:r>
-              <w:rPr>
-                <w:rFonts w:ascii="宋体" w:eastAsia="宋体" w:hAnsi="宋体" w:cs="宋体"/>
-                <w:b/>
-                <w:bCs/>
-                <w:sz w:val="21"/>
-              </w:rPr>
-              <w:t>项目负责人</w:t>
+                <w:rFonts w:ascii="Times New Roman" w:eastAsia="等线" w:hAnsi="Times New Roman"/>
+                <w:b/>
+                <w:bCs/>
+                <w:sz w:val="21"/>
+              </w:rPr>
+            </w:pPr>
+            <w:r>
+              <w:rPr>
+                <w:rFonts w:ascii="宋体" w:eastAsia="宋体" w:hAnsi="宋体" w:cs="宋体"/>
+                <w:b/>
+                <w:bCs/>
+                <w:sz w:val="21"/>
+              </w:rPr>
+              <w:t xml:space="preserve">项目负责人</w:t>
             </w:r>
           </w:p>
         </w:tc>
         <w:tc>
           <w:tcPr>
-            <w:tcW w:w="3669" w:type="dxa"/>
+            <w:tcW w:w="2755" w:type="dxa"/>
             <w:tcBorders>
               <w:top w:val="nil"/>
               <w:left w:val="nil"/>
@@ -1367,14 +1351,14 @@
                 <w:bCs/>
                 <w:sz w:val="21"/>
               </w:rPr>
-              <w:t>2026.03-2026.06</w:t>
+              <w:t xml:space="preserve">2026.03-2026.06</w:t>
             </w:r>
           </w:p>
         </w:tc>
       </w:tr>
       <w:tr>
         <w:trPr>
-          <w:gridAfter w:val="1"/>
+          <w:gridAfter w:val="2"/>
           <w:wAfter w:w="880" w:type="dxa"/>
           <w:jc w:val="center"/>
         </w:trPr>
@@ -1399,7 +1383,7 @@
             <w:pPr>
               <w:spacing w:line="315" w:lineRule="atLeast"/>
               <w:rPr>
-                <w:rFonts w:ascii="Times New Roman" w:hAnsi="Times New Roman" w:hint="default"/>
+                <w:rFonts w:ascii="Times New Roman" w:hAnsi="Times New Roman"/>
                 <w:sz w:val="21"/>
               </w:rPr>
             </w:pPr>
@@ -1408,7 +1392,7 @@
         <w:tc>
           <w:tcPr>
             <w:tcW w:w="10048" w:type="dxa"/>
-            <w:gridSpan w:val="4"/>
+            <w:gridSpan w:val="7"/>
             <w:tcBorders>
               <w:top w:val="nil"/>
               <w:left w:val="nil"/>
@@ -1440,63 +1424,63 @@
                 <w:rFonts w:ascii="宋体" w:eastAsia="宋体" w:hAnsi="宋体" w:cs="宋体"/>
                 <w:sz w:val="21"/>
               </w:rPr>
-              <w:t>针对自提点布局零散、需求波动大的痛点，基于</w:t>
+              <w:t xml:space="preserve">针对自提点布局零散、需求波动大的痛点，基于</w:t>
             </w:r>
             <w:r>
               <w:rPr>
                 <w:rFonts w:ascii="Times New Roman" w:hAnsi="Times New Roman" w:hint="default"/>
                 <w:sz w:val="21"/>
               </w:rPr>
-              <w:t>15</w:t>
-            </w:r>
-            <w:r>
-              <w:rPr>
-                <w:rFonts w:ascii="宋体" w:eastAsia="宋体" w:hAnsi="宋体" w:cs="宋体"/>
-                <w:sz w:val="21"/>
-              </w:rPr>
-              <w:t>个候选点、日均</w:t>
+              <w:t xml:space="preserve">15</w:t>
+            </w:r>
+            <w:r>
+              <w:rPr>
+                <w:rFonts w:ascii="宋体" w:eastAsia="宋体" w:hAnsi="宋体" w:cs="宋体"/>
+                <w:sz w:val="21"/>
+              </w:rPr>
+              <w:t xml:space="preserve">个候选点、日均</w:t>
             </w:r>
             <w:r>
               <w:rPr>
                 <w:rFonts w:ascii="Times New Roman" w:hAnsi="Times New Roman" w:hint="default"/>
                 <w:sz w:val="21"/>
               </w:rPr>
-              <w:t>345</w:t>
-            </w:r>
-            <w:r>
-              <w:rPr>
-                <w:rFonts w:ascii="宋体" w:eastAsia="宋体" w:hAnsi="宋体" w:cs="宋体"/>
-                <w:sz w:val="21"/>
-              </w:rPr>
-              <w:t>单真实数据，构建选址</w:t>
+              <w:t xml:space="preserve">345</w:t>
+            </w:r>
+            <w:r>
+              <w:rPr>
+                <w:rFonts w:ascii="宋体" w:eastAsia="宋体" w:hAnsi="宋体" w:cs="宋体"/>
+                <w:sz w:val="21"/>
+              </w:rPr>
+              <w:t xml:space="preserve">单真实数据，构建选址</w:t>
             </w:r>
             <w:r>
               <w:rPr>
                 <w:rFonts w:ascii="Times New Roman" w:hAnsi="Times New Roman" w:hint="default"/>
                 <w:sz w:val="21"/>
               </w:rPr>
-              <w:t>-</w:t>
-            </w:r>
-            <w:r>
-              <w:rPr>
-                <w:rFonts w:ascii="宋体" w:eastAsia="宋体" w:hAnsi="宋体" w:cs="宋体"/>
-                <w:sz w:val="21"/>
-              </w:rPr>
-              <w:t>路径双层优化模型并用</w:t>
+              <w:t xml:space="preserve">-</w:t>
+            </w:r>
+            <w:r>
+              <w:rPr>
+                <w:rFonts w:ascii="宋体" w:eastAsia="宋体" w:hAnsi="宋体" w:cs="宋体"/>
+                <w:sz w:val="21"/>
+              </w:rPr>
+              <w:t xml:space="preserve">路径双层优化模型并用</w:t>
             </w:r>
             <w:r>
               <w:rPr>
                 <w:rFonts w:ascii="Times New Roman" w:hAnsi="Times New Roman" w:hint="default"/>
                 <w:sz w:val="21"/>
               </w:rPr>
-              <w:t>Python</w:t>
-            </w:r>
-            <w:r>
-              <w:rPr>
-                <w:rFonts w:ascii="宋体" w:eastAsia="宋体" w:hAnsi="宋体" w:cs="宋体"/>
-                <w:sz w:val="21"/>
-              </w:rPr>
-              <w:t>求解</w:t>
+              <w:t xml:space="preserve">Python</w:t>
+            </w:r>
+            <w:r>
+              <w:rPr>
+                <w:rFonts w:ascii="宋体" w:eastAsia="宋体" w:hAnsi="宋体" w:cs="宋体"/>
+                <w:sz w:val="21"/>
+              </w:rPr>
+              <w:t xml:space="preserve">求解</w:t>
             </w:r>
           </w:p>
           <w:p>
@@ -1516,126 +1500,126 @@
                 <w:rFonts w:ascii="宋体" w:eastAsia="宋体" w:hAnsi="宋体" w:cs="宋体"/>
                 <w:sz w:val="21"/>
               </w:rPr>
-              <w:t>输出“</w:t>
+              <w:t xml:space="preserve">输出“</w:t>
             </w:r>
             <w:r>
               <w:rPr>
                 <w:rFonts w:ascii="Times New Roman" w:hAnsi="Times New Roman" w:hint="default"/>
                 <w:sz w:val="21"/>
               </w:rPr>
-              <w:t>2</w:t>
-            </w:r>
-            <w:r>
-              <w:rPr>
-                <w:rFonts w:ascii="宋体" w:eastAsia="宋体" w:hAnsi="宋体" w:cs="宋体"/>
-                <w:sz w:val="21"/>
-              </w:rPr>
-              <w:t>核心点</w:t>
+              <w:t xml:space="preserve">2</w:t>
+            </w:r>
+            <w:r>
+              <w:rPr>
+                <w:rFonts w:ascii="宋体" w:eastAsia="宋体" w:hAnsi="宋体" w:cs="宋体"/>
+                <w:sz w:val="21"/>
+              </w:rPr>
+              <w:t xml:space="preserve">核心点</w:t>
             </w:r>
             <w:r>
               <w:rPr>
                 <w:rFonts w:ascii="Times New Roman" w:hAnsi="Times New Roman" w:hint="default"/>
                 <w:sz w:val="21"/>
               </w:rPr>
-              <w:t>+4</w:t>
-            </w:r>
-            <w:r>
-              <w:rPr>
-                <w:rFonts w:ascii="宋体" w:eastAsia="宋体" w:hAnsi="宋体" w:cs="宋体"/>
-                <w:sz w:val="21"/>
-              </w:rPr>
-              <w:t>动态临时点”弹性布局方案：总成本降低</w:t>
+              <w:t xml:space="preserve">+4</w:t>
+            </w:r>
+            <w:r>
+              <w:rPr>
+                <w:rFonts w:ascii="宋体" w:eastAsia="宋体" w:hAnsi="宋体" w:cs="宋体"/>
+                <w:sz w:val="21"/>
+              </w:rPr>
+              <w:t xml:space="preserve">动态临时点”弹性布局方案：总成本降低</w:t>
             </w:r>
             <w:r>
               <w:rPr>
                 <w:rFonts w:ascii="Times New Roman" w:hAnsi="Times New Roman" w:hint="default"/>
                 <w:sz w:val="21"/>
               </w:rPr>
-              <w:t>18.7%</w:t>
-            </w:r>
-            <w:r>
-              <w:rPr>
-                <w:rFonts w:ascii="宋体" w:eastAsia="宋体" w:hAnsi="宋体" w:cs="宋体"/>
-                <w:sz w:val="21"/>
-              </w:rPr>
-              <w:t>、老年覆盖率</w:t>
+              <w:t xml:space="preserve">18.7%</w:t>
+            </w:r>
+            <w:r>
+              <w:rPr>
+                <w:rFonts w:ascii="宋体" w:eastAsia="宋体" w:hAnsi="宋体" w:cs="宋体"/>
+                <w:sz w:val="21"/>
+              </w:rPr>
+              <w:t xml:space="preserve">、老年覆盖率</w:t>
             </w:r>
             <w:r>
               <w:rPr>
                 <w:rFonts w:ascii="Times New Roman" w:hAnsi="Times New Roman" w:hint="default"/>
                 <w:sz w:val="21"/>
               </w:rPr>
-              <w:t>53.4%</w:t>
-            </w:r>
-            <w:r>
-              <w:rPr>
-                <w:rFonts w:ascii="宋体" w:eastAsia="宋体" w:hAnsi="宋体" w:cs="宋体"/>
-                <w:sz w:val="21"/>
-              </w:rPr>
-              <w:t>→</w:t>
+              <w:t xml:space="preserve">53.4%</w:t>
+            </w:r>
+            <w:r>
+              <w:rPr>
+                <w:rFonts w:ascii="宋体" w:eastAsia="宋体" w:hAnsi="宋体" w:cs="宋体"/>
+                <w:sz w:val="21"/>
+              </w:rPr>
+              <w:t xml:space="preserve">→</w:t>
             </w:r>
             <w:r>
               <w:rPr>
                 <w:rFonts w:ascii="Times New Roman" w:hAnsi="Times New Roman" w:hint="default"/>
                 <w:sz w:val="21"/>
               </w:rPr>
-              <w:t>87.3%</w:t>
-            </w:r>
-            <w:r>
-              <w:rPr>
-                <w:rFonts w:ascii="宋体" w:eastAsia="宋体" w:hAnsi="宋体" w:cs="宋体"/>
-                <w:sz w:val="21"/>
-              </w:rPr>
-              <w:t>、配送时长缩短</w:t>
+              <w:t xml:space="preserve">87.3%</w:t>
+            </w:r>
+            <w:r>
+              <w:rPr>
+                <w:rFonts w:ascii="宋体" w:eastAsia="宋体" w:hAnsi="宋体" w:cs="宋体"/>
+                <w:sz w:val="21"/>
+              </w:rPr>
+              <w:t xml:space="preserve">、配送时长缩短</w:t>
             </w:r>
             <w:r>
               <w:rPr>
                 <w:rFonts w:ascii="Times New Roman" w:hAnsi="Times New Roman" w:hint="default"/>
                 <w:sz w:val="21"/>
               </w:rPr>
-              <w:t>22.3%</w:t>
-            </w:r>
-            <w:r>
-              <w:rPr>
-                <w:rFonts w:ascii="宋体" w:eastAsia="宋体" w:hAnsi="宋体" w:cs="宋体"/>
-                <w:sz w:val="21"/>
-              </w:rPr>
-              <w:t>，可响应周末</w:t>
+              <w:t xml:space="preserve">22.3%</w:t>
+            </w:r>
+            <w:r>
+              <w:rPr>
+                <w:rFonts w:ascii="宋体" w:eastAsia="宋体" w:hAnsi="宋体" w:cs="宋体"/>
+                <w:sz w:val="21"/>
+              </w:rPr>
+              <w:t xml:space="preserve">，可响应周末</w:t>
             </w:r>
             <w:r>
               <w:rPr>
                 <w:rFonts w:ascii="Times New Roman" w:hAnsi="Times New Roman" w:hint="default"/>
                 <w:sz w:val="21"/>
               </w:rPr>
-              <w:t>29.9%</w:t>
-            </w:r>
-            <w:r>
-              <w:rPr>
-                <w:rFonts w:ascii="宋体" w:eastAsia="宋体" w:hAnsi="宋体" w:cs="宋体"/>
-                <w:sz w:val="21"/>
-              </w:rPr>
-              <w:t>、促销日</w:t>
+              <w:t xml:space="preserve">29.9%</w:t>
+            </w:r>
+            <w:r>
+              <w:rPr>
+                <w:rFonts w:ascii="宋体" w:eastAsia="宋体" w:hAnsi="宋体" w:cs="宋体"/>
+                <w:sz w:val="21"/>
+              </w:rPr>
+              <w:t xml:space="preserve">、促销日</w:t>
             </w:r>
             <w:r>
               <w:rPr>
                 <w:rFonts w:ascii="Times New Roman" w:hAnsi="Times New Roman" w:hint="default"/>
                 <w:sz w:val="21"/>
               </w:rPr>
-              <w:t>50.7%</w:t>
-            </w:r>
-            <w:r>
-              <w:rPr>
-                <w:rFonts w:ascii="宋体" w:eastAsia="宋体" w:hAnsi="宋体" w:cs="宋体"/>
-                <w:sz w:val="21"/>
-              </w:rPr>
-              <w:t>需求波动，验证计划端供需平衡方法论</w:t>
+              <w:t xml:space="preserve">50.7%</w:t>
+            </w:r>
+            <w:r>
+              <w:rPr>
+                <w:rFonts w:ascii="宋体" w:eastAsia="宋体" w:hAnsi="宋体" w:cs="宋体"/>
+                <w:sz w:val="21"/>
+              </w:rPr>
+              <w:t xml:space="preserve">需求波动，验证计划端供需平衡方法论</w:t>
             </w:r>
           </w:p>
         </w:tc>
       </w:tr>
       <w:tr>
         <w:trPr>
-          <w:gridAfter w:val="1"/>
+          <w:gridAfter w:val="2"/>
           <w:wAfter w:w="880" w:type="dxa"/>
           <w:jc w:val="center"/>
         </w:trPr>
@@ -1660,7 +1644,7 @@
             <w:pPr>
               <w:spacing w:line="315" w:lineRule="atLeast"/>
               <w:rPr>
-                <w:rFonts w:ascii="Times New Roman" w:hAnsi="Times New Roman" w:hint="default"/>
+                <w:rFonts w:ascii="Times New Roman" w:hAnsi="Times New Roman"/>
                 <w:sz w:val="21"/>
               </w:rPr>
             </w:pPr>
@@ -1668,8 +1652,8 @@
         </w:tc>
         <w:tc>
           <w:tcPr>
-            <w:tcW w:w="3686" w:type="dxa"/>
-            <w:gridSpan w:val="2"/>
+            <w:tcW w:w="4600" w:type="dxa"/>
+            <w:gridSpan w:val="4"/>
             <w:tcBorders>
               <w:top w:val="nil"/>
               <w:left w:val="nil"/>
@@ -1688,7 +1672,7 @@
             <w:pPr>
               <w:spacing w:line="315" w:lineRule="atLeast"/>
               <w:rPr>
-                <w:rFonts w:ascii="Times New Roman" w:hAnsi="Times New Roman" w:hint="default"/>
+                <w:rFonts w:ascii="Times New Roman" w:hAnsi="Times New Roman"/>
                 <w:sz w:val="21"/>
               </w:rPr>
             </w:pPr>
@@ -1699,22 +1683,23 @@
                 <w:bCs/>
                 <w:sz w:val="21"/>
               </w:rPr>
-              <w:t>ERP</w:t>
-            </w:r>
-            <w:r>
-              <w:rPr>
-                <w:rFonts w:ascii="宋体" w:eastAsia="宋体" w:hAnsi="宋体" w:cs="宋体"/>
-                <w:b/>
-                <w:bCs/>
-                <w:sz w:val="21"/>
-              </w:rPr>
-              <w:t>供应链全流程模拟操作</w:t>
+              <w:t xml:space="preserve">ERP</w:t>
+            </w:r>
+            <w:r>
+              <w:rPr>
+                <w:rFonts w:ascii="宋体" w:eastAsia="宋体" w:hAnsi="宋体" w:cs="宋体"/>
+                <w:b/>
+                <w:bCs/>
+                <w:sz w:val="21"/>
+              </w:rPr>
+              <w:t xml:space="preserve">供应链全流程模拟操作</w:t>
             </w:r>
           </w:p>
         </w:tc>
         <w:tc>
           <w:tcPr>
             <w:tcW w:w="2693" w:type="dxa"/>
+            <w:gridSpan w:val="2"/>
             <w:tcBorders>
               <w:top w:val="nil"/>
               <w:left w:val="nil"/>
@@ -1727,26 +1712,26 @@
             <w:pPr>
               <w:spacing w:line="315" w:lineRule="atLeast"/>
               <w:rPr>
-                <w:rFonts w:ascii="Times New Roman" w:eastAsia="等线" w:hAnsi="Times New Roman" w:hint="default"/>
-                <w:b/>
-                <w:bCs/>
-                <w:sz w:val="21"/>
-              </w:rPr>
-            </w:pPr>
-            <w:r>
-              <w:rPr>
-                <w:rFonts w:ascii="宋体" w:eastAsia="宋体" w:hAnsi="宋体" w:cs="宋体"/>
-                <w:b/>
-                <w:bCs/>
-                <w:sz w:val="21"/>
-              </w:rPr>
-              <w:t>课程实验・账套主管</w:t>
+                <w:rFonts w:ascii="Times New Roman" w:eastAsia="等线" w:hAnsi="Times New Roman"/>
+                <w:b/>
+                <w:bCs/>
+                <w:sz w:val="21"/>
+              </w:rPr>
+            </w:pPr>
+            <w:r>
+              <w:rPr>
+                <w:rFonts w:ascii="宋体" w:eastAsia="宋体" w:hAnsi="宋体" w:cs="宋体"/>
+                <w:b/>
+                <w:bCs/>
+                <w:sz w:val="21"/>
+              </w:rPr>
+              <w:t xml:space="preserve">课程实验・账套主管</w:t>
             </w:r>
           </w:p>
         </w:tc>
         <w:tc>
           <w:tcPr>
-            <w:tcW w:w="3669" w:type="dxa"/>
+            <w:tcW w:w="2755" w:type="dxa"/>
             <w:tcBorders>
               <w:top w:val="nil"/>
               <w:left w:val="nil"/>
@@ -1772,14 +1757,14 @@
                 <w:bCs/>
                 <w:sz w:val="21"/>
               </w:rPr>
-              <w:t>2025.03-2025.07</w:t>
+              <w:t xml:space="preserve">2025.03-2025.07</w:t>
             </w:r>
           </w:p>
         </w:tc>
       </w:tr>
       <w:tr>
         <w:trPr>
-          <w:gridAfter w:val="1"/>
+          <w:gridAfter w:val="2"/>
           <w:wAfter w:w="880" w:type="dxa"/>
           <w:jc w:val="center"/>
         </w:trPr>
@@ -1804,7 +1789,7 @@
             <w:pPr>
               <w:spacing w:line="315" w:lineRule="atLeast"/>
               <w:rPr>
-                <w:rFonts w:ascii="Times New Roman" w:hAnsi="Times New Roman" w:hint="default"/>
+                <w:rFonts w:ascii="Times New Roman" w:hAnsi="Times New Roman"/>
                 <w:sz w:val="21"/>
               </w:rPr>
             </w:pPr>
@@ -1813,7 +1798,7 @@
         <w:tc>
           <w:tcPr>
             <w:tcW w:w="10048" w:type="dxa"/>
-            <w:gridSpan w:val="4"/>
+            <w:gridSpan w:val="7"/>
             <w:tcBorders>
               <w:top w:val="nil"/>
               <w:left w:val="nil"/>
@@ -1845,7 +1830,7 @@
                 <w:rFonts w:ascii="宋体" w:eastAsia="宋体" w:hAnsi="宋体" w:cs="宋体"/>
                 <w:sz w:val="21"/>
               </w:rPr>
-              <w:t>以账套主管角色独立完成采购订单→到货入库→销售订单→发货出库→库存调拨→盘点→存货核算→收付款凭证全流程实操</w:t>
+              <w:t xml:space="preserve">以账套主管角色独立完成采购订单→到货入库→销售订单→发货出库→库存调拨→盘点→存货核算→收付款凭证全流程实操</w:t>
             </w:r>
           </w:p>
           <w:p>
@@ -1865,28 +1850,28 @@
                 <w:rFonts w:ascii="宋体" w:eastAsia="宋体" w:hAnsi="宋体" w:cs="宋体"/>
                 <w:sz w:val="21"/>
               </w:rPr>
-              <w:t>梳理采购、销售、库存模块间的数据流转与单据联动逻辑，理解采购到付款的完整业务链路与计划</w:t>
+              <w:t xml:space="preserve">梳理采购、销售、库存模块间的数据流转与单据联动逻辑，理解采购到付款的完整业务链路与计划</w:t>
             </w:r>
             <w:r>
               <w:rPr>
                 <w:rFonts w:ascii="Times New Roman" w:hAnsi="Times New Roman" w:hint="default"/>
                 <w:sz w:val="21"/>
               </w:rPr>
-              <w:t>-</w:t>
-            </w:r>
-            <w:r>
-              <w:rPr>
-                <w:rFonts w:ascii="宋体" w:eastAsia="宋体" w:hAnsi="宋体" w:cs="宋体"/>
-                <w:sz w:val="21"/>
-              </w:rPr>
-              <w:t>库存联动</w:t>
+              <w:t xml:space="preserve">-</w:t>
+            </w:r>
+            <w:r>
+              <w:rPr>
+                <w:rFonts w:ascii="宋体" w:eastAsia="宋体" w:hAnsi="宋体" w:cs="宋体"/>
+                <w:sz w:val="21"/>
+              </w:rPr>
+              <w:t xml:space="preserve">库存联动</w:t>
             </w:r>
           </w:p>
         </w:tc>
       </w:tr>
       <w:tr>
         <w:trPr>
-          <w:gridAfter w:val="1"/>
+          <w:gridAfter w:val="2"/>
           <w:wAfter w:w="880" w:type="dxa"/>
           <w:jc w:val="center"/>
         </w:trPr>
@@ -1911,7 +1896,7 @@
             <w:pPr>
               <w:spacing w:line="315" w:lineRule="atLeast"/>
               <w:rPr>
-                <w:rFonts w:ascii="Times New Roman" w:hAnsi="Times New Roman" w:hint="default"/>
+                <w:rFonts w:ascii="Times New Roman" w:hAnsi="Times New Roman"/>
                 <w:sz w:val="21"/>
               </w:rPr>
             </w:pPr>
@@ -1919,8 +1904,8 @@
         </w:tc>
         <w:tc>
           <w:tcPr>
-            <w:tcW w:w="3686" w:type="dxa"/>
-            <w:gridSpan w:val="2"/>
+            <w:tcW w:w="4600" w:type="dxa"/>
+            <w:gridSpan w:val="4"/>
             <w:tcBorders>
               <w:top w:val="nil"/>
               <w:left w:val="nil"/>
@@ -1939,24 +1924,25 @@
             <w:pPr>
               <w:spacing w:line="315" w:lineRule="atLeast"/>
               <w:rPr>
-                <w:rFonts w:ascii="Times New Roman" w:hAnsi="Times New Roman" w:hint="default"/>
-                <w:sz w:val="21"/>
-              </w:rPr>
-            </w:pPr>
-            <w:r>
-              <w:rPr>
-                <w:rFonts w:ascii="宋体" w:eastAsia="宋体" w:hAnsi="宋体" w:cs="宋体"/>
-                <w:b/>
-                <w:bCs/>
-                <w:sz w:val="21"/>
-              </w:rPr>
-              <w:t>银行电话营销客户响应行为分析</w:t>
+                <w:rFonts w:ascii="Times New Roman" w:hAnsi="Times New Roman"/>
+                <w:sz w:val="21"/>
+              </w:rPr>
+            </w:pPr>
+            <w:r>
+              <w:rPr>
+                <w:rFonts w:ascii="宋体" w:eastAsia="宋体" w:hAnsi="宋体" w:cs="宋体"/>
+                <w:b/>
+                <w:bCs/>
+                <w:sz w:val="21"/>
+              </w:rPr>
+              <w:t xml:space="preserve">银行电话营销客户响应行为分析</w:t>
             </w:r>
           </w:p>
         </w:tc>
         <w:tc>
           <w:tcPr>
             <w:tcW w:w="2693" w:type="dxa"/>
+            <w:gridSpan w:val="2"/>
             <w:tcBorders>
               <w:top w:val="nil"/>
               <w:left w:val="nil"/>
@@ -1969,26 +1955,26 @@
             <w:pPr>
               <w:spacing w:line="315" w:lineRule="atLeast"/>
               <w:rPr>
-                <w:rFonts w:ascii="Times New Roman" w:eastAsia="等线" w:hAnsi="Times New Roman" w:hint="default"/>
-                <w:b/>
-                <w:bCs/>
-                <w:sz w:val="21"/>
-              </w:rPr>
-            </w:pPr>
-            <w:r>
-              <w:rPr>
-                <w:rFonts w:ascii="宋体" w:eastAsia="宋体" w:hAnsi="宋体" w:cs="宋体"/>
-                <w:b/>
-                <w:bCs/>
-                <w:sz w:val="21"/>
-              </w:rPr>
-              <w:t>项目负责人</w:t>
+                <w:rFonts w:ascii="Times New Roman" w:eastAsia="等线" w:hAnsi="Times New Roman"/>
+                <w:b/>
+                <w:bCs/>
+                <w:sz w:val="21"/>
+              </w:rPr>
+            </w:pPr>
+            <w:r>
+              <w:rPr>
+                <w:rFonts w:ascii="宋体" w:eastAsia="宋体" w:hAnsi="宋体" w:cs="宋体"/>
+                <w:b/>
+                <w:bCs/>
+                <w:sz w:val="21"/>
+              </w:rPr>
+              <w:t xml:space="preserve">项目负责人</w:t>
             </w:r>
           </w:p>
         </w:tc>
         <w:tc>
           <w:tcPr>
-            <w:tcW w:w="3669" w:type="dxa"/>
+            <w:tcW w:w="2755" w:type="dxa"/>
             <w:tcBorders>
               <w:top w:val="nil"/>
               <w:left w:val="nil"/>
@@ -2014,14 +2000,14 @@
                 <w:bCs/>
                 <w:sz w:val="21"/>
               </w:rPr>
-              <w:t>2026.04-2026.06</w:t>
+              <w:t xml:space="preserve">2026.04-2026.06</w:t>
             </w:r>
           </w:p>
         </w:tc>
       </w:tr>
       <w:tr>
         <w:trPr>
-          <w:gridAfter w:val="1"/>
+          <w:gridAfter w:val="2"/>
           <w:wAfter w:w="880" w:type="dxa"/>
           <w:jc w:val="center"/>
         </w:trPr>
@@ -2046,7 +2032,7 @@
             <w:pPr>
               <w:spacing w:line="315" w:lineRule="atLeast"/>
               <w:rPr>
-                <w:rFonts w:ascii="Times New Roman" w:hAnsi="Times New Roman" w:hint="default"/>
+                <w:rFonts w:ascii="Times New Roman" w:hAnsi="Times New Roman"/>
                 <w:sz w:val="21"/>
               </w:rPr>
             </w:pPr>
@@ -2055,7 +2041,7 @@
         <w:tc>
           <w:tcPr>
             <w:tcW w:w="10048" w:type="dxa"/>
-            <w:gridSpan w:val="4"/>
+            <w:gridSpan w:val="7"/>
             <w:tcBorders>
               <w:top w:val="nil"/>
               <w:left w:val="nil"/>
@@ -2087,42 +2073,42 @@
                 <w:rFonts w:ascii="宋体" w:eastAsia="宋体" w:hAnsi="宋体" w:cs="宋体"/>
                 <w:sz w:val="21"/>
               </w:rPr>
-              <w:t>基于</w:t>
+              <w:t xml:space="preserve">基于</w:t>
             </w:r>
             <w:r>
               <w:rPr>
                 <w:rFonts w:ascii="Times New Roman" w:hAnsi="Times New Roman" w:hint="default"/>
                 <w:sz w:val="21"/>
               </w:rPr>
-              <w:t>45211</w:t>
-            </w:r>
-            <w:r>
-              <w:rPr>
-                <w:rFonts w:ascii="宋体" w:eastAsia="宋体" w:hAnsi="宋体" w:cs="宋体"/>
-                <w:sz w:val="21"/>
-              </w:rPr>
-              <w:t>条真实营销数据，用</w:t>
+              <w:t xml:space="preserve">45211</w:t>
+            </w:r>
+            <w:r>
+              <w:rPr>
+                <w:rFonts w:ascii="宋体" w:eastAsia="宋体" w:hAnsi="宋体" w:cs="宋体"/>
+                <w:sz w:val="21"/>
+              </w:rPr>
+              <w:t xml:space="preserve">条真实营销数据，用</w:t>
             </w:r>
             <w:r>
               <w:rPr>
                 <w:rFonts w:ascii="Times New Roman" w:hAnsi="Times New Roman" w:hint="default"/>
                 <w:sz w:val="21"/>
               </w:rPr>
-              <w:t>R</w:t>
-            </w:r>
-            <w:r>
-              <w:rPr>
-                <w:rFonts w:ascii="宋体" w:eastAsia="宋体" w:hAnsi="宋体" w:cs="宋体"/>
-                <w:sz w:val="21"/>
-              </w:rPr>
-              <w:t>完成数据清洗与多维度分层统计，绘制帕累托图、相关性热力图、转化瀑布图，识别关键影响变量，为资源分配提供数据支撑</w:t>
+              <w:t xml:space="preserve">R</w:t>
+            </w:r>
+            <w:r>
+              <w:rPr>
+                <w:rFonts w:ascii="宋体" w:eastAsia="宋体" w:hAnsi="宋体" w:cs="宋体"/>
+                <w:sz w:val="21"/>
+              </w:rPr>
+              <w:t xml:space="preserve">完成数据清洗与多维度分层统计，绘制帕累托图、相关性热力图、转化瀑布图，识别关键影响变量，为资源分配提供数据支撑</w:t>
             </w:r>
           </w:p>
         </w:tc>
       </w:tr>
       <w:tr>
         <w:trPr>
-          <w:gridAfter w:val="1"/>
+          <w:gridAfter w:val="2"/>
           <w:wAfter w:w="880" w:type="dxa"/>
           <w:jc w:val="center"/>
         </w:trPr>
@@ -2147,7 +2133,7 @@
             <w:pPr>
               <w:spacing w:line="315" w:lineRule="atLeast"/>
               <w:rPr>
-                <w:rFonts w:ascii="Times New Roman" w:hAnsi="Times New Roman" w:hint="default"/>
+                <w:rFonts w:ascii="Times New Roman" w:hAnsi="Times New Roman"/>
                 <w:sz w:val="21"/>
               </w:rPr>
             </w:pPr>
@@ -2155,8 +2141,8 @@
         </w:tc>
         <w:tc>
           <w:tcPr>
-            <w:tcW w:w="3686" w:type="dxa"/>
-            <w:gridSpan w:val="2"/>
+            <w:tcW w:w="4600" w:type="dxa"/>
+            <w:gridSpan w:val="4"/>
             <w:tcBorders>
               <w:top w:val="nil"/>
               <w:left w:val="nil"/>
@@ -2175,24 +2161,25 @@
             <w:pPr>
               <w:spacing w:line="315" w:lineRule="atLeast"/>
               <w:rPr>
-                <w:rFonts w:ascii="Times New Roman" w:hAnsi="Times New Roman" w:hint="default"/>
-                <w:sz w:val="21"/>
-              </w:rPr>
-            </w:pPr>
-            <w:r>
-              <w:rPr>
-                <w:rFonts w:ascii="宋体" w:eastAsia="宋体" w:hAnsi="宋体" w:cs="宋体"/>
-                <w:b/>
-                <w:bCs/>
-                <w:sz w:val="21"/>
-              </w:rPr>
-              <w:t>电商用户调研与分析</w:t>
+                <w:rFonts w:ascii="Times New Roman" w:hAnsi="Times New Roman"/>
+                <w:sz w:val="21"/>
+              </w:rPr>
+            </w:pPr>
+            <w:r>
+              <w:rPr>
+                <w:rFonts w:ascii="宋体" w:eastAsia="宋体" w:hAnsi="宋体" w:cs="宋体"/>
+                <w:b/>
+                <w:bCs/>
+                <w:sz w:val="21"/>
+              </w:rPr>
+              <w:t xml:space="preserve">电商用户调研与分析</w:t>
             </w:r>
           </w:p>
         </w:tc>
         <w:tc>
           <w:tcPr>
             <w:tcW w:w="2693" w:type="dxa"/>
+            <w:gridSpan w:val="2"/>
             <w:tcBorders>
               <w:top w:val="nil"/>
               <w:left w:val="nil"/>
@@ -2205,26 +2192,26 @@
             <w:pPr>
               <w:spacing w:line="315" w:lineRule="atLeast"/>
               <w:rPr>
-                <w:rFonts w:ascii="Times New Roman" w:eastAsia="等线" w:hAnsi="Times New Roman" w:hint="default"/>
-                <w:b/>
-                <w:bCs/>
-                <w:sz w:val="21"/>
-              </w:rPr>
-            </w:pPr>
-            <w:r>
-              <w:rPr>
-                <w:rFonts w:ascii="宋体" w:eastAsia="宋体" w:hAnsi="宋体" w:cs="宋体"/>
-                <w:b/>
-                <w:bCs/>
-                <w:sz w:val="21"/>
-              </w:rPr>
-              <w:t>项目负责人</w:t>
+                <w:rFonts w:ascii="Times New Roman" w:eastAsia="等线" w:hAnsi="Times New Roman"/>
+                <w:b/>
+                <w:bCs/>
+                <w:sz w:val="21"/>
+              </w:rPr>
+            </w:pPr>
+            <w:r>
+              <w:rPr>
+                <w:rFonts w:ascii="宋体" w:eastAsia="宋体" w:hAnsi="宋体" w:cs="宋体"/>
+                <w:b/>
+                <w:bCs/>
+                <w:sz w:val="21"/>
+              </w:rPr>
+              <w:t xml:space="preserve">项目负责人</w:t>
             </w:r>
           </w:p>
         </w:tc>
         <w:tc>
           <w:tcPr>
-            <w:tcW w:w="3669" w:type="dxa"/>
+            <w:tcW w:w="2755" w:type="dxa"/>
             <w:tcBorders>
               <w:top w:val="nil"/>
               <w:left w:val="nil"/>
@@ -2250,14 +2237,14 @@
                 <w:bCs/>
                 <w:sz w:val="21"/>
               </w:rPr>
-              <w:t>2025.10-2025.12</w:t>
+              <w:t xml:space="preserve">2025.10-2025.12</w:t>
             </w:r>
           </w:p>
         </w:tc>
       </w:tr>
       <w:tr>
         <w:trPr>
-          <w:gridAfter w:val="1"/>
+          <w:gridAfter w:val="2"/>
           <w:wAfter w:w="880" w:type="dxa"/>
           <w:jc w:val="center"/>
         </w:trPr>
@@ -2282,7 +2269,7 @@
             <w:pPr>
               <w:spacing w:line="315" w:lineRule="atLeast"/>
               <w:rPr>
-                <w:rFonts w:ascii="Times New Roman" w:hAnsi="Times New Roman" w:hint="default"/>
+                <w:rFonts w:ascii="Times New Roman" w:hAnsi="Times New Roman"/>
                 <w:sz w:val="21"/>
               </w:rPr>
             </w:pPr>
@@ -2291,7 +2278,7 @@
         <w:tc>
           <w:tcPr>
             <w:tcW w:w="10048" w:type="dxa"/>
-            <w:gridSpan w:val="4"/>
+            <w:gridSpan w:val="7"/>
             <w:tcBorders>
               <w:top w:val="nil"/>
               <w:left w:val="nil"/>
@@ -2323,63 +2310,63 @@
                 <w:rFonts w:ascii="宋体" w:eastAsia="宋体" w:hAnsi="宋体" w:cs="宋体"/>
                 <w:sz w:val="21"/>
               </w:rPr>
-              <w:t>设计</w:t>
+              <w:t xml:space="preserve">设计</w:t>
             </w:r>
             <w:r>
               <w:rPr>
                 <w:rFonts w:ascii="Times New Roman" w:hAnsi="Times New Roman" w:hint="default"/>
                 <w:sz w:val="21"/>
               </w:rPr>
-              <w:t>7</w:t>
-            </w:r>
-            <w:r>
-              <w:rPr>
-                <w:rFonts w:ascii="宋体" w:eastAsia="宋体" w:hAnsi="宋体" w:cs="宋体"/>
-                <w:sz w:val="21"/>
-              </w:rPr>
-              <w:t>点李克特量表问卷回收</w:t>
+              <w:t xml:space="preserve">7</w:t>
+            </w:r>
+            <w:r>
+              <w:rPr>
+                <w:rFonts w:ascii="宋体" w:eastAsia="宋体" w:hAnsi="宋体" w:cs="宋体"/>
+                <w:sz w:val="21"/>
+              </w:rPr>
+              <w:t xml:space="preserve">点李克特量表问卷回收</w:t>
             </w:r>
             <w:r>
               <w:rPr>
                 <w:rFonts w:ascii="Times New Roman" w:hAnsi="Times New Roman" w:hint="default"/>
                 <w:sz w:val="21"/>
               </w:rPr>
-              <w:t>328</w:t>
-            </w:r>
-            <w:r>
-              <w:rPr>
-                <w:rFonts w:ascii="宋体" w:eastAsia="宋体" w:hAnsi="宋体" w:cs="宋体"/>
-                <w:sz w:val="21"/>
-              </w:rPr>
-              <w:t>份有效样本，用</w:t>
+              <w:t xml:space="preserve">328</w:t>
+            </w:r>
+            <w:r>
+              <w:rPr>
+                <w:rFonts w:ascii="宋体" w:eastAsia="宋体" w:hAnsi="宋体" w:cs="宋体"/>
+                <w:sz w:val="21"/>
+              </w:rPr>
+              <w:t xml:space="preserve">份有效样本，用</w:t>
             </w:r>
             <w:r>
               <w:rPr>
                 <w:rFonts w:ascii="Times New Roman" w:hAnsi="Times New Roman" w:hint="default"/>
                 <w:sz w:val="21"/>
               </w:rPr>
-              <w:t>SPSS/Python</w:t>
-            </w:r>
-            <w:r>
-              <w:rPr>
-                <w:rFonts w:ascii="宋体" w:eastAsia="宋体" w:hAnsi="宋体" w:cs="宋体"/>
-                <w:sz w:val="21"/>
-              </w:rPr>
-              <w:t>完成统计分析，验证交互性、个性化、自主性对用户感知价值的显著影响，输出结论与优化建议</w:t>
+              <w:t xml:space="preserve">SPSS/Python</w:t>
+            </w:r>
+            <w:r>
+              <w:rPr>
+                <w:rFonts w:ascii="宋体" w:eastAsia="宋体" w:hAnsi="宋体" w:cs="宋体"/>
+                <w:sz w:val="21"/>
+              </w:rPr>
+              <w:t xml:space="preserve">完成统计分析，验证交互性、个性化、自主性对用户感知价值的显著影响，输出结论与优化建议</w:t>
             </w:r>
           </w:p>
         </w:tc>
       </w:tr>
       <w:tr>
         <w:trPr>
-          <w:gridBefore w:val="2"/>
+          <w:gridBefore w:val="3"/>
           <w:wBefore w:w="879" w:type="dxa"/>
           <w:jc w:val="center"/>
         </w:trPr>
         <w:tc>
           <w:tcPr>
             <w:tcW w:w="10744" w:type="dxa"/>
-            <w:gridSpan w:val="4"/>
+            <w:gridSpan w:val="7"/>
             <w:tcBorders>
               <w:top w:val="nil"/>
               <w:left w:val="nil"/>
@@ -2398,9 +2385,6 @@
           <w:p>
             <w:pPr>
               <w:spacing w:line="275" w:lineRule="atLeast"/>
-              <w:rPr>
-                <w:rFonts w:hint="default"/>
-              </w:rPr>
             </w:pPr>
             <w:r>
               <w:rPr>
@@ -2415,7 +2399,6 @@
     <w:p>
       <w:pPr>
         <w:rPr>
-          <w:rFonts w:hint="default"/>
           <w:vanish/>
         </w:rPr>
       </w:pPr>
@@ -2423,7 +2406,6 @@
     <w:p>
       <w:pPr>
         <w:rPr>
-          <w:rFonts w:hint="default"/>
           <w:vanish/>
           <w:sz w:val="21"/>
         </w:rPr>
@@ -2433,6 +2415,7 @@
       <w:tblPr>
         <w:tblW w:w="0" w:type="auto"/>
         <w:jc w:val="center"/>
+        <w:tblInd w:w="0" w:type="dxa"/>
         <w:tblLayout w:type="fixed"/>
         <w:tblCellMar>
           <w:left w:w="0" w:type="dxa"/>
@@ -2471,7 +2454,6 @@
             <w:pPr>
               <w:spacing w:line="315" w:lineRule="atLeast"/>
               <w:rPr>
-                <w:rFonts w:hint="default"/>
                 <w:sz w:val="21"/>
               </w:rPr>
             </w:pPr>
@@ -2479,7 +2461,7 @@
         </w:tc>
         <w:tc>
           <w:tcPr>
-            <w:tcW w:w="3686" w:type="dxa"/>
+            <w:tcW w:w="4600" w:type="dxa"/>
             <w:tcBorders>
               <w:top w:val="nil"/>
               <w:left w:val="nil"/>
@@ -2498,20 +2480,19 @@
             <w:pPr>
               <w:spacing w:line="315" w:lineRule="atLeast"/>
               <w:rPr>
-                <w:rFonts w:hint="default"/>
-                <w:b/>
-                <w:bCs/>
-                <w:sz w:val="21"/>
-              </w:rPr>
-            </w:pPr>
-            <w:r>
-              <w:rPr>
-                <w:rFonts w:ascii="宋体" w:eastAsia="宋体" w:hAnsi="宋体" w:cs="宋体"/>
-                <w:b/>
-                <w:bCs/>
-                <w:sz w:val="21"/>
-              </w:rPr>
-              <w:t>山东鱼跃尚成教育有限责任公司</w:t>
+                <w:b/>
+                <w:bCs/>
+                <w:sz w:val="21"/>
+              </w:rPr>
+            </w:pPr>
+            <w:r>
+              <w:rPr>
+                <w:rFonts w:ascii="宋体" w:eastAsia="宋体" w:hAnsi="宋体" w:cs="宋体"/>
+                <w:b/>
+                <w:bCs/>
+                <w:sz w:val="21"/>
+              </w:rPr>
+              <w:t xml:space="preserve">山东鱼跃尚成教育有限责任公司</w:t>
             </w:r>
           </w:p>
         </w:tc>
@@ -2530,26 +2511,25 @@
             <w:pPr>
               <w:spacing w:line="315" w:lineRule="atLeast"/>
               <w:rPr>
-                <w:rFonts w:hint="default"/>
-                <w:b/>
-                <w:bCs/>
-                <w:sz w:val="21"/>
-              </w:rPr>
-            </w:pPr>
-            <w:r>
-              <w:rPr>
-                <w:rFonts w:ascii="宋体" w:eastAsia="宋体" w:hAnsi="宋体" w:cs="宋体"/>
-                <w:b/>
-                <w:bCs/>
-                <w:sz w:val="21"/>
-              </w:rPr>
-              <w:t>项目助理（兼职）</w:t>
+                <w:b/>
+                <w:bCs/>
+                <w:sz w:val="21"/>
+              </w:rPr>
+            </w:pPr>
+            <w:r>
+              <w:rPr>
+                <w:rFonts w:ascii="宋体" w:eastAsia="宋体" w:hAnsi="宋体" w:cs="宋体"/>
+                <w:b/>
+                <w:bCs/>
+                <w:sz w:val="21"/>
+              </w:rPr>
+              <w:t xml:space="preserve">项目助理（兼职）</w:t>
             </w:r>
           </w:p>
         </w:tc>
         <w:tc>
           <w:tcPr>
-            <w:tcW w:w="3669" w:type="dxa"/>
+            <w:tcW w:w="2755" w:type="dxa"/>
             <w:tcBorders>
               <w:top w:val="nil"/>
               <w:left w:val="nil"/>
@@ -2575,7 +2555,7 @@
                 <w:bCs/>
                 <w:sz w:val="21"/>
               </w:rPr>
-              <w:t>2026.04 - 2026.07</w:t>
+              <w:t xml:space="preserve">2026.04 - 2026.07</w:t>
             </w:r>
           </w:p>
         </w:tc>
@@ -2605,7 +2585,7 @@
             <w:pPr>
               <w:spacing w:line="315" w:lineRule="atLeast"/>
               <w:rPr>
-                <w:rFonts w:ascii="Times New Roman" w:hAnsi="Times New Roman" w:hint="default"/>
+                <w:rFonts w:ascii="Times New Roman" w:hAnsi="Times New Roman"/>
                 <w:sz w:val="21"/>
               </w:rPr>
             </w:pPr>
@@ -2646,63 +2626,63 @@
                 <w:rFonts w:ascii="宋体" w:eastAsia="宋体" w:hAnsi="宋体" w:cs="宋体"/>
                 <w:sz w:val="21"/>
               </w:rPr>
-              <w:t>统筹</w:t>
+              <w:t xml:space="preserve">统筹</w:t>
             </w:r>
             <w:r>
               <w:rPr>
                 <w:rFonts w:ascii="Times New Roman" w:hAnsi="Times New Roman" w:hint="default"/>
                 <w:sz w:val="21"/>
               </w:rPr>
-              <w:t>200+</w:t>
-            </w:r>
-            <w:r>
-              <w:rPr>
-                <w:rFonts w:ascii="宋体" w:eastAsia="宋体" w:hAnsi="宋体" w:cs="宋体"/>
-                <w:sz w:val="21"/>
-              </w:rPr>
-              <w:t>份申报材料全流程管理，用</w:t>
+              <w:t xml:space="preserve">200+</w:t>
+            </w:r>
+            <w:r>
+              <w:rPr>
+                <w:rFonts w:ascii="宋体" w:eastAsia="宋体" w:hAnsi="宋体" w:cs="宋体"/>
+                <w:sz w:val="21"/>
+              </w:rPr>
+              <w:t xml:space="preserve">份申报材料全流程管理，用</w:t>
             </w:r>
             <w:r>
               <w:rPr>
                 <w:rFonts w:ascii="Times New Roman" w:hAnsi="Times New Roman" w:hint="default"/>
                 <w:sz w:val="21"/>
               </w:rPr>
-              <w:t>Excel</w:t>
-            </w:r>
-            <w:r>
-              <w:rPr>
-                <w:rFonts w:ascii="宋体" w:eastAsia="宋体" w:hAnsi="宋体" w:cs="宋体"/>
-                <w:sz w:val="21"/>
-              </w:rPr>
-              <w:t>搭建分类台账与“录入</w:t>
+              <w:t xml:space="preserve">Excel</w:t>
+            </w:r>
+            <w:r>
+              <w:rPr>
+                <w:rFonts w:ascii="宋体" w:eastAsia="宋体" w:hAnsi="宋体" w:cs="宋体"/>
+                <w:sz w:val="21"/>
+              </w:rPr>
+              <w:t xml:space="preserve">搭建分类台账与“录入</w:t>
             </w:r>
             <w:r>
               <w:rPr>
                 <w:rFonts w:ascii="Times New Roman" w:hAnsi="Times New Roman" w:hint="default"/>
                 <w:sz w:val="21"/>
               </w:rPr>
-              <w:t>-</w:t>
-            </w:r>
-            <w:r>
-              <w:rPr>
-                <w:rFonts w:ascii="宋体" w:eastAsia="宋体" w:hAnsi="宋体" w:cs="宋体"/>
-                <w:sz w:val="21"/>
-              </w:rPr>
-              <w:t>核对</w:t>
+              <w:t xml:space="preserve">-</w:t>
+            </w:r>
+            <w:r>
+              <w:rPr>
+                <w:rFonts w:ascii="宋体" w:eastAsia="宋体" w:hAnsi="宋体" w:cs="宋体"/>
+                <w:sz w:val="21"/>
+              </w:rPr>
+              <w:t xml:space="preserve">核对</w:t>
             </w:r>
             <w:r>
               <w:rPr>
                 <w:rFonts w:ascii="Times New Roman" w:hAnsi="Times New Roman" w:hint="default"/>
                 <w:sz w:val="21"/>
               </w:rPr>
-              <w:t>-</w:t>
-            </w:r>
-            <w:r>
-              <w:rPr>
-                <w:rFonts w:ascii="宋体" w:eastAsia="宋体" w:hAnsi="宋体" w:cs="宋体"/>
-                <w:sz w:val="21"/>
-              </w:rPr>
-              <w:t>提交”三级校验机制，实现零差错提交</w:t>
+              <w:t xml:space="preserve">-</w:t>
+            </w:r>
+            <w:r>
+              <w:rPr>
+                <w:rFonts w:ascii="宋体" w:eastAsia="宋体" w:hAnsi="宋体" w:cs="宋体"/>
+                <w:sz w:val="21"/>
+              </w:rPr>
+              <w:t xml:space="preserve">提交”三级校验机制，实现零差错提交</w:t>
             </w:r>
           </w:p>
           <w:p>
@@ -2722,7 +2702,7 @@
                 <w:rFonts w:ascii="宋体" w:eastAsia="宋体" w:hAnsi="宋体" w:cs="宋体"/>
                 <w:sz w:val="21"/>
               </w:rPr>
-              <w:t>跨部门同步项目进度，按月汇总执行数据，梳理并标准化审核报批流程，提升协作与调取效率</w:t>
+              <w:t xml:space="preserve">跨部门同步项目进度，按月汇总执行数据，梳理并标准化审核报批流程，提升协作与调取效率</w:t>
             </w:r>
           </w:p>
         </w:tc>
@@ -2752,7 +2732,6 @@
             <w:pPr>
               <w:spacing w:line="315" w:lineRule="atLeast"/>
               <w:rPr>
-                <w:rFonts w:hint="default"/>
                 <w:sz w:val="21"/>
               </w:rPr>
             </w:pPr>
@@ -2760,7 +2739,7 @@
         </w:tc>
         <w:tc>
           <w:tcPr>
-            <w:tcW w:w="3686" w:type="dxa"/>
+            <w:tcW w:w="4600" w:type="dxa"/>
             <w:tcBorders>
               <w:top w:val="nil"/>
               <w:left w:val="nil"/>
@@ -2779,20 +2758,19 @@
             <w:pPr>
               <w:spacing w:line="315" w:lineRule="atLeast"/>
               <w:rPr>
-                <w:rFonts w:hint="default"/>
-                <w:b/>
-                <w:bCs/>
-                <w:sz w:val="21"/>
-              </w:rPr>
-            </w:pPr>
-            <w:r>
-              <w:rPr>
-                <w:rFonts w:ascii="宋体" w:eastAsia="宋体" w:hAnsi="宋体" w:cs="宋体"/>
-                <w:b/>
-                <w:bCs/>
-                <w:sz w:val="21"/>
-              </w:rPr>
-              <w:t>瑞幸咖啡</w:t>
+                <w:b/>
+                <w:bCs/>
+                <w:sz w:val="21"/>
+              </w:rPr>
+            </w:pPr>
+            <w:r>
+              <w:rPr>
+                <w:rFonts w:ascii="宋体" w:eastAsia="宋体" w:hAnsi="宋体" w:cs="宋体"/>
+                <w:b/>
+                <w:bCs/>
+                <w:sz w:val="21"/>
+              </w:rPr>
+              <w:t xml:space="preserve">瑞幸咖啡</w:t>
             </w:r>
           </w:p>
         </w:tc>
@@ -2811,26 +2789,25 @@
             <w:pPr>
               <w:spacing w:line="315" w:lineRule="atLeast"/>
               <w:rPr>
-                <w:rFonts w:hint="default"/>
-                <w:b/>
-                <w:bCs/>
-                <w:sz w:val="21"/>
-              </w:rPr>
-            </w:pPr>
-            <w:r>
-              <w:rPr>
-                <w:rFonts w:ascii="宋体" w:eastAsia="宋体" w:hAnsi="宋体" w:cs="宋体"/>
-                <w:b/>
-                <w:bCs/>
-                <w:sz w:val="21"/>
-              </w:rPr>
-              <w:t>咖啡师（兼职）</w:t>
+                <w:b/>
+                <w:bCs/>
+                <w:sz w:val="21"/>
+              </w:rPr>
+            </w:pPr>
+            <w:r>
+              <w:rPr>
+                <w:rFonts w:ascii="宋体" w:eastAsia="宋体" w:hAnsi="宋体" w:cs="宋体"/>
+                <w:b/>
+                <w:bCs/>
+                <w:sz w:val="21"/>
+              </w:rPr>
+              <w:t xml:space="preserve">咖啡师（兼职）</w:t>
             </w:r>
           </w:p>
         </w:tc>
         <w:tc>
           <w:tcPr>
-            <w:tcW w:w="3669" w:type="dxa"/>
+            <w:tcW w:w="2755" w:type="dxa"/>
             <w:tcBorders>
               <w:top w:val="nil"/>
               <w:left w:val="nil"/>
@@ -2856,7 +2833,7 @@
                 <w:bCs/>
                 <w:sz w:val="21"/>
               </w:rPr>
-              <w:t>2023.07 - 2023.09</w:t>
+              <w:t xml:space="preserve">2023.07 - 2023.09</w:t>
             </w:r>
           </w:p>
         </w:tc>
@@ -2886,7 +2863,7 @@
             <w:pPr>
               <w:spacing w:line="315" w:lineRule="atLeast"/>
               <w:rPr>
-                <w:rFonts w:ascii="Times New Roman" w:hAnsi="Times New Roman" w:hint="default"/>
+                <w:rFonts w:ascii="Times New Roman" w:hAnsi="Times New Roman"/>
                 <w:sz w:val="21"/>
               </w:rPr>
             </w:pPr>
@@ -2927,21 +2904,21 @@
                 <w:rFonts w:ascii="宋体" w:eastAsia="宋体" w:hAnsi="宋体" w:cs="宋体"/>
                 <w:sz w:val="21"/>
               </w:rPr>
-              <w:t>负责数十种原辅料的补货申请、入库核对与日常盘点，落实“日盘</w:t>
+              <w:t xml:space="preserve">负责数十种原辅料的补货申请、入库核对与日常盘点，落实“日盘</w:t>
             </w:r>
             <w:r>
               <w:rPr>
                 <w:rFonts w:ascii="Times New Roman" w:hAnsi="Times New Roman" w:hint="default"/>
                 <w:sz w:val="21"/>
               </w:rPr>
-              <w:t>+</w:t>
-            </w:r>
-            <w:r>
-              <w:rPr>
-                <w:rFonts w:ascii="宋体" w:eastAsia="宋体" w:hAnsi="宋体" w:cs="宋体"/>
-                <w:sz w:val="21"/>
-              </w:rPr>
-              <w:t>效期预警”机制，保持库存账实一致，任职期间无重大盘点差异</w:t>
+              <w:t xml:space="preserve">+</w:t>
+            </w:r>
+            <w:r>
+              <w:rPr>
+                <w:rFonts w:ascii="宋体" w:eastAsia="宋体" w:hAnsi="宋体" w:cs="宋体"/>
+                <w:sz w:val="21"/>
+              </w:rPr>
+              <w:t xml:space="preserve">效期预警”机制，保持库存账实一致，任职期间无重大盘点差异</w:t>
             </w:r>
           </w:p>
           <w:p>
@@ -2961,7 +2938,7 @@
                 <w:rFonts w:ascii="宋体" w:eastAsia="宋体" w:hAnsi="宋体" w:cs="宋体"/>
                 <w:sz w:val="21"/>
               </w:rPr>
-              <w:t>根据销售消耗规律制定每日解冻备货计划，精准匹配需求与备货量，降低物料损耗与临时缺货风险</w:t>
+              <w:t xml:space="preserve">根据销售消耗规律制定每日解冻备货计划，精准匹配需求与备货量，降低物料损耗与临时缺货风险</w:t>
             </w:r>
           </w:p>
         </w:tc>
@@ -2970,7 +2947,7 @@
     <w:p>
       <w:pPr>
         <w:rPr>
-          <w:rFonts w:ascii="Times New Roman" w:hAnsi="Times New Roman" w:hint="default"/>
+          <w:rFonts w:ascii="Times New Roman" w:hAnsi="Times New Roman"/>
           <w:vanish/>
           <w:sz w:val="21"/>
         </w:rPr>
@@ -2979,7 +2956,7 @@
     <w:p>
       <w:pPr>
         <w:rPr>
-          <w:rFonts w:ascii="Times New Roman" w:hAnsi="Times New Roman" w:hint="default"/>
+          <w:rFonts w:ascii="Times New Roman" w:hAnsi="Times New Roman"/>
           <w:vanish/>
           <w:sz w:val="21"/>
         </w:rPr>
@@ -2988,7 +2965,7 @@
     <w:p>
       <w:pPr>
         <w:rPr>
-          <w:rFonts w:ascii="Times New Roman" w:hAnsi="Times New Roman" w:hint="default"/>
+          <w:rFonts w:ascii="Times New Roman" w:hAnsi="Times New Roman"/>
           <w:vanish/>
           <w:sz w:val="21"/>
         </w:rPr>
@@ -2997,7 +2974,7 @@
     <w:p>
       <w:pPr>
         <w:rPr>
-          <w:rFonts w:ascii="Times New Roman" w:hAnsi="Times New Roman" w:hint="default"/>
+          <w:rFonts w:ascii="Times New Roman" w:hAnsi="Times New Roman"/>
           <w:vanish/>
           <w:sz w:val="2"/>
         </w:rPr>
@@ -3006,7 +2983,7 @@
     <w:p>
       <w:pPr>
         <w:rPr>
-          <w:rFonts w:ascii="Times New Roman" w:hAnsi="Times New Roman" w:hint="default"/>
+          <w:rFonts w:ascii="Times New Roman" w:hAnsi="Times New Roman"/>
           <w:vanish/>
         </w:rPr>
       </w:pPr>
@@ -3014,7 +2991,7 @@
     <w:p>
       <w:pPr>
         <w:rPr>
-          <w:rFonts w:ascii="Times New Roman" w:hAnsi="Times New Roman" w:hint="default"/>
+          <w:rFonts w:ascii="Times New Roman" w:hAnsi="Times New Roman"/>
           <w:vanish/>
           <w:sz w:val="21"/>
         </w:rPr>
@@ -3024,6 +3001,7 @@
       <w:tblPr>
         <w:tblW w:w="0" w:type="auto"/>
         <w:jc w:val="center"/>
+        <w:tblInd w:w="0" w:type="dxa"/>
         <w:tblLayout w:type="fixed"/>
         <w:tblCellMar>
           <w:left w:w="0" w:type="dxa"/>
@@ -3060,16 +3038,16 @@
             <w:pPr>
               <w:spacing w:before="63" w:after="42" w:line="275" w:lineRule="atLeast"/>
               <w:rPr>
-                <w:rFonts w:ascii="Times New Roman" w:hAnsi="Times New Roman" w:hint="default"/>
-              </w:rPr>
-            </w:pPr>
-            <w:r>
-              <w:rPr>
-                <w:rFonts w:ascii="宋体" w:eastAsia="宋体" w:hAnsi="宋体" w:cs="宋体"/>
-                <w:b/>
-                <w:bCs/>
-              </w:rPr>
-              <w:t>综合技能</w:t>
+                <w:rFonts w:ascii="Times New Roman" w:hAnsi="Times New Roman"/>
+              </w:rPr>
+            </w:pPr>
+            <w:r>
+              <w:rPr>
+                <w:rFonts w:ascii="宋体" w:eastAsia="宋体" w:hAnsi="宋体" w:cs="宋体"/>
+                <w:b/>
+                <w:bCs/>
+              </w:rPr>
+              <w:t xml:space="preserve">综合技能</w:t>
             </w:r>
           </w:p>
         </w:tc>
@@ -3078,7 +3056,7 @@
     <w:p>
       <w:pPr>
         <w:rPr>
-          <w:rFonts w:ascii="Times New Roman" w:hAnsi="Times New Roman" w:hint="default"/>
+          <w:rFonts w:ascii="Times New Roman" w:hAnsi="Times New Roman"/>
           <w:vanish/>
         </w:rPr>
       </w:pPr>
@@ -3087,6 +3065,7 @@
       <w:tblPr>
         <w:tblW w:w="0" w:type="auto"/>
         <w:jc w:val="center"/>
+        <w:tblInd w:w="0" w:type="dxa"/>
         <w:tblLayout w:type="fixed"/>
         <w:tblCellMar>
           <w:left w:w="0" w:type="dxa"/>
@@ -3124,7 +3103,7 @@
             <w:pPr>
               <w:spacing w:before="63" w:after="21" w:line="210" w:lineRule="atLeast"/>
               <w:rPr>
-                <w:rFonts w:ascii="Times New Roman" w:hAnsi="Times New Roman" w:hint="default"/>
+                <w:rFonts w:ascii="Times New Roman" w:hAnsi="Times New Roman"/>
                 <w:sz w:val="21"/>
               </w:rPr>
             </w:pPr>
@@ -3164,28 +3143,28 @@
                 <w:bCs/>
                 <w:sz w:val="21"/>
               </w:rPr>
-              <w:t>计划与库存：</w:t>
-            </w:r>
-            <w:r>
-              <w:rPr>
-                <w:rFonts w:ascii="宋体" w:eastAsia="宋体" w:hAnsi="宋体" w:cs="宋体"/>
-                <w:sz w:val="21"/>
-              </w:rPr>
-              <w:t>供应链建模（</w:t>
+              <w:t xml:space="preserve">计划与库存：</w:t>
+            </w:r>
+            <w:r>
+              <w:rPr>
+                <w:rFonts w:ascii="宋体" w:eastAsia="宋体" w:hAnsi="宋体" w:cs="宋体"/>
+                <w:sz w:val="21"/>
+              </w:rPr>
+              <w:t xml:space="preserve">供应链建模（</w:t>
             </w:r>
             <w:r>
               <w:rPr>
                 <w:rFonts w:ascii="Times New Roman" w:hAnsi="Times New Roman" w:hint="default"/>
                 <w:sz w:val="21"/>
               </w:rPr>
-              <w:t>Python</w:t>
-            </w:r>
-            <w:r>
-              <w:rPr>
-                <w:rFonts w:ascii="宋体" w:eastAsia="宋体" w:hAnsi="宋体" w:cs="宋体"/>
-                <w:sz w:val="21"/>
-              </w:rPr>
-              <w:t>求解）、供需平衡与需求波动管理、库存与效期管理、补货计划</w:t>
+              <w:t xml:space="preserve">Python</w:t>
+            </w:r>
+            <w:r>
+              <w:rPr>
+                <w:rFonts w:ascii="宋体" w:eastAsia="宋体" w:hAnsi="宋体" w:cs="宋体"/>
+                <w:sz w:val="21"/>
+              </w:rPr>
+              <w:t xml:space="preserve">求解）、供需平衡与需求波动管理、库存与效期管理、补货计划</w:t>
             </w:r>
           </w:p>
           <w:p>
@@ -3205,65 +3184,65 @@
                 <w:bCs/>
                 <w:sz w:val="21"/>
               </w:rPr>
-              <w:t>ERP</w:t>
-            </w:r>
-            <w:r>
-              <w:rPr>
-                <w:rFonts w:ascii="宋体" w:eastAsia="宋体" w:hAnsi="宋体" w:cs="宋体"/>
-                <w:b/>
-                <w:bCs/>
-                <w:sz w:val="21"/>
-              </w:rPr>
-              <w:t>系统：</w:t>
-            </w:r>
-            <w:r>
-              <w:rPr>
-                <w:rFonts w:ascii="宋体" w:eastAsia="宋体" w:hAnsi="宋体" w:cs="宋体"/>
-                <w:sz w:val="21"/>
-              </w:rPr>
-              <w:t>用友</w:t>
+              <w:t xml:space="preserve">ERP</w:t>
+            </w:r>
+            <w:r>
+              <w:rPr>
+                <w:rFonts w:ascii="宋体" w:eastAsia="宋体" w:hAnsi="宋体" w:cs="宋体"/>
+                <w:b/>
+                <w:bCs/>
+                <w:sz w:val="21"/>
+              </w:rPr>
+              <w:t xml:space="preserve">系统：</w:t>
+            </w:r>
+            <w:r>
+              <w:rPr>
+                <w:rFonts w:ascii="宋体" w:eastAsia="宋体" w:hAnsi="宋体" w:cs="宋体"/>
+                <w:sz w:val="21"/>
+              </w:rPr>
+              <w:t xml:space="preserve">用友</w:t>
             </w:r>
             <w:r>
               <w:rPr>
                 <w:rFonts w:ascii="Times New Roman" w:hAnsi="Times New Roman" w:hint="default"/>
                 <w:sz w:val="21"/>
               </w:rPr>
-              <w:t>U8+</w:t>
-            </w:r>
-            <w:r>
-              <w:rPr>
-                <w:rFonts w:ascii="宋体" w:eastAsia="宋体" w:hAnsi="宋体" w:cs="宋体"/>
-                <w:sz w:val="21"/>
-              </w:rPr>
-              <w:t>（采购</w:t>
+              <w:t xml:space="preserve">U8+</w:t>
+            </w:r>
+            <w:r>
+              <w:rPr>
+                <w:rFonts w:ascii="宋体" w:eastAsia="宋体" w:hAnsi="宋体" w:cs="宋体"/>
+                <w:sz w:val="21"/>
+              </w:rPr>
+              <w:t xml:space="preserve">（采购</w:t>
             </w:r>
             <w:r>
               <w:rPr>
                 <w:rFonts w:ascii="Times New Roman" w:hAnsi="Times New Roman" w:hint="default"/>
                 <w:sz w:val="21"/>
               </w:rPr>
-              <w:t>/</w:t>
-            </w:r>
-            <w:r>
-              <w:rPr>
-                <w:rFonts w:ascii="宋体" w:eastAsia="宋体" w:hAnsi="宋体" w:cs="宋体"/>
-                <w:sz w:val="21"/>
-              </w:rPr>
-              <w:t>库存</w:t>
+              <w:t xml:space="preserve">/</w:t>
+            </w:r>
+            <w:r>
+              <w:rPr>
+                <w:rFonts w:ascii="宋体" w:eastAsia="宋体" w:hAnsi="宋体" w:cs="宋体"/>
+                <w:sz w:val="21"/>
+              </w:rPr>
+              <w:t xml:space="preserve">库存</w:t>
             </w:r>
             <w:r>
               <w:rPr>
                 <w:rFonts w:ascii="Times New Roman" w:hAnsi="Times New Roman" w:hint="default"/>
                 <w:sz w:val="21"/>
               </w:rPr>
-              <w:t>/</w:t>
-            </w:r>
-            <w:r>
-              <w:rPr>
-                <w:rFonts w:ascii="宋体" w:eastAsia="宋体" w:hAnsi="宋体" w:cs="宋体"/>
-                <w:sz w:val="21"/>
-              </w:rPr>
-              <w:t>存货核算全流程操作，熟悉单据流转与模块联动）</w:t>
+              <w:t xml:space="preserve">/</w:t>
+            </w:r>
+            <w:r>
+              <w:rPr>
+                <w:rFonts w:ascii="宋体" w:eastAsia="宋体" w:hAnsi="宋体" w:cs="宋体"/>
+                <w:sz w:val="21"/>
+              </w:rPr>
+              <w:t xml:space="preserve">存货核算全流程操作，熟悉单据流转与模块联动）</w:t>
             </w:r>
           </w:p>
           <w:p>
@@ -3283,84 +3262,84 @@
                 <w:bCs/>
                 <w:sz w:val="21"/>
               </w:rPr>
-              <w:t>数据工具：</w:t>
+              <w:t xml:space="preserve">数据工具：</w:t>
             </w:r>
             <w:r>
               <w:rPr>
                 <w:rFonts w:ascii="Times New Roman" w:hAnsi="Times New Roman" w:hint="default"/>
                 <w:sz w:val="21"/>
               </w:rPr>
-              <w:t>Excel</w:t>
-            </w:r>
-            <w:r>
-              <w:rPr>
-                <w:rFonts w:ascii="宋体" w:eastAsia="宋体" w:hAnsi="宋体" w:cs="宋体"/>
-                <w:sz w:val="21"/>
-              </w:rPr>
-              <w:t>（数据透视表、</w:t>
+              <w:t xml:space="preserve">Excel</w:t>
+            </w:r>
+            <w:r>
+              <w:rPr>
+                <w:rFonts w:ascii="宋体" w:eastAsia="宋体" w:hAnsi="宋体" w:cs="宋体"/>
+                <w:sz w:val="21"/>
+              </w:rPr>
+              <w:t xml:space="preserve">（数据透视表、</w:t>
             </w:r>
             <w:r>
               <w:rPr>
                 <w:rFonts w:ascii="Times New Roman" w:hAnsi="Times New Roman" w:hint="default"/>
                 <w:sz w:val="21"/>
               </w:rPr>
-              <w:t>VLOOKUP</w:t>
-            </w:r>
-            <w:r>
-              <w:rPr>
-                <w:rFonts w:ascii="宋体" w:eastAsia="宋体" w:hAnsi="宋体" w:cs="宋体"/>
-                <w:sz w:val="21"/>
-              </w:rPr>
-              <w:t>、函数、台账）、</w:t>
+              <w:t xml:space="preserve">VLOOKUP</w:t>
+            </w:r>
+            <w:r>
+              <w:rPr>
+                <w:rFonts w:ascii="宋体" w:eastAsia="宋体" w:hAnsi="宋体" w:cs="宋体"/>
+                <w:sz w:val="21"/>
+              </w:rPr>
+              <w:t xml:space="preserve">、函数、台账）、</w:t>
             </w:r>
             <w:r>
               <w:rPr>
                 <w:rFonts w:ascii="Times New Roman" w:hAnsi="Times New Roman" w:hint="default"/>
                 <w:sz w:val="21"/>
               </w:rPr>
-              <w:t>Python</w:t>
-            </w:r>
-            <w:r>
-              <w:rPr>
-                <w:rFonts w:ascii="宋体" w:eastAsia="宋体" w:hAnsi="宋体" w:cs="宋体"/>
-                <w:sz w:val="21"/>
-              </w:rPr>
-              <w:t>（</w:t>
+              <w:t xml:space="preserve">Python</w:t>
+            </w:r>
+            <w:r>
+              <w:rPr>
+                <w:rFonts w:ascii="宋体" w:eastAsia="宋体" w:hAnsi="宋体" w:cs="宋体"/>
+                <w:sz w:val="21"/>
+              </w:rPr>
+              <w:t xml:space="preserve">（</w:t>
             </w:r>
             <w:r>
               <w:rPr>
                 <w:rFonts w:ascii="Times New Roman" w:hAnsi="Times New Roman" w:hint="default"/>
                 <w:sz w:val="21"/>
               </w:rPr>
-              <w:t>pandas</w:t>
-            </w:r>
-            <w:r>
-              <w:rPr>
-                <w:rFonts w:ascii="宋体" w:eastAsia="宋体" w:hAnsi="宋体" w:cs="宋体"/>
-                <w:sz w:val="21"/>
-              </w:rPr>
-              <w:t>）、</w:t>
+              <w:t xml:space="preserve">pandas</w:t>
+            </w:r>
+            <w:r>
+              <w:rPr>
+                <w:rFonts w:ascii="宋体" w:eastAsia="宋体" w:hAnsi="宋体" w:cs="宋体"/>
+                <w:sz w:val="21"/>
+              </w:rPr>
+              <w:t xml:space="preserve">）、</w:t>
             </w:r>
             <w:r>
               <w:rPr>
                 <w:rFonts w:ascii="Times New Roman" w:hAnsi="Times New Roman" w:hint="default"/>
                 <w:sz w:val="21"/>
               </w:rPr>
-              <w:t>R</w:t>
-            </w:r>
-            <w:r>
-              <w:rPr>
-                <w:rFonts w:ascii="宋体" w:eastAsia="宋体" w:hAnsi="宋体" w:cs="宋体"/>
-                <w:sz w:val="21"/>
-              </w:rPr>
-              <w:t>、</w:t>
+              <w:t xml:space="preserve">R</w:t>
+            </w:r>
+            <w:r>
+              <w:rPr>
+                <w:rFonts w:ascii="宋体" w:eastAsia="宋体" w:hAnsi="宋体" w:cs="宋体"/>
+                <w:sz w:val="21"/>
+              </w:rPr>
+              <w:t xml:space="preserve">、</w:t>
             </w:r>
             <w:r>
               <w:rPr>
                 <w:rFonts w:ascii="Times New Roman" w:hAnsi="Times New Roman" w:hint="default"/>
                 <w:sz w:val="21"/>
               </w:rPr>
-              <w:t>SPSS</w:t>
+              <w:t xml:space="preserve">SPSS</w:t>
             </w:r>
           </w:p>
           <w:p>
@@ -3380,21 +3359,21 @@
                 <w:bCs/>
                 <w:sz w:val="21"/>
               </w:rPr>
-              <w:t>语言能力：</w:t>
+              <w:t xml:space="preserve">语言能力：</w:t>
             </w:r>
             <w:r>
               <w:rPr>
                 <w:rFonts w:ascii="Times New Roman" w:hAnsi="Times New Roman" w:hint="default"/>
                 <w:sz w:val="21"/>
               </w:rPr>
-              <w:t>CET-4</w:t>
-            </w:r>
-            <w:r>
-              <w:rPr>
-                <w:rFonts w:ascii="宋体" w:eastAsia="宋体" w:hAnsi="宋体" w:cs="宋体"/>
-                <w:sz w:val="21"/>
-              </w:rPr>
-              <w:t>，可阅读英文专业资料与基础商务沟通</w:t>
+              <w:t xml:space="preserve">CET-4</w:t>
+            </w:r>
+            <w:r>
+              <w:rPr>
+                <w:rFonts w:ascii="宋体" w:eastAsia="宋体" w:hAnsi="宋体" w:cs="宋体"/>
+                <w:sz w:val="21"/>
+              </w:rPr>
+              <w:t xml:space="preserve">，可阅读英文专业资料与基础商务沟通</w:t>
             </w:r>
           </w:p>
           <w:p>
@@ -3414,14 +3393,14 @@
                 <w:bCs/>
                 <w:sz w:val="21"/>
               </w:rPr>
-              <w:t>通用能力：</w:t>
-            </w:r>
-            <w:r>
-              <w:rPr>
-                <w:rFonts w:ascii="宋体" w:eastAsia="宋体" w:hAnsi="宋体" w:cs="宋体"/>
-                <w:sz w:val="21"/>
-              </w:rPr>
-              <w:t>项目主导、跨部门沟通协作、流程梳理与标准化、文档与台账管理</w:t>
+              <w:t xml:space="preserve">通用能力：</w:t>
+            </w:r>
+            <w:r>
+              <w:rPr>
+                <w:rFonts w:ascii="宋体" w:eastAsia="宋体" w:hAnsi="宋体" w:cs="宋体"/>
+                <w:sz w:val="21"/>
+              </w:rPr>
+              <w:t xml:space="preserve">项目主导、跨部门沟通协作、流程梳理与标准化、文档与台账管理</w:t>
             </w:r>
           </w:p>
         </w:tc>
@@ -3430,7 +3409,6 @@
     <w:p>
       <w:pPr>
         <w:rPr>
-          <w:rFonts w:hint="default"/>
           <w:vanish/>
           <w:sz w:val="21"/>
         </w:rPr>
@@ -5043,6 +5021,15 @@
   </w:num>
   <w:num w:numId="13" w16cid:durableId="2011832182">
     <w:abstractNumId w:val="5"/>
+    <w:lvlOverride w:ilvl="0"/>
+    <w:lvlOverride w:ilvl="1"/>
+    <w:lvlOverride w:ilvl="2"/>
+    <w:lvlOverride w:ilvl="3"/>
+    <w:lvlOverride w:ilvl="4"/>
+    <w:lvlOverride w:ilvl="5"/>
+    <w:lvlOverride w:ilvl="6"/>
+    <w:lvlOverride w:ilvl="7"/>
+    <w:lvlOverride w:ilvl="8"/>
   </w:num>
 </w:numbering>
 </file>
@@ -5213,6 +5200,7 @@
     <w:lsdException w:name="Table Web 2" w:semiHidden="1" w:unhideWhenUsed="1"/>
     <w:lsdException w:name="Table Web 3" w:semiHidden="1" w:unhideWhenUsed="1"/>
     <w:lsdException w:name="Balloon Text" w:semiHidden="1" w:unhideWhenUsed="1"/>
+    <w:lsdException w:name="Table Grid" w:semiHidden="1" w:unhideWhenUsed="1"/>
     <w:lsdException w:name="Table Theme" w:semiHidden="1" w:unhideWhenUsed="1"/>
     <w:lsdException w:name="Placeholder Text" w:semiHidden="1" w:uiPriority="99" w:unhideWhenUsed="1"/>
     <w:lsdException w:name="No Spacing" w:uiPriority="99" w:qFormat="1"/>
@@ -5504,17 +5492,14 @@
   </w:style>
   <w:style w:type="character" w:default="1" w:styleId="a0">
     <w:name w:val="Default Paragraph Font"/>
-    <w:uiPriority w:val="1"/>
-    <w:semiHidden/>
+    <w:uiPriority w:val="99"/>
     <w:unhideWhenUsed/>
   </w:style>
   <w:style w:type="table" w:default="1" w:styleId="a1">
     <w:name w:val="Normal Table"/>
     <w:uiPriority w:val="99"/>
-    <w:semiHidden/>
     <w:unhideWhenUsed/>
     <w:tblPr>
-      <w:tblInd w:w="0" w:type="dxa"/>
       <w:tblCellMar>
         <w:top w:w="0" w:type="dxa"/>
         <w:left w:w="108" w:type="dxa"/>

--- a/02_定制简历库/半亩花田/供应链管培生（2027届校招-J10971）/文雪_半亩花田_供应链管培生（2027届校招-J10971）.docx
+++ b/02_定制简历库/半亩花田/供应链管培生（2027届校招-J10971）/文雪_半亩花田_供应链管培生（2027届校招-J10971）.docx
@@ -9,6 +9,7 @@
           <w:rFonts w:hint="default"/>
           <w:vanish/>
         </w:rPr>
+        <w:spacing w:line="240" w:lineRule="auto" w:before="0" w:after="0"/>
       </w:pPr>
     </w:p>
     <w:tbl>
@@ -53,7 +54,7 @@
           </w:tcPr>
           <w:p>
             <w:pPr>
-              <w:spacing w:line="505" w:lineRule="atLeast"/>
+              <w:spacing w:line="240" w:lineRule="auto" w:before="0" w:after="0"/>
               <w:rPr>
                 <w:rFonts w:ascii="宋体" w:eastAsia="宋体" w:hAnsi="宋体"/>
                 <w:b/>
@@ -94,6 +95,7 @@
               <w:rPr>
                 <w:rFonts w:hint="default"/>
               </w:rPr>
+              <w:spacing w:line="240" w:lineRule="auto" w:before="0" w:after="0"/>
             </w:pPr>
             <w:r>
               <w:rPr>
@@ -132,102 +134,6 @@
           <w:trHeight w:val="430"/>
           <w:jc w:val="center"/>
         </w:trPr>
-        <w:tc>
-          <w:tcPr>
-            <w:tcW w:w="3673" w:type="dxa"/>
-            <w:tcBorders>
-              <w:top w:val="nil"/>
-              <w:left w:val="nil"/>
-              <w:bottom w:val="nil"/>
-              <w:right w:val="nil"/>
-            </w:tcBorders>
-            <w:tcMar>
-              <w:top w:w="0" w:type="dxa"/>
-              <w:left w:w="227" w:type="dxa"/>
-              <w:bottom w:w="0" w:type="dxa"/>
-              <w:right w:w="85" w:type="dxa"/>
-            </w:tcMar>
-            <w:vAlign w:val="center"/>
-          </w:tcPr>
-          <w:p>
-            <w:pPr>
-              <w:spacing w:line="315" w:lineRule="atLeast"/>
-              <w:rPr>
-                <w:rFonts w:hint="default"/>
-                <w:sz w:val="21"/>
-              </w:rPr>
-            </w:pPr>
-            <w:r>
-              <w:rPr>
-                <w:b/>
-                <w:bCs/>
-                <w:sz w:val="21"/>
-              </w:rPr>
-              <w:t>电话：</w:t>
-            </w:r>
-            <w:r>
-              <w:rPr>
-                <w:rFonts w:ascii="Times New Roman" w:hAnsi="Times New Roman" w:hint="default"/>
-                <w:sz w:val="21"/>
-              </w:rPr>
-              <w:t>18658249341</w:t>
-            </w:r>
-          </w:p>
-        </w:tc>
-        <w:tc>
-          <w:tcPr>
-            <w:tcW w:w="5868" w:type="dxa"/>
-            <w:tcBorders>
-              <w:top w:val="nil"/>
-              <w:left w:val="nil"/>
-              <w:bottom w:val="nil"/>
-              <w:right w:val="nil"/>
-            </w:tcBorders>
-            <w:tcMar>
-              <w:top w:w="0" w:type="dxa"/>
-              <w:left w:w="85" w:type="dxa"/>
-              <w:bottom w:w="0" w:type="dxa"/>
-              <w:right w:w="85" w:type="dxa"/>
-            </w:tcMar>
-            <w:vAlign w:val="center"/>
-          </w:tcPr>
-          <w:p>
-            <w:pPr>
-              <w:spacing w:line="315" w:lineRule="atLeast"/>
-              <w:rPr>
-                <w:sz w:val="21"/>
-              </w:rPr>
-            </w:pPr>
-            <w:r>
-              <w:rPr>
-                <w:b/>
-                <w:bCs/>
-                <w:sz w:val="21"/>
-              </w:rPr>
-              <w:t>邮箱：</w:t>
-            </w:r>
-            <w:r>
-              <w:rPr>
-                <w:rFonts w:ascii="Times New Roman" w:hAnsi="Times New Roman" w:hint="default"/>
-                <w:sz w:val="21"/>
-              </w:rPr>
-              <w:t>2631217547@qq.com</w:t>
-            </w:r>
-          </w:p>
-        </w:tc>
-        <w:tc>
-          <w:tcPr>
-            <w:tcW w:w="1203" w:type="dxa"/>
-            <w:shd w:val="clear" w:color="auto" w:fill="FFFFFF"/>
-          </w:tcPr>
-          <w:p>
-            <w:pPr>
-              <w:rPr>
-                <w:sz w:val="21"/>
-              </w:rPr>
-            </w:pPr>
-          </w:p>
-        </w:tc>
       </w:tr>
       <w:tr>
         <w:trPr>
@@ -254,7 +160,7 @@
           </w:tcPr>
           <w:p>
             <w:pPr>
-              <w:spacing w:line="315" w:lineRule="atLeast"/>
+              <w:spacing w:line="240" w:lineRule="auto" w:before="0" w:after="0"/>
               <w:rPr>
                 <w:b/>
                 <w:bCs/>
@@ -272,7 +178,7 @@
             </w:r>
             <w:r>
               <w:rPr>
-                <w:rFonts w:ascii="Times New Roman" w:eastAsia="宋体" w:hAnsi="Times New Roman" w:cs="宋体"/>
+                <w:rFonts w:ascii="宋体" w:eastAsia="宋体" w:hAnsi="宋体" w:cs="宋体"/>
                 <w:b/>
                 <w:bCs/>
                 <w:sz w:val="21"/>
@@ -282,6 +188,8 @@
             <w:r>
               <w:rPr>
                 <w:rFonts w:ascii="宋体" w:eastAsia="宋体" w:hAnsi="宋体" w:cs="宋体"/>
+                <w:b/>
+                <w:bCs/>
                 <w:sz w:val="21"/>
               </w:rPr>
               <w:t xml:space="preserve">供应链管培生（计划</w:t>
@@ -296,6 +204,8 @@
             <w:r>
               <w:rPr>
                 <w:rFonts w:ascii="宋体" w:eastAsia="宋体" w:hAnsi="宋体" w:cs="宋体"/>
+                <w:b/>
+                <w:bCs/>
                 <w:sz w:val="21"/>
               </w:rPr>
               <w:t xml:space="preserve">采购</w:t>
@@ -310,6 +220,8 @@
             <w:r>
               <w:rPr>
                 <w:rFonts w:ascii="宋体" w:eastAsia="宋体" w:hAnsi="宋体" w:cs="宋体"/>
+                <w:b/>
+                <w:bCs/>
                 <w:sz w:val="21"/>
               </w:rPr>
               <w:t xml:space="preserve">物流方向）</w:t>
@@ -326,6 +238,7 @@
               <w:rPr>
                 <w:sz w:val="21"/>
               </w:rPr>
+              <w:spacing w:line="240" w:lineRule="auto" w:before="0" w:after="0"/>
             </w:pPr>
           </w:p>
         </w:tc>
@@ -354,7 +267,7 @@
           </w:tcPr>
           <w:p>
             <w:pPr>
-              <w:spacing w:line="315" w:lineRule="atLeast"/>
+              <w:spacing w:line="240" w:lineRule="auto" w:before="0" w:after="0"/>
               <w:rPr>
                 <w:b/>
                 <w:bCs/>
@@ -373,6 +286,8 @@
             <w:r>
               <w:rPr>
                 <w:rFonts w:ascii="宋体" w:eastAsia="宋体" w:hAnsi="宋体" w:cs="宋体"/>
+                <w:b/>
+                <w:bCs/>
                 <w:sz w:val="21"/>
               </w:rPr>
               <w:t xml:space="preserve">计划与优化：独立构建选址</w:t>
@@ -387,6 +302,8 @@
             <w:r>
               <w:rPr>
                 <w:rFonts w:ascii="宋体" w:eastAsia="宋体" w:hAnsi="宋体" w:cs="宋体"/>
+                <w:b/>
+                <w:bCs/>
                 <w:sz w:val="21"/>
               </w:rPr>
               <w:t xml:space="preserve">路径双层优化模型（</w:t>
@@ -401,6 +318,8 @@
             <w:r>
               <w:rPr>
                 <w:rFonts w:ascii="宋体" w:eastAsia="宋体" w:hAnsi="宋体" w:cs="宋体"/>
+                <w:b/>
+                <w:bCs/>
                 <w:sz w:val="21"/>
               </w:rPr>
               <w:t xml:space="preserve">求解），测算总成本降低</w:t>
@@ -415,6 +334,8 @@
             <w:r>
               <w:rPr>
                 <w:rFonts w:ascii="宋体" w:eastAsia="宋体" w:hAnsi="宋体" w:cs="宋体"/>
+                <w:b/>
+                <w:bCs/>
                 <w:sz w:val="21"/>
               </w:rPr>
               <w:t xml:space="preserve">、配送时长缩短</w:t>
@@ -429,6 +350,8 @@
             <w:r>
               <w:rPr>
                 <w:rFonts w:ascii="宋体" w:eastAsia="宋体" w:hAnsi="宋体" w:cs="宋体"/>
+                <w:b/>
+                <w:bCs/>
                 <w:sz w:val="21"/>
               </w:rPr>
               <w:t xml:space="preserve">，具备需求</w:t>
@@ -443,6 +366,8 @@
             <w:r>
               <w:rPr>
                 <w:rFonts w:ascii="宋体" w:eastAsia="宋体" w:hAnsi="宋体" w:cs="宋体"/>
+                <w:b/>
+                <w:bCs/>
                 <w:sz w:val="21"/>
               </w:rPr>
               <w:t xml:space="preserve">资源平衡与网络优化思维；采购与库存：用友</w:t>
@@ -457,6 +382,8 @@
             <w:r>
               <w:rPr>
                 <w:rFonts w:ascii="宋体" w:eastAsia="宋体" w:hAnsi="宋体" w:cs="宋体"/>
+                <w:b/>
+                <w:bCs/>
                 <w:sz w:val="21"/>
               </w:rPr>
               <w:t xml:space="preserve">采购→入库→调拨→核算全流程实操；瑞幸数十种原辅料盘点</w:t>
@@ -471,6 +398,8 @@
             <w:r>
               <w:rPr>
                 <w:rFonts w:ascii="宋体" w:eastAsia="宋体" w:hAnsi="宋体" w:cs="宋体"/>
+                <w:b/>
+                <w:bCs/>
                 <w:sz w:val="21"/>
               </w:rPr>
               <w:t xml:space="preserve">效期</w:t>
@@ -485,6 +414,8 @@
             <w:r>
               <w:rPr>
                 <w:rFonts w:ascii="宋体" w:eastAsia="宋体" w:hAnsi="宋体" w:cs="宋体"/>
+                <w:b/>
+                <w:bCs/>
                 <w:sz w:val="21"/>
               </w:rPr>
               <w:t xml:space="preserve">补货管理经验，理解安全库存与需求波动逻辑；数据敏感：掌握</w:t>
@@ -499,6 +430,8 @@
             <w:r>
               <w:rPr>
                 <w:rFonts w:ascii="宋体" w:eastAsia="宋体" w:hAnsi="宋体" w:cs="宋体"/>
+                <w:b/>
+                <w:bCs/>
                 <w:sz w:val="21"/>
               </w:rPr>
               <w:t xml:space="preserve">，累计处理</w:t>
@@ -513,6 +446,8 @@
             <w:r>
               <w:rPr>
                 <w:rFonts w:ascii="宋体" w:eastAsia="宋体" w:hAnsi="宋体" w:cs="宋体"/>
+                <w:b/>
+                <w:bCs/>
                 <w:sz w:val="21"/>
               </w:rPr>
               <w:t xml:space="preserve">万</w:t>
@@ -527,6 +462,8 @@
             <w:r>
               <w:rPr>
                 <w:rFonts w:ascii="宋体" w:eastAsia="宋体" w:hAnsi="宋体" w:cs="宋体"/>
+                <w:b/>
+                <w:bCs/>
                 <w:sz w:val="21"/>
               </w:rPr>
               <w:t xml:space="preserve">条业务数据，能用数据支撑需求预测与计划决策，数据敏感度高；执行与协作：</w:t>
@@ -541,6 +478,8 @@
             <w:r>
               <w:rPr>
                 <w:rFonts w:ascii="宋体" w:eastAsia="宋体" w:hAnsi="宋体" w:cs="宋体"/>
+                <w:b/>
+                <w:bCs/>
                 <w:sz w:val="21"/>
               </w:rPr>
               <w:t xml:space="preserve">个月项目助理统筹</w:t>
@@ -555,6 +494,8 @@
             <w:r>
               <w:rPr>
                 <w:rFonts w:ascii="宋体" w:eastAsia="宋体" w:hAnsi="宋体" w:cs="宋体"/>
+                <w:b/>
+                <w:bCs/>
                 <w:sz w:val="21"/>
               </w:rPr>
               <w:t xml:space="preserve">份材料并建立三级校验机制实现零差错提交；跨部门对接同步进度，善于梳理标准化流程</w:t>
@@ -569,6 +510,7 @@
           <w:vanish/>
           <w:sz w:val="2"/>
         </w:rPr>
+        <w:spacing w:line="240" w:lineRule="auto" w:before="0" w:after="0"/>
       </w:pPr>
     </w:p>
     <w:tbl>
@@ -610,7 +552,7 @@
           </w:tcPr>
           <w:p>
             <w:pPr>
-              <w:spacing w:line="275" w:lineRule="atLeast"/>
+              <w:spacing w:line="240" w:lineRule="auto" w:before="0" w:after="0"/>
             </w:pPr>
             <w:r>
               <w:rPr>
@@ -681,7 +623,7 @@
                 </w:tcPr>
                 <w:p>
                   <w:pPr>
-                    <w:spacing w:line="315" w:lineRule="atLeast"/>
+                    <w:spacing w:line="240" w:lineRule="auto" w:before="0" w:after="0"/>
                     <w:jc w:val="center"/>
                     <w:rPr>
                       <w:sz w:val="21"/>
@@ -708,7 +650,7 @@
                 </w:tcPr>
                 <w:p>
                   <w:pPr>
-                    <w:spacing w:line="315" w:lineRule="atLeast"/>
+                    <w:spacing w:line="240" w:lineRule="auto" w:before="0" w:after="0"/>
                     <w:rPr>
                       <w:b/>
                       <w:bCs/>
@@ -745,7 +687,7 @@
                 </w:tcPr>
                 <w:p>
                   <w:pPr>
-                    <w:spacing w:line="315" w:lineRule="atLeast"/>
+                    <w:spacing w:line="240" w:lineRule="auto" w:before="0" w:after="0"/>
                     <w:rPr>
                       <w:b/>
                       <w:bCs/>
@@ -820,7 +762,7 @@
                 </w:tcPr>
                 <w:p>
                   <w:pPr>
-                    <w:spacing w:line="315" w:lineRule="atLeast"/>
+                    <w:spacing w:line="240" w:lineRule="auto" w:before="0" w:after="0"/>
                     <w:rPr>
                       <w:rFonts w:ascii="Times New Roman" w:eastAsia="等线" w:hAnsi="Times New Roman" w:hint="default"/>
                       <w:b/>
@@ -843,7 +785,7 @@
           </w:tbl>
           <w:p>
             <w:pPr>
-              <w:spacing w:line="275" w:lineRule="atLeast"/>
+              <w:spacing w:line="240" w:lineRule="auto" w:before="0" w:after="0"/>
               <w:rPr>
                 <w:b/>
                 <w:bCs/>
@@ -858,6 +800,7 @@
         <w:rPr>
           <w:vanish/>
         </w:rPr>
+        <w:spacing w:line="240" w:lineRule="auto" w:before="0" w:after="0"/>
       </w:pPr>
     </w:p>
     <w:p>
@@ -866,6 +809,7 @@
           <w:vanish/>
           <w:sz w:val="21"/>
         </w:rPr>
+        <w:spacing w:line="240" w:lineRule="auto" w:before="0" w:after="0"/>
       </w:pPr>
     </w:p>
     <w:tbl>
@@ -907,7 +851,7 @@
           </w:tcPr>
           <w:p>
             <w:pPr>
-              <w:spacing w:line="210" w:lineRule="atLeast"/>
+              <w:spacing w:line="240" w:lineRule="auto" w:before="0" w:after="0"/>
               <w:rPr>
                 <w:sz w:val="21"/>
               </w:rPr>
@@ -937,7 +881,7 @@
                 <w:ilvl w:val="0"/>
                 <w:numId w:val="2"/>
               </w:numPr>
-              <w:spacing w:line="315" w:lineRule="atLeast"/>
+              <w:spacing w:line="240" w:lineRule="auto" w:before="0" w:after="0"/>
               <w:ind w:left="442" w:hanging="442"/>
               <w:rPr>
                 <w:sz w:val="21"/>
@@ -955,6 +899,8 @@
             <w:r>
               <w:rPr>
                 <w:rFonts w:ascii="宋体" w:eastAsia="宋体" w:hAnsi="宋体" w:cs="宋体"/>
+                <w:b/>
+                <w:bCs/>
                 <w:sz w:val="21"/>
               </w:rPr>
               <w:t xml:space="preserve">供应链建模与仿真、</w:t>
@@ -969,6 +915,8 @@
             <w:r>
               <w:rPr>
                 <w:rFonts w:ascii="宋体" w:eastAsia="宋体" w:hAnsi="宋体" w:cs="宋体"/>
+                <w:b/>
+                <w:bCs/>
                 <w:sz w:val="21"/>
               </w:rPr>
               <w:t xml:space="preserve">供应链管理综合实验、供应链资源规划、采购管理、物流管理、统计学、</w:t>
@@ -983,6 +931,8 @@
             <w:r>
               <w:rPr>
                 <w:rFonts w:ascii="宋体" w:eastAsia="宋体" w:hAnsi="宋体" w:cs="宋体"/>
+                <w:b/>
+                <w:bCs/>
                 <w:sz w:val="21"/>
               </w:rPr>
               <w:t xml:space="preserve">程序设计、大数据管理与分析</w:t>
@@ -1013,7 +963,7 @@
           </w:tcPr>
           <w:p>
             <w:pPr>
-              <w:spacing w:line="210" w:lineRule="atLeast"/>
+              <w:spacing w:line="240" w:lineRule="auto" w:before="0" w:after="0"/>
               <w:rPr>
                 <w:sz w:val="21"/>
               </w:rPr>
@@ -1043,7 +993,7 @@
                 <w:ilvl w:val="0"/>
                 <w:numId w:val="2"/>
               </w:numPr>
-              <w:spacing w:line="315" w:lineRule="atLeast"/>
+              <w:spacing w:line="240" w:lineRule="auto" w:before="0" w:after="0"/>
               <w:rPr>
                 <w:sz w:val="21"/>
               </w:rPr>
@@ -1060,6 +1010,8 @@
             <w:r>
               <w:rPr>
                 <w:rFonts w:ascii="宋体" w:eastAsia="宋体" w:hAnsi="宋体" w:cs="宋体"/>
+                <w:b/>
+                <w:bCs/>
                 <w:sz w:val="21"/>
               </w:rPr>
               <w:t xml:space="preserve">山东大学</w:t>
@@ -1074,6 +1026,8 @@
             <w:r>
               <w:rPr>
                 <w:rFonts w:ascii="宋体" w:eastAsia="宋体" w:hAnsi="宋体" w:cs="宋体"/>
+                <w:b/>
+                <w:bCs/>
                 <w:sz w:val="21"/>
               </w:rPr>
               <w:t xml:space="preserve">—</w:t>
@@ -1088,6 +1042,8 @@
             <w:r>
               <w:rPr>
                 <w:rFonts w:ascii="宋体" w:eastAsia="宋体" w:hAnsi="宋体" w:cs="宋体"/>
+                <w:b/>
+                <w:bCs/>
                 <w:sz w:val="21"/>
               </w:rPr>
               <w:t xml:space="preserve">年暑期社会实践专项优秀等级</w:t>
@@ -1102,6 +1058,7 @@
           <w:vanish/>
           <w:sz w:val="21"/>
         </w:rPr>
+        <w:spacing w:line="240" w:lineRule="auto" w:before="0" w:after="0"/>
       </w:pPr>
     </w:p>
     <w:p>
@@ -1110,6 +1067,7 @@
           <w:vanish/>
           <w:sz w:val="2"/>
         </w:rPr>
+        <w:spacing w:line="240" w:lineRule="auto" w:before="0" w:after="0"/>
       </w:pPr>
     </w:p>
     <w:p>
@@ -1117,6 +1075,7 @@
         <w:rPr>
           <w:vanish/>
         </w:rPr>
+        <w:spacing w:line="240" w:lineRule="auto" w:before="0" w:after="0"/>
       </w:pPr>
     </w:p>
     <w:p>
@@ -1125,6 +1084,7 @@
           <w:vanish/>
           <w:sz w:val="21"/>
         </w:rPr>
+        <w:spacing w:line="240" w:lineRule="auto" w:before="0" w:after="0"/>
       </w:pPr>
     </w:p>
     <w:p>
@@ -1133,6 +1093,7 @@
           <w:vanish/>
           <w:sz w:val="21"/>
         </w:rPr>
+        <w:spacing w:line="240" w:lineRule="auto" w:before="0" w:after="0"/>
       </w:pPr>
     </w:p>
     <w:p>
@@ -1141,6 +1102,7 @@
           <w:vanish/>
           <w:sz w:val="2"/>
         </w:rPr>
+        <w:spacing w:line="240" w:lineRule="auto" w:before="0" w:after="0"/>
       </w:pPr>
     </w:p>
     <w:tbl>
@@ -1194,7 +1156,7 @@
           </w:tcPr>
           <w:p>
             <w:pPr>
-              <w:spacing w:line="275" w:lineRule="atLeast"/>
+              <w:spacing w:line="240" w:lineRule="auto" w:before="0" w:after="0"/>
               <w:rPr>
                 <w:rFonts w:ascii="Times New Roman" w:hAnsi="Times New Roman"/>
                 <w:b/>
@@ -1245,7 +1207,7 @@
           </w:tcPr>
           <w:p>
             <w:pPr>
-              <w:spacing w:line="315" w:lineRule="atLeast"/>
+              <w:spacing w:line="240" w:lineRule="auto" w:before="0" w:after="0"/>
               <w:rPr>
                 <w:rFonts w:ascii="Times New Roman" w:hAnsi="Times New Roman"/>
                 <w:sz w:val="21"/>
@@ -1273,7 +1235,7 @@
           </w:tcPr>
           <w:p>
             <w:pPr>
-              <w:spacing w:line="315" w:lineRule="atLeast"/>
+              <w:spacing w:line="240" w:lineRule="auto" w:before="0" w:after="0"/>
               <w:rPr>
                 <w:rFonts w:ascii="Times New Roman" w:hAnsi="Times New Roman"/>
                 <w:sz w:val="21"/>
@@ -1304,7 +1266,7 @@
           </w:tcPr>
           <w:p>
             <w:pPr>
-              <w:spacing w:line="315" w:lineRule="atLeast"/>
+              <w:spacing w:line="240" w:lineRule="auto" w:before="0" w:after="0"/>
               <w:rPr>
                 <w:rFonts w:ascii="Times New Roman" w:eastAsia="等线" w:hAnsi="Times New Roman"/>
                 <w:b/>
@@ -1336,7 +1298,7 @@
           </w:tcPr>
           <w:p>
             <w:pPr>
-              <w:spacing w:line="315" w:lineRule="atLeast"/>
+              <w:spacing w:line="240" w:lineRule="auto" w:before="0" w:after="0"/>
               <w:rPr>
                 <w:rFonts w:ascii="Times New Roman" w:eastAsia="等线" w:hAnsi="Times New Roman" w:hint="default"/>
                 <w:b/>
@@ -1346,7 +1308,7 @@
             </w:pPr>
             <w:r>
               <w:rPr>
-                <w:rFonts w:ascii="Times New Roman" w:eastAsia="宋体" w:hAnsi="Times New Roman" w:cs="宋体"/>
+                <w:rFonts w:ascii="宋体" w:eastAsia="宋体" w:hAnsi="宋体" w:cs="宋体"/>
                 <w:b/>
                 <w:bCs/>
                 <w:sz w:val="21"/>
@@ -1381,7 +1343,7 @@
           </w:tcPr>
           <w:p>
             <w:pPr>
-              <w:spacing w:line="315" w:lineRule="atLeast"/>
+              <w:spacing w:line="240" w:lineRule="auto" w:before="0" w:after="0"/>
               <w:rPr>
                 <w:rFonts w:ascii="Times New Roman" w:hAnsi="Times New Roman"/>
                 <w:sz w:val="21"/>
@@ -1413,7 +1375,7 @@
                 <w:ilvl w:val="0"/>
                 <w:numId w:val="9"/>
               </w:numPr>
-              <w:spacing w:line="315" w:lineRule="atLeast"/>
+              <w:spacing w:line="240" w:lineRule="auto" w:before="0" w:after="0"/>
               <w:rPr>
                 <w:rFonts w:ascii="Times New Roman" w:eastAsia="宋体" w:hAnsi="Times New Roman" w:cs="宋体" w:hint="default"/>
                 <w:sz w:val="21"/>
@@ -1422,6 +1384,8 @@
             <w:r>
               <w:rPr>
                 <w:rFonts w:ascii="宋体" w:eastAsia="宋体" w:hAnsi="宋体" w:cs="宋体"/>
+                <w:b/>
+                <w:bCs/>
                 <w:sz w:val="21"/>
               </w:rPr>
               <w:t xml:space="preserve">针对自提点布局零散、需求波动大的痛点，基于</w:t>
@@ -1436,6 +1400,8 @@
             <w:r>
               <w:rPr>
                 <w:rFonts w:ascii="宋体" w:eastAsia="宋体" w:hAnsi="宋体" w:cs="宋体"/>
+                <w:b/>
+                <w:bCs/>
                 <w:sz w:val="21"/>
               </w:rPr>
               <w:t xml:space="preserve">个候选点、日均</w:t>
@@ -1450,6 +1416,8 @@
             <w:r>
               <w:rPr>
                 <w:rFonts w:ascii="宋体" w:eastAsia="宋体" w:hAnsi="宋体" w:cs="宋体"/>
+                <w:b/>
+                <w:bCs/>
                 <w:sz w:val="21"/>
               </w:rPr>
               <w:t xml:space="preserve">单真实数据，构建选址</w:t>
@@ -1464,6 +1432,8 @@
             <w:r>
               <w:rPr>
                 <w:rFonts w:ascii="宋体" w:eastAsia="宋体" w:hAnsi="宋体" w:cs="宋体"/>
+                <w:b/>
+                <w:bCs/>
                 <w:sz w:val="21"/>
               </w:rPr>
               <w:t xml:space="preserve">路径双层优化模型并用</w:t>
@@ -1478,6 +1448,8 @@
             <w:r>
               <w:rPr>
                 <w:rFonts w:ascii="宋体" w:eastAsia="宋体" w:hAnsi="宋体" w:cs="宋体"/>
+                <w:b/>
+                <w:bCs/>
                 <w:sz w:val="21"/>
               </w:rPr>
               <w:t xml:space="preserve">求解</w:t>
@@ -1489,7 +1461,7 @@
                 <w:ilvl w:val="0"/>
                 <w:numId w:val="9"/>
               </w:numPr>
-              <w:spacing w:line="315" w:lineRule="atLeast"/>
+              <w:spacing w:line="240" w:lineRule="auto" w:before="0" w:after="0"/>
               <w:rPr>
                 <w:rFonts w:ascii="Times New Roman" w:eastAsia="宋体" w:hAnsi="Times New Roman" w:cs="宋体" w:hint="default"/>
                 <w:sz w:val="21"/>
@@ -1498,6 +1470,8 @@
             <w:r>
               <w:rPr>
                 <w:rFonts w:ascii="宋体" w:eastAsia="宋体" w:hAnsi="宋体" w:cs="宋体"/>
+                <w:b/>
+                <w:bCs/>
                 <w:sz w:val="21"/>
               </w:rPr>
               <w:t xml:space="preserve">输出“</w:t>
@@ -1512,6 +1486,8 @@
             <w:r>
               <w:rPr>
                 <w:rFonts w:ascii="宋体" w:eastAsia="宋体" w:hAnsi="宋体" w:cs="宋体"/>
+                <w:b/>
+                <w:bCs/>
                 <w:sz w:val="21"/>
               </w:rPr>
               <w:t xml:space="preserve">核心点</w:t>
@@ -1526,6 +1502,8 @@
             <w:r>
               <w:rPr>
                 <w:rFonts w:ascii="宋体" w:eastAsia="宋体" w:hAnsi="宋体" w:cs="宋体"/>
+                <w:b/>
+                <w:bCs/>
                 <w:sz w:val="21"/>
               </w:rPr>
               <w:t xml:space="preserve">动态临时点”弹性布局方案：总成本降低</w:t>
@@ -1540,6 +1518,8 @@
             <w:r>
               <w:rPr>
                 <w:rFonts w:ascii="宋体" w:eastAsia="宋体" w:hAnsi="宋体" w:cs="宋体"/>
+                <w:b/>
+                <w:bCs/>
                 <w:sz w:val="21"/>
               </w:rPr>
               <w:t xml:space="preserve">、老年覆盖率</w:t>
@@ -1554,6 +1534,8 @@
             <w:r>
               <w:rPr>
                 <w:rFonts w:ascii="宋体" w:eastAsia="宋体" w:hAnsi="宋体" w:cs="宋体"/>
+                <w:b/>
+                <w:bCs/>
                 <w:sz w:val="21"/>
               </w:rPr>
               <w:t xml:space="preserve">→</w:t>
@@ -1568,6 +1550,8 @@
             <w:r>
               <w:rPr>
                 <w:rFonts w:ascii="宋体" w:eastAsia="宋体" w:hAnsi="宋体" w:cs="宋体"/>
+                <w:b/>
+                <w:bCs/>
                 <w:sz w:val="21"/>
               </w:rPr>
               <w:t xml:space="preserve">、配送时长缩短</w:t>
@@ -1582,6 +1566,8 @@
             <w:r>
               <w:rPr>
                 <w:rFonts w:ascii="宋体" w:eastAsia="宋体" w:hAnsi="宋体" w:cs="宋体"/>
+                <w:b/>
+                <w:bCs/>
                 <w:sz w:val="21"/>
               </w:rPr>
               <w:t xml:space="preserve">，可响应周末</w:t>
@@ -1596,6 +1582,8 @@
             <w:r>
               <w:rPr>
                 <w:rFonts w:ascii="宋体" w:eastAsia="宋体" w:hAnsi="宋体" w:cs="宋体"/>
+                <w:b/>
+                <w:bCs/>
                 <w:sz w:val="21"/>
               </w:rPr>
               <w:t xml:space="preserve">、促销日</w:t>
@@ -1610,6 +1598,8 @@
             <w:r>
               <w:rPr>
                 <w:rFonts w:ascii="宋体" w:eastAsia="宋体" w:hAnsi="宋体" w:cs="宋体"/>
+                <w:b/>
+                <w:bCs/>
                 <w:sz w:val="21"/>
               </w:rPr>
               <w:t xml:space="preserve">需求波动，验证计划端供需平衡方法论</w:t>
@@ -1642,7 +1632,7 @@
           </w:tcPr>
           <w:p>
             <w:pPr>
-              <w:spacing w:line="315" w:lineRule="atLeast"/>
+              <w:spacing w:line="240" w:lineRule="auto" w:before="0" w:after="0"/>
               <w:rPr>
                 <w:rFonts w:ascii="Times New Roman" w:hAnsi="Times New Roman"/>
                 <w:sz w:val="21"/>
@@ -1670,7 +1660,7 @@
           </w:tcPr>
           <w:p>
             <w:pPr>
-              <w:spacing w:line="315" w:lineRule="atLeast"/>
+              <w:spacing w:line="240" w:lineRule="auto" w:before="0" w:after="0"/>
               <w:rPr>
                 <w:rFonts w:ascii="Times New Roman" w:hAnsi="Times New Roman"/>
                 <w:sz w:val="21"/>
@@ -1678,7 +1668,7 @@
             </w:pPr>
             <w:r>
               <w:rPr>
-                <w:rFonts w:ascii="Times New Roman" w:eastAsia="宋体" w:hAnsi="Times New Roman" w:cs="宋体"/>
+                <w:rFonts w:ascii="宋体" w:eastAsia="宋体" w:hAnsi="宋体" w:cs="宋体"/>
                 <w:b/>
                 <w:bCs/>
                 <w:sz w:val="21"/>
@@ -1710,7 +1700,7 @@
           </w:tcPr>
           <w:p>
             <w:pPr>
-              <w:spacing w:line="315" w:lineRule="atLeast"/>
+              <w:spacing w:line="240" w:lineRule="auto" w:before="0" w:after="0"/>
               <w:rPr>
                 <w:rFonts w:ascii="Times New Roman" w:eastAsia="等线" w:hAnsi="Times New Roman"/>
                 <w:b/>
@@ -1742,7 +1732,7 @@
           </w:tcPr>
           <w:p>
             <w:pPr>
-              <w:spacing w:line="315" w:lineRule="atLeast"/>
+              <w:spacing w:line="240" w:lineRule="auto" w:before="0" w:after="0"/>
               <w:rPr>
                 <w:rFonts w:ascii="Times New Roman" w:eastAsia="等线" w:hAnsi="Times New Roman" w:hint="default"/>
                 <w:b/>
@@ -1752,7 +1742,7 @@
             </w:pPr>
             <w:r>
               <w:rPr>
-                <w:rFonts w:ascii="Times New Roman" w:eastAsia="宋体" w:hAnsi="Times New Roman" w:cs="宋体"/>
+                <w:rFonts w:ascii="宋体" w:eastAsia="宋体" w:hAnsi="宋体" w:cs="宋体"/>
                 <w:b/>
                 <w:bCs/>
                 <w:sz w:val="21"/>
@@ -1787,7 +1777,7 @@
           </w:tcPr>
           <w:p>
             <w:pPr>
-              <w:spacing w:line="315" w:lineRule="atLeast"/>
+              <w:spacing w:line="240" w:lineRule="auto" w:before="0" w:after="0"/>
               <w:rPr>
                 <w:rFonts w:ascii="Times New Roman" w:hAnsi="Times New Roman"/>
                 <w:sz w:val="21"/>
@@ -1819,7 +1809,7 @@
                 <w:ilvl w:val="0"/>
                 <w:numId w:val="9"/>
               </w:numPr>
-              <w:spacing w:line="315" w:lineRule="atLeast"/>
+              <w:spacing w:line="240" w:lineRule="auto" w:before="0" w:after="0"/>
               <w:rPr>
                 <w:rFonts w:ascii="Times New Roman" w:eastAsia="宋体" w:hAnsi="Times New Roman" w:cs="宋体" w:hint="default"/>
                 <w:sz w:val="21"/>
@@ -1828,6 +1818,8 @@
             <w:r>
               <w:rPr>
                 <w:rFonts w:ascii="宋体" w:eastAsia="宋体" w:hAnsi="宋体" w:cs="宋体"/>
+                <w:b/>
+                <w:bCs/>
                 <w:sz w:val="21"/>
               </w:rPr>
               <w:t xml:space="preserve">以账套主管角色独立完成采购订单→到货入库→销售订单→发货出库→库存调拨→盘点→存货核算→收付款凭证全流程实操</w:t>
@@ -1839,7 +1831,7 @@
                 <w:ilvl w:val="0"/>
                 <w:numId w:val="9"/>
               </w:numPr>
-              <w:spacing w:line="315" w:lineRule="atLeast"/>
+              <w:spacing w:line="240" w:lineRule="auto" w:before="0" w:after="0"/>
               <w:rPr>
                 <w:rFonts w:ascii="Times New Roman" w:eastAsia="宋体" w:hAnsi="Times New Roman" w:cs="宋体" w:hint="default"/>
                 <w:sz w:val="21"/>
@@ -1848,6 +1840,8 @@
             <w:r>
               <w:rPr>
                 <w:rFonts w:ascii="宋体" w:eastAsia="宋体" w:hAnsi="宋体" w:cs="宋体"/>
+                <w:b/>
+                <w:bCs/>
                 <w:sz w:val="21"/>
               </w:rPr>
               <w:t xml:space="preserve">梳理采购、销售、库存模块间的数据流转与单据联动逻辑，理解采购到付款的完整业务链路与计划</w:t>
@@ -1862,6 +1856,8 @@
             <w:r>
               <w:rPr>
                 <w:rFonts w:ascii="宋体" w:eastAsia="宋体" w:hAnsi="宋体" w:cs="宋体"/>
+                <w:b/>
+                <w:bCs/>
                 <w:sz w:val="21"/>
               </w:rPr>
               <w:t xml:space="preserve">库存联动</w:t>
@@ -1894,7 +1890,7 @@
           </w:tcPr>
           <w:p>
             <w:pPr>
-              <w:spacing w:line="315" w:lineRule="atLeast"/>
+              <w:spacing w:line="240" w:lineRule="auto" w:before="0" w:after="0"/>
               <w:rPr>
                 <w:rFonts w:ascii="Times New Roman" w:hAnsi="Times New Roman"/>
                 <w:sz w:val="21"/>
@@ -1922,7 +1918,7 @@
           </w:tcPr>
           <w:p>
             <w:pPr>
-              <w:spacing w:line="315" w:lineRule="atLeast"/>
+              <w:spacing w:line="240" w:lineRule="auto" w:before="0" w:after="0"/>
               <w:rPr>
                 <w:rFonts w:ascii="Times New Roman" w:hAnsi="Times New Roman"/>
                 <w:sz w:val="21"/>
@@ -1953,7 +1949,7 @@
           </w:tcPr>
           <w:p>
             <w:pPr>
-              <w:spacing w:line="315" w:lineRule="atLeast"/>
+              <w:spacing w:line="240" w:lineRule="auto" w:before="0" w:after="0"/>
               <w:rPr>
                 <w:rFonts w:ascii="Times New Roman" w:eastAsia="等线" w:hAnsi="Times New Roman"/>
                 <w:b/>
@@ -1985,7 +1981,7 @@
           </w:tcPr>
           <w:p>
             <w:pPr>
-              <w:spacing w:line="315" w:lineRule="atLeast"/>
+              <w:spacing w:line="240" w:lineRule="auto" w:before="0" w:after="0"/>
               <w:rPr>
                 <w:rFonts w:ascii="Times New Roman" w:eastAsia="等线" w:hAnsi="Times New Roman" w:hint="default"/>
                 <w:b/>
@@ -1995,7 +1991,7 @@
             </w:pPr>
             <w:r>
               <w:rPr>
-                <w:rFonts w:ascii="Times New Roman" w:eastAsia="宋体" w:hAnsi="Times New Roman" w:cs="宋体"/>
+                <w:rFonts w:ascii="宋体" w:eastAsia="宋体" w:hAnsi="宋体" w:cs="宋体"/>
                 <w:b/>
                 <w:bCs/>
                 <w:sz w:val="21"/>
@@ -2030,7 +2026,7 @@
           </w:tcPr>
           <w:p>
             <w:pPr>
-              <w:spacing w:line="315" w:lineRule="atLeast"/>
+              <w:spacing w:line="240" w:lineRule="auto" w:before="0" w:after="0"/>
               <w:rPr>
                 <w:rFonts w:ascii="Times New Roman" w:hAnsi="Times New Roman"/>
                 <w:sz w:val="21"/>
@@ -2062,7 +2058,7 @@
                 <w:ilvl w:val="0"/>
                 <w:numId w:val="9"/>
               </w:numPr>
-              <w:spacing w:line="315" w:lineRule="atLeast"/>
+              <w:spacing w:line="240" w:lineRule="auto" w:before="0" w:after="0"/>
               <w:rPr>
                 <w:rFonts w:ascii="Times New Roman" w:eastAsia="宋体" w:hAnsi="Times New Roman" w:cs="宋体" w:hint="default"/>
                 <w:sz w:val="21"/>
@@ -2071,6 +2067,8 @@
             <w:r>
               <w:rPr>
                 <w:rFonts w:ascii="宋体" w:eastAsia="宋体" w:hAnsi="宋体" w:cs="宋体"/>
+                <w:b/>
+                <w:bCs/>
                 <w:sz w:val="21"/>
               </w:rPr>
               <w:t xml:space="preserve">基于</w:t>
@@ -2085,6 +2083,8 @@
             <w:r>
               <w:rPr>
                 <w:rFonts w:ascii="宋体" w:eastAsia="宋体" w:hAnsi="宋体" w:cs="宋体"/>
+                <w:b/>
+                <w:bCs/>
                 <w:sz w:val="21"/>
               </w:rPr>
               <w:t xml:space="preserve">条真实营销数据，用</w:t>
@@ -2099,6 +2099,8 @@
             <w:r>
               <w:rPr>
                 <w:rFonts w:ascii="宋体" w:eastAsia="宋体" w:hAnsi="宋体" w:cs="宋体"/>
+                <w:b/>
+                <w:bCs/>
                 <w:sz w:val="21"/>
               </w:rPr>
               <w:t xml:space="preserve">完成数据清洗与多维度分层统计，绘制帕累托图、相关性热力图、转化瀑布图，识别关键影响变量，为资源分配提供数据支撑</w:t>
@@ -2131,7 +2133,7 @@
           </w:tcPr>
           <w:p>
             <w:pPr>
-              <w:spacing w:line="315" w:lineRule="atLeast"/>
+              <w:spacing w:line="240" w:lineRule="auto" w:before="0" w:after="0"/>
               <w:rPr>
                 <w:rFonts w:ascii="Times New Roman" w:hAnsi="Times New Roman"/>
                 <w:sz w:val="21"/>
@@ -2159,7 +2161,7 @@
           </w:tcPr>
           <w:p>
             <w:pPr>
-              <w:spacing w:line="315" w:lineRule="atLeast"/>
+              <w:spacing w:line="240" w:lineRule="auto" w:before="0" w:after="0"/>
               <w:rPr>
                 <w:rFonts w:ascii="Times New Roman" w:hAnsi="Times New Roman"/>
                 <w:sz w:val="21"/>
@@ -2190,7 +2192,7 @@
           </w:tcPr>
           <w:p>
             <w:pPr>
-              <w:spacing w:line="315" w:lineRule="atLeast"/>
+              <w:spacing w:line="240" w:lineRule="auto" w:before="0" w:after="0"/>
               <w:rPr>
                 <w:rFonts w:ascii="Times New Roman" w:eastAsia="等线" w:hAnsi="Times New Roman"/>
                 <w:b/>
@@ -2222,7 +2224,7 @@
           </w:tcPr>
           <w:p>
             <w:pPr>
-              <w:spacing w:line="315" w:lineRule="atLeast"/>
+              <w:spacing w:line="240" w:lineRule="auto" w:before="0" w:after="0"/>
               <w:rPr>
                 <w:rFonts w:ascii="Times New Roman" w:eastAsia="等线" w:hAnsi="Times New Roman" w:hint="default"/>
                 <w:b/>
@@ -2232,7 +2234,7 @@
             </w:pPr>
             <w:r>
               <w:rPr>
-                <w:rFonts w:ascii="Times New Roman" w:eastAsia="宋体" w:hAnsi="Times New Roman" w:cs="宋体"/>
+                <w:rFonts w:ascii="宋体" w:eastAsia="宋体" w:hAnsi="宋体" w:cs="宋体"/>
                 <w:b/>
                 <w:bCs/>
                 <w:sz w:val="21"/>
@@ -2267,7 +2269,7 @@
           </w:tcPr>
           <w:p>
             <w:pPr>
-              <w:spacing w:line="315" w:lineRule="atLeast"/>
+              <w:spacing w:line="240" w:lineRule="auto" w:before="0" w:after="0"/>
               <w:rPr>
                 <w:rFonts w:ascii="Times New Roman" w:hAnsi="Times New Roman"/>
                 <w:sz w:val="21"/>
@@ -2299,7 +2301,7 @@
                 <w:ilvl w:val="0"/>
                 <w:numId w:val="9"/>
               </w:numPr>
-              <w:spacing w:line="315" w:lineRule="atLeast"/>
+              <w:spacing w:line="240" w:lineRule="auto" w:before="0" w:after="0"/>
               <w:rPr>
                 <w:rFonts w:ascii="Times New Roman" w:eastAsia="宋体" w:hAnsi="Times New Roman" w:cs="宋体" w:hint="default"/>
                 <w:sz w:val="21"/>
@@ -2308,6 +2310,8 @@
             <w:r>
               <w:rPr>
                 <w:rFonts w:ascii="宋体" w:eastAsia="宋体" w:hAnsi="宋体" w:cs="宋体"/>
+                <w:b/>
+                <w:bCs/>
                 <w:sz w:val="21"/>
               </w:rPr>
               <w:t xml:space="preserve">设计</w:t>
@@ -2322,6 +2326,8 @@
             <w:r>
               <w:rPr>
                 <w:rFonts w:ascii="宋体" w:eastAsia="宋体" w:hAnsi="宋体" w:cs="宋体"/>
+                <w:b/>
+                <w:bCs/>
                 <w:sz w:val="21"/>
               </w:rPr>
               <w:t xml:space="preserve">点李克特量表问卷回收</w:t>
@@ -2336,6 +2342,8 @@
             <w:r>
               <w:rPr>
                 <w:rFonts w:ascii="宋体" w:eastAsia="宋体" w:hAnsi="宋体" w:cs="宋体"/>
+                <w:b/>
+                <w:bCs/>
                 <w:sz w:val="21"/>
               </w:rPr>
               <w:t xml:space="preserve">份有效样本，用</w:t>
@@ -2350,9 +2358,521 @@
             <w:r>
               <w:rPr>
                 <w:rFonts w:ascii="宋体" w:eastAsia="宋体" w:hAnsi="宋体" w:cs="宋体"/>
+                <w:b/>
+                <w:bCs/>
                 <w:sz w:val="21"/>
               </w:rPr>
               <w:t xml:space="preserve">完成统计分析，验证交互性、个性化、自主性对用户感知价值的显著影响，输出结论与优化建议</w:t>
+            </w:r>
+          </w:p>
+        </w:tc>
+      </w:tr>
+      <w:tr>
+        <w:trPr>
+          <w:gridAfter w:val="2"/>
+          <w:wAfter w:w="880" w:type="dxa"/>
+          <w:jc w:val="center"/>
+        </w:trPr>
+        <w:tc>
+          <w:tcPr>
+            <w:tcW w:w="695" w:type="dxa"/>
+            <w:tcBorders>
+              <w:top w:val="nil"/>
+              <w:left w:val="nil"/>
+              <w:bottom w:val="nil"/>
+              <w:right w:val="nil"/>
+            </w:tcBorders>
+            <w:tcMar>
+              <w:top w:w="0" w:type="dxa"/>
+              <w:left w:w="113" w:type="dxa"/>
+              <w:bottom w:w="0" w:type="dxa"/>
+              <w:right w:w="85" w:type="dxa"/>
+            </w:tcMar>
+            <w:vAlign w:val="center"/>
+          </w:tcPr>
+          <w:p>
+            <w:pPr>
+              <w:spacing w:line="240" w:lineRule="auto" w:before="0" w:after="0"/>
+              <w:rPr>
+                <w:rFonts w:ascii="Times New Roman" w:hAnsi="Times New Roman"/>
+                <w:sz w:val="21"/>
+              </w:rPr>
+            </w:pPr>
+          </w:p>
+        </w:tc>
+        <w:tc>
+          <w:tcPr>
+            <w:tcW w:w="4600" w:type="dxa"/>
+            <w:gridSpan w:val="4"/>
+            <w:tcBorders>
+              <w:top w:val="nil"/>
+              <w:left w:val="nil"/>
+              <w:bottom w:val="nil"/>
+              <w:right w:val="nil"/>
+            </w:tcBorders>
+            <w:tcMar>
+              <w:top w:w="0" w:type="dxa"/>
+              <w:left w:w="85" w:type="dxa"/>
+              <w:bottom w:w="0" w:type="dxa"/>
+              <w:right w:w="85" w:type="dxa"/>
+            </w:tcMar>
+            <w:vAlign w:val="center"/>
+          </w:tcPr>
+          <w:p>
+            <w:pPr>
+              <w:spacing w:line="240" w:lineRule="auto" w:before="0" w:after="0"/>
+              <w:rPr>
+                <w:rFonts w:ascii="Times New Roman" w:hAnsi="Times New Roman"/>
+                <w:sz w:val="21"/>
+              </w:rPr>
+            </w:pPr>
+            <w:r>
+              <w:rPr>
+                <w:rFonts w:ascii="宋体" w:eastAsia="宋体" w:hAnsi="宋体" w:cs="宋体"/>
+                <w:b/>
+                <w:bCs/>
+                <w:sz w:val="21"/>
+              </w:rPr>
+              <w:t xml:space="preserve">ERP</w:t>
+            </w:r>
+            <w:r>
+              <w:rPr>
+                <w:rFonts w:ascii="宋体" w:eastAsia="宋体" w:hAnsi="宋体" w:cs="宋体"/>
+                <w:b/>
+                <w:bCs/>
+                <w:sz w:val="21"/>
+              </w:rPr>
+              <w:t xml:space="preserve">供应链全流程模拟操作</w:t>
+            </w:r>
+          </w:p>
+        </w:tc>
+        <w:tc>
+          <w:tcPr>
+            <w:tcW w:w="2693" w:type="dxa"/>
+            <w:gridSpan w:val="2"/>
+            <w:tcBorders>
+              <w:top w:val="nil"/>
+              <w:left w:val="nil"/>
+              <w:bottom w:val="nil"/>
+              <w:right w:val="nil"/>
+            </w:tcBorders>
+            <w:vAlign w:val="center"/>
+          </w:tcPr>
+          <w:p>
+            <w:pPr>
+              <w:spacing w:line="240" w:lineRule="auto" w:before="0" w:after="0"/>
+              <w:rPr>
+                <w:rFonts w:ascii="Times New Roman" w:eastAsia="等线" w:hAnsi="Times New Roman"/>
+                <w:b/>
+                <w:bCs/>
+                <w:sz w:val="21"/>
+              </w:rPr>
+            </w:pPr>
+            <w:r>
+              <w:rPr>
+                <w:rFonts w:ascii="宋体" w:eastAsia="宋体" w:hAnsi="宋体" w:cs="宋体"/>
+                <w:b/>
+                <w:bCs/>
+                <w:sz w:val="21"/>
+              </w:rPr>
+              <w:t xml:space="preserve">课程实验・账套主管</w:t>
+            </w:r>
+          </w:p>
+        </w:tc>
+        <w:tc>
+          <w:tcPr>
+            <w:tcW w:w="2755" w:type="dxa"/>
+            <w:tcBorders>
+              <w:top w:val="nil"/>
+              <w:left w:val="nil"/>
+              <w:bottom w:val="nil"/>
+              <w:right w:val="nil"/>
+            </w:tcBorders>
+            <w:vAlign w:val="center"/>
+          </w:tcPr>
+          <w:p>
+            <w:pPr>
+              <w:spacing w:line="240" w:lineRule="auto" w:before="0" w:after="0"/>
+              <w:rPr>
+                <w:rFonts w:ascii="Times New Roman" w:eastAsia="等线" w:hAnsi="Times New Roman" w:hint="default"/>
+                <w:b/>
+                <w:bCs/>
+                <w:sz w:val="21"/>
+              </w:rPr>
+            </w:pPr>
+            <w:r>
+              <w:rPr>
+                <w:rFonts w:ascii="宋体" w:eastAsia="宋体" w:hAnsi="宋体" w:cs="宋体"/>
+                <w:b/>
+                <w:bCs/>
+                <w:sz w:val="21"/>
+              </w:rPr>
+              <w:t xml:space="preserve">2025.03-2025.07</w:t>
+            </w:r>
+          </w:p>
+        </w:tc>
+      </w:tr>
+      <w:tr>
+        <w:trPr>
+          <w:gridAfter w:val="2"/>
+          <w:wAfter w:w="880" w:type="dxa"/>
+          <w:jc w:val="center"/>
+        </w:trPr>
+        <w:tc>
+          <w:tcPr>
+            <w:tcW w:w="695" w:type="dxa"/>
+            <w:tcBorders>
+              <w:top w:val="nil"/>
+              <w:left w:val="nil"/>
+              <w:bottom w:val="nil"/>
+              <w:right w:val="nil"/>
+            </w:tcBorders>
+            <w:tcMar>
+              <w:top w:w="0" w:type="dxa"/>
+              <w:left w:w="113" w:type="dxa"/>
+              <w:bottom w:w="0" w:type="dxa"/>
+              <w:right w:w="85" w:type="dxa"/>
+            </w:tcMar>
+            <w:vAlign w:val="center"/>
+          </w:tcPr>
+          <w:p>
+            <w:pPr>
+              <w:spacing w:line="240" w:lineRule="auto" w:before="0" w:after="0"/>
+              <w:rPr>
+                <w:rFonts w:ascii="Times New Roman" w:hAnsi="Times New Roman"/>
+                <w:sz w:val="21"/>
+              </w:rPr>
+            </w:pPr>
+          </w:p>
+        </w:tc>
+        <w:tc>
+          <w:tcPr>
+            <w:tcW w:w="10048" w:type="dxa"/>
+            <w:gridSpan w:val="7"/>
+            <w:tcBorders>
+              <w:top w:val="nil"/>
+              <w:left w:val="nil"/>
+              <w:bottom w:val="nil"/>
+              <w:right w:val="nil"/>
+            </w:tcBorders>
+            <w:tcMar>
+              <w:top w:w="0" w:type="dxa"/>
+              <w:left w:w="85" w:type="dxa"/>
+              <w:bottom w:w="0" w:type="dxa"/>
+              <w:right w:w="85" w:type="dxa"/>
+            </w:tcMar>
+            <w:vAlign w:val="center"/>
+          </w:tcPr>
+          <w:p>
+            <w:pPr>
+              <w:numPr>
+                <w:ilvl w:val="0"/>
+                <w:numId w:val="9"/>
+              </w:numPr>
+              <w:spacing w:line="240" w:lineRule="auto" w:before="0" w:after="0"/>
+              <w:rPr>
+                <w:rFonts w:ascii="Times New Roman" w:eastAsia="宋体" w:hAnsi="Times New Roman" w:cs="宋体" w:hint="default"/>
+                <w:sz w:val="21"/>
+              </w:rPr>
+            </w:pPr>
+            <w:r>
+              <w:rPr>
+                <w:rFonts w:ascii="Times New Roman" w:eastAsia="宋体" w:hAnsi="Times New Roman" w:cs="宋体"/>
+                <w:b/>
+                <w:bCs/>
+                <w:sz w:val="21"/>
+              </w:rPr>
+              <w:t xml:space="preserve">以账套主管角色，以模拟箱包贸易企业为对象，独立完成采购订单→到货入库→销售订单→发货出库→库存调拨→盘点→存货核算→收付款凭证全流程实操</w:t>
+            </w:r>
+          </w:p>
+          <w:p>
+            <w:pPr>
+              <w:numPr>
+                <w:ilvl w:val="0"/>
+                <w:numId w:val="9"/>
+              </w:numPr>
+              <w:spacing w:line="240" w:lineRule="auto" w:before="0" w:after="0"/>
+              <w:rPr>
+                <w:rFonts w:ascii="Times New Roman" w:eastAsia="宋体" w:hAnsi="Times New Roman" w:cs="宋体" w:hint="default"/>
+                <w:sz w:val="21"/>
+              </w:rPr>
+            </w:pPr>
+            <w:r>
+              <w:rPr>
+                <w:rFonts w:ascii="Times New Roman" w:eastAsia="宋体" w:hAnsi="Times New Roman" w:cs="宋体"/>
+                <w:b/>
+                <w:bCs/>
+                <w:sz w:val="21"/>
+              </w:rPr>
+              <w:t xml:space="preserve">梳理采购、销售、库存等模块间的数据流转与单据关联逻辑，理解</w:t>
+            </w:r>
+            <w:r>
+              <w:rPr>
+                <w:rFonts w:ascii="Times New Roman" w:hAnsi="Times New Roman" w:hint="default"/>
+                <w:sz w:val="21"/>
+              </w:rPr>
+              <w:t xml:space="preserve">ERP</w:t>
+            </w:r>
+            <w:r>
+              <w:rPr>
+                <w:rFonts w:ascii="Times New Roman" w:eastAsia="宋体" w:hAnsi="Times New Roman" w:cs="宋体"/>
+                <w:b/>
+                <w:bCs/>
+                <w:sz w:val="21"/>
+              </w:rPr>
+              <w:t xml:space="preserve">系统供应链业务标准化运作机制</w:t>
+            </w:r>
+          </w:p>
+        </w:tc>
+      </w:tr>
+      <w:tr>
+        <w:trPr>
+          <w:gridAfter w:val="2"/>
+          <w:wAfter w:w="880" w:type="dxa"/>
+          <w:jc w:val="center"/>
+        </w:trPr>
+        <w:tc>
+          <w:tcPr>
+            <w:tcW w:w="695" w:type="dxa"/>
+            <w:tcBorders>
+              <w:top w:val="nil"/>
+              <w:left w:val="nil"/>
+              <w:bottom w:val="nil"/>
+              <w:right w:val="nil"/>
+            </w:tcBorders>
+            <w:tcMar>
+              <w:top w:w="0" w:type="dxa"/>
+              <w:left w:w="113" w:type="dxa"/>
+              <w:bottom w:w="0" w:type="dxa"/>
+              <w:right w:w="85" w:type="dxa"/>
+            </w:tcMar>
+            <w:vAlign w:val="center"/>
+          </w:tcPr>
+          <w:p>
+            <w:pPr>
+              <w:spacing w:line="240" w:lineRule="auto" w:before="0" w:after="0"/>
+              <w:rPr>
+                <w:rFonts w:ascii="Times New Roman" w:hAnsi="Times New Roman"/>
+                <w:sz w:val="21"/>
+              </w:rPr>
+            </w:pPr>
+          </w:p>
+        </w:tc>
+        <w:tc>
+          <w:tcPr>
+            <w:tcW w:w="4600" w:type="dxa"/>
+            <w:gridSpan w:val="4"/>
+            <w:tcBorders>
+              <w:top w:val="nil"/>
+              <w:left w:val="nil"/>
+              <w:bottom w:val="nil"/>
+              <w:right w:val="nil"/>
+            </w:tcBorders>
+            <w:tcMar>
+              <w:top w:w="0" w:type="dxa"/>
+              <w:left w:w="85" w:type="dxa"/>
+              <w:bottom w:w="0" w:type="dxa"/>
+              <w:right w:w="85" w:type="dxa"/>
+            </w:tcMar>
+            <w:vAlign w:val="center"/>
+          </w:tcPr>
+          <w:p>
+            <w:pPr>
+              <w:spacing w:line="240" w:lineRule="auto" w:before="0" w:after="0"/>
+              <w:rPr>
+                <w:rFonts w:ascii="Times New Roman" w:hAnsi="Times New Roman"/>
+                <w:sz w:val="21"/>
+              </w:rPr>
+            </w:pPr>
+            <w:r>
+              <w:rPr>
+                <w:rFonts w:ascii="Times New Roman" w:eastAsia="宋体" w:hAnsi="Times New Roman" w:cs="宋体"/>
+                <w:b/>
+                <w:bCs/>
+                <w:sz w:val="21"/>
+              </w:rPr>
+              <w:t xml:space="preserve">ERP</w:t>
+            </w:r>
+            <w:r>
+              <w:rPr>
+                <w:rFonts w:ascii="宋体" w:eastAsia="宋体" w:hAnsi="宋体" w:cs="宋体"/>
+                <w:b/>
+                <w:bCs/>
+                <w:sz w:val="21"/>
+              </w:rPr>
+              <w:t xml:space="preserve">供应链全流程模拟操作</w:t>
+            </w:r>
+          </w:p>
+        </w:tc>
+        <w:tc>
+          <w:tcPr>
+            <w:tcW w:w="2693" w:type="dxa"/>
+            <w:gridSpan w:val="2"/>
+            <w:tcBorders>
+              <w:top w:val="nil"/>
+              <w:left w:val="nil"/>
+              <w:bottom w:val="nil"/>
+              <w:right w:val="nil"/>
+            </w:tcBorders>
+            <w:vAlign w:val="center"/>
+          </w:tcPr>
+          <w:p>
+            <w:pPr>
+              <w:spacing w:line="240" w:lineRule="auto" w:before="0" w:after="0"/>
+              <w:rPr>
+                <w:rFonts w:ascii="Times New Roman" w:eastAsia="等线" w:hAnsi="Times New Roman"/>
+                <w:b/>
+                <w:bCs/>
+                <w:sz w:val="21"/>
+              </w:rPr>
+            </w:pPr>
+            <w:r>
+              <w:rPr>
+                <w:rFonts w:ascii="宋体" w:eastAsia="宋体" w:hAnsi="宋体" w:cs="宋体"/>
+                <w:b/>
+                <w:bCs/>
+                <w:sz w:val="21"/>
+              </w:rPr>
+              <w:t xml:space="preserve">课程实验・账套主管</w:t>
+            </w:r>
+          </w:p>
+        </w:tc>
+        <w:tc>
+          <w:tcPr>
+            <w:tcW w:w="2755" w:type="dxa"/>
+            <w:tcBorders>
+              <w:top w:val="nil"/>
+              <w:left w:val="nil"/>
+              <w:bottom w:val="nil"/>
+              <w:right w:val="nil"/>
+            </w:tcBorders>
+            <w:vAlign w:val="center"/>
+          </w:tcPr>
+          <w:p>
+            <w:pPr>
+              <w:spacing w:line="240" w:lineRule="auto" w:before="0" w:after="0"/>
+              <w:rPr>
+                <w:rFonts w:ascii="Times New Roman" w:eastAsia="等线" w:hAnsi="Times New Roman" w:hint="default"/>
+                <w:b/>
+                <w:bCs/>
+                <w:sz w:val="21"/>
+              </w:rPr>
+            </w:pPr>
+            <w:r>
+              <w:rPr>
+                <w:rFonts w:ascii="Times New Roman" w:eastAsia="宋体" w:hAnsi="Times New Roman" w:cs="宋体"/>
+                <w:b/>
+                <w:bCs/>
+                <w:sz w:val="21"/>
+              </w:rPr>
+              <w:t xml:space="preserve">2025.03-2025.07</w:t>
+            </w:r>
+          </w:p>
+        </w:tc>
+      </w:tr>
+      <w:tr>
+        <w:trPr>
+          <w:gridAfter w:val="2"/>
+          <w:wAfter w:w="880" w:type="dxa"/>
+          <w:jc w:val="center"/>
+        </w:trPr>
+        <w:tc>
+          <w:tcPr>
+            <w:tcW w:w="695" w:type="dxa"/>
+            <w:tcBorders>
+              <w:top w:val="nil"/>
+              <w:left w:val="nil"/>
+              <w:bottom w:val="nil"/>
+              <w:right w:val="nil"/>
+            </w:tcBorders>
+            <w:tcMar>
+              <w:top w:w="0" w:type="dxa"/>
+              <w:left w:w="113" w:type="dxa"/>
+              <w:bottom w:w="0" w:type="dxa"/>
+              <w:right w:w="85" w:type="dxa"/>
+            </w:tcMar>
+            <w:vAlign w:val="center"/>
+          </w:tcPr>
+          <w:p>
+            <w:pPr>
+              <w:spacing w:line="240" w:lineRule="auto" w:before="0" w:after="0"/>
+              <w:rPr>
+                <w:rFonts w:ascii="Times New Roman" w:hAnsi="Times New Roman"/>
+                <w:sz w:val="21"/>
+              </w:rPr>
+            </w:pPr>
+          </w:p>
+        </w:tc>
+        <w:tc>
+          <w:tcPr>
+            <w:tcW w:w="10048" w:type="dxa"/>
+            <w:gridSpan w:val="7"/>
+            <w:tcBorders>
+              <w:top w:val="nil"/>
+              <w:left w:val="nil"/>
+              <w:bottom w:val="nil"/>
+              <w:right w:val="nil"/>
+            </w:tcBorders>
+            <w:tcMar>
+              <w:top w:w="0" w:type="dxa"/>
+              <w:left w:w="85" w:type="dxa"/>
+              <w:bottom w:w="0" w:type="dxa"/>
+              <w:right w:w="85" w:type="dxa"/>
+            </w:tcMar>
+            <w:vAlign w:val="center"/>
+          </w:tcPr>
+          <w:p>
+            <w:pPr>
+              <w:numPr>
+                <w:ilvl w:val="0"/>
+                <w:numId w:val="9"/>
+              </w:numPr>
+              <w:spacing w:line="240" w:lineRule="auto" w:before="0" w:after="0"/>
+              <w:rPr>
+                <w:rFonts w:ascii="Times New Roman" w:eastAsia="宋体" w:hAnsi="Times New Roman" w:cs="宋体" w:hint="default"/>
+                <w:sz w:val="21"/>
+              </w:rPr>
+            </w:pPr>
+            <w:r>
+              <w:rPr>
+                <w:rFonts w:ascii="宋体" w:eastAsia="宋体" w:hAnsi="宋体" w:cs="宋体"/>
+                <w:sz w:val="21"/>
+              </w:rPr>
+              <w:t xml:space="preserve">以账套主管角色，以模拟箱包贸易企业为对象，独立完成采购订单→到货入库→销售订单→发货出库→库存调拨→盘点→存货核算→收付款凭证全流程实操</w:t>
+            </w:r>
+          </w:p>
+          <w:p>
+            <w:pPr>
+              <w:numPr>
+                <w:ilvl w:val="0"/>
+                <w:numId w:val="9"/>
+              </w:numPr>
+              <w:spacing w:line="240" w:lineRule="auto" w:before="0" w:after="0"/>
+              <w:rPr>
+                <w:rFonts w:ascii="Times New Roman" w:eastAsia="宋体" w:hAnsi="Times New Roman" w:cs="宋体" w:hint="default"/>
+                <w:sz w:val="21"/>
+              </w:rPr>
+            </w:pPr>
+            <w:r>
+              <w:rPr>
+                <w:rFonts w:ascii="宋体" w:eastAsia="宋体" w:hAnsi="宋体" w:cs="宋体"/>
+                <w:sz w:val="21"/>
+              </w:rPr>
+              <w:t xml:space="preserve">梳理采购、销售、库存等模块间的数据流转与单据关联逻辑，理解</w:t>
+            </w:r>
+            <w:r>
+              <w:rPr>
+                <w:rFonts w:ascii="Times New Roman" w:hAnsi="Times New Roman" w:hint="default"/>
+                <w:sz w:val="21"/>
+              </w:rPr>
+              <w:t xml:space="preserve">ERP</w:t>
+            </w:r>
+            <w:r>
+              <w:rPr>
+                <w:rFonts w:ascii="宋体" w:eastAsia="宋体" w:hAnsi="宋体" w:cs="宋体"/>
+                <w:sz w:val="21"/>
+              </w:rPr>
+              <w:t xml:space="preserve">系统供应链业务标准化运作机制</w:t>
             </w:r>
           </w:p>
         </w:tc>
@@ -2384,7 +2904,7 @@
           </w:tcPr>
           <w:p>
             <w:pPr>
-              <w:spacing w:line="275" w:lineRule="atLeast"/>
+              <w:spacing w:line="240" w:lineRule="auto" w:before="0" w:after="0"/>
             </w:pPr>
             <w:r>
               <w:rPr>
@@ -2401,6 +2921,7 @@
         <w:rPr>
           <w:vanish/>
         </w:rPr>
+        <w:spacing w:line="240" w:lineRule="auto" w:before="0" w:after="0"/>
       </w:pPr>
     </w:p>
     <w:p>
@@ -2409,6 +2930,7 @@
           <w:vanish/>
           <w:sz w:val="21"/>
         </w:rPr>
+        <w:spacing w:line="240" w:lineRule="auto" w:before="0" w:after="0"/>
       </w:pPr>
     </w:p>
     <w:tbl>
@@ -2452,7 +2974,7 @@
           </w:tcPr>
           <w:p>
             <w:pPr>
-              <w:spacing w:line="315" w:lineRule="atLeast"/>
+              <w:spacing w:line="240" w:lineRule="auto" w:before="0" w:after="0"/>
               <w:rPr>
                 <w:sz w:val="21"/>
               </w:rPr>
@@ -2478,7 +3000,7 @@
           </w:tcPr>
           <w:p>
             <w:pPr>
-              <w:spacing w:line="315" w:lineRule="atLeast"/>
+              <w:spacing w:line="240" w:lineRule="auto" w:before="0" w:after="0"/>
               <w:rPr>
                 <w:b/>
                 <w:bCs/>
@@ -2509,7 +3031,7 @@
           </w:tcPr>
           <w:p>
             <w:pPr>
-              <w:spacing w:line="315" w:lineRule="atLeast"/>
+              <w:spacing w:line="240" w:lineRule="auto" w:before="0" w:after="0"/>
               <w:rPr>
                 <w:b/>
                 <w:bCs/>
@@ -2540,7 +3062,7 @@
           </w:tcPr>
           <w:p>
             <w:pPr>
-              <w:spacing w:line="315" w:lineRule="atLeast"/>
+              <w:spacing w:line="240" w:lineRule="auto" w:before="0" w:after="0"/>
               <w:rPr>
                 <w:rFonts w:ascii="Times New Roman" w:eastAsia="等线" w:hAnsi="Times New Roman" w:hint="default"/>
                 <w:b/>
@@ -2550,7 +3072,7 @@
             </w:pPr>
             <w:r>
               <w:rPr>
-                <w:rFonts w:ascii="Times New Roman" w:eastAsia="宋体" w:hAnsi="Times New Roman" w:cs="宋体"/>
+                <w:rFonts w:ascii="宋体" w:eastAsia="宋体" w:hAnsi="宋体" w:cs="宋体"/>
                 <w:b/>
                 <w:bCs/>
                 <w:sz w:val="21"/>
@@ -2583,7 +3105,7 @@
           </w:tcPr>
           <w:p>
             <w:pPr>
-              <w:spacing w:line="315" w:lineRule="atLeast"/>
+              <w:spacing w:line="240" w:lineRule="auto" w:before="0" w:after="0"/>
               <w:rPr>
                 <w:rFonts w:ascii="Times New Roman" w:hAnsi="Times New Roman"/>
                 <w:sz w:val="21"/>
@@ -2615,7 +3137,7 @@
                 <w:ilvl w:val="0"/>
                 <w:numId w:val="6"/>
               </w:numPr>
-              <w:spacing w:line="315" w:lineRule="atLeast"/>
+              <w:spacing w:line="240" w:lineRule="auto" w:before="0" w:after="0"/>
               <w:rPr>
                 <w:rFonts w:ascii="Times New Roman" w:eastAsia="宋体" w:hAnsi="Times New Roman" w:cs="宋体" w:hint="default"/>
                 <w:sz w:val="21"/>
@@ -2624,6 +3146,8 @@
             <w:r>
               <w:rPr>
                 <w:rFonts w:ascii="宋体" w:eastAsia="宋体" w:hAnsi="宋体" w:cs="宋体"/>
+                <w:b/>
+                <w:bCs/>
                 <w:sz w:val="21"/>
               </w:rPr>
               <w:t xml:space="preserve">统筹</w:t>
@@ -2638,6 +3162,8 @@
             <w:r>
               <w:rPr>
                 <w:rFonts w:ascii="宋体" w:eastAsia="宋体" w:hAnsi="宋体" w:cs="宋体"/>
+                <w:b/>
+                <w:bCs/>
                 <w:sz w:val="21"/>
               </w:rPr>
               <w:t xml:space="preserve">份申报材料全流程管理，用</w:t>
@@ -2652,6 +3178,8 @@
             <w:r>
               <w:rPr>
                 <w:rFonts w:ascii="宋体" w:eastAsia="宋体" w:hAnsi="宋体" w:cs="宋体"/>
+                <w:b/>
+                <w:bCs/>
                 <w:sz w:val="21"/>
               </w:rPr>
               <w:t xml:space="preserve">搭建分类台账与“录入</w:t>
@@ -2666,6 +3194,8 @@
             <w:r>
               <w:rPr>
                 <w:rFonts w:ascii="宋体" w:eastAsia="宋体" w:hAnsi="宋体" w:cs="宋体"/>
+                <w:b/>
+                <w:bCs/>
                 <w:sz w:val="21"/>
               </w:rPr>
               <w:t xml:space="preserve">核对</w:t>
@@ -2680,6 +3210,8 @@
             <w:r>
               <w:rPr>
                 <w:rFonts w:ascii="宋体" w:eastAsia="宋体" w:hAnsi="宋体" w:cs="宋体"/>
+                <w:b/>
+                <w:bCs/>
                 <w:sz w:val="21"/>
               </w:rPr>
               <w:t xml:space="preserve">提交”三级校验机制，实现零差错提交</w:t>
@@ -2691,7 +3223,7 @@
                 <w:ilvl w:val="0"/>
                 <w:numId w:val="6"/>
               </w:numPr>
-              <w:spacing w:line="315" w:lineRule="atLeast"/>
+              <w:spacing w:line="240" w:lineRule="auto" w:before="0" w:after="0"/>
               <w:rPr>
                 <w:rFonts w:ascii="Times New Roman" w:eastAsia="宋体" w:hAnsi="Times New Roman" w:cs="宋体" w:hint="default"/>
                 <w:sz w:val="21"/>
@@ -2700,6 +3232,8 @@
             <w:r>
               <w:rPr>
                 <w:rFonts w:ascii="宋体" w:eastAsia="宋体" w:hAnsi="宋体" w:cs="宋体"/>
+                <w:b/>
+                <w:bCs/>
                 <w:sz w:val="21"/>
               </w:rPr>
               <w:t xml:space="preserve">跨部门同步项目进度，按月汇总执行数据，梳理并标准化审核报批流程，提升协作与调取效率</w:t>
@@ -2730,7 +3264,7 @@
           </w:tcPr>
           <w:p>
             <w:pPr>
-              <w:spacing w:line="315" w:lineRule="atLeast"/>
+              <w:spacing w:line="240" w:lineRule="auto" w:before="0" w:after="0"/>
               <w:rPr>
                 <w:sz w:val="21"/>
               </w:rPr>
@@ -2756,7 +3290,7 @@
           </w:tcPr>
           <w:p>
             <w:pPr>
-              <w:spacing w:line="315" w:lineRule="atLeast"/>
+              <w:spacing w:line="240" w:lineRule="auto" w:before="0" w:after="0"/>
               <w:rPr>
                 <w:b/>
                 <w:bCs/>
@@ -2787,7 +3321,7 @@
           </w:tcPr>
           <w:p>
             <w:pPr>
-              <w:spacing w:line="315" w:lineRule="atLeast"/>
+              <w:spacing w:line="240" w:lineRule="auto" w:before="0" w:after="0"/>
               <w:rPr>
                 <w:b/>
                 <w:bCs/>
@@ -2818,7 +3352,7 @@
           </w:tcPr>
           <w:p>
             <w:pPr>
-              <w:spacing w:line="315" w:lineRule="atLeast"/>
+              <w:spacing w:line="240" w:lineRule="auto" w:before="0" w:after="0"/>
               <w:rPr>
                 <w:rFonts w:ascii="Times New Roman" w:eastAsia="等线" w:hAnsi="Times New Roman" w:hint="default"/>
                 <w:b/>
@@ -2828,7 +3362,7 @@
             </w:pPr>
             <w:r>
               <w:rPr>
-                <w:rFonts w:ascii="Times New Roman" w:eastAsia="宋体" w:hAnsi="Times New Roman" w:cs="宋体"/>
+                <w:rFonts w:ascii="宋体" w:eastAsia="宋体" w:hAnsi="宋体" w:cs="宋体"/>
                 <w:b/>
                 <w:bCs/>
                 <w:sz w:val="21"/>
@@ -2861,7 +3395,7 @@
           </w:tcPr>
           <w:p>
             <w:pPr>
-              <w:spacing w:line="315" w:lineRule="atLeast"/>
+              <w:spacing w:line="240" w:lineRule="auto" w:before="0" w:after="0"/>
               <w:rPr>
                 <w:rFonts w:ascii="Times New Roman" w:hAnsi="Times New Roman"/>
                 <w:sz w:val="21"/>
@@ -2893,7 +3427,7 @@
                 <w:ilvl w:val="0"/>
                 <w:numId w:val="6"/>
               </w:numPr>
-              <w:spacing w:line="315" w:lineRule="atLeast"/>
+              <w:spacing w:line="240" w:lineRule="auto" w:before="0" w:after="0"/>
               <w:rPr>
                 <w:rFonts w:ascii="Times New Roman" w:eastAsia="宋体" w:hAnsi="Times New Roman" w:cs="宋体" w:hint="default"/>
                 <w:sz w:val="21"/>
@@ -2902,6 +3436,8 @@
             <w:r>
               <w:rPr>
                 <w:rFonts w:ascii="宋体" w:eastAsia="宋体" w:hAnsi="宋体" w:cs="宋体"/>
+                <w:b/>
+                <w:bCs/>
                 <w:sz w:val="21"/>
               </w:rPr>
               <w:t xml:space="preserve">负责数十种原辅料的补货申请、入库核对与日常盘点，落实“日盘</w:t>
@@ -2916,6 +3452,8 @@
             <w:r>
               <w:rPr>
                 <w:rFonts w:ascii="宋体" w:eastAsia="宋体" w:hAnsi="宋体" w:cs="宋体"/>
+                <w:b/>
+                <w:bCs/>
                 <w:sz w:val="21"/>
               </w:rPr>
               <w:t xml:space="preserve">效期预警”机制，保持库存账实一致，任职期间无重大盘点差异</w:t>
@@ -2927,7 +3465,7 @@
                 <w:ilvl w:val="0"/>
                 <w:numId w:val="6"/>
               </w:numPr>
-              <w:spacing w:line="315" w:lineRule="atLeast"/>
+              <w:spacing w:line="240" w:lineRule="auto" w:before="0" w:after="0"/>
               <w:rPr>
                 <w:rFonts w:ascii="Times New Roman" w:eastAsia="宋体" w:hAnsi="Times New Roman" w:cs="宋体" w:hint="default"/>
                 <w:sz w:val="21"/>
@@ -2936,6 +3474,8 @@
             <w:r>
               <w:rPr>
                 <w:rFonts w:ascii="宋体" w:eastAsia="宋体" w:hAnsi="宋体" w:cs="宋体"/>
+                <w:b/>
+                <w:bCs/>
                 <w:sz w:val="21"/>
               </w:rPr>
               <w:t xml:space="preserve">根据销售消耗规律制定每日解冻备货计划，精准匹配需求与备货量，降低物料损耗与临时缺货风险</w:t>
@@ -2951,6 +3491,7 @@
           <w:vanish/>
           <w:sz w:val="21"/>
         </w:rPr>
+        <w:spacing w:line="240" w:lineRule="auto" w:before="0" w:after="0"/>
       </w:pPr>
     </w:p>
     <w:p>
@@ -2960,6 +3501,7 @@
           <w:vanish/>
           <w:sz w:val="21"/>
         </w:rPr>
+        <w:spacing w:line="240" w:lineRule="auto" w:before="0" w:after="0"/>
       </w:pPr>
     </w:p>
     <w:p>
@@ -2969,6 +3511,7 @@
           <w:vanish/>
           <w:sz w:val="21"/>
         </w:rPr>
+        <w:spacing w:line="240" w:lineRule="auto" w:before="0" w:after="0"/>
       </w:pPr>
     </w:p>
     <w:p>
@@ -2978,6 +3521,7 @@
           <w:vanish/>
           <w:sz w:val="2"/>
         </w:rPr>
+        <w:spacing w:line="240" w:lineRule="auto" w:before="0" w:after="0"/>
       </w:pPr>
     </w:p>
     <w:p>
@@ -2986,6 +3530,7 @@
           <w:rFonts w:ascii="Times New Roman" w:hAnsi="Times New Roman"/>
           <w:vanish/>
         </w:rPr>
+        <w:spacing w:line="240" w:lineRule="auto" w:before="0" w:after="0"/>
       </w:pPr>
     </w:p>
     <w:p>
@@ -2995,6 +3540,7 @@
           <w:vanish/>
           <w:sz w:val="21"/>
         </w:rPr>
+        <w:spacing w:line="240" w:lineRule="auto" w:before="0" w:after="0"/>
       </w:pPr>
     </w:p>
     <w:tbl>
@@ -3036,7 +3582,7 @@
           </w:tcPr>
           <w:p>
             <w:pPr>
-              <w:spacing w:before="63" w:after="42" w:line="275" w:lineRule="atLeast"/>
+              <w:spacing w:before="0" w:after="0" w:line="240" w:lineRule="auto"/>
               <w:rPr>
                 <w:rFonts w:ascii="Times New Roman" w:hAnsi="Times New Roman"/>
               </w:rPr>
@@ -3059,6 +3605,7 @@
           <w:rFonts w:ascii="Times New Roman" w:hAnsi="Times New Roman"/>
           <w:vanish/>
         </w:rPr>
+        <w:spacing w:line="240" w:lineRule="auto" w:before="0" w:after="0"/>
       </w:pPr>
     </w:p>
     <w:tbl>
@@ -3101,7 +3648,7 @@
           </w:tcPr>
           <w:p>
             <w:pPr>
-              <w:spacing w:before="63" w:after="21" w:line="210" w:lineRule="atLeast"/>
+              <w:spacing w:before="0" w:after="0" w:line="240" w:lineRule="auto"/>
               <w:rPr>
                 <w:rFonts w:ascii="Times New Roman" w:hAnsi="Times New Roman"/>
                 <w:sz w:val="21"/>
@@ -3128,7 +3675,7 @@
           </w:tcPr>
           <w:p>
             <w:pPr>
-              <w:spacing w:line="315" w:lineRule="atLeast"/>
+              <w:spacing w:line="240" w:lineRule="auto" w:before="0" w:after="0"/>
               <w:rPr>
                 <w:rFonts w:ascii="Times New Roman" w:eastAsia="宋体" w:hAnsi="Times New Roman" w:cs="宋体" w:hint="default"/>
                 <w:b/>
@@ -3148,6 +3695,8 @@
             <w:r>
               <w:rPr>
                 <w:rFonts w:ascii="宋体" w:eastAsia="宋体" w:hAnsi="宋体" w:cs="宋体"/>
+                <w:b/>
+                <w:bCs/>
                 <w:sz w:val="21"/>
               </w:rPr>
               <w:t xml:space="preserve">供应链建模（</w:t>
@@ -3162,6 +3711,8 @@
             <w:r>
               <w:rPr>
                 <w:rFonts w:ascii="宋体" w:eastAsia="宋体" w:hAnsi="宋体" w:cs="宋体"/>
+                <w:b/>
+                <w:bCs/>
                 <w:sz w:val="21"/>
               </w:rPr>
               <w:t xml:space="preserve">求解）、供需平衡与需求波动管理、库存与效期管理、补货计划</w:t>
@@ -3169,7 +3720,7 @@
           </w:p>
           <w:p>
             <w:pPr>
-              <w:spacing w:line="315" w:lineRule="atLeast"/>
+              <w:spacing w:line="240" w:lineRule="auto" w:before="0" w:after="0"/>
               <w:rPr>
                 <w:rFonts w:ascii="Times New Roman" w:eastAsia="宋体" w:hAnsi="Times New Roman" w:cs="宋体" w:hint="default"/>
                 <w:b/>
@@ -3179,7 +3730,7 @@
             </w:pPr>
             <w:r>
               <w:rPr>
-                <w:rFonts w:ascii="Times New Roman" w:eastAsia="宋体" w:hAnsi="Times New Roman" w:cs="宋体"/>
+                <w:rFonts w:ascii="宋体" w:eastAsia="宋体" w:hAnsi="宋体" w:cs="宋体"/>
                 <w:b/>
                 <w:bCs/>
                 <w:sz w:val="21"/>
@@ -3198,6 +3749,8 @@
             <w:r>
               <w:rPr>
                 <w:rFonts w:ascii="宋体" w:eastAsia="宋体" w:hAnsi="宋体" w:cs="宋体"/>
+                <w:b/>
+                <w:bCs/>
                 <w:sz w:val="21"/>
               </w:rPr>
               <w:t xml:space="preserve">用友</w:t>
@@ -3212,6 +3765,8 @@
             <w:r>
               <w:rPr>
                 <w:rFonts w:ascii="宋体" w:eastAsia="宋体" w:hAnsi="宋体" w:cs="宋体"/>
+                <w:b/>
+                <w:bCs/>
                 <w:sz w:val="21"/>
               </w:rPr>
               <w:t xml:space="preserve">（采购</w:t>
@@ -3226,6 +3781,8 @@
             <w:r>
               <w:rPr>
                 <w:rFonts w:ascii="宋体" w:eastAsia="宋体" w:hAnsi="宋体" w:cs="宋体"/>
+                <w:b/>
+                <w:bCs/>
                 <w:sz w:val="21"/>
               </w:rPr>
               <w:t xml:space="preserve">库存</w:t>
@@ -3240,6 +3797,8 @@
             <w:r>
               <w:rPr>
                 <w:rFonts w:ascii="宋体" w:eastAsia="宋体" w:hAnsi="宋体" w:cs="宋体"/>
+                <w:b/>
+                <w:bCs/>
                 <w:sz w:val="21"/>
               </w:rPr>
               <w:t xml:space="preserve">存货核算全流程操作，熟悉单据流转与模块联动）</w:t>
@@ -3247,7 +3806,7 @@
           </w:p>
           <w:p>
             <w:pPr>
-              <w:spacing w:line="315" w:lineRule="atLeast"/>
+              <w:spacing w:line="240" w:lineRule="auto" w:before="0" w:after="0"/>
               <w:rPr>
                 <w:rFonts w:ascii="Times New Roman" w:eastAsia="宋体" w:hAnsi="Times New Roman" w:cs="宋体" w:hint="default"/>
                 <w:b/>
@@ -3274,6 +3833,8 @@
             <w:r>
               <w:rPr>
                 <w:rFonts w:ascii="宋体" w:eastAsia="宋体" w:hAnsi="宋体" w:cs="宋体"/>
+                <w:b/>
+                <w:bCs/>
                 <w:sz w:val="21"/>
               </w:rPr>
               <w:t xml:space="preserve">（数据透视表、</w:t>
@@ -3288,6 +3849,8 @@
             <w:r>
               <w:rPr>
                 <w:rFonts w:ascii="宋体" w:eastAsia="宋体" w:hAnsi="宋体" w:cs="宋体"/>
+                <w:b/>
+                <w:bCs/>
                 <w:sz w:val="21"/>
               </w:rPr>
               <w:t xml:space="preserve">、函数、台账）、</w:t>
@@ -3302,6 +3865,8 @@
             <w:r>
               <w:rPr>
                 <w:rFonts w:ascii="宋体" w:eastAsia="宋体" w:hAnsi="宋体" w:cs="宋体"/>
+                <w:b/>
+                <w:bCs/>
                 <w:sz w:val="21"/>
               </w:rPr>
               <w:t xml:space="preserve">（</w:t>
@@ -3316,6 +3881,8 @@
             <w:r>
               <w:rPr>
                 <w:rFonts w:ascii="宋体" w:eastAsia="宋体" w:hAnsi="宋体" w:cs="宋体"/>
+                <w:b/>
+                <w:bCs/>
                 <w:sz w:val="21"/>
               </w:rPr>
               <w:t xml:space="preserve">）、</w:t>
@@ -3330,6 +3897,8 @@
             <w:r>
               <w:rPr>
                 <w:rFonts w:ascii="宋体" w:eastAsia="宋体" w:hAnsi="宋体" w:cs="宋体"/>
+                <w:b/>
+                <w:bCs/>
                 <w:sz w:val="21"/>
               </w:rPr>
               <w:t xml:space="preserve">、</w:t>
@@ -3344,7 +3913,7 @@
           </w:p>
           <w:p>
             <w:pPr>
-              <w:spacing w:line="315" w:lineRule="atLeast"/>
+              <w:spacing w:line="240" w:lineRule="auto" w:before="0" w:after="0"/>
               <w:rPr>
                 <w:rFonts w:ascii="Times New Roman" w:eastAsia="宋体" w:hAnsi="Times New Roman" w:cs="宋体" w:hint="default"/>
                 <w:b/>
@@ -3371,6 +3940,8 @@
             <w:r>
               <w:rPr>
                 <w:rFonts w:ascii="宋体" w:eastAsia="宋体" w:hAnsi="宋体" w:cs="宋体"/>
+                <w:b/>
+                <w:bCs/>
                 <w:sz w:val="21"/>
               </w:rPr>
               <w:t xml:space="preserve">，可阅读英文专业资料与基础商务沟通</w:t>
@@ -3378,7 +3949,7 @@
           </w:p>
           <w:p>
             <w:pPr>
-              <w:spacing w:line="315" w:lineRule="atLeast"/>
+              <w:spacing w:line="240" w:lineRule="auto" w:before="0" w:after="0"/>
               <w:rPr>
                 <w:rFonts w:ascii="Times New Roman" w:eastAsia="宋体" w:hAnsi="Times New Roman" w:cs="宋体" w:hint="default"/>
                 <w:b/>
@@ -3398,6 +3969,8 @@
             <w:r>
               <w:rPr>
                 <w:rFonts w:ascii="宋体" w:eastAsia="宋体" w:hAnsi="宋体" w:cs="宋体"/>
+                <w:b/>
+                <w:bCs/>
                 <w:sz w:val="21"/>
               </w:rPr>
               <w:t xml:space="preserve">项目主导、跨部门沟通协作、流程梳理与标准化、文档与台账管理</w:t>
@@ -3412,6 +3985,7 @@
           <w:vanish/>
           <w:sz w:val="21"/>
         </w:rPr>
+        <w:spacing w:line="240" w:lineRule="auto" w:before="0" w:after="0"/>
       </w:pPr>
     </w:p>
     <w:sectPr>

--- a/02_定制简历库/半亩花田/供应链管培生（2027届校招-J10971）/文雪_半亩花田_供应链管培生（2027届校招-J10971）.docx
+++ b/02_定制简历库/半亩花田/供应链管培生（2027届校招-J10971）/文雪_半亩花田_供应链管培生（2027届校招-J10971）.docx
@@ -9,7 +9,7 @@
           <w:rFonts w:hint="default"/>
           <w:vanish/>
         </w:rPr>
-        <w:spacing w:line="240" w:lineRule="auto" w:before="0" w:after="0"/>
+        <w:spacing w:line="290" w:lineRule="atLeast" w:before="0" w:after="0"/>
       </w:pPr>
     </w:p>
     <w:tbl>
@@ -25,8 +25,7 @@
         <w:tblLook w:val="0000" w:firstRow="0" w:lastRow="0" w:firstColumn="0" w:lastColumn="0" w:noHBand="0" w:noVBand="0"/>
       </w:tblPr>
       <w:tblGrid>
-        <w:gridCol w:w="3673"/>
-        <w:gridCol w:w="5868"/>
+        <w:gridCol w:w="9541"/>
         <w:gridCol w:w="1203"/>
       </w:tblGrid>
       <w:tr>
@@ -37,7 +36,6 @@
         <w:tc>
           <w:tcPr>
             <w:tcW w:w="9541" w:type="dxa"/>
-            <w:gridSpan w:val="2"/>
             <w:tcBorders>
               <w:top w:val="nil"/>
               <w:left w:val="nil"/>
@@ -54,7 +52,7 @@
           </w:tcPr>
           <w:p>
             <w:pPr>
-              <w:spacing w:line="240" w:lineRule="auto" w:before="0" w:after="0"/>
+              <w:spacing w:line="290" w:lineRule="atLeast" w:before="0" w:after="0"/>
               <w:rPr>
                 <w:rFonts w:ascii="宋体" w:eastAsia="宋体" w:hAnsi="宋体"/>
                 <w:b/>
@@ -95,13 +93,13 @@
               <w:rPr>
                 <w:rFonts w:hint="default"/>
               </w:rPr>
-              <w:spacing w:line="240" w:lineRule="auto" w:before="0" w:after="0"/>
+              <w:spacing w:line="290" w:lineRule="atLeast" w:before="0" w:after="0"/>
             </w:pPr>
             <w:r>
               <w:rPr>
                 <w:noProof/>
               </w:rPr>
-              <w:pict w14:anchorId="66D4D0FE">
+              <w:pict w14:anchorId="7207AFA7">
                 <v:shapetype id="_x0000_t75" coordsize="21600,21600" o:spt="75" o:preferrelative="t" path="m@4@5l@4@11@9@11@9@5xe" filled="f" stroked="f">
                   <v:stroke joinstyle="miter"/>
                   <v:formulas>
@@ -134,16 +132,9 @@
           <w:trHeight w:val="430"/>
           <w:jc w:val="center"/>
         </w:trPr>
-      </w:tr>
-      <w:tr>
-        <w:trPr>
-          <w:trHeight w:val="423"/>
-          <w:jc w:val="center"/>
-        </w:trPr>
         <w:tc>
           <w:tcPr>
             <w:tcW w:w="9541" w:type="dxa"/>
-            <w:gridSpan w:val="2"/>
             <w:tcBorders>
               <w:top w:val="nil"/>
               <w:left w:val="nil"/>
@@ -160,71 +151,78 @@
           </w:tcPr>
           <w:p>
             <w:pPr>
-              <w:spacing w:line="240" w:lineRule="auto" w:before="0" w:after="0"/>
-              <w:rPr>
-                <w:b/>
-                <w:bCs/>
-                <w:sz w:val="21"/>
-              </w:rPr>
-            </w:pPr>
-            <w:r>
-              <w:rPr>
-                <w:rFonts w:ascii="宋体" w:eastAsia="宋体" w:hAnsi="宋体" w:cs="宋体"/>
-                <w:b/>
-                <w:bCs/>
-                <w:sz w:val="21"/>
-              </w:rPr>
-              <w:t xml:space="preserve">求职意向：</w:t>
-            </w:r>
-            <w:r>
-              <w:rPr>
-                <w:rFonts w:ascii="宋体" w:eastAsia="宋体" w:hAnsi="宋体" w:cs="宋体"/>
-                <w:b/>
-                <w:bCs/>
+              <w:spacing w:line="290" w:lineRule="atLeast" w:before="0" w:after="0"/>
+              <w:rPr>
+                <w:rFonts w:eastAsia="等线"/>
+                <w:sz w:val="21"/>
+              </w:rPr>
+            </w:pPr>
+            <w:r>
+              <w:rPr>
+                <w:rFonts w:ascii="Times New Roman" w:hAnsi="Times New Roman" w:hint="default"/>
+                <w:sz w:val="21"/>
+              </w:rPr>
+              <w:t>18658249341</w:t>
+            </w:r>
+            <w:r>
+              <w:rPr>
+                <w:rFonts w:eastAsia="等线"/>
                 <w:sz w:val="21"/>
               </w:rPr>
               <w:t xml:space="preserve"> </w:t>
             </w:r>
             <w:r>
               <w:rPr>
-                <w:rFonts w:ascii="宋体" w:eastAsia="宋体" w:hAnsi="宋体" w:cs="宋体"/>
-                <w:b/>
-                <w:bCs/>
-                <w:sz w:val="21"/>
-              </w:rPr>
-              <w:t xml:space="preserve">供应链管培生（计划</w:t>
-            </w:r>
-            <w:r>
-              <w:rPr>
-                <w:rFonts w:ascii="Times New Roman" w:hAnsi="Times New Roman" w:hint="default"/>
-                <w:sz w:val="21"/>
-              </w:rPr>
-              <w:t xml:space="preserve">/</w:t>
-            </w:r>
-            <w:r>
-              <w:rPr>
-                <w:rFonts w:ascii="宋体" w:eastAsia="宋体" w:hAnsi="宋体" w:cs="宋体"/>
-                <w:b/>
-                <w:bCs/>
-                <w:sz w:val="21"/>
-              </w:rPr>
-              <w:t xml:space="preserve">采购</w:t>
-            </w:r>
-            <w:r>
-              <w:rPr>
-                <w:rFonts w:ascii="Times New Roman" w:hAnsi="Times New Roman" w:hint="default"/>
-                <w:sz w:val="21"/>
-              </w:rPr>
-              <w:t xml:space="preserve">/</w:t>
-            </w:r>
-            <w:r>
-              <w:rPr>
-                <w:rFonts w:ascii="宋体" w:eastAsia="宋体" w:hAnsi="宋体" w:cs="宋体"/>
-                <w:b/>
-                <w:bCs/>
-                <w:sz w:val="21"/>
-              </w:rPr>
-              <w:t xml:space="preserve">物流方向）</w:t>
+                <w:rFonts w:ascii="宋体" w:eastAsia="宋体" w:hAnsi="宋体"/>
+                <w:sz w:val="21"/>
+              </w:rPr>
+              <w:t xml:space="preserve"> </w:t>
+            </w:r>
+            <w:r>
+              <w:rPr>
+                <w:rFonts w:ascii="宋体" w:eastAsia="宋体" w:hAnsi="宋体"/>
+                <w:b/>
+                <w:bCs/>
+                <w:sz w:val="21"/>
+              </w:rPr>
+              <w:t>|</w:t>
+            </w:r>
+            <w:r>
+              <w:rPr>
+                <w:rFonts w:eastAsia="等线"/>
+                <w:sz w:val="21"/>
+              </w:rPr>
+              <w:t xml:space="preserve">  </w:t>
+            </w:r>
+            <w:r>
+              <w:rPr>
+                <w:rFonts w:ascii="Times New Roman" w:hAnsi="Times New Roman"/>
+                <w:sz w:val="21"/>
+              </w:rPr>
+              <w:t>2631217547@qq.com</w:t>
+            </w:r>
+            <w:r>
+              <w:rPr>
+                <w:rFonts w:ascii="Times New Roman" w:eastAsia="等线" w:hAnsi="Times New Roman"/>
+                <w:sz w:val="21"/>
+              </w:rPr>
+              <w:t xml:space="preserve">  </w:t>
+            </w:r>
+            <w:r>
+              <w:rPr>
+                <w:rFonts w:ascii="宋体" w:eastAsia="宋体" w:hAnsi="宋体"/>
+                <w:b/>
+                <w:bCs/>
+                <w:sz w:val="21"/>
+              </w:rPr>
+              <w:t>|</w:t>
+            </w:r>
+            <w:r>
+              <w:rPr>
+                <w:rFonts w:ascii="宋体" w:eastAsia="宋体" w:hAnsi="宋体"/>
+                <w:sz w:val="21"/>
+              </w:rPr>
+              <w:t xml:space="preserve">  济南</w:t>
             </w:r>
           </w:p>
         </w:tc>
@@ -238,7 +236,108 @@
               <w:rPr>
                 <w:sz w:val="21"/>
               </w:rPr>
-              <w:spacing w:line="240" w:lineRule="auto" w:before="0" w:after="0"/>
+              <w:spacing w:line="290" w:lineRule="atLeast" w:before="0" w:after="0"/>
+            </w:pPr>
+          </w:p>
+        </w:tc>
+      </w:tr>
+      <w:tr>
+        <w:trPr>
+          <w:trHeight w:val="423"/>
+          <w:jc w:val="center"/>
+        </w:trPr>
+        <w:tc>
+          <w:tcPr>
+            <w:tcW w:w="9541" w:type="dxa"/>
+            <w:tcBorders>
+              <w:top w:val="nil"/>
+              <w:left w:val="nil"/>
+              <w:bottom w:val="nil"/>
+              <w:right w:val="nil"/>
+            </w:tcBorders>
+            <w:tcMar>
+              <w:top w:w="0" w:type="dxa"/>
+              <w:left w:w="227" w:type="dxa"/>
+              <w:bottom w:w="0" w:type="dxa"/>
+              <w:right w:w="85" w:type="dxa"/>
+            </w:tcMar>
+            <w:vAlign w:val="center"/>
+          </w:tcPr>
+          <w:p>
+            <w:pPr>
+              <w:spacing w:line="290" w:lineRule="atLeast" w:before="0" w:after="0"/>
+              <w:rPr>
+                <w:b/>
+                <w:bCs/>
+                <w:sz w:val="21"/>
+              </w:rPr>
+            </w:pPr>
+            <w:r>
+              <w:rPr>
+                <w:rFonts w:ascii="Times New Roman" w:eastAsia="宋体" w:hAnsi="Times New Roman" w:cs="宋体"/>
+                <w:b/>
+                <w:bCs/>
+                <w:sz w:val="21"/>
+              </w:rPr>
+              <w:t xml:space="preserve">求职意向：</w:t>
+            </w:r>
+            <w:r>
+              <w:rPr>
+                <w:rFonts w:ascii="Times New Roman" w:eastAsia="宋体" w:hAnsi="Times New Roman" w:cs="宋体"/>
+                <w:b/>
+                <w:bCs/>
+                <w:sz w:val="21"/>
+              </w:rPr>
+              <w:t xml:space="preserve"> </w:t>
+            </w:r>
+            <w:r>
+              <w:rPr>
+                <w:rFonts w:ascii="Times New Roman" w:eastAsia="宋体" w:hAnsi="Times New Roman" w:cs="宋体"/>
+                <w:sz w:val="21"/>
+              </w:rPr>
+              <w:t xml:space="preserve">供应链管培生（计划</w:t>
+            </w:r>
+            <w:r>
+              <w:rPr>
+                <w:rFonts w:eastAsia="宋体" w:ascii="Times New Roman" w:hAnsi="Times New Roman"/>
+                <w:sz w:val="21"/>
+              </w:rPr>
+              <w:t xml:space="preserve">/</w:t>
+            </w:r>
+            <w:r>
+              <w:rPr>
+                <w:rFonts w:ascii="Times New Roman" w:eastAsia="宋体" w:hAnsi="Times New Roman" w:cs="宋体"/>
+                <w:sz w:val="21"/>
+              </w:rPr>
+              <w:t xml:space="preserve">采购</w:t>
+            </w:r>
+            <w:r>
+              <w:rPr>
+                <w:rFonts w:eastAsia="宋体" w:ascii="Times New Roman" w:hAnsi="Times New Roman"/>
+                <w:sz w:val="21"/>
+              </w:rPr>
+              <w:t xml:space="preserve">/</w:t>
+            </w:r>
+            <w:r>
+              <w:rPr>
+                <w:rFonts w:ascii="Times New Roman" w:eastAsia="宋体" w:hAnsi="Times New Roman" w:cs="宋体"/>
+                <w:sz w:val="21"/>
+              </w:rPr>
+              <w:t xml:space="preserve">物流方向）</w:t>
+            </w:r>
+          </w:p>
+        </w:tc>
+        <w:tc>
+          <w:tcPr>
+            <w:tcW w:w="1203" w:type="dxa"/>
+            <w:shd w:val="clear" w:color="auto" w:fill="FFFFFF"/>
+          </w:tcPr>
+          <w:p>
+            <w:pPr>
+              <w:rPr>
+                <w:sz w:val="21"/>
+              </w:rPr>
+              <w:spacing w:line="290" w:lineRule="atLeast" w:before="0" w:after="0"/>
             </w:pPr>
           </w:p>
         </w:tc>
@@ -251,7 +350,7 @@
         <w:tc>
           <w:tcPr>
             <w:tcW w:w="10744" w:type="dxa"/>
-            <w:gridSpan w:val="3"/>
+            <w:gridSpan w:val="2"/>
             <w:tcBorders>
               <w:top w:val="nil"/>
               <w:left w:val="nil"/>
@@ -267,16 +366,16 @@
           </w:tcPr>
           <w:p>
             <w:pPr>
-              <w:spacing w:line="240" w:lineRule="auto" w:before="0" w:after="0"/>
-              <w:rPr>
-                <w:b/>
-                <w:bCs/>
-                <w:sz w:val="21"/>
-              </w:rPr>
-            </w:pPr>
-            <w:r>
-              <w:rPr>
-                <w:rFonts w:ascii="宋体" w:eastAsia="宋体" w:hAnsi="宋体" w:cs="宋体"/>
+              <w:spacing w:line="290" w:lineRule="atLeast" w:before="0" w:after="0"/>
+              <w:rPr>
+                <w:b/>
+                <w:bCs/>
+                <w:sz w:val="21"/>
+              </w:rPr>
+            </w:pPr>
+            <w:r>
+              <w:rPr>
+                <w:rFonts w:ascii="Times New Roman" w:eastAsia="宋体" w:hAnsi="Times New Roman" w:cs="宋体"/>
                 <w:b/>
                 <w:bCs/>
                 <w:sz w:val="21"/>
@@ -285,217 +384,189 @@
             </w:r>
             <w:r>
               <w:rPr>
-                <w:rFonts w:ascii="宋体" w:eastAsia="宋体" w:hAnsi="宋体" w:cs="宋体"/>
-                <w:b/>
-                <w:bCs/>
+                <w:rFonts w:ascii="Times New Roman" w:eastAsia="宋体" w:hAnsi="Times New Roman" w:cs="宋体"/>
                 <w:sz w:val="21"/>
               </w:rPr>
               <w:t xml:space="preserve">计划与优化：独立构建选址</w:t>
             </w:r>
             <w:r>
               <w:rPr>
-                <w:rFonts w:ascii="Times New Roman" w:hAnsi="Times New Roman" w:hint="default"/>
+                <w:rFonts w:eastAsia="宋体" w:ascii="Times New Roman" w:hAnsi="Times New Roman"/>
                 <w:sz w:val="21"/>
               </w:rPr>
               <w:t xml:space="preserve">-</w:t>
             </w:r>
             <w:r>
               <w:rPr>
-                <w:rFonts w:ascii="宋体" w:eastAsia="宋体" w:hAnsi="宋体" w:cs="宋体"/>
-                <w:b/>
-                <w:bCs/>
+                <w:rFonts w:ascii="Times New Roman" w:eastAsia="宋体" w:hAnsi="Times New Roman" w:cs="宋体"/>
                 <w:sz w:val="21"/>
               </w:rPr>
               <w:t xml:space="preserve">路径双层优化模型（</w:t>
             </w:r>
             <w:r>
               <w:rPr>
-                <w:rFonts w:ascii="Times New Roman" w:hAnsi="Times New Roman" w:hint="default"/>
+                <w:rFonts w:eastAsia="宋体" w:ascii="Times New Roman" w:hAnsi="Times New Roman"/>
                 <w:sz w:val="21"/>
               </w:rPr>
               <w:t xml:space="preserve">Python</w:t>
             </w:r>
             <w:r>
               <w:rPr>
-                <w:rFonts w:ascii="宋体" w:eastAsia="宋体" w:hAnsi="宋体" w:cs="宋体"/>
-                <w:b/>
-                <w:bCs/>
+                <w:rFonts w:ascii="Times New Roman" w:eastAsia="宋体" w:hAnsi="Times New Roman" w:cs="宋体"/>
                 <w:sz w:val="21"/>
               </w:rPr>
               <w:t xml:space="preserve">求解），测算总成本降低</w:t>
             </w:r>
             <w:r>
               <w:rPr>
-                <w:rFonts w:ascii="Times New Roman" w:hAnsi="Times New Roman" w:hint="default"/>
+                <w:rFonts w:eastAsia="宋体" w:ascii="Times New Roman" w:hAnsi="Times New Roman"/>
                 <w:sz w:val="21"/>
               </w:rPr>
               <w:t xml:space="preserve">18.7%</w:t>
             </w:r>
             <w:r>
               <w:rPr>
-                <w:rFonts w:ascii="宋体" w:eastAsia="宋体" w:hAnsi="宋体" w:cs="宋体"/>
-                <w:b/>
-                <w:bCs/>
+                <w:rFonts w:ascii="Times New Roman" w:eastAsia="宋体" w:hAnsi="Times New Roman" w:cs="宋体"/>
                 <w:sz w:val="21"/>
               </w:rPr>
               <w:t xml:space="preserve">、配送时长缩短</w:t>
             </w:r>
             <w:r>
               <w:rPr>
-                <w:rFonts w:ascii="Times New Roman" w:hAnsi="Times New Roman" w:hint="default"/>
+                <w:rFonts w:eastAsia="宋体" w:ascii="Times New Roman" w:hAnsi="Times New Roman"/>
                 <w:sz w:val="21"/>
               </w:rPr>
               <w:t xml:space="preserve">22.3%</w:t>
             </w:r>
             <w:r>
               <w:rPr>
-                <w:rFonts w:ascii="宋体" w:eastAsia="宋体" w:hAnsi="宋体" w:cs="宋体"/>
-                <w:b/>
-                <w:bCs/>
+                <w:rFonts w:ascii="Times New Roman" w:eastAsia="宋体" w:hAnsi="Times New Roman" w:cs="宋体"/>
                 <w:sz w:val="21"/>
               </w:rPr>
               <w:t xml:space="preserve">，具备需求</w:t>
             </w:r>
             <w:r>
               <w:rPr>
-                <w:rFonts w:ascii="Times New Roman" w:hAnsi="Times New Roman" w:hint="default"/>
+                <w:rFonts w:eastAsia="宋体" w:ascii="Times New Roman" w:hAnsi="Times New Roman"/>
                 <w:sz w:val="21"/>
               </w:rPr>
               <w:t xml:space="preserve">-</w:t>
             </w:r>
             <w:r>
               <w:rPr>
-                <w:rFonts w:ascii="宋体" w:eastAsia="宋体" w:hAnsi="宋体" w:cs="宋体"/>
-                <w:b/>
-                <w:bCs/>
+                <w:rFonts w:ascii="Times New Roman" w:eastAsia="宋体" w:hAnsi="Times New Roman" w:cs="宋体"/>
                 <w:sz w:val="21"/>
               </w:rPr>
               <w:t xml:space="preserve">资源平衡与网络优化思维；采购与库存：用友</w:t>
             </w:r>
             <w:r>
               <w:rPr>
-                <w:rFonts w:ascii="Times New Roman" w:hAnsi="Times New Roman" w:hint="default"/>
-                <w:sz w:val="21"/>
-              </w:rPr>
-              <w:t xml:space="preserve">U8+ </w:t>
-            </w:r>
-            <w:r>
-              <w:rPr>
-                <w:rFonts w:ascii="宋体" w:eastAsia="宋体" w:hAnsi="宋体" w:cs="宋体"/>
-                <w:b/>
-                <w:bCs/>
+                <w:rFonts w:eastAsia="宋体" w:ascii="Times New Roman" w:hAnsi="Times New Roman"/>
+                <w:sz w:val="21"/>
+              </w:rPr>
+              <w:t xml:space="preserve">U8+</w:t>
+            </w:r>
+            <w:r>
+              <w:rPr>
+                <w:rFonts w:ascii="Times New Roman" w:eastAsia="宋体" w:hAnsi="Times New Roman" w:cs="宋体"/>
                 <w:sz w:val="21"/>
               </w:rPr>
               <w:t xml:space="preserve">采购→入库→调拨→核算全流程实操；瑞幸数十种原辅料盘点</w:t>
             </w:r>
             <w:r>
               <w:rPr>
-                <w:rFonts w:ascii="Times New Roman" w:hAnsi="Times New Roman" w:hint="default"/>
+                <w:rFonts w:eastAsia="宋体" w:ascii="Times New Roman" w:hAnsi="Times New Roman"/>
                 <w:sz w:val="21"/>
               </w:rPr>
               <w:t xml:space="preserve">/</w:t>
             </w:r>
             <w:r>
               <w:rPr>
-                <w:rFonts w:ascii="宋体" w:eastAsia="宋体" w:hAnsi="宋体" w:cs="宋体"/>
-                <w:b/>
-                <w:bCs/>
+                <w:rFonts w:ascii="Times New Roman" w:eastAsia="宋体" w:hAnsi="Times New Roman" w:cs="宋体"/>
                 <w:sz w:val="21"/>
               </w:rPr>
               <w:t xml:space="preserve">效期</w:t>
             </w:r>
             <w:r>
               <w:rPr>
-                <w:rFonts w:ascii="Times New Roman" w:hAnsi="Times New Roman" w:hint="default"/>
+                <w:rFonts w:eastAsia="宋体" w:ascii="Times New Roman" w:hAnsi="Times New Roman"/>
                 <w:sz w:val="21"/>
               </w:rPr>
               <w:t xml:space="preserve">/</w:t>
             </w:r>
             <w:r>
               <w:rPr>
-                <w:rFonts w:ascii="宋体" w:eastAsia="宋体" w:hAnsi="宋体" w:cs="宋体"/>
-                <w:b/>
-                <w:bCs/>
+                <w:rFonts w:ascii="Times New Roman" w:eastAsia="宋体" w:hAnsi="Times New Roman" w:cs="宋体"/>
                 <w:sz w:val="21"/>
               </w:rPr>
               <w:t xml:space="preserve">补货管理经验，理解安全库存与需求波动逻辑；数据敏感：掌握</w:t>
             </w:r>
             <w:r>
               <w:rPr>
-                <w:rFonts w:ascii="Times New Roman" w:hAnsi="Times New Roman" w:hint="default"/>
+                <w:rFonts w:eastAsia="宋体" w:ascii="Times New Roman" w:hAnsi="Times New Roman"/>
                 <w:sz w:val="21"/>
               </w:rPr>
               <w:t xml:space="preserve">Python/R/SPSS/Excel</w:t>
             </w:r>
             <w:r>
               <w:rPr>
-                <w:rFonts w:ascii="宋体" w:eastAsia="宋体" w:hAnsi="宋体" w:cs="宋体"/>
-                <w:b/>
-                <w:bCs/>
+                <w:rFonts w:ascii="Times New Roman" w:eastAsia="宋体" w:hAnsi="Times New Roman" w:cs="宋体"/>
                 <w:sz w:val="21"/>
               </w:rPr>
               <w:t xml:space="preserve">，累计处理</w:t>
             </w:r>
             <w:r>
               <w:rPr>
-                <w:rFonts w:ascii="Times New Roman" w:hAnsi="Times New Roman" w:hint="default"/>
+                <w:rFonts w:eastAsia="宋体" w:ascii="Times New Roman" w:hAnsi="Times New Roman"/>
                 <w:sz w:val="21"/>
               </w:rPr>
               <w:t xml:space="preserve">4.5</w:t>
             </w:r>
             <w:r>
               <w:rPr>
-                <w:rFonts w:ascii="宋体" w:eastAsia="宋体" w:hAnsi="宋体" w:cs="宋体"/>
-                <w:b/>
-                <w:bCs/>
+                <w:rFonts w:ascii="Times New Roman" w:eastAsia="宋体" w:hAnsi="Times New Roman" w:cs="宋体"/>
                 <w:sz w:val="21"/>
               </w:rPr>
               <w:t xml:space="preserve">万</w:t>
             </w:r>
             <w:r>
               <w:rPr>
-                <w:rFonts w:ascii="Times New Roman" w:hAnsi="Times New Roman" w:hint="default"/>
+                <w:rFonts w:eastAsia="宋体" w:ascii="Times New Roman" w:hAnsi="Times New Roman"/>
                 <w:sz w:val="21"/>
               </w:rPr>
               <w:t xml:space="preserve">+</w:t>
             </w:r>
             <w:r>
               <w:rPr>
-                <w:rFonts w:ascii="宋体" w:eastAsia="宋体" w:hAnsi="宋体" w:cs="宋体"/>
-                <w:b/>
-                <w:bCs/>
+                <w:rFonts w:ascii="Times New Roman" w:eastAsia="宋体" w:hAnsi="Times New Roman" w:cs="宋体"/>
                 <w:sz w:val="21"/>
               </w:rPr>
               <w:t xml:space="preserve">条业务数据，能用数据支撑需求预测与计划决策，数据敏感度高；执行与协作：</w:t>
             </w:r>
             <w:r>
               <w:rPr>
-                <w:rFonts w:ascii="Times New Roman" w:hAnsi="Times New Roman" w:hint="default"/>
+                <w:rFonts w:eastAsia="宋体" w:ascii="Times New Roman" w:hAnsi="Times New Roman"/>
                 <w:sz w:val="21"/>
               </w:rPr>
               <w:t xml:space="preserve">3</w:t>
             </w:r>
             <w:r>
               <w:rPr>
-                <w:rFonts w:ascii="宋体" w:eastAsia="宋体" w:hAnsi="宋体" w:cs="宋体"/>
-                <w:b/>
-                <w:bCs/>
+                <w:rFonts w:ascii="Times New Roman" w:eastAsia="宋体" w:hAnsi="Times New Roman" w:cs="宋体"/>
                 <w:sz w:val="21"/>
               </w:rPr>
               <w:t xml:space="preserve">个月项目助理统筹</w:t>
             </w:r>
             <w:r>
               <w:rPr>
-                <w:rFonts w:ascii="Times New Roman" w:hAnsi="Times New Roman" w:hint="default"/>
+                <w:rFonts w:eastAsia="宋体" w:ascii="Times New Roman" w:hAnsi="Times New Roman"/>
                 <w:sz w:val="21"/>
               </w:rPr>
               <w:t xml:space="preserve">200+</w:t>
             </w:r>
             <w:r>
               <w:rPr>
-                <w:rFonts w:ascii="宋体" w:eastAsia="宋体" w:hAnsi="宋体" w:cs="宋体"/>
-                <w:b/>
-                <w:bCs/>
+                <w:rFonts w:ascii="Times New Roman" w:eastAsia="宋体" w:hAnsi="Times New Roman" w:cs="宋体"/>
                 <w:sz w:val="21"/>
               </w:rPr>
               <w:t xml:space="preserve">份材料并建立三级校验机制实现零差错提交；跨部门对接同步进度，善于梳理标准化流程</w:t>
@@ -510,7 +581,7 @@
           <w:vanish/>
           <w:sz w:val="2"/>
         </w:rPr>
-        <w:spacing w:line="240" w:lineRule="auto" w:before="0" w:after="0"/>
+        <w:spacing w:line="290" w:lineRule="atLeast" w:before="0" w:after="0"/>
       </w:pPr>
     </w:p>
     <w:tbl>
@@ -552,7 +623,7 @@
           </w:tcPr>
           <w:p>
             <w:pPr>
-              <w:spacing w:line="240" w:lineRule="auto" w:before="0" w:after="0"/>
+              <w:spacing w:line="290" w:lineRule="atLeast" w:before="0" w:after="0"/>
             </w:pPr>
             <w:r>
               <w:rPr>
@@ -623,7 +694,7 @@
                 </w:tcPr>
                 <w:p>
                   <w:pPr>
-                    <w:spacing w:line="240" w:lineRule="auto" w:before="0" w:after="0"/>
+                    <w:spacing w:line="290" w:lineRule="atLeast" w:before="0" w:after="0"/>
                     <w:jc w:val="center"/>
                     <w:rPr>
                       <w:sz w:val="21"/>
@@ -650,7 +721,7 @@
                 </w:tcPr>
                 <w:p>
                   <w:pPr>
-                    <w:spacing w:line="240" w:lineRule="auto" w:before="0" w:after="0"/>
+                    <w:spacing w:line="290" w:lineRule="atLeast" w:before="0" w:after="0"/>
                     <w:rPr>
                       <w:b/>
                       <w:bCs/>
@@ -687,7 +758,7 @@
                 </w:tcPr>
                 <w:p>
                   <w:pPr>
-                    <w:spacing w:line="240" w:lineRule="auto" w:before="0" w:after="0"/>
+                    <w:spacing w:line="290" w:lineRule="atLeast" w:before="0" w:after="0"/>
                     <w:rPr>
                       <w:b/>
                       <w:bCs/>
@@ -762,7 +833,7 @@
                 </w:tcPr>
                 <w:p>
                   <w:pPr>
-                    <w:spacing w:line="240" w:lineRule="auto" w:before="0" w:after="0"/>
+                    <w:spacing w:line="290" w:lineRule="atLeast" w:before="0" w:after="0"/>
                     <w:rPr>
                       <w:rFonts w:ascii="Times New Roman" w:eastAsia="等线" w:hAnsi="Times New Roman" w:hint="default"/>
                       <w:b/>
@@ -785,7 +856,7 @@
           </w:tbl>
           <w:p>
             <w:pPr>
-              <w:spacing w:line="240" w:lineRule="auto" w:before="0" w:after="0"/>
+              <w:spacing w:line="290" w:lineRule="atLeast" w:before="0" w:after="0"/>
               <w:rPr>
                 <w:b/>
                 <w:bCs/>
@@ -800,7 +871,7 @@
         <w:rPr>
           <w:vanish/>
         </w:rPr>
-        <w:spacing w:line="240" w:lineRule="auto" w:before="0" w:after="0"/>
+        <w:spacing w:line="290" w:lineRule="atLeast" w:before="0" w:after="0"/>
       </w:pPr>
     </w:p>
     <w:p>
@@ -809,7 +880,7 @@
           <w:vanish/>
           <w:sz w:val="21"/>
         </w:rPr>
-        <w:spacing w:line="240" w:lineRule="auto" w:before="0" w:after="0"/>
+        <w:spacing w:line="290" w:lineRule="atLeast" w:before="0" w:after="0"/>
       </w:pPr>
     </w:p>
     <w:tbl>
@@ -851,7 +922,7 @@
           </w:tcPr>
           <w:p>
             <w:pPr>
-              <w:spacing w:line="240" w:lineRule="auto" w:before="0" w:after="0"/>
+              <w:spacing w:line="290" w:lineRule="atLeast" w:before="0" w:after="0"/>
               <w:rPr>
                 <w:sz w:val="21"/>
               </w:rPr>
@@ -881,7 +952,7 @@
                 <w:ilvl w:val="0"/>
                 <w:numId w:val="2"/>
               </w:numPr>
-              <w:spacing w:line="240" w:lineRule="auto" w:before="0" w:after="0"/>
+              <w:spacing w:line="290" w:lineRule="atLeast" w:before="0" w:after="0"/>
               <w:ind w:left="442" w:hanging="442"/>
               <w:rPr>
                 <w:sz w:val="21"/>
@@ -889,7 +960,7 @@
             </w:pPr>
             <w:r>
               <w:rPr>
-                <w:rFonts w:ascii="宋体" w:eastAsia="宋体" w:hAnsi="宋体" w:cs="宋体"/>
+                <w:rFonts w:ascii="Times New Roman" w:eastAsia="宋体" w:hAnsi="Times New Roman" w:cs="宋体"/>
                 <w:b/>
                 <w:bCs/>
                 <w:sz w:val="21"/>
@@ -898,41 +969,35 @@
             </w:r>
             <w:r>
               <w:rPr>
-                <w:rFonts w:ascii="宋体" w:eastAsia="宋体" w:hAnsi="宋体" w:cs="宋体"/>
-                <w:b/>
-                <w:bCs/>
+                <w:rFonts w:ascii="Times New Roman" w:eastAsia="宋体" w:hAnsi="Times New Roman" w:cs="宋体"/>
                 <w:sz w:val="21"/>
               </w:rPr>
               <w:t xml:space="preserve">供应链建模与仿真、</w:t>
             </w:r>
             <w:r>
               <w:rPr>
-                <w:rFonts w:ascii="Times New Roman" w:hAnsi="Times New Roman" w:hint="default"/>
+                <w:rFonts w:eastAsia="宋体" w:ascii="Times New Roman" w:hAnsi="Times New Roman"/>
                 <w:sz w:val="21"/>
               </w:rPr>
               <w:t xml:space="preserve">ERP</w:t>
             </w:r>
             <w:r>
               <w:rPr>
-                <w:rFonts w:ascii="宋体" w:eastAsia="宋体" w:hAnsi="宋体" w:cs="宋体"/>
-                <w:b/>
-                <w:bCs/>
+                <w:rFonts w:ascii="Times New Roman" w:eastAsia="宋体" w:hAnsi="Times New Roman" w:cs="宋体"/>
                 <w:sz w:val="21"/>
               </w:rPr>
               <w:t xml:space="preserve">供应链管理综合实验、供应链资源规划、采购管理、物流管理、统计学、</w:t>
             </w:r>
             <w:r>
               <w:rPr>
-                <w:rFonts w:ascii="Times New Roman" w:hAnsi="Times New Roman" w:hint="default"/>
+                <w:rFonts w:eastAsia="宋体" w:ascii="Times New Roman" w:hAnsi="Times New Roman"/>
                 <w:sz w:val="21"/>
               </w:rPr>
               <w:t xml:space="preserve">Python</w:t>
             </w:r>
             <w:r>
               <w:rPr>
-                <w:rFonts w:ascii="宋体" w:eastAsia="宋体" w:hAnsi="宋体" w:cs="宋体"/>
-                <w:b/>
-                <w:bCs/>
+                <w:rFonts w:ascii="Times New Roman" w:eastAsia="宋体" w:hAnsi="Times New Roman" w:cs="宋体"/>
                 <w:sz w:val="21"/>
               </w:rPr>
               <w:t xml:space="preserve">程序设计、大数据管理与分析</w:t>
@@ -963,7 +1028,7 @@
           </w:tcPr>
           <w:p>
             <w:pPr>
-              <w:spacing w:line="240" w:lineRule="auto" w:before="0" w:after="0"/>
+              <w:spacing w:line="290" w:lineRule="atLeast" w:before="0" w:after="0"/>
               <w:rPr>
                 <w:sz w:val="21"/>
               </w:rPr>
@@ -993,14 +1058,14 @@
                 <w:ilvl w:val="0"/>
                 <w:numId w:val="2"/>
               </w:numPr>
-              <w:spacing w:line="240" w:lineRule="auto" w:before="0" w:after="0"/>
-              <w:rPr>
-                <w:sz w:val="21"/>
-              </w:rPr>
-            </w:pPr>
-            <w:r>
-              <w:rPr>
-                <w:rFonts w:ascii="宋体" w:eastAsia="宋体" w:hAnsi="宋体" w:cs="宋体"/>
+              <w:spacing w:line="290" w:lineRule="atLeast" w:before="0" w:after="0"/>
+              <w:rPr>
+                <w:sz w:val="21"/>
+              </w:rPr>
+            </w:pPr>
+            <w:r>
+              <w:rPr>
+                <w:rFonts w:ascii="Times New Roman" w:eastAsia="宋体" w:hAnsi="Times New Roman" w:cs="宋体"/>
                 <w:b/>
                 <w:bCs/>
                 <w:sz w:val="21"/>
@@ -1009,41 +1074,35 @@
             </w:r>
             <w:r>
               <w:rPr>
-                <w:rFonts w:ascii="宋体" w:eastAsia="宋体" w:hAnsi="宋体" w:cs="宋体"/>
-                <w:b/>
-                <w:bCs/>
+                <w:rFonts w:ascii="Times New Roman" w:eastAsia="宋体" w:hAnsi="Times New Roman" w:cs="宋体"/>
                 <w:sz w:val="21"/>
               </w:rPr>
               <w:t xml:space="preserve">山东大学</w:t>
             </w:r>
             <w:r>
               <w:rPr>
-                <w:rFonts w:ascii="Times New Roman" w:hAnsi="Times New Roman" w:hint="default"/>
+                <w:rFonts w:eastAsia="宋体" w:ascii="Times New Roman" w:hAnsi="Times New Roman"/>
                 <w:sz w:val="21"/>
               </w:rPr>
               <w:t xml:space="preserve">2024</w:t>
             </w:r>
             <w:r>
               <w:rPr>
-                <w:rFonts w:ascii="宋体" w:eastAsia="宋体" w:hAnsi="宋体" w:cs="宋体"/>
-                <w:b/>
-                <w:bCs/>
+                <w:rFonts w:ascii="Times New Roman" w:eastAsia="宋体" w:hAnsi="Times New Roman" w:cs="宋体"/>
                 <w:sz w:val="21"/>
               </w:rPr>
               <w:t xml:space="preserve">—</w:t>
             </w:r>
             <w:r>
               <w:rPr>
-                <w:rFonts w:ascii="Times New Roman" w:hAnsi="Times New Roman" w:hint="default"/>
+                <w:rFonts w:eastAsia="宋体" w:ascii="Times New Roman" w:hAnsi="Times New Roman"/>
                 <w:sz w:val="21"/>
               </w:rPr>
               <w:t xml:space="preserve">2025</w:t>
             </w:r>
             <w:r>
               <w:rPr>
-                <w:rFonts w:ascii="宋体" w:eastAsia="宋体" w:hAnsi="宋体" w:cs="宋体"/>
-                <w:b/>
-                <w:bCs/>
+                <w:rFonts w:ascii="Times New Roman" w:eastAsia="宋体" w:hAnsi="Times New Roman" w:cs="宋体"/>
                 <w:sz w:val="21"/>
               </w:rPr>
               <w:t xml:space="preserve">年暑期社会实践专项优秀等级</w:t>
@@ -1058,7 +1117,7 @@
           <w:vanish/>
           <w:sz w:val="21"/>
         </w:rPr>
-        <w:spacing w:line="240" w:lineRule="auto" w:before="0" w:after="0"/>
+        <w:spacing w:line="290" w:lineRule="atLeast" w:before="0" w:after="0"/>
       </w:pPr>
     </w:p>
     <w:p>
@@ -1067,7 +1126,7 @@
           <w:vanish/>
           <w:sz w:val="2"/>
         </w:rPr>
-        <w:spacing w:line="240" w:lineRule="auto" w:before="0" w:after="0"/>
+        <w:spacing w:line="290" w:lineRule="atLeast" w:before="0" w:after="0"/>
       </w:pPr>
     </w:p>
     <w:p>
@@ -1075,7 +1134,7 @@
         <w:rPr>
           <w:vanish/>
         </w:rPr>
-        <w:spacing w:line="240" w:lineRule="auto" w:before="0" w:after="0"/>
+        <w:spacing w:line="290" w:lineRule="atLeast" w:before="0" w:after="0"/>
       </w:pPr>
     </w:p>
     <w:p>
@@ -1084,7 +1143,7 @@
           <w:vanish/>
           <w:sz w:val="21"/>
         </w:rPr>
-        <w:spacing w:line="240" w:lineRule="auto" w:before="0" w:after="0"/>
+        <w:spacing w:line="290" w:lineRule="atLeast" w:before="0" w:after="0"/>
       </w:pPr>
     </w:p>
     <w:p>
@@ -1093,7 +1152,7 @@
           <w:vanish/>
           <w:sz w:val="21"/>
         </w:rPr>
-        <w:spacing w:line="240" w:lineRule="auto" w:before="0" w:after="0"/>
+        <w:spacing w:line="290" w:lineRule="atLeast" w:before="0" w:after="0"/>
       </w:pPr>
     </w:p>
     <w:p>
@@ -1102,7 +1161,7 @@
           <w:vanish/>
           <w:sz w:val="2"/>
         </w:rPr>
-        <w:spacing w:line="240" w:lineRule="auto" w:before="0" w:after="0"/>
+        <w:spacing w:line="290" w:lineRule="atLeast" w:before="0" w:after="0"/>
       </w:pPr>
     </w:p>
     <w:tbl>
@@ -1156,7 +1215,7 @@
           </w:tcPr>
           <w:p>
             <w:pPr>
-              <w:spacing w:line="240" w:lineRule="auto" w:before="0" w:after="0"/>
+              <w:spacing w:line="290" w:lineRule="atLeast" w:before="0" w:after="0"/>
               <w:rPr>
                 <w:rFonts w:ascii="Times New Roman" w:hAnsi="Times New Roman"/>
                 <w:b/>
@@ -1207,7 +1266,7 @@
           </w:tcPr>
           <w:p>
             <w:pPr>
-              <w:spacing w:line="240" w:lineRule="auto" w:before="0" w:after="0"/>
+              <w:spacing w:line="290" w:lineRule="atLeast" w:before="0" w:after="0"/>
               <w:rPr>
                 <w:rFonts w:ascii="Times New Roman" w:hAnsi="Times New Roman"/>
                 <w:sz w:val="21"/>
@@ -1235,7 +1294,7 @@
           </w:tcPr>
           <w:p>
             <w:pPr>
-              <w:spacing w:line="240" w:lineRule="auto" w:before="0" w:after="0"/>
+              <w:spacing w:line="290" w:lineRule="atLeast" w:before="0" w:after="0"/>
               <w:rPr>
                 <w:rFonts w:ascii="Times New Roman" w:hAnsi="Times New Roman"/>
                 <w:sz w:val="21"/>
@@ -1243,7 +1302,7 @@
             </w:pPr>
             <w:r>
               <w:rPr>
-                <w:rFonts w:ascii="宋体" w:eastAsia="宋体" w:hAnsi="宋体" w:cs="宋体"/>
+                <w:rFonts w:ascii="Times New Roman" w:eastAsia="宋体" w:hAnsi="Times New Roman" w:cs="宋体"/>
                 <w:b/>
                 <w:bCs/>
                 <w:sz w:val="21"/>
@@ -1266,7 +1325,7 @@
           </w:tcPr>
           <w:p>
             <w:pPr>
-              <w:spacing w:line="240" w:lineRule="auto" w:before="0" w:after="0"/>
+              <w:spacing w:line="290" w:lineRule="atLeast" w:before="0" w:after="0"/>
               <w:rPr>
                 <w:rFonts w:ascii="Times New Roman" w:eastAsia="等线" w:hAnsi="Times New Roman"/>
                 <w:b/>
@@ -1276,7 +1335,7 @@
             </w:pPr>
             <w:r>
               <w:rPr>
-                <w:rFonts w:ascii="宋体" w:eastAsia="宋体" w:hAnsi="宋体" w:cs="宋体"/>
+                <w:rFonts w:ascii="Times New Roman" w:eastAsia="宋体" w:hAnsi="Times New Roman" w:cs="宋体"/>
                 <w:b/>
                 <w:bCs/>
                 <w:sz w:val="21"/>
@@ -1298,7 +1357,7 @@
           </w:tcPr>
           <w:p>
             <w:pPr>
-              <w:spacing w:line="240" w:lineRule="auto" w:before="0" w:after="0"/>
+              <w:spacing w:line="290" w:lineRule="atLeast" w:before="0" w:after="0"/>
               <w:rPr>
                 <w:rFonts w:ascii="Times New Roman" w:eastAsia="等线" w:hAnsi="Times New Roman" w:hint="default"/>
                 <w:b/>
@@ -1308,7 +1367,7 @@
             </w:pPr>
             <w:r>
               <w:rPr>
-                <w:rFonts w:ascii="宋体" w:eastAsia="宋体" w:hAnsi="宋体" w:cs="宋体"/>
+                <w:rFonts w:ascii="Times New Roman" w:eastAsia="宋体" w:hAnsi="Times New Roman" w:cs="宋体"/>
                 <w:b/>
                 <w:bCs/>
                 <w:sz w:val="21"/>
@@ -1343,7 +1402,7 @@
           </w:tcPr>
           <w:p>
             <w:pPr>
-              <w:spacing w:line="240" w:lineRule="auto" w:before="0" w:after="0"/>
+              <w:spacing w:line="290" w:lineRule="atLeast" w:before="0" w:after="0"/>
               <w:rPr>
                 <w:rFonts w:ascii="Times New Roman" w:hAnsi="Times New Roman"/>
                 <w:sz w:val="21"/>
@@ -1375,7 +1434,7 @@
                 <w:ilvl w:val="0"/>
                 <w:numId w:val="9"/>
               </w:numPr>
-              <w:spacing w:line="240" w:lineRule="auto" w:before="0" w:after="0"/>
+              <w:spacing w:line="290" w:lineRule="atLeast" w:before="0" w:after="0"/>
               <w:rPr>
                 <w:rFonts w:ascii="Times New Roman" w:eastAsia="宋体" w:hAnsi="Times New Roman" w:cs="宋体" w:hint="default"/>
                 <w:sz w:val="21"/>
@@ -1383,73 +1442,63 @@
             </w:pPr>
             <w:r>
               <w:rPr>
-                <w:rFonts w:ascii="宋体" w:eastAsia="宋体" w:hAnsi="宋体" w:cs="宋体"/>
-                <w:b/>
-                <w:bCs/>
+                <w:rFonts w:ascii="Times New Roman" w:eastAsia="宋体" w:hAnsi="Times New Roman" w:cs="宋体"/>
                 <w:sz w:val="21"/>
               </w:rPr>
               <w:t xml:space="preserve">针对自提点布局零散、需求波动大的痛点，基于</w:t>
             </w:r>
             <w:r>
               <w:rPr>
-                <w:rFonts w:ascii="Times New Roman" w:hAnsi="Times New Roman" w:hint="default"/>
+                <w:rFonts w:eastAsia="宋体" w:ascii="Times New Roman" w:hAnsi="Times New Roman"/>
                 <w:sz w:val="21"/>
               </w:rPr>
               <w:t xml:space="preserve">15</w:t>
             </w:r>
             <w:r>
               <w:rPr>
-                <w:rFonts w:ascii="宋体" w:eastAsia="宋体" w:hAnsi="宋体" w:cs="宋体"/>
-                <w:b/>
-                <w:bCs/>
+                <w:rFonts w:ascii="Times New Roman" w:eastAsia="宋体" w:hAnsi="Times New Roman" w:cs="宋体"/>
                 <w:sz w:val="21"/>
               </w:rPr>
               <w:t xml:space="preserve">个候选点、日均</w:t>
             </w:r>
             <w:r>
               <w:rPr>
-                <w:rFonts w:ascii="Times New Roman" w:hAnsi="Times New Roman" w:hint="default"/>
+                <w:rFonts w:eastAsia="宋体" w:ascii="Times New Roman" w:hAnsi="Times New Roman"/>
                 <w:sz w:val="21"/>
               </w:rPr>
               <w:t xml:space="preserve">345</w:t>
             </w:r>
             <w:r>
               <w:rPr>
-                <w:rFonts w:ascii="宋体" w:eastAsia="宋体" w:hAnsi="宋体" w:cs="宋体"/>
-                <w:b/>
-                <w:bCs/>
+                <w:rFonts w:ascii="Times New Roman" w:eastAsia="宋体" w:hAnsi="Times New Roman" w:cs="宋体"/>
                 <w:sz w:val="21"/>
               </w:rPr>
               <w:t xml:space="preserve">单真实数据，构建选址</w:t>
             </w:r>
             <w:r>
               <w:rPr>
-                <w:rFonts w:ascii="Times New Roman" w:hAnsi="Times New Roman" w:hint="default"/>
+                <w:rFonts w:eastAsia="宋体" w:ascii="Times New Roman" w:hAnsi="Times New Roman"/>
                 <w:sz w:val="21"/>
               </w:rPr>
               <w:t xml:space="preserve">-</w:t>
             </w:r>
             <w:r>
               <w:rPr>
-                <w:rFonts w:ascii="宋体" w:eastAsia="宋体" w:hAnsi="宋体" w:cs="宋体"/>
-                <w:b/>
-                <w:bCs/>
+                <w:rFonts w:ascii="Times New Roman" w:eastAsia="宋体" w:hAnsi="Times New Roman" w:cs="宋体"/>
                 <w:sz w:val="21"/>
               </w:rPr>
               <w:t xml:space="preserve">路径双层优化模型并用</w:t>
             </w:r>
             <w:r>
               <w:rPr>
-                <w:rFonts w:ascii="Times New Roman" w:hAnsi="Times New Roman" w:hint="default"/>
+                <w:rFonts w:eastAsia="宋体" w:ascii="Times New Roman" w:hAnsi="Times New Roman"/>
                 <w:sz w:val="21"/>
               </w:rPr>
               <w:t xml:space="preserve">Python</w:t>
             </w:r>
             <w:r>
               <w:rPr>
-                <w:rFonts w:ascii="宋体" w:eastAsia="宋体" w:hAnsi="宋体" w:cs="宋体"/>
-                <w:b/>
-                <w:bCs/>
+                <w:rFonts w:ascii="Times New Roman" w:eastAsia="宋体" w:hAnsi="Times New Roman" w:cs="宋体"/>
                 <w:sz w:val="21"/>
               </w:rPr>
               <w:t xml:space="preserve">求解</w:t>
@@ -1461,7 +1510,7 @@
                 <w:ilvl w:val="0"/>
                 <w:numId w:val="9"/>
               </w:numPr>
-              <w:spacing w:line="240" w:lineRule="auto" w:before="0" w:after="0"/>
+              <w:spacing w:line="290" w:lineRule="atLeast" w:before="0" w:after="0"/>
               <w:rPr>
                 <w:rFonts w:ascii="Times New Roman" w:eastAsia="宋体" w:hAnsi="Times New Roman" w:cs="宋体" w:hint="default"/>
                 <w:sz w:val="21"/>
@@ -1469,137 +1518,119 @@
             </w:pPr>
             <w:r>
               <w:rPr>
-                <w:rFonts w:ascii="宋体" w:eastAsia="宋体" w:hAnsi="宋体" w:cs="宋体"/>
-                <w:b/>
-                <w:bCs/>
+                <w:rFonts w:ascii="Times New Roman" w:eastAsia="宋体" w:hAnsi="Times New Roman" w:cs="宋体"/>
                 <w:sz w:val="21"/>
               </w:rPr>
               <w:t xml:space="preserve">输出“</w:t>
             </w:r>
             <w:r>
               <w:rPr>
-                <w:rFonts w:ascii="Times New Roman" w:hAnsi="Times New Roman" w:hint="default"/>
+                <w:rFonts w:eastAsia="宋体" w:ascii="Times New Roman" w:hAnsi="Times New Roman"/>
                 <w:sz w:val="21"/>
               </w:rPr>
               <w:t xml:space="preserve">2</w:t>
             </w:r>
             <w:r>
               <w:rPr>
-                <w:rFonts w:ascii="宋体" w:eastAsia="宋体" w:hAnsi="宋体" w:cs="宋体"/>
-                <w:b/>
-                <w:bCs/>
+                <w:rFonts w:ascii="Times New Roman" w:eastAsia="宋体" w:hAnsi="Times New Roman" w:cs="宋体"/>
                 <w:sz w:val="21"/>
               </w:rPr>
               <w:t xml:space="preserve">核心点</w:t>
             </w:r>
             <w:r>
               <w:rPr>
-                <w:rFonts w:ascii="Times New Roman" w:hAnsi="Times New Roman" w:hint="default"/>
+                <w:rFonts w:eastAsia="宋体" w:ascii="Times New Roman" w:hAnsi="Times New Roman"/>
                 <w:sz w:val="21"/>
               </w:rPr>
               <w:t xml:space="preserve">+4</w:t>
             </w:r>
             <w:r>
               <w:rPr>
-                <w:rFonts w:ascii="宋体" w:eastAsia="宋体" w:hAnsi="宋体" w:cs="宋体"/>
-                <w:b/>
-                <w:bCs/>
+                <w:rFonts w:ascii="Times New Roman" w:eastAsia="宋体" w:hAnsi="Times New Roman" w:cs="宋体"/>
                 <w:sz w:val="21"/>
               </w:rPr>
               <w:t xml:space="preserve">动态临时点”弹性布局方案：总成本降低</w:t>
             </w:r>
             <w:r>
               <w:rPr>
-                <w:rFonts w:ascii="Times New Roman" w:hAnsi="Times New Roman" w:hint="default"/>
+                <w:rFonts w:eastAsia="宋体" w:ascii="Times New Roman" w:hAnsi="Times New Roman"/>
                 <w:sz w:val="21"/>
               </w:rPr>
               <w:t xml:space="preserve">18.7%</w:t>
             </w:r>
             <w:r>
               <w:rPr>
-                <w:rFonts w:ascii="宋体" w:eastAsia="宋体" w:hAnsi="宋体" w:cs="宋体"/>
-                <w:b/>
-                <w:bCs/>
+                <w:rFonts w:ascii="Times New Roman" w:eastAsia="宋体" w:hAnsi="Times New Roman" w:cs="宋体"/>
                 <w:sz w:val="21"/>
               </w:rPr>
               <w:t xml:space="preserve">、老年覆盖率</w:t>
             </w:r>
             <w:r>
               <w:rPr>
-                <w:rFonts w:ascii="Times New Roman" w:hAnsi="Times New Roman" w:hint="default"/>
+                <w:rFonts w:eastAsia="宋体" w:ascii="Times New Roman" w:hAnsi="Times New Roman"/>
                 <w:sz w:val="21"/>
               </w:rPr>
               <w:t xml:space="preserve">53.4%</w:t>
             </w:r>
             <w:r>
               <w:rPr>
-                <w:rFonts w:ascii="宋体" w:eastAsia="宋体" w:hAnsi="宋体" w:cs="宋体"/>
-                <w:b/>
-                <w:bCs/>
+                <w:rFonts w:ascii="Times New Roman" w:eastAsia="宋体" w:hAnsi="Times New Roman" w:cs="宋体"/>
                 <w:sz w:val="21"/>
               </w:rPr>
               <w:t xml:space="preserve">→</w:t>
             </w:r>
             <w:r>
               <w:rPr>
-                <w:rFonts w:ascii="Times New Roman" w:hAnsi="Times New Roman" w:hint="default"/>
+                <w:rFonts w:eastAsia="宋体" w:ascii="Times New Roman" w:hAnsi="Times New Roman"/>
                 <w:sz w:val="21"/>
               </w:rPr>
               <w:t xml:space="preserve">87.3%</w:t>
             </w:r>
             <w:r>
               <w:rPr>
-                <w:rFonts w:ascii="宋体" w:eastAsia="宋体" w:hAnsi="宋体" w:cs="宋体"/>
-                <w:b/>
-                <w:bCs/>
+                <w:rFonts w:ascii="Times New Roman" w:eastAsia="宋体" w:hAnsi="Times New Roman" w:cs="宋体"/>
                 <w:sz w:val="21"/>
               </w:rPr>
               <w:t xml:space="preserve">、配送时长缩短</w:t>
             </w:r>
             <w:r>
               <w:rPr>
-                <w:rFonts w:ascii="Times New Roman" w:hAnsi="Times New Roman" w:hint="default"/>
+                <w:rFonts w:eastAsia="宋体" w:ascii="Times New Roman" w:hAnsi="Times New Roman"/>
                 <w:sz w:val="21"/>
               </w:rPr>
               <w:t xml:space="preserve">22.3%</w:t>
             </w:r>
             <w:r>
               <w:rPr>
-                <w:rFonts w:ascii="宋体" w:eastAsia="宋体" w:hAnsi="宋体" w:cs="宋体"/>
-                <w:b/>
-                <w:bCs/>
+                <w:rFonts w:ascii="Times New Roman" w:eastAsia="宋体" w:hAnsi="Times New Roman" w:cs="宋体"/>
                 <w:sz w:val="21"/>
               </w:rPr>
               <w:t xml:space="preserve">，可响应周末</w:t>
             </w:r>
             <w:r>
               <w:rPr>
-                <w:rFonts w:ascii="Times New Roman" w:hAnsi="Times New Roman" w:hint="default"/>
+                <w:rFonts w:eastAsia="宋体" w:ascii="Times New Roman" w:hAnsi="Times New Roman"/>
                 <w:sz w:val="21"/>
               </w:rPr>
               <w:t xml:space="preserve">29.9%</w:t>
             </w:r>
             <w:r>
               <w:rPr>
-                <w:rFonts w:ascii="宋体" w:eastAsia="宋体" w:hAnsi="宋体" w:cs="宋体"/>
-                <w:b/>
-                <w:bCs/>
+                <w:rFonts w:ascii="Times New Roman" w:eastAsia="宋体" w:hAnsi="Times New Roman" w:cs="宋体"/>
                 <w:sz w:val="21"/>
               </w:rPr>
               <w:t xml:space="preserve">、促销日</w:t>
             </w:r>
             <w:r>
               <w:rPr>
-                <w:rFonts w:ascii="Times New Roman" w:hAnsi="Times New Roman" w:hint="default"/>
+                <w:rFonts w:eastAsia="宋体" w:ascii="Times New Roman" w:hAnsi="Times New Roman"/>
                 <w:sz w:val="21"/>
               </w:rPr>
               <w:t xml:space="preserve">50.7%</w:t>
             </w:r>
             <w:r>
               <w:rPr>
-                <w:rFonts w:ascii="宋体" w:eastAsia="宋体" w:hAnsi="宋体" w:cs="宋体"/>
-                <w:b/>
-                <w:bCs/>
+                <w:rFonts w:ascii="Times New Roman" w:eastAsia="宋体" w:hAnsi="Times New Roman" w:cs="宋体"/>
                 <w:sz w:val="21"/>
               </w:rPr>
               <w:t xml:space="preserve">需求波动，验证计划端供需平衡方法论</w:t>
@@ -1632,7 +1663,7 @@
           </w:tcPr>
           <w:p>
             <w:pPr>
-              <w:spacing w:line="240" w:lineRule="auto" w:before="0" w:after="0"/>
+              <w:spacing w:line="290" w:lineRule="atLeast" w:before="0" w:after="0"/>
               <w:rPr>
                 <w:rFonts w:ascii="Times New Roman" w:hAnsi="Times New Roman"/>
                 <w:sz w:val="21"/>
@@ -1660,7 +1691,7 @@
           </w:tcPr>
           <w:p>
             <w:pPr>
-              <w:spacing w:line="240" w:lineRule="auto" w:before="0" w:after="0"/>
+              <w:spacing w:line="290" w:lineRule="atLeast" w:before="0" w:after="0"/>
               <w:rPr>
                 <w:rFonts w:ascii="Times New Roman" w:hAnsi="Times New Roman"/>
                 <w:sz w:val="21"/>
@@ -1668,7 +1699,7 @@
             </w:pPr>
             <w:r>
               <w:rPr>
-                <w:rFonts w:ascii="宋体" w:eastAsia="宋体" w:hAnsi="宋体" w:cs="宋体"/>
+                <w:rFonts w:ascii="Times New Roman" w:eastAsia="宋体" w:hAnsi="Times New Roman" w:cs="宋体"/>
                 <w:b/>
                 <w:bCs/>
                 <w:sz w:val="21"/>
@@ -1677,7 +1708,7 @@
             </w:r>
             <w:r>
               <w:rPr>
-                <w:rFonts w:ascii="宋体" w:eastAsia="宋体" w:hAnsi="宋体" w:cs="宋体"/>
+                <w:rFonts w:ascii="Times New Roman" w:eastAsia="宋体" w:hAnsi="Times New Roman" w:cs="宋体"/>
                 <w:b/>
                 <w:bCs/>
                 <w:sz w:val="21"/>
@@ -1700,7 +1731,7 @@
           </w:tcPr>
           <w:p>
             <w:pPr>
-              <w:spacing w:line="240" w:lineRule="auto" w:before="0" w:after="0"/>
+              <w:spacing w:line="290" w:lineRule="atLeast" w:before="0" w:after="0"/>
               <w:rPr>
                 <w:rFonts w:ascii="Times New Roman" w:eastAsia="等线" w:hAnsi="Times New Roman"/>
                 <w:b/>
@@ -1710,7 +1741,7 @@
             </w:pPr>
             <w:r>
               <w:rPr>
-                <w:rFonts w:ascii="宋体" w:eastAsia="宋体" w:hAnsi="宋体" w:cs="宋体"/>
+                <w:rFonts w:ascii="Times New Roman" w:eastAsia="宋体" w:hAnsi="Times New Roman" w:cs="宋体"/>
                 <w:b/>
                 <w:bCs/>
                 <w:sz w:val="21"/>
@@ -1732,7 +1763,7 @@
           </w:tcPr>
           <w:p>
             <w:pPr>
-              <w:spacing w:line="240" w:lineRule="auto" w:before="0" w:after="0"/>
+              <w:spacing w:line="290" w:lineRule="atLeast" w:before="0" w:after="0"/>
               <w:rPr>
                 <w:rFonts w:ascii="Times New Roman" w:eastAsia="等线" w:hAnsi="Times New Roman" w:hint="default"/>
                 <w:b/>
@@ -1742,7 +1773,7 @@
             </w:pPr>
             <w:r>
               <w:rPr>
-                <w:rFonts w:ascii="宋体" w:eastAsia="宋体" w:hAnsi="宋体" w:cs="宋体"/>
+                <w:rFonts w:ascii="Times New Roman" w:eastAsia="宋体" w:hAnsi="Times New Roman" w:cs="宋体"/>
                 <w:b/>
                 <w:bCs/>
                 <w:sz w:val="21"/>
@@ -1777,7 +1808,7 @@
           </w:tcPr>
           <w:p>
             <w:pPr>
-              <w:spacing w:line="240" w:lineRule="auto" w:before="0" w:after="0"/>
+              <w:spacing w:line="290" w:lineRule="atLeast" w:before="0" w:after="0"/>
               <w:rPr>
                 <w:rFonts w:ascii="Times New Roman" w:hAnsi="Times New Roman"/>
                 <w:sz w:val="21"/>
@@ -1809,7 +1840,7 @@
                 <w:ilvl w:val="0"/>
                 <w:numId w:val="9"/>
               </w:numPr>
-              <w:spacing w:line="240" w:lineRule="auto" w:before="0" w:after="0"/>
+              <w:spacing w:line="290" w:lineRule="atLeast" w:before="0" w:after="0"/>
               <w:rPr>
                 <w:rFonts w:ascii="Times New Roman" w:eastAsia="宋体" w:hAnsi="Times New Roman" w:cs="宋体" w:hint="default"/>
                 <w:sz w:val="21"/>
@@ -1817,9 +1848,7 @@
             </w:pPr>
             <w:r>
               <w:rPr>
-                <w:rFonts w:ascii="宋体" w:eastAsia="宋体" w:hAnsi="宋体" w:cs="宋体"/>
-                <w:b/>
-                <w:bCs/>
+                <w:rFonts w:ascii="Times New Roman" w:eastAsia="宋体" w:hAnsi="Times New Roman" w:cs="宋体"/>
                 <w:sz w:val="21"/>
               </w:rPr>
               <w:t xml:space="preserve">以账套主管角色独立完成采购订单→到货入库→销售订单→发货出库→库存调拨→盘点→存货核算→收付款凭证全流程实操</w:t>
@@ -1831,7 +1860,7 @@
                 <w:ilvl w:val="0"/>
                 <w:numId w:val="9"/>
               </w:numPr>
-              <w:spacing w:line="240" w:lineRule="auto" w:before="0" w:after="0"/>
+              <w:spacing w:line="290" w:lineRule="atLeast" w:before="0" w:after="0"/>
               <w:rPr>
                 <w:rFonts w:ascii="Times New Roman" w:eastAsia="宋体" w:hAnsi="Times New Roman" w:cs="宋体" w:hint="default"/>
                 <w:sz w:val="21"/>
@@ -1839,25 +1868,21 @@
             </w:pPr>
             <w:r>
               <w:rPr>
-                <w:rFonts w:ascii="宋体" w:eastAsia="宋体" w:hAnsi="宋体" w:cs="宋体"/>
-                <w:b/>
-                <w:bCs/>
+                <w:rFonts w:ascii="Times New Roman" w:eastAsia="宋体" w:hAnsi="Times New Roman" w:cs="宋体"/>
                 <w:sz w:val="21"/>
               </w:rPr>
               <w:t xml:space="preserve">梳理采购、销售、库存模块间的数据流转与单据联动逻辑，理解采购到付款的完整业务链路与计划</w:t>
             </w:r>
             <w:r>
               <w:rPr>
-                <w:rFonts w:ascii="Times New Roman" w:hAnsi="Times New Roman" w:hint="default"/>
+                <w:rFonts w:eastAsia="宋体" w:ascii="Times New Roman" w:hAnsi="Times New Roman"/>
                 <w:sz w:val="21"/>
               </w:rPr>
               <w:t xml:space="preserve">-</w:t>
             </w:r>
             <w:r>
               <w:rPr>
-                <w:rFonts w:ascii="宋体" w:eastAsia="宋体" w:hAnsi="宋体" w:cs="宋体"/>
-                <w:b/>
-                <w:bCs/>
+                <w:rFonts w:ascii="Times New Roman" w:eastAsia="宋体" w:hAnsi="Times New Roman" w:cs="宋体"/>
                 <w:sz w:val="21"/>
               </w:rPr>
               <w:t xml:space="preserve">库存联动</w:t>
@@ -1890,7 +1915,7 @@
           </w:tcPr>
           <w:p>
             <w:pPr>
-              <w:spacing w:line="240" w:lineRule="auto" w:before="0" w:after="0"/>
+              <w:spacing w:line="290" w:lineRule="atLeast" w:before="0" w:after="0"/>
               <w:rPr>
                 <w:rFonts w:ascii="Times New Roman" w:hAnsi="Times New Roman"/>
                 <w:sz w:val="21"/>
@@ -1918,7 +1943,7 @@
           </w:tcPr>
           <w:p>
             <w:pPr>
-              <w:spacing w:line="240" w:lineRule="auto" w:before="0" w:after="0"/>
+              <w:spacing w:line="290" w:lineRule="atLeast" w:before="0" w:after="0"/>
               <w:rPr>
                 <w:rFonts w:ascii="Times New Roman" w:hAnsi="Times New Roman"/>
                 <w:sz w:val="21"/>
@@ -1926,7 +1951,7 @@
             </w:pPr>
             <w:r>
               <w:rPr>
-                <w:rFonts w:ascii="宋体" w:eastAsia="宋体" w:hAnsi="宋体" w:cs="宋体"/>
+                <w:rFonts w:ascii="Times New Roman" w:eastAsia="宋体" w:hAnsi="Times New Roman" w:cs="宋体"/>
                 <w:b/>
                 <w:bCs/>
                 <w:sz w:val="21"/>
@@ -1949,7 +1974,7 @@
           </w:tcPr>
           <w:p>
             <w:pPr>
-              <w:spacing w:line="240" w:lineRule="auto" w:before="0" w:after="0"/>
+              <w:spacing w:line="290" w:lineRule="atLeast" w:before="0" w:after="0"/>
               <w:rPr>
                 <w:rFonts w:ascii="Times New Roman" w:eastAsia="等线" w:hAnsi="Times New Roman"/>
                 <w:b/>
@@ -1959,7 +1984,7 @@
             </w:pPr>
             <w:r>
               <w:rPr>
-                <w:rFonts w:ascii="宋体" w:eastAsia="宋体" w:hAnsi="宋体" w:cs="宋体"/>
+                <w:rFonts w:ascii="Times New Roman" w:eastAsia="宋体" w:hAnsi="Times New Roman" w:cs="宋体"/>
                 <w:b/>
                 <w:bCs/>
                 <w:sz w:val="21"/>
@@ -1981,7 +2006,7 @@
           </w:tcPr>
           <w:p>
             <w:pPr>
-              <w:spacing w:line="240" w:lineRule="auto" w:before="0" w:after="0"/>
+              <w:spacing w:line="290" w:lineRule="atLeast" w:before="0" w:after="0"/>
               <w:rPr>
                 <w:rFonts w:ascii="Times New Roman" w:eastAsia="等线" w:hAnsi="Times New Roman" w:hint="default"/>
                 <w:b/>
@@ -1991,7 +2016,7 @@
             </w:pPr>
             <w:r>
               <w:rPr>
-                <w:rFonts w:ascii="宋体" w:eastAsia="宋体" w:hAnsi="宋体" w:cs="宋体"/>
+                <w:rFonts w:ascii="Times New Roman" w:eastAsia="宋体" w:hAnsi="Times New Roman" w:cs="宋体"/>
                 <w:b/>
                 <w:bCs/>
                 <w:sz w:val="21"/>
@@ -2026,7 +2051,7 @@
           </w:tcPr>
           <w:p>
             <w:pPr>
-              <w:spacing w:line="240" w:lineRule="auto" w:before="0" w:after="0"/>
+              <w:spacing w:line="290" w:lineRule="atLeast" w:before="0" w:after="0"/>
               <w:rPr>
                 <w:rFonts w:ascii="Times New Roman" w:hAnsi="Times New Roman"/>
                 <w:sz w:val="21"/>
@@ -2058,7 +2083,7 @@
                 <w:ilvl w:val="0"/>
                 <w:numId w:val="9"/>
               </w:numPr>
-              <w:spacing w:line="240" w:lineRule="auto" w:before="0" w:after="0"/>
+              <w:spacing w:line="290" w:lineRule="atLeast" w:before="0" w:after="0"/>
               <w:rPr>
                 <w:rFonts w:ascii="Times New Roman" w:eastAsia="宋体" w:hAnsi="Times New Roman" w:cs="宋体" w:hint="default"/>
                 <w:sz w:val="21"/>
@@ -2066,41 +2091,35 @@
             </w:pPr>
             <w:r>
               <w:rPr>
-                <w:rFonts w:ascii="宋体" w:eastAsia="宋体" w:hAnsi="宋体" w:cs="宋体"/>
-                <w:b/>
-                <w:bCs/>
+                <w:rFonts w:ascii="Times New Roman" w:eastAsia="宋体" w:hAnsi="Times New Roman" w:cs="宋体"/>
                 <w:sz w:val="21"/>
               </w:rPr>
               <w:t xml:space="preserve">基于</w:t>
             </w:r>
             <w:r>
               <w:rPr>
-                <w:rFonts w:ascii="Times New Roman" w:hAnsi="Times New Roman" w:hint="default"/>
+                <w:rFonts w:eastAsia="宋体" w:ascii="Times New Roman" w:hAnsi="Times New Roman"/>
                 <w:sz w:val="21"/>
               </w:rPr>
               <w:t xml:space="preserve">45211</w:t>
             </w:r>
             <w:r>
               <w:rPr>
-                <w:rFonts w:ascii="宋体" w:eastAsia="宋体" w:hAnsi="宋体" w:cs="宋体"/>
-                <w:b/>
-                <w:bCs/>
+                <w:rFonts w:ascii="Times New Roman" w:eastAsia="宋体" w:hAnsi="Times New Roman" w:cs="宋体"/>
                 <w:sz w:val="21"/>
               </w:rPr>
               <w:t xml:space="preserve">条真实营销数据，用</w:t>
             </w:r>
             <w:r>
               <w:rPr>
-                <w:rFonts w:ascii="Times New Roman" w:hAnsi="Times New Roman" w:hint="default"/>
+                <w:rFonts w:eastAsia="宋体" w:ascii="Times New Roman" w:hAnsi="Times New Roman"/>
                 <w:sz w:val="21"/>
               </w:rPr>
               <w:t xml:space="preserve">R</w:t>
             </w:r>
             <w:r>
               <w:rPr>
-                <w:rFonts w:ascii="宋体" w:eastAsia="宋体" w:hAnsi="宋体" w:cs="宋体"/>
-                <w:b/>
-                <w:bCs/>
+                <w:rFonts w:ascii="Times New Roman" w:eastAsia="宋体" w:hAnsi="Times New Roman" w:cs="宋体"/>
                 <w:sz w:val="21"/>
               </w:rPr>
               <w:t xml:space="preserve">完成数据清洗与多维度分层统计，绘制帕累托图、相关性热力图、转化瀑布图，识别关键影响变量，为资源分配提供数据支撑</w:t>
@@ -2133,7 +2152,7 @@
           </w:tcPr>
           <w:p>
             <w:pPr>
-              <w:spacing w:line="240" w:lineRule="auto" w:before="0" w:after="0"/>
+              <w:spacing w:line="290" w:lineRule="atLeast" w:before="0" w:after="0"/>
               <w:rPr>
                 <w:rFonts w:ascii="Times New Roman" w:hAnsi="Times New Roman"/>
                 <w:sz w:val="21"/>
@@ -2161,7 +2180,7 @@
           </w:tcPr>
           <w:p>
             <w:pPr>
-              <w:spacing w:line="240" w:lineRule="auto" w:before="0" w:after="0"/>
+              <w:spacing w:line="290" w:lineRule="atLeast" w:before="0" w:after="0"/>
               <w:rPr>
                 <w:rFonts w:ascii="Times New Roman" w:hAnsi="Times New Roman"/>
                 <w:sz w:val="21"/>
@@ -2169,7 +2188,7 @@
             </w:pPr>
             <w:r>
               <w:rPr>
-                <w:rFonts w:ascii="宋体" w:eastAsia="宋体" w:hAnsi="宋体" w:cs="宋体"/>
+                <w:rFonts w:ascii="Times New Roman" w:eastAsia="宋体" w:hAnsi="Times New Roman" w:cs="宋体"/>
                 <w:b/>
                 <w:bCs/>
                 <w:sz w:val="21"/>
@@ -2192,7 +2211,7 @@
           </w:tcPr>
           <w:p>
             <w:pPr>
-              <w:spacing w:line="240" w:lineRule="auto" w:before="0" w:after="0"/>
+              <w:spacing w:line="290" w:lineRule="atLeast" w:before="0" w:after="0"/>
               <w:rPr>
                 <w:rFonts w:ascii="Times New Roman" w:eastAsia="等线" w:hAnsi="Times New Roman"/>
                 <w:b/>
@@ -2202,7 +2221,7 @@
             </w:pPr>
             <w:r>
               <w:rPr>
-                <w:rFonts w:ascii="宋体" w:eastAsia="宋体" w:hAnsi="宋体" w:cs="宋体"/>
+                <w:rFonts w:ascii="Times New Roman" w:eastAsia="宋体" w:hAnsi="Times New Roman" w:cs="宋体"/>
                 <w:b/>
                 <w:bCs/>
                 <w:sz w:val="21"/>
@@ -2224,7 +2243,7 @@
           </w:tcPr>
           <w:p>
             <w:pPr>
-              <w:spacing w:line="240" w:lineRule="auto" w:before="0" w:after="0"/>
+              <w:spacing w:line="290" w:lineRule="atLeast" w:before="0" w:after="0"/>
               <w:rPr>
                 <w:rFonts w:ascii="Times New Roman" w:eastAsia="等线" w:hAnsi="Times New Roman" w:hint="default"/>
                 <w:b/>
@@ -2234,7 +2253,7 @@
             </w:pPr>
             <w:r>
               <w:rPr>
-                <w:rFonts w:ascii="宋体" w:eastAsia="宋体" w:hAnsi="宋体" w:cs="宋体"/>
+                <w:rFonts w:ascii="Times New Roman" w:eastAsia="宋体" w:hAnsi="Times New Roman" w:cs="宋体"/>
                 <w:b/>
                 <w:bCs/>
                 <w:sz w:val="21"/>
@@ -2269,7 +2288,7 @@
           </w:tcPr>
           <w:p>
             <w:pPr>
-              <w:spacing w:line="240" w:lineRule="auto" w:before="0" w:after="0"/>
+              <w:spacing w:line="290" w:lineRule="atLeast" w:before="0" w:after="0"/>
               <w:rPr>
                 <w:rFonts w:ascii="Times New Roman" w:hAnsi="Times New Roman"/>
                 <w:sz w:val="21"/>
@@ -2301,7 +2320,7 @@
                 <w:ilvl w:val="0"/>
                 <w:numId w:val="9"/>
               </w:numPr>
-              <w:spacing w:line="240" w:lineRule="auto" w:before="0" w:after="0"/>
+              <w:spacing w:line="290" w:lineRule="atLeast" w:before="0" w:after="0"/>
               <w:rPr>
                 <w:rFonts w:ascii="Times New Roman" w:eastAsia="宋体" w:hAnsi="Times New Roman" w:cs="宋体" w:hint="default"/>
                 <w:sz w:val="21"/>
@@ -2309,570 +2328,52 @@
             </w:pPr>
             <w:r>
               <w:rPr>
-                <w:rFonts w:ascii="宋体" w:eastAsia="宋体" w:hAnsi="宋体" w:cs="宋体"/>
-                <w:b/>
-                <w:bCs/>
+                <w:rFonts w:ascii="Times New Roman" w:eastAsia="宋体" w:hAnsi="Times New Roman" w:cs="宋体"/>
                 <w:sz w:val="21"/>
               </w:rPr>
               <w:t xml:space="preserve">设计</w:t>
             </w:r>
             <w:r>
               <w:rPr>
-                <w:rFonts w:ascii="Times New Roman" w:hAnsi="Times New Roman" w:hint="default"/>
+                <w:rFonts w:eastAsia="宋体" w:ascii="Times New Roman" w:hAnsi="Times New Roman"/>
                 <w:sz w:val="21"/>
               </w:rPr>
               <w:t xml:space="preserve">7</w:t>
             </w:r>
             <w:r>
               <w:rPr>
-                <w:rFonts w:ascii="宋体" w:eastAsia="宋体" w:hAnsi="宋体" w:cs="宋体"/>
-                <w:b/>
-                <w:bCs/>
+                <w:rFonts w:ascii="Times New Roman" w:eastAsia="宋体" w:hAnsi="Times New Roman" w:cs="宋体"/>
                 <w:sz w:val="21"/>
               </w:rPr>
               <w:t xml:space="preserve">点李克特量表问卷回收</w:t>
             </w:r>
             <w:r>
               <w:rPr>
-                <w:rFonts w:ascii="Times New Roman" w:hAnsi="Times New Roman" w:hint="default"/>
+                <w:rFonts w:eastAsia="宋体" w:ascii="Times New Roman" w:hAnsi="Times New Roman"/>
                 <w:sz w:val="21"/>
               </w:rPr>
               <w:t xml:space="preserve">328</w:t>
             </w:r>
             <w:r>
               <w:rPr>
-                <w:rFonts w:ascii="宋体" w:eastAsia="宋体" w:hAnsi="宋体" w:cs="宋体"/>
-                <w:b/>
-                <w:bCs/>
+                <w:rFonts w:ascii="Times New Roman" w:eastAsia="宋体" w:hAnsi="Times New Roman" w:cs="宋体"/>
                 <w:sz w:val="21"/>
               </w:rPr>
               <w:t xml:space="preserve">份有效样本，用</w:t>
             </w:r>
             <w:r>
               <w:rPr>
-                <w:rFonts w:ascii="Times New Roman" w:hAnsi="Times New Roman" w:hint="default"/>
+                <w:rFonts w:eastAsia="宋体" w:ascii="Times New Roman" w:hAnsi="Times New Roman"/>
                 <w:sz w:val="21"/>
               </w:rPr>
               <w:t xml:space="preserve">SPSS/Python</w:t>
             </w:r>
             <w:r>
               <w:rPr>
-                <w:rFonts w:ascii="宋体" w:eastAsia="宋体" w:hAnsi="宋体" w:cs="宋体"/>
-                <w:b/>
-                <w:bCs/>
+                <w:rFonts w:ascii="Times New Roman" w:eastAsia="宋体" w:hAnsi="Times New Roman" w:cs="宋体"/>
                 <w:sz w:val="21"/>
               </w:rPr>
               <w:t xml:space="preserve">完成统计分析，验证交互性、个性化、自主性对用户感知价值的显著影响，输出结论与优化建议</w:t>
-            </w:r>
-          </w:p>
-        </w:tc>
-      </w:tr>
-      <w:tr>
-        <w:trPr>
-          <w:gridAfter w:val="2"/>
-          <w:wAfter w:w="880" w:type="dxa"/>
-          <w:jc w:val="center"/>
-        </w:trPr>
-        <w:tc>
-          <w:tcPr>
-            <w:tcW w:w="695" w:type="dxa"/>
-            <w:tcBorders>
-              <w:top w:val="nil"/>
-              <w:left w:val="nil"/>
-              <w:bottom w:val="nil"/>
-              <w:right w:val="nil"/>
-            </w:tcBorders>
-            <w:tcMar>
-              <w:top w:w="0" w:type="dxa"/>
-              <w:left w:w="113" w:type="dxa"/>
-              <w:bottom w:w="0" w:type="dxa"/>
-              <w:right w:w="85" w:type="dxa"/>
-            </w:tcMar>
-            <w:vAlign w:val="center"/>
-          </w:tcPr>
-          <w:p>
-            <w:pPr>
-              <w:spacing w:line="240" w:lineRule="auto" w:before="0" w:after="0"/>
-              <w:rPr>
-                <w:rFonts w:ascii="Times New Roman" w:hAnsi="Times New Roman"/>
-                <w:sz w:val="21"/>
-              </w:rPr>
-            </w:pPr>
-          </w:p>
-        </w:tc>
-        <w:tc>
-          <w:tcPr>
-            <w:tcW w:w="4600" w:type="dxa"/>
-            <w:gridSpan w:val="4"/>
-            <w:tcBorders>
-              <w:top w:val="nil"/>
-              <w:left w:val="nil"/>
-              <w:bottom w:val="nil"/>
-              <w:right w:val="nil"/>
-            </w:tcBorders>
-            <w:tcMar>
-              <w:top w:w="0" w:type="dxa"/>
-              <w:left w:w="85" w:type="dxa"/>
-              <w:bottom w:w="0" w:type="dxa"/>
-              <w:right w:w="85" w:type="dxa"/>
-            </w:tcMar>
-            <w:vAlign w:val="center"/>
-          </w:tcPr>
-          <w:p>
-            <w:pPr>
-              <w:spacing w:line="240" w:lineRule="auto" w:before="0" w:after="0"/>
-              <w:rPr>
-                <w:rFonts w:ascii="Times New Roman" w:hAnsi="Times New Roman"/>
-                <w:sz w:val="21"/>
-              </w:rPr>
-            </w:pPr>
-            <w:r>
-              <w:rPr>
-                <w:rFonts w:ascii="宋体" w:eastAsia="宋体" w:hAnsi="宋体" w:cs="宋体"/>
-                <w:b/>
-                <w:bCs/>
-                <w:sz w:val="21"/>
-              </w:rPr>
-              <w:t xml:space="preserve">ERP</w:t>
-            </w:r>
-            <w:r>
-              <w:rPr>
-                <w:rFonts w:ascii="宋体" w:eastAsia="宋体" w:hAnsi="宋体" w:cs="宋体"/>
-                <w:b/>
-                <w:bCs/>
-                <w:sz w:val="21"/>
-              </w:rPr>
-              <w:t xml:space="preserve">供应链全流程模拟操作</w:t>
-            </w:r>
-          </w:p>
-        </w:tc>
-        <w:tc>
-          <w:tcPr>
-            <w:tcW w:w="2693" w:type="dxa"/>
-            <w:gridSpan w:val="2"/>
-            <w:tcBorders>
-              <w:top w:val="nil"/>
-              <w:left w:val="nil"/>
-              <w:bottom w:val="nil"/>
-              <w:right w:val="nil"/>
-            </w:tcBorders>
-            <w:vAlign w:val="center"/>
-          </w:tcPr>
-          <w:p>
-            <w:pPr>
-              <w:spacing w:line="240" w:lineRule="auto" w:before="0" w:after="0"/>
-              <w:rPr>
-                <w:rFonts w:ascii="Times New Roman" w:eastAsia="等线" w:hAnsi="Times New Roman"/>
-                <w:b/>
-                <w:bCs/>
-                <w:sz w:val="21"/>
-              </w:rPr>
-            </w:pPr>
-            <w:r>
-              <w:rPr>
-                <w:rFonts w:ascii="宋体" w:eastAsia="宋体" w:hAnsi="宋体" w:cs="宋体"/>
-                <w:b/>
-                <w:bCs/>
-                <w:sz w:val="21"/>
-              </w:rPr>
-              <w:t xml:space="preserve">课程实验・账套主管</w:t>
-            </w:r>
-          </w:p>
-        </w:tc>
-        <w:tc>
-          <w:tcPr>
-            <w:tcW w:w="2755" w:type="dxa"/>
-            <w:tcBorders>
-              <w:top w:val="nil"/>
-              <w:left w:val="nil"/>
-              <w:bottom w:val="nil"/>
-              <w:right w:val="nil"/>
-            </w:tcBorders>
-            <w:vAlign w:val="center"/>
-          </w:tcPr>
-          <w:p>
-            <w:pPr>
-              <w:spacing w:line="240" w:lineRule="auto" w:before="0" w:after="0"/>
-              <w:rPr>
-                <w:rFonts w:ascii="Times New Roman" w:eastAsia="等线" w:hAnsi="Times New Roman" w:hint="default"/>
-                <w:b/>
-                <w:bCs/>
-                <w:sz w:val="21"/>
-              </w:rPr>
-            </w:pPr>
-            <w:r>
-              <w:rPr>
-                <w:rFonts w:ascii="宋体" w:eastAsia="宋体" w:hAnsi="宋体" w:cs="宋体"/>
-                <w:b/>
-                <w:bCs/>
-                <w:sz w:val="21"/>
-              </w:rPr>
-              <w:t xml:space="preserve">2025.03-2025.07</w:t>
-            </w:r>
-          </w:p>
-        </w:tc>
-      </w:tr>
-      <w:tr>
-        <w:trPr>
-          <w:gridAfter w:val="2"/>
-          <w:wAfter w:w="880" w:type="dxa"/>
-          <w:jc w:val="center"/>
-        </w:trPr>
-        <w:tc>
-          <w:tcPr>
-            <w:tcW w:w="695" w:type="dxa"/>
-            <w:tcBorders>
-              <w:top w:val="nil"/>
-              <w:left w:val="nil"/>
-              <w:bottom w:val="nil"/>
-              <w:right w:val="nil"/>
-            </w:tcBorders>
-            <w:tcMar>
-              <w:top w:w="0" w:type="dxa"/>
-              <w:left w:w="113" w:type="dxa"/>
-              <w:bottom w:w="0" w:type="dxa"/>
-              <w:right w:w="85" w:type="dxa"/>
-            </w:tcMar>
-            <w:vAlign w:val="center"/>
-          </w:tcPr>
-          <w:p>
-            <w:pPr>
-              <w:spacing w:line="240" w:lineRule="auto" w:before="0" w:after="0"/>
-              <w:rPr>
-                <w:rFonts w:ascii="Times New Roman" w:hAnsi="Times New Roman"/>
-                <w:sz w:val="21"/>
-              </w:rPr>
-            </w:pPr>
-          </w:p>
-        </w:tc>
-        <w:tc>
-          <w:tcPr>
-            <w:tcW w:w="10048" w:type="dxa"/>
-            <w:gridSpan w:val="7"/>
-            <w:tcBorders>
-              <w:top w:val="nil"/>
-              <w:left w:val="nil"/>
-              <w:bottom w:val="nil"/>
-              <w:right w:val="nil"/>
-            </w:tcBorders>
-            <w:tcMar>
-              <w:top w:w="0" w:type="dxa"/>
-              <w:left w:w="85" w:type="dxa"/>
-              <w:bottom w:w="0" w:type="dxa"/>
-              <w:right w:w="85" w:type="dxa"/>
-            </w:tcMar>
-            <w:vAlign w:val="center"/>
-          </w:tcPr>
-          <w:p>
-            <w:pPr>
-              <w:numPr>
-                <w:ilvl w:val="0"/>
-                <w:numId w:val="9"/>
-              </w:numPr>
-              <w:spacing w:line="240" w:lineRule="auto" w:before="0" w:after="0"/>
-              <w:rPr>
-                <w:rFonts w:ascii="Times New Roman" w:eastAsia="宋体" w:hAnsi="Times New Roman" w:cs="宋体" w:hint="default"/>
-                <w:sz w:val="21"/>
-              </w:rPr>
-            </w:pPr>
-            <w:r>
-              <w:rPr>
-                <w:rFonts w:ascii="Times New Roman" w:eastAsia="宋体" w:hAnsi="Times New Roman" w:cs="宋体"/>
-                <w:b/>
-                <w:bCs/>
-                <w:sz w:val="21"/>
-              </w:rPr>
-              <w:t xml:space="preserve">以账套主管角色，以模拟箱包贸易企业为对象，独立完成采购订单→到货入库→销售订单→发货出库→库存调拨→盘点→存货核算→收付款凭证全流程实操</w:t>
-            </w:r>
-          </w:p>
-          <w:p>
-            <w:pPr>
-              <w:numPr>
-                <w:ilvl w:val="0"/>
-                <w:numId w:val="9"/>
-              </w:numPr>
-              <w:spacing w:line="240" w:lineRule="auto" w:before="0" w:after="0"/>
-              <w:rPr>
-                <w:rFonts w:ascii="Times New Roman" w:eastAsia="宋体" w:hAnsi="Times New Roman" w:cs="宋体" w:hint="default"/>
-                <w:sz w:val="21"/>
-              </w:rPr>
-            </w:pPr>
-            <w:r>
-              <w:rPr>
-                <w:rFonts w:ascii="Times New Roman" w:eastAsia="宋体" w:hAnsi="Times New Roman" w:cs="宋体"/>
-                <w:b/>
-                <w:bCs/>
-                <w:sz w:val="21"/>
-              </w:rPr>
-              <w:t xml:space="preserve">梳理采购、销售、库存等模块间的数据流转与单据关联逻辑，理解</w:t>
-            </w:r>
-            <w:r>
-              <w:rPr>
-                <w:rFonts w:ascii="Times New Roman" w:hAnsi="Times New Roman" w:hint="default"/>
-                <w:sz w:val="21"/>
-              </w:rPr>
-              <w:t xml:space="preserve">ERP</w:t>
-            </w:r>
-            <w:r>
-              <w:rPr>
-                <w:rFonts w:ascii="Times New Roman" w:eastAsia="宋体" w:hAnsi="Times New Roman" w:cs="宋体"/>
-                <w:b/>
-                <w:bCs/>
-                <w:sz w:val="21"/>
-              </w:rPr>
-              <w:t xml:space="preserve">系统供应链业务标准化运作机制</w:t>
-            </w:r>
-          </w:p>
-        </w:tc>
-      </w:tr>
-      <w:tr>
-        <w:trPr>
-          <w:gridAfter w:val="2"/>
-          <w:wAfter w:w="880" w:type="dxa"/>
-          <w:jc w:val="center"/>
-        </w:trPr>
-        <w:tc>
-          <w:tcPr>
-            <w:tcW w:w="695" w:type="dxa"/>
-            <w:tcBorders>
-              <w:top w:val="nil"/>
-              <w:left w:val="nil"/>
-              <w:bottom w:val="nil"/>
-              <w:right w:val="nil"/>
-            </w:tcBorders>
-            <w:tcMar>
-              <w:top w:w="0" w:type="dxa"/>
-              <w:left w:w="113" w:type="dxa"/>
-              <w:bottom w:w="0" w:type="dxa"/>
-              <w:right w:w="85" w:type="dxa"/>
-            </w:tcMar>
-            <w:vAlign w:val="center"/>
-          </w:tcPr>
-          <w:p>
-            <w:pPr>
-              <w:spacing w:line="240" w:lineRule="auto" w:before="0" w:after="0"/>
-              <w:rPr>
-                <w:rFonts w:ascii="Times New Roman" w:hAnsi="Times New Roman"/>
-                <w:sz w:val="21"/>
-              </w:rPr>
-            </w:pPr>
-          </w:p>
-        </w:tc>
-        <w:tc>
-          <w:tcPr>
-            <w:tcW w:w="4600" w:type="dxa"/>
-            <w:gridSpan w:val="4"/>
-            <w:tcBorders>
-              <w:top w:val="nil"/>
-              <w:left w:val="nil"/>
-              <w:bottom w:val="nil"/>
-              <w:right w:val="nil"/>
-            </w:tcBorders>
-            <w:tcMar>
-              <w:top w:w="0" w:type="dxa"/>
-              <w:left w:w="85" w:type="dxa"/>
-              <w:bottom w:w="0" w:type="dxa"/>
-              <w:right w:w="85" w:type="dxa"/>
-            </w:tcMar>
-            <w:vAlign w:val="center"/>
-          </w:tcPr>
-          <w:p>
-            <w:pPr>
-              <w:spacing w:line="240" w:lineRule="auto" w:before="0" w:after="0"/>
-              <w:rPr>
-                <w:rFonts w:ascii="Times New Roman" w:hAnsi="Times New Roman"/>
-                <w:sz w:val="21"/>
-              </w:rPr>
-            </w:pPr>
-            <w:r>
-              <w:rPr>
-                <w:rFonts w:ascii="Times New Roman" w:eastAsia="宋体" w:hAnsi="Times New Roman" w:cs="宋体"/>
-                <w:b/>
-                <w:bCs/>
-                <w:sz w:val="21"/>
-              </w:rPr>
-              <w:t xml:space="preserve">ERP</w:t>
-            </w:r>
-            <w:r>
-              <w:rPr>
-                <w:rFonts w:ascii="宋体" w:eastAsia="宋体" w:hAnsi="宋体" w:cs="宋体"/>
-                <w:b/>
-                <w:bCs/>
-                <w:sz w:val="21"/>
-              </w:rPr>
-              <w:t xml:space="preserve">供应链全流程模拟操作</w:t>
-            </w:r>
-          </w:p>
-        </w:tc>
-        <w:tc>
-          <w:tcPr>
-            <w:tcW w:w="2693" w:type="dxa"/>
-            <w:gridSpan w:val="2"/>
-            <w:tcBorders>
-              <w:top w:val="nil"/>
-              <w:left w:val="nil"/>
-              <w:bottom w:val="nil"/>
-              <w:right w:val="nil"/>
-            </w:tcBorders>
-            <w:vAlign w:val="center"/>
-          </w:tcPr>
-          <w:p>
-            <w:pPr>
-              <w:spacing w:line="240" w:lineRule="auto" w:before="0" w:after="0"/>
-              <w:rPr>
-                <w:rFonts w:ascii="Times New Roman" w:eastAsia="等线" w:hAnsi="Times New Roman"/>
-                <w:b/>
-                <w:bCs/>
-                <w:sz w:val="21"/>
-              </w:rPr>
-            </w:pPr>
-            <w:r>
-              <w:rPr>
-                <w:rFonts w:ascii="宋体" w:eastAsia="宋体" w:hAnsi="宋体" w:cs="宋体"/>
-                <w:b/>
-                <w:bCs/>
-                <w:sz w:val="21"/>
-              </w:rPr>
-              <w:t xml:space="preserve">课程实验・账套主管</w:t>
-            </w:r>
-          </w:p>
-        </w:tc>
-        <w:tc>
-          <w:tcPr>
-            <w:tcW w:w="2755" w:type="dxa"/>
-            <w:tcBorders>
-              <w:top w:val="nil"/>
-              <w:left w:val="nil"/>
-              <w:bottom w:val="nil"/>
-              <w:right w:val="nil"/>
-            </w:tcBorders>
-            <w:vAlign w:val="center"/>
-          </w:tcPr>
-          <w:p>
-            <w:pPr>
-              <w:spacing w:line="240" w:lineRule="auto" w:before="0" w:after="0"/>
-              <w:rPr>
-                <w:rFonts w:ascii="Times New Roman" w:eastAsia="等线" w:hAnsi="Times New Roman" w:hint="default"/>
-                <w:b/>
-                <w:bCs/>
-                <w:sz w:val="21"/>
-              </w:rPr>
-            </w:pPr>
-            <w:r>
-              <w:rPr>
-                <w:rFonts w:ascii="Times New Roman" w:eastAsia="宋体" w:hAnsi="Times New Roman" w:cs="宋体"/>
-                <w:b/>
-                <w:bCs/>
-                <w:sz w:val="21"/>
-              </w:rPr>
-              <w:t xml:space="preserve">2025.03-2025.07</w:t>
-            </w:r>
-          </w:p>
-        </w:tc>
-      </w:tr>
-      <w:tr>
-        <w:trPr>
-          <w:gridAfter w:val="2"/>
-          <w:wAfter w:w="880" w:type="dxa"/>
-          <w:jc w:val="center"/>
-        </w:trPr>
-        <w:tc>
-          <w:tcPr>
-            <w:tcW w:w="695" w:type="dxa"/>
-            <w:tcBorders>
-              <w:top w:val="nil"/>
-              <w:left w:val="nil"/>
-              <w:bottom w:val="nil"/>
-              <w:right w:val="nil"/>
-            </w:tcBorders>
-            <w:tcMar>
-              <w:top w:w="0" w:type="dxa"/>
-              <w:left w:w="113" w:type="dxa"/>
-              <w:bottom w:w="0" w:type="dxa"/>
-              <w:right w:w="85" w:type="dxa"/>
-            </w:tcMar>
-            <w:vAlign w:val="center"/>
-          </w:tcPr>
-          <w:p>
-            <w:pPr>
-              <w:spacing w:line="240" w:lineRule="auto" w:before="0" w:after="0"/>
-              <w:rPr>
-                <w:rFonts w:ascii="Times New Roman" w:hAnsi="Times New Roman"/>
-                <w:sz w:val="21"/>
-              </w:rPr>
-            </w:pPr>
-          </w:p>
-        </w:tc>
-        <w:tc>
-          <w:tcPr>
-            <w:tcW w:w="10048" w:type="dxa"/>
-            <w:gridSpan w:val="7"/>
-            <w:tcBorders>
-              <w:top w:val="nil"/>
-              <w:left w:val="nil"/>
-              <w:bottom w:val="nil"/>
-              <w:right w:val="nil"/>
-            </w:tcBorders>
-            <w:tcMar>
-              <w:top w:w="0" w:type="dxa"/>
-              <w:left w:w="85" w:type="dxa"/>
-              <w:bottom w:w="0" w:type="dxa"/>
-              <w:right w:w="85" w:type="dxa"/>
-            </w:tcMar>
-            <w:vAlign w:val="center"/>
-          </w:tcPr>
-          <w:p>
-            <w:pPr>
-              <w:numPr>
-                <w:ilvl w:val="0"/>
-                <w:numId w:val="9"/>
-              </w:numPr>
-              <w:spacing w:line="240" w:lineRule="auto" w:before="0" w:after="0"/>
-              <w:rPr>
-                <w:rFonts w:ascii="Times New Roman" w:eastAsia="宋体" w:hAnsi="Times New Roman" w:cs="宋体" w:hint="default"/>
-                <w:sz w:val="21"/>
-              </w:rPr>
-            </w:pPr>
-            <w:r>
-              <w:rPr>
-                <w:rFonts w:ascii="宋体" w:eastAsia="宋体" w:hAnsi="宋体" w:cs="宋体"/>
-                <w:sz w:val="21"/>
-              </w:rPr>
-              <w:t xml:space="preserve">以账套主管角色，以模拟箱包贸易企业为对象，独立完成采购订单→到货入库→销售订单→发货出库→库存调拨→盘点→存货核算→收付款凭证全流程实操</w:t>
-            </w:r>
-          </w:p>
-          <w:p>
-            <w:pPr>
-              <w:numPr>
-                <w:ilvl w:val="0"/>
-                <w:numId w:val="9"/>
-              </w:numPr>
-              <w:spacing w:line="240" w:lineRule="auto" w:before="0" w:after="0"/>
-              <w:rPr>
-                <w:rFonts w:ascii="Times New Roman" w:eastAsia="宋体" w:hAnsi="Times New Roman" w:cs="宋体" w:hint="default"/>
-                <w:sz w:val="21"/>
-              </w:rPr>
-            </w:pPr>
-            <w:r>
-              <w:rPr>
-                <w:rFonts w:ascii="宋体" w:eastAsia="宋体" w:hAnsi="宋体" w:cs="宋体"/>
-                <w:sz w:val="21"/>
-              </w:rPr>
-              <w:t xml:space="preserve">梳理采购、销售、库存等模块间的数据流转与单据关联逻辑，理解</w:t>
-            </w:r>
-            <w:r>
-              <w:rPr>
-                <w:rFonts w:ascii="Times New Roman" w:hAnsi="Times New Roman" w:hint="default"/>
-                <w:sz w:val="21"/>
-              </w:rPr>
-              <w:t xml:space="preserve">ERP</w:t>
-            </w:r>
-            <w:r>
-              <w:rPr>
-                <w:rFonts w:ascii="宋体" w:eastAsia="宋体" w:hAnsi="宋体" w:cs="宋体"/>
-                <w:sz w:val="21"/>
-              </w:rPr>
-              <w:t xml:space="preserve">系统供应链业务标准化运作机制</w:t>
             </w:r>
           </w:p>
         </w:tc>
@@ -2904,7 +2405,7 @@
           </w:tcPr>
           <w:p>
             <w:pPr>
-              <w:spacing w:line="240" w:lineRule="auto" w:before="0" w:after="0"/>
+              <w:spacing w:line="290" w:lineRule="atLeast" w:before="0" w:after="0"/>
             </w:pPr>
             <w:r>
               <w:rPr>
@@ -2921,7 +2422,7 @@
         <w:rPr>
           <w:vanish/>
         </w:rPr>
-        <w:spacing w:line="240" w:lineRule="auto" w:before="0" w:after="0"/>
+        <w:spacing w:line="290" w:lineRule="atLeast" w:before="0" w:after="0"/>
       </w:pPr>
     </w:p>
     <w:p>
@@ -2930,7 +2431,7 @@
           <w:vanish/>
           <w:sz w:val="21"/>
         </w:rPr>
-        <w:spacing w:line="240" w:lineRule="auto" w:before="0" w:after="0"/>
+        <w:spacing w:line="290" w:lineRule="atLeast" w:before="0" w:after="0"/>
       </w:pPr>
     </w:p>
     <w:tbl>
@@ -2974,7 +2475,7 @@
           </w:tcPr>
           <w:p>
             <w:pPr>
-              <w:spacing w:line="240" w:lineRule="auto" w:before="0" w:after="0"/>
+              <w:spacing w:line="290" w:lineRule="atLeast" w:before="0" w:after="0"/>
               <w:rPr>
                 <w:sz w:val="21"/>
               </w:rPr>
@@ -3000,16 +2501,16 @@
           </w:tcPr>
           <w:p>
             <w:pPr>
-              <w:spacing w:line="240" w:lineRule="auto" w:before="0" w:after="0"/>
-              <w:rPr>
-                <w:b/>
-                <w:bCs/>
-                <w:sz w:val="21"/>
-              </w:rPr>
-            </w:pPr>
-            <w:r>
-              <w:rPr>
-                <w:rFonts w:ascii="宋体" w:eastAsia="宋体" w:hAnsi="宋体" w:cs="宋体"/>
+              <w:spacing w:line="290" w:lineRule="atLeast" w:before="0" w:after="0"/>
+              <w:rPr>
+                <w:b/>
+                <w:bCs/>
+                <w:sz w:val="21"/>
+              </w:rPr>
+            </w:pPr>
+            <w:r>
+              <w:rPr>
+                <w:rFonts w:ascii="Times New Roman" w:eastAsia="宋体" w:hAnsi="Times New Roman" w:cs="宋体"/>
                 <w:b/>
                 <w:bCs/>
                 <w:sz w:val="21"/>
@@ -3031,16 +2532,16 @@
           </w:tcPr>
           <w:p>
             <w:pPr>
-              <w:spacing w:line="240" w:lineRule="auto" w:before="0" w:after="0"/>
-              <w:rPr>
-                <w:b/>
-                <w:bCs/>
-                <w:sz w:val="21"/>
-              </w:rPr>
-            </w:pPr>
-            <w:r>
-              <w:rPr>
-                <w:rFonts w:ascii="宋体" w:eastAsia="宋体" w:hAnsi="宋体" w:cs="宋体"/>
+              <w:spacing w:line="290" w:lineRule="atLeast" w:before="0" w:after="0"/>
+              <w:rPr>
+                <w:b/>
+                <w:bCs/>
+                <w:sz w:val="21"/>
+              </w:rPr>
+            </w:pPr>
+            <w:r>
+              <w:rPr>
+                <w:rFonts w:ascii="Times New Roman" w:eastAsia="宋体" w:hAnsi="Times New Roman" w:cs="宋体"/>
                 <w:b/>
                 <w:bCs/>
                 <w:sz w:val="21"/>
@@ -3062,7 +2563,7 @@
           </w:tcPr>
           <w:p>
             <w:pPr>
-              <w:spacing w:line="240" w:lineRule="auto" w:before="0" w:after="0"/>
+              <w:spacing w:line="290" w:lineRule="atLeast" w:before="0" w:after="0"/>
               <w:rPr>
                 <w:rFonts w:ascii="Times New Roman" w:eastAsia="等线" w:hAnsi="Times New Roman" w:hint="default"/>
                 <w:b/>
@@ -3072,7 +2573,7 @@
             </w:pPr>
             <w:r>
               <w:rPr>
-                <w:rFonts w:ascii="宋体" w:eastAsia="宋体" w:hAnsi="宋体" w:cs="宋体"/>
+                <w:rFonts w:ascii="Times New Roman" w:eastAsia="宋体" w:hAnsi="Times New Roman" w:cs="宋体"/>
                 <w:b/>
                 <w:bCs/>
                 <w:sz w:val="21"/>
@@ -3105,7 +2606,7 @@
           </w:tcPr>
           <w:p>
             <w:pPr>
-              <w:spacing w:line="240" w:lineRule="auto" w:before="0" w:after="0"/>
+              <w:spacing w:line="290" w:lineRule="atLeast" w:before="0" w:after="0"/>
               <w:rPr>
                 <w:rFonts w:ascii="Times New Roman" w:hAnsi="Times New Roman"/>
                 <w:sz w:val="21"/>
@@ -3137,7 +2638,7 @@
                 <w:ilvl w:val="0"/>
                 <w:numId w:val="6"/>
               </w:numPr>
-              <w:spacing w:line="240" w:lineRule="auto" w:before="0" w:after="0"/>
+              <w:spacing w:line="290" w:lineRule="atLeast" w:before="0" w:after="0"/>
               <w:rPr>
                 <w:rFonts w:ascii="Times New Roman" w:eastAsia="宋体" w:hAnsi="Times New Roman" w:cs="宋体" w:hint="default"/>
                 <w:sz w:val="21"/>
@@ -3145,73 +2646,63 @@
             </w:pPr>
             <w:r>
               <w:rPr>
-                <w:rFonts w:ascii="宋体" w:eastAsia="宋体" w:hAnsi="宋体" w:cs="宋体"/>
-                <w:b/>
-                <w:bCs/>
+                <w:rFonts w:ascii="Times New Roman" w:eastAsia="宋体" w:hAnsi="Times New Roman" w:cs="宋体"/>
                 <w:sz w:val="21"/>
               </w:rPr>
               <w:t xml:space="preserve">统筹</w:t>
             </w:r>
             <w:r>
               <w:rPr>
-                <w:rFonts w:ascii="Times New Roman" w:hAnsi="Times New Roman" w:hint="default"/>
+                <w:rFonts w:eastAsia="宋体" w:ascii="Times New Roman" w:hAnsi="Times New Roman"/>
                 <w:sz w:val="21"/>
               </w:rPr>
               <w:t xml:space="preserve">200+</w:t>
             </w:r>
             <w:r>
               <w:rPr>
-                <w:rFonts w:ascii="宋体" w:eastAsia="宋体" w:hAnsi="宋体" w:cs="宋体"/>
-                <w:b/>
-                <w:bCs/>
+                <w:rFonts w:ascii="Times New Roman" w:eastAsia="宋体" w:hAnsi="Times New Roman" w:cs="宋体"/>
                 <w:sz w:val="21"/>
               </w:rPr>
               <w:t xml:space="preserve">份申报材料全流程管理，用</w:t>
             </w:r>
             <w:r>
               <w:rPr>
-                <w:rFonts w:ascii="Times New Roman" w:hAnsi="Times New Roman" w:hint="default"/>
+                <w:rFonts w:eastAsia="宋体" w:ascii="Times New Roman" w:hAnsi="Times New Roman"/>
                 <w:sz w:val="21"/>
               </w:rPr>
               <w:t xml:space="preserve">Excel</w:t>
             </w:r>
             <w:r>
               <w:rPr>
-                <w:rFonts w:ascii="宋体" w:eastAsia="宋体" w:hAnsi="宋体" w:cs="宋体"/>
-                <w:b/>
-                <w:bCs/>
+                <w:rFonts w:ascii="Times New Roman" w:eastAsia="宋体" w:hAnsi="Times New Roman" w:cs="宋体"/>
                 <w:sz w:val="21"/>
               </w:rPr>
               <w:t xml:space="preserve">搭建分类台账与“录入</w:t>
             </w:r>
             <w:r>
               <w:rPr>
-                <w:rFonts w:ascii="Times New Roman" w:hAnsi="Times New Roman" w:hint="default"/>
+                <w:rFonts w:eastAsia="宋体" w:ascii="Times New Roman" w:hAnsi="Times New Roman"/>
                 <w:sz w:val="21"/>
               </w:rPr>
               <w:t xml:space="preserve">-</w:t>
             </w:r>
             <w:r>
               <w:rPr>
-                <w:rFonts w:ascii="宋体" w:eastAsia="宋体" w:hAnsi="宋体" w:cs="宋体"/>
-                <w:b/>
-                <w:bCs/>
+                <w:rFonts w:ascii="Times New Roman" w:eastAsia="宋体" w:hAnsi="Times New Roman" w:cs="宋体"/>
                 <w:sz w:val="21"/>
               </w:rPr>
               <w:t xml:space="preserve">核对</w:t>
             </w:r>
             <w:r>
               <w:rPr>
-                <w:rFonts w:ascii="Times New Roman" w:hAnsi="Times New Roman" w:hint="default"/>
+                <w:rFonts w:eastAsia="宋体" w:ascii="Times New Roman" w:hAnsi="Times New Roman"/>
                 <w:sz w:val="21"/>
               </w:rPr>
               <w:t xml:space="preserve">-</w:t>
             </w:r>
             <w:r>
               <w:rPr>
-                <w:rFonts w:ascii="宋体" w:eastAsia="宋体" w:hAnsi="宋体" w:cs="宋体"/>
-                <w:b/>
-                <w:bCs/>
+                <w:rFonts w:ascii="Times New Roman" w:eastAsia="宋体" w:hAnsi="Times New Roman" w:cs="宋体"/>
                 <w:sz w:val="21"/>
               </w:rPr>
               <w:t xml:space="preserve">提交”三级校验机制，实现零差错提交</w:t>
@@ -3223,7 +2714,7 @@
                 <w:ilvl w:val="0"/>
                 <w:numId w:val="6"/>
               </w:numPr>
-              <w:spacing w:line="240" w:lineRule="auto" w:before="0" w:after="0"/>
+              <w:spacing w:line="290" w:lineRule="atLeast" w:before="0" w:after="0"/>
               <w:rPr>
                 <w:rFonts w:ascii="Times New Roman" w:eastAsia="宋体" w:hAnsi="Times New Roman" w:cs="宋体" w:hint="default"/>
                 <w:sz w:val="21"/>
@@ -3231,9 +2722,7 @@
             </w:pPr>
             <w:r>
               <w:rPr>
-                <w:rFonts w:ascii="宋体" w:eastAsia="宋体" w:hAnsi="宋体" w:cs="宋体"/>
-                <w:b/>
-                <w:bCs/>
+                <w:rFonts w:ascii="Times New Roman" w:eastAsia="宋体" w:hAnsi="Times New Roman" w:cs="宋体"/>
                 <w:sz w:val="21"/>
               </w:rPr>
               <w:t xml:space="preserve">跨部门同步项目进度，按月汇总执行数据，梳理并标准化审核报批流程，提升协作与调取效率</w:t>
@@ -3264,7 +2753,7 @@
           </w:tcPr>
           <w:p>
             <w:pPr>
-              <w:spacing w:line="240" w:lineRule="auto" w:before="0" w:after="0"/>
+              <w:spacing w:line="290" w:lineRule="atLeast" w:before="0" w:after="0"/>
               <w:rPr>
                 <w:sz w:val="21"/>
               </w:rPr>
@@ -3290,16 +2779,16 @@
           </w:tcPr>
           <w:p>
             <w:pPr>
-              <w:spacing w:line="240" w:lineRule="auto" w:before="0" w:after="0"/>
-              <w:rPr>
-                <w:b/>
-                <w:bCs/>
-                <w:sz w:val="21"/>
-              </w:rPr>
-            </w:pPr>
-            <w:r>
-              <w:rPr>
-                <w:rFonts w:ascii="宋体" w:eastAsia="宋体" w:hAnsi="宋体" w:cs="宋体"/>
+              <w:spacing w:line="290" w:lineRule="atLeast" w:before="0" w:after="0"/>
+              <w:rPr>
+                <w:b/>
+                <w:bCs/>
+                <w:sz w:val="21"/>
+              </w:rPr>
+            </w:pPr>
+            <w:r>
+              <w:rPr>
+                <w:rFonts w:ascii="Times New Roman" w:eastAsia="宋体" w:hAnsi="Times New Roman" w:cs="宋体"/>
                 <w:b/>
                 <w:bCs/>
                 <w:sz w:val="21"/>
@@ -3321,16 +2810,16 @@
           </w:tcPr>
           <w:p>
             <w:pPr>
-              <w:spacing w:line="240" w:lineRule="auto" w:before="0" w:after="0"/>
-              <w:rPr>
-                <w:b/>
-                <w:bCs/>
-                <w:sz w:val="21"/>
-              </w:rPr>
-            </w:pPr>
-            <w:r>
-              <w:rPr>
-                <w:rFonts w:ascii="宋体" w:eastAsia="宋体" w:hAnsi="宋体" w:cs="宋体"/>
+              <w:spacing w:line="290" w:lineRule="atLeast" w:before="0" w:after="0"/>
+              <w:rPr>
+                <w:b/>
+                <w:bCs/>
+                <w:sz w:val="21"/>
+              </w:rPr>
+            </w:pPr>
+            <w:r>
+              <w:rPr>
+                <w:rFonts w:ascii="Times New Roman" w:eastAsia="宋体" w:hAnsi="Times New Roman" w:cs="宋体"/>
                 <w:b/>
                 <w:bCs/>
                 <w:sz w:val="21"/>
@@ -3352,7 +2841,7 @@
           </w:tcPr>
           <w:p>
             <w:pPr>
-              <w:spacing w:line="240" w:lineRule="auto" w:before="0" w:after="0"/>
+              <w:spacing w:line="290" w:lineRule="atLeast" w:before="0" w:after="0"/>
               <w:rPr>
                 <w:rFonts w:ascii="Times New Roman" w:eastAsia="等线" w:hAnsi="Times New Roman" w:hint="default"/>
                 <w:b/>
@@ -3362,7 +2851,7 @@
             </w:pPr>
             <w:r>
               <w:rPr>
-                <w:rFonts w:ascii="宋体" w:eastAsia="宋体" w:hAnsi="宋体" w:cs="宋体"/>
+                <w:rFonts w:ascii="Times New Roman" w:eastAsia="宋体" w:hAnsi="Times New Roman" w:cs="宋体"/>
                 <w:b/>
                 <w:bCs/>
                 <w:sz w:val="21"/>
@@ -3395,7 +2884,7 @@
           </w:tcPr>
           <w:p>
             <w:pPr>
-              <w:spacing w:line="240" w:lineRule="auto" w:before="0" w:after="0"/>
+              <w:spacing w:line="290" w:lineRule="atLeast" w:before="0" w:after="0"/>
               <w:rPr>
                 <w:rFonts w:ascii="Times New Roman" w:hAnsi="Times New Roman"/>
                 <w:sz w:val="21"/>
@@ -3427,7 +2916,7 @@
                 <w:ilvl w:val="0"/>
                 <w:numId w:val="6"/>
               </w:numPr>
-              <w:spacing w:line="240" w:lineRule="auto" w:before="0" w:after="0"/>
+              <w:spacing w:line="290" w:lineRule="atLeast" w:before="0" w:after="0"/>
               <w:rPr>
                 <w:rFonts w:ascii="Times New Roman" w:eastAsia="宋体" w:hAnsi="Times New Roman" w:cs="宋体" w:hint="default"/>
                 <w:sz w:val="21"/>
@@ -3435,25 +2924,21 @@
             </w:pPr>
             <w:r>
               <w:rPr>
-                <w:rFonts w:ascii="宋体" w:eastAsia="宋体" w:hAnsi="宋体" w:cs="宋体"/>
-                <w:b/>
-                <w:bCs/>
+                <w:rFonts w:ascii="Times New Roman" w:eastAsia="宋体" w:hAnsi="Times New Roman" w:cs="宋体"/>
                 <w:sz w:val="21"/>
               </w:rPr>
               <w:t xml:space="preserve">负责数十种原辅料的补货申请、入库核对与日常盘点，落实“日盘</w:t>
             </w:r>
             <w:r>
               <w:rPr>
-                <w:rFonts w:ascii="Times New Roman" w:hAnsi="Times New Roman" w:hint="default"/>
+                <w:rFonts w:eastAsia="宋体" w:ascii="Times New Roman" w:hAnsi="Times New Roman"/>
                 <w:sz w:val="21"/>
               </w:rPr>
               <w:t xml:space="preserve">+</w:t>
             </w:r>
             <w:r>
               <w:rPr>
-                <w:rFonts w:ascii="宋体" w:eastAsia="宋体" w:hAnsi="宋体" w:cs="宋体"/>
-                <w:b/>
-                <w:bCs/>
+                <w:rFonts w:ascii="Times New Roman" w:eastAsia="宋体" w:hAnsi="Times New Roman" w:cs="宋体"/>
                 <w:sz w:val="21"/>
               </w:rPr>
               <w:t xml:space="preserve">效期预警”机制，保持库存账实一致，任职期间无重大盘点差异</w:t>
@@ -3465,7 +2950,7 @@
                 <w:ilvl w:val="0"/>
                 <w:numId w:val="6"/>
               </w:numPr>
-              <w:spacing w:line="240" w:lineRule="auto" w:before="0" w:after="0"/>
+              <w:spacing w:line="290" w:lineRule="atLeast" w:before="0" w:after="0"/>
               <w:rPr>
                 <w:rFonts w:ascii="Times New Roman" w:eastAsia="宋体" w:hAnsi="Times New Roman" w:cs="宋体" w:hint="default"/>
                 <w:sz w:val="21"/>
@@ -3473,9 +2958,7 @@
             </w:pPr>
             <w:r>
               <w:rPr>
-                <w:rFonts w:ascii="宋体" w:eastAsia="宋体" w:hAnsi="宋体" w:cs="宋体"/>
-                <w:b/>
-                <w:bCs/>
+                <w:rFonts w:ascii="Times New Roman" w:eastAsia="宋体" w:hAnsi="Times New Roman" w:cs="宋体"/>
                 <w:sz w:val="21"/>
               </w:rPr>
               <w:t xml:space="preserve">根据销售消耗规律制定每日解冻备货计划，精准匹配需求与备货量，降低物料损耗与临时缺货风险</w:t>
@@ -3491,7 +2974,7 @@
           <w:vanish/>
           <w:sz w:val="21"/>
         </w:rPr>
-        <w:spacing w:line="240" w:lineRule="auto" w:before="0" w:after="0"/>
+        <w:spacing w:line="290" w:lineRule="atLeast" w:before="0" w:after="0"/>
       </w:pPr>
     </w:p>
     <w:p>
@@ -3501,7 +2984,7 @@
           <w:vanish/>
           <w:sz w:val="21"/>
         </w:rPr>
-        <w:spacing w:line="240" w:lineRule="auto" w:before="0" w:after="0"/>
+        <w:spacing w:line="290" w:lineRule="atLeast" w:before="0" w:after="0"/>
       </w:pPr>
     </w:p>
     <w:p>
@@ -3511,7 +2994,7 @@
           <w:vanish/>
           <w:sz w:val="21"/>
         </w:rPr>
-        <w:spacing w:line="240" w:lineRule="auto" w:before="0" w:after="0"/>
+        <w:spacing w:line="290" w:lineRule="atLeast" w:before="0" w:after="0"/>
       </w:pPr>
     </w:p>
     <w:p>
@@ -3521,7 +3004,7 @@
           <w:vanish/>
           <w:sz w:val="2"/>
         </w:rPr>
-        <w:spacing w:line="240" w:lineRule="auto" w:before="0" w:after="0"/>
+        <w:spacing w:line="290" w:lineRule="atLeast" w:before="0" w:after="0"/>
       </w:pPr>
     </w:p>
     <w:p>
@@ -3530,7 +3013,7 @@
           <w:rFonts w:ascii="Times New Roman" w:hAnsi="Times New Roman"/>
           <w:vanish/>
         </w:rPr>
-        <w:spacing w:line="240" w:lineRule="auto" w:before="0" w:after="0"/>
+        <w:spacing w:line="290" w:lineRule="atLeast" w:before="0" w:after="0"/>
       </w:pPr>
     </w:p>
     <w:p>
@@ -3540,7 +3023,7 @@
           <w:vanish/>
           <w:sz w:val="21"/>
         </w:rPr>
-        <w:spacing w:line="240" w:lineRule="auto" w:before="0" w:after="0"/>
+        <w:spacing w:line="290" w:lineRule="atLeast" w:before="0" w:after="0"/>
       </w:pPr>
     </w:p>
     <w:tbl>
@@ -3582,14 +3065,14 @@
           </w:tcPr>
           <w:p>
             <w:pPr>
-              <w:spacing w:before="0" w:after="0" w:line="240" w:lineRule="auto"/>
+              <w:spacing w:before="0" w:after="0" w:line="290" w:lineRule="atLeast"/>
               <w:rPr>
                 <w:rFonts w:ascii="Times New Roman" w:hAnsi="Times New Roman"/>
               </w:rPr>
             </w:pPr>
             <w:r>
               <w:rPr>
-                <w:rFonts w:ascii="宋体" w:eastAsia="宋体" w:hAnsi="宋体" w:cs="宋体"/>
+                <w:rFonts w:ascii="Times New Roman" w:eastAsia="宋体" w:hAnsi="Times New Roman" w:cs="宋体"/>
                 <w:b/>
                 <w:bCs/>
               </w:rPr>
@@ -3605,7 +3088,7 @@
           <w:rFonts w:ascii="Times New Roman" w:hAnsi="Times New Roman"/>
           <w:vanish/>
         </w:rPr>
-        <w:spacing w:line="240" w:lineRule="auto" w:before="0" w:after="0"/>
+        <w:spacing w:line="290" w:lineRule="atLeast" w:before="0" w:after="0"/>
       </w:pPr>
     </w:p>
     <w:tbl>
@@ -3648,7 +3131,7 @@
           </w:tcPr>
           <w:p>
             <w:pPr>
-              <w:spacing w:before="0" w:after="0" w:line="240" w:lineRule="auto"/>
+              <w:spacing w:before="0" w:after="0" w:line="290" w:lineRule="atLeast"/>
               <w:rPr>
                 <w:rFonts w:ascii="Times New Roman" w:hAnsi="Times New Roman"/>
                 <w:sz w:val="21"/>
@@ -3675,7 +3158,7 @@
           </w:tcPr>
           <w:p>
             <w:pPr>
-              <w:spacing w:line="240" w:lineRule="auto" w:before="0" w:after="0"/>
+              <w:spacing w:line="290" w:lineRule="atLeast" w:before="0" w:after="0"/>
               <w:rPr>
                 <w:rFonts w:ascii="Times New Roman" w:eastAsia="宋体" w:hAnsi="Times New Roman" w:cs="宋体" w:hint="default"/>
                 <w:b/>
@@ -3685,7 +3168,7 @@
             </w:pPr>
             <w:r>
               <w:rPr>
-                <w:rFonts w:ascii="宋体" w:eastAsia="宋体" w:hAnsi="宋体" w:cs="宋体"/>
+                <w:rFonts w:ascii="Times New Roman" w:eastAsia="宋体" w:hAnsi="Times New Roman" w:cs="宋体"/>
                 <w:b/>
                 <w:bCs/>
                 <w:sz w:val="21"/>
@@ -3694,25 +3177,21 @@
             </w:r>
             <w:r>
               <w:rPr>
-                <w:rFonts w:ascii="宋体" w:eastAsia="宋体" w:hAnsi="宋体" w:cs="宋体"/>
-                <w:b/>
-                <w:bCs/>
+                <w:rFonts w:ascii="Times New Roman" w:eastAsia="宋体" w:hAnsi="Times New Roman" w:cs="宋体"/>
                 <w:sz w:val="21"/>
               </w:rPr>
               <w:t xml:space="preserve">供应链建模（</w:t>
             </w:r>
             <w:r>
               <w:rPr>
-                <w:rFonts w:ascii="Times New Roman" w:hAnsi="Times New Roman" w:hint="default"/>
+                <w:rFonts w:eastAsia="宋体" w:ascii="Times New Roman" w:hAnsi="Times New Roman"/>
                 <w:sz w:val="21"/>
               </w:rPr>
               <w:t xml:space="preserve">Python</w:t>
             </w:r>
             <w:r>
               <w:rPr>
-                <w:rFonts w:ascii="宋体" w:eastAsia="宋体" w:hAnsi="宋体" w:cs="宋体"/>
-                <w:b/>
-                <w:bCs/>
+                <w:rFonts w:ascii="Times New Roman" w:eastAsia="宋体" w:hAnsi="Times New Roman" w:cs="宋体"/>
                 <w:sz w:val="21"/>
               </w:rPr>
               <w:t xml:space="preserve">求解）、供需平衡与需求波动管理、库存与效期管理、补货计划</w:t>
@@ -3720,7 +3199,7 @@
           </w:p>
           <w:p>
             <w:pPr>
-              <w:spacing w:line="240" w:lineRule="auto" w:before="0" w:after="0"/>
+              <w:spacing w:line="290" w:lineRule="atLeast" w:before="0" w:after="0"/>
               <w:rPr>
                 <w:rFonts w:ascii="Times New Roman" w:eastAsia="宋体" w:hAnsi="Times New Roman" w:cs="宋体" w:hint="default"/>
                 <w:b/>
@@ -3730,7 +3209,7 @@
             </w:pPr>
             <w:r>
               <w:rPr>
-                <w:rFonts w:ascii="宋体" w:eastAsia="宋体" w:hAnsi="宋体" w:cs="宋体"/>
+                <w:rFonts w:ascii="Times New Roman" w:eastAsia="宋体" w:hAnsi="Times New Roman" w:cs="宋体"/>
                 <w:b/>
                 <w:bCs/>
                 <w:sz w:val="21"/>
@@ -3739,7 +3218,7 @@
             </w:r>
             <w:r>
               <w:rPr>
-                <w:rFonts w:ascii="宋体" w:eastAsia="宋体" w:hAnsi="宋体" w:cs="宋体"/>
+                <w:rFonts w:ascii="Times New Roman" w:eastAsia="宋体" w:hAnsi="Times New Roman" w:cs="宋体"/>
                 <w:b/>
                 <w:bCs/>
                 <w:sz w:val="21"/>
@@ -3748,57 +3227,49 @@
             </w:r>
             <w:r>
               <w:rPr>
-                <w:rFonts w:ascii="宋体" w:eastAsia="宋体" w:hAnsi="宋体" w:cs="宋体"/>
-                <w:b/>
-                <w:bCs/>
+                <w:rFonts w:ascii="Times New Roman" w:eastAsia="宋体" w:hAnsi="Times New Roman" w:cs="宋体"/>
                 <w:sz w:val="21"/>
               </w:rPr>
               <w:t xml:space="preserve">用友</w:t>
             </w:r>
             <w:r>
               <w:rPr>
-                <w:rFonts w:ascii="Times New Roman" w:hAnsi="Times New Roman" w:hint="default"/>
+                <w:rFonts w:eastAsia="宋体" w:ascii="Times New Roman" w:hAnsi="Times New Roman"/>
                 <w:sz w:val="21"/>
               </w:rPr>
               <w:t xml:space="preserve">U8+</w:t>
             </w:r>
             <w:r>
               <w:rPr>
-                <w:rFonts w:ascii="宋体" w:eastAsia="宋体" w:hAnsi="宋体" w:cs="宋体"/>
-                <w:b/>
-                <w:bCs/>
+                <w:rFonts w:ascii="Times New Roman" w:eastAsia="宋体" w:hAnsi="Times New Roman" w:cs="宋体"/>
                 <w:sz w:val="21"/>
               </w:rPr>
               <w:t xml:space="preserve">（采购</w:t>
             </w:r>
             <w:r>
               <w:rPr>
-                <w:rFonts w:ascii="Times New Roman" w:hAnsi="Times New Roman" w:hint="default"/>
+                <w:rFonts w:eastAsia="宋体" w:ascii="Times New Roman" w:hAnsi="Times New Roman"/>
                 <w:sz w:val="21"/>
               </w:rPr>
               <w:t xml:space="preserve">/</w:t>
             </w:r>
             <w:r>
               <w:rPr>
-                <w:rFonts w:ascii="宋体" w:eastAsia="宋体" w:hAnsi="宋体" w:cs="宋体"/>
-                <w:b/>
-                <w:bCs/>
+                <w:rFonts w:ascii="Times New Roman" w:eastAsia="宋体" w:hAnsi="Times New Roman" w:cs="宋体"/>
                 <w:sz w:val="21"/>
               </w:rPr>
               <w:t xml:space="preserve">库存</w:t>
             </w:r>
             <w:r>
               <w:rPr>
-                <w:rFonts w:ascii="Times New Roman" w:hAnsi="Times New Roman" w:hint="default"/>
+                <w:rFonts w:eastAsia="宋体" w:ascii="Times New Roman" w:hAnsi="Times New Roman"/>
                 <w:sz w:val="21"/>
               </w:rPr>
               <w:t xml:space="preserve">/</w:t>
             </w:r>
             <w:r>
               <w:rPr>
-                <w:rFonts w:ascii="宋体" w:eastAsia="宋体" w:hAnsi="宋体" w:cs="宋体"/>
-                <w:b/>
-                <w:bCs/>
+                <w:rFonts w:ascii="Times New Roman" w:eastAsia="宋体" w:hAnsi="Times New Roman" w:cs="宋体"/>
                 <w:sz w:val="21"/>
               </w:rPr>
               <w:t xml:space="preserve">存货核算全流程操作，熟悉单据流转与模块联动）</w:t>
@@ -3806,7 +3277,7 @@
           </w:p>
           <w:p>
             <w:pPr>
-              <w:spacing w:line="240" w:lineRule="auto" w:before="0" w:after="0"/>
+              <w:spacing w:line="290" w:lineRule="atLeast" w:before="0" w:after="0"/>
               <w:rPr>
                 <w:rFonts w:ascii="Times New Roman" w:eastAsia="宋体" w:hAnsi="Times New Roman" w:cs="宋体" w:hint="default"/>
                 <w:b/>
@@ -3816,7 +3287,7 @@
             </w:pPr>
             <w:r>
               <w:rPr>
-                <w:rFonts w:ascii="宋体" w:eastAsia="宋体" w:hAnsi="宋体" w:cs="宋体"/>
+                <w:rFonts w:ascii="Times New Roman" w:eastAsia="宋体" w:hAnsi="Times New Roman" w:cs="宋体"/>
                 <w:b/>
                 <w:bCs/>
                 <w:sz w:val="21"/>
@@ -3825,87 +3296,77 @@
             </w:r>
             <w:r>
               <w:rPr>
-                <w:rFonts w:ascii="Times New Roman" w:hAnsi="Times New Roman" w:hint="default"/>
+                <w:rFonts w:eastAsia="宋体" w:ascii="Times New Roman" w:hAnsi="Times New Roman"/>
                 <w:sz w:val="21"/>
               </w:rPr>
               <w:t xml:space="preserve">Excel</w:t>
             </w:r>
             <w:r>
               <w:rPr>
-                <w:rFonts w:ascii="宋体" w:eastAsia="宋体" w:hAnsi="宋体" w:cs="宋体"/>
-                <w:b/>
-                <w:bCs/>
+                <w:rFonts w:ascii="Times New Roman" w:eastAsia="宋体" w:hAnsi="Times New Roman" w:cs="宋体"/>
                 <w:sz w:val="21"/>
               </w:rPr>
               <w:t xml:space="preserve">（数据透视表、</w:t>
             </w:r>
             <w:r>
               <w:rPr>
-                <w:rFonts w:ascii="Times New Roman" w:hAnsi="Times New Roman" w:hint="default"/>
+                <w:rFonts w:eastAsia="宋体" w:ascii="Times New Roman" w:hAnsi="Times New Roman"/>
                 <w:sz w:val="21"/>
               </w:rPr>
               <w:t xml:space="preserve">VLOOKUP</w:t>
             </w:r>
             <w:r>
               <w:rPr>
-                <w:rFonts w:ascii="宋体" w:eastAsia="宋体" w:hAnsi="宋体" w:cs="宋体"/>
-                <w:b/>
-                <w:bCs/>
+                <w:rFonts w:ascii="Times New Roman" w:eastAsia="宋体" w:hAnsi="Times New Roman" w:cs="宋体"/>
                 <w:sz w:val="21"/>
               </w:rPr>
               <w:t xml:space="preserve">、函数、台账）、</w:t>
             </w:r>
             <w:r>
               <w:rPr>
-                <w:rFonts w:ascii="Times New Roman" w:hAnsi="Times New Roman" w:hint="default"/>
+                <w:rFonts w:eastAsia="宋体" w:ascii="Times New Roman" w:hAnsi="Times New Roman"/>
                 <w:sz w:val="21"/>
               </w:rPr>
               <w:t xml:space="preserve">Python</w:t>
             </w:r>
             <w:r>
               <w:rPr>
-                <w:rFonts w:ascii="宋体" w:eastAsia="宋体" w:hAnsi="宋体" w:cs="宋体"/>
-                <w:b/>
-                <w:bCs/>
+                <w:rFonts w:ascii="Times New Roman" w:eastAsia="宋体" w:hAnsi="Times New Roman" w:cs="宋体"/>
                 <w:sz w:val="21"/>
               </w:rPr>
               <w:t xml:space="preserve">（</w:t>
             </w:r>
             <w:r>
               <w:rPr>
-                <w:rFonts w:ascii="Times New Roman" w:hAnsi="Times New Roman" w:hint="default"/>
+                <w:rFonts w:eastAsia="宋体" w:ascii="Times New Roman" w:hAnsi="Times New Roman"/>
                 <w:sz w:val="21"/>
               </w:rPr>
               <w:t xml:space="preserve">pandas</w:t>
             </w:r>
             <w:r>
               <w:rPr>
-                <w:rFonts w:ascii="宋体" w:eastAsia="宋体" w:hAnsi="宋体" w:cs="宋体"/>
-                <w:b/>
-                <w:bCs/>
+                <w:rFonts w:ascii="Times New Roman" w:eastAsia="宋体" w:hAnsi="Times New Roman" w:cs="宋体"/>
                 <w:sz w:val="21"/>
               </w:rPr>
               <w:t xml:space="preserve">）、</w:t>
             </w:r>
             <w:r>
               <w:rPr>
-                <w:rFonts w:ascii="Times New Roman" w:hAnsi="Times New Roman" w:hint="default"/>
+                <w:rFonts w:eastAsia="宋体" w:ascii="Times New Roman" w:hAnsi="Times New Roman"/>
                 <w:sz w:val="21"/>
               </w:rPr>
               <w:t xml:space="preserve">R</w:t>
             </w:r>
             <w:r>
               <w:rPr>
-                <w:rFonts w:ascii="宋体" w:eastAsia="宋体" w:hAnsi="宋体" w:cs="宋体"/>
-                <w:b/>
-                <w:bCs/>
+                <w:rFonts w:ascii="Times New Roman" w:eastAsia="宋体" w:hAnsi="Times New Roman" w:cs="宋体"/>
                 <w:sz w:val="21"/>
               </w:rPr>
               <w:t xml:space="preserve">、</w:t>
             </w:r>
             <w:r>
               <w:rPr>
-                <w:rFonts w:ascii="Times New Roman" w:hAnsi="Times New Roman" w:hint="default"/>
+                <w:rFonts w:eastAsia="宋体" w:ascii="Times New Roman" w:hAnsi="Times New Roman"/>
                 <w:sz w:val="21"/>
               </w:rPr>
               <w:t xml:space="preserve">SPSS</w:t>
@@ -3913,7 +3374,7 @@
           </w:p>
           <w:p>
             <w:pPr>
-              <w:spacing w:line="240" w:lineRule="auto" w:before="0" w:after="0"/>
+              <w:spacing w:line="290" w:lineRule="atLeast" w:before="0" w:after="0"/>
               <w:rPr>
                 <w:rFonts w:ascii="Times New Roman" w:eastAsia="宋体" w:hAnsi="Times New Roman" w:cs="宋体" w:hint="default"/>
                 <w:b/>
@@ -3923,7 +3384,7 @@
             </w:pPr>
             <w:r>
               <w:rPr>
-                <w:rFonts w:ascii="宋体" w:eastAsia="宋体" w:hAnsi="宋体" w:cs="宋体"/>
+                <w:rFonts w:ascii="Times New Roman" w:eastAsia="宋体" w:hAnsi="Times New Roman" w:cs="宋体"/>
                 <w:b/>
                 <w:bCs/>
                 <w:sz w:val="21"/>
@@ -3932,16 +3393,14 @@
             </w:r>
             <w:r>
               <w:rPr>
-                <w:rFonts w:ascii="Times New Roman" w:hAnsi="Times New Roman" w:hint="default"/>
+                <w:rFonts w:eastAsia="宋体" w:ascii="Times New Roman" w:hAnsi="Times New Roman"/>
                 <w:sz w:val="21"/>
               </w:rPr>
               <w:t xml:space="preserve">CET-4</w:t>
             </w:r>
             <w:r>
               <w:rPr>
-                <w:rFonts w:ascii="宋体" w:eastAsia="宋体" w:hAnsi="宋体" w:cs="宋体"/>
-                <w:b/>
-                <w:bCs/>
+                <w:rFonts w:ascii="Times New Roman" w:eastAsia="宋体" w:hAnsi="Times New Roman" w:cs="宋体"/>
                 <w:sz w:val="21"/>
               </w:rPr>
               <w:t xml:space="preserve">，可阅读英文专业资料与基础商务沟通</w:t>
@@ -3949,7 +3408,7 @@
           </w:p>
           <w:p>
             <w:pPr>
-              <w:spacing w:line="240" w:lineRule="auto" w:before="0" w:after="0"/>
+              <w:spacing w:line="290" w:lineRule="atLeast" w:before="0" w:after="0"/>
               <w:rPr>
                 <w:rFonts w:ascii="Times New Roman" w:eastAsia="宋体" w:hAnsi="Times New Roman" w:cs="宋体" w:hint="default"/>
                 <w:b/>
@@ -3959,7 +3418,7 @@
             </w:pPr>
             <w:r>
               <w:rPr>
-                <w:rFonts w:ascii="宋体" w:eastAsia="宋体" w:hAnsi="宋体" w:cs="宋体"/>
+                <w:rFonts w:ascii="Times New Roman" w:eastAsia="宋体" w:hAnsi="Times New Roman" w:cs="宋体"/>
                 <w:b/>
                 <w:bCs/>
                 <w:sz w:val="21"/>
@@ -3968,9 +3427,7 @@
             </w:r>
             <w:r>
               <w:rPr>
-                <w:rFonts w:ascii="宋体" w:eastAsia="宋体" w:hAnsi="宋体" w:cs="宋体"/>
-                <w:b/>
-                <w:bCs/>
+                <w:rFonts w:ascii="Times New Roman" w:eastAsia="宋体" w:hAnsi="Times New Roman" w:cs="宋体"/>
                 <w:sz w:val="21"/>
               </w:rPr>
               <w:t xml:space="preserve">项目主导、跨部门沟通协作、流程梳理与标准化、文档与台账管理</w:t>
@@ -3985,7 +3442,7 @@
           <w:vanish/>
           <w:sz w:val="21"/>
         </w:rPr>
-        <w:spacing w:line="240" w:lineRule="auto" w:before="0" w:after="0"/>
+        <w:spacing w:line="290" w:lineRule="atLeast" w:before="0" w:after="0"/>
       </w:pPr>
     </w:p>
     <w:sectPr>
@@ -5557,43 +5014,43 @@
       </w:rPr>
     </w:lvl>
   </w:abstractNum>
-  <w:num w:numId="1" w16cid:durableId="1211110954">
+  <w:num w:numId="1" w16cid:durableId="45564599">
     <w:abstractNumId w:val="3"/>
   </w:num>
-  <w:num w:numId="2" w16cid:durableId="1998218541">
+  <w:num w:numId="2" w16cid:durableId="453059383">
     <w:abstractNumId w:val="7"/>
   </w:num>
-  <w:num w:numId="3" w16cid:durableId="962229070">
+  <w:num w:numId="3" w16cid:durableId="1083911136">
     <w:abstractNumId w:val="10"/>
   </w:num>
-  <w:num w:numId="4" w16cid:durableId="1218593623">
+  <w:num w:numId="4" w16cid:durableId="1489401990">
     <w:abstractNumId w:val="0"/>
   </w:num>
-  <w:num w:numId="5" w16cid:durableId="494758702">
+  <w:num w:numId="5" w16cid:durableId="52118718">
     <w:abstractNumId w:val="5"/>
   </w:num>
-  <w:num w:numId="6" w16cid:durableId="159974084">
+  <w:num w:numId="6" w16cid:durableId="1965043679">
     <w:abstractNumId w:val="8"/>
   </w:num>
-  <w:num w:numId="7" w16cid:durableId="1119563755">
+  <w:num w:numId="7" w16cid:durableId="855264805">
     <w:abstractNumId w:val="4"/>
   </w:num>
-  <w:num w:numId="8" w16cid:durableId="363284835">
+  <w:num w:numId="8" w16cid:durableId="930704606">
     <w:abstractNumId w:val="2"/>
   </w:num>
-  <w:num w:numId="9" w16cid:durableId="442965038">
+  <w:num w:numId="9" w16cid:durableId="1224945940">
     <w:abstractNumId w:val="11"/>
   </w:num>
-  <w:num w:numId="10" w16cid:durableId="1242376479">
+  <w:num w:numId="10" w16cid:durableId="371344320">
     <w:abstractNumId w:val="9"/>
   </w:num>
-  <w:num w:numId="11" w16cid:durableId="1053963832">
+  <w:num w:numId="11" w16cid:durableId="1810392422">
     <w:abstractNumId w:val="6"/>
   </w:num>
-  <w:num w:numId="12" w16cid:durableId="1338775365">
+  <w:num w:numId="12" w16cid:durableId="1112557520">
     <w:abstractNumId w:val="1"/>
   </w:num>
-  <w:num w:numId="13" w16cid:durableId="2011832182">
+  <w:num w:numId="13" w16cid:durableId="1101874244">
     <w:abstractNumId w:val="5"/>
     <w:lvlOverride w:ilvl="0"/>
     <w:lvlOverride w:ilvl="1"/>
@@ -6166,6 +5623,27 @@
       <w:szCs w:val="24"/>
     </w:rPr>
   </w:style>
+  <w:style w:type="character" w:styleId="a8">
+    <w:name w:val="Hyperlink"/>
+    <w:uiPriority w:val="1"/>
+    <w:unhideWhenUsed/>
+    <w:rsid w:val="008577DB"/>
+    <w:rPr>
+      <w:color w:val="0563C1"/>
+      <w:u w:val="single"/>
+    </w:rPr>
+  </w:style>
+  <w:style w:type="character" w:styleId="a9">
+    <w:name w:val="Unresolved Mention"/>
+    <w:uiPriority w:val="99"/>
+    <w:semiHidden/>
+    <w:unhideWhenUsed/>
+    <w:rsid w:val="008577DB"/>
+    <w:rPr>
+      <w:color w:val="605E5C"/>
+      <w:shd w:val="clear" w:color="auto" w:fill="E1DFDD"/>
+    </w:rPr>
+  </w:style>
 </w:styles>
 </file>
 

--- a/02_定制简历库/半亩花田/供应链管培生（2027届校招-J10971）/文雪_半亩花田_供应链管培生（2027届校招-J10971）.docx
+++ b/02_定制简历库/半亩花田/供应链管培生（2027届校招-J10971）/文雪_半亩花田_供应链管培生（2027届校招-J10971）.docx
@@ -457,7 +457,7 @@
                 <w:rFonts w:ascii="Times New Roman" w:eastAsia="宋体" w:hAnsi="Times New Roman" w:cs="宋体"/>
                 <w:sz w:val="21"/>
               </w:rPr>
-              <w:t xml:space="preserve">资源平衡与网络优化思维；采购与库存：用友</w:t>
+              <w:t xml:space="preserve">资源平衡、生产计划编制与网络优化思维；采购与库存：用友</w:t>
             </w:r>
             <w:r>
               <w:rPr>
@@ -3244,35 +3244,7 @@
                 <w:rFonts w:ascii="Times New Roman" w:eastAsia="宋体" w:hAnsi="Times New Roman" w:cs="宋体"/>
                 <w:sz w:val="21"/>
               </w:rPr>
-              <w:t xml:space="preserve">（采购</w:t>
-            </w:r>
-            <w:r>
-              <w:rPr>
-                <w:rFonts w:eastAsia="宋体" w:ascii="Times New Roman" w:hAnsi="Times New Roman"/>
-                <w:sz w:val="21"/>
-              </w:rPr>
-              <w:t xml:space="preserve">/</w:t>
-            </w:r>
-            <w:r>
-              <w:rPr>
-                <w:rFonts w:ascii="Times New Roman" w:eastAsia="宋体" w:hAnsi="Times New Roman" w:cs="宋体"/>
-                <w:sz w:val="21"/>
-              </w:rPr>
-              <w:t xml:space="preserve">库存</w:t>
-            </w:r>
-            <w:r>
-              <w:rPr>
-                <w:rFonts w:eastAsia="宋体" w:ascii="Times New Roman" w:hAnsi="Times New Roman"/>
-                <w:sz w:val="21"/>
-              </w:rPr>
-              <w:t xml:space="preserve">/</w:t>
-            </w:r>
-            <w:r>
-              <w:rPr>
-                <w:rFonts w:ascii="Times New Roman" w:eastAsia="宋体" w:hAnsi="Times New Roman" w:cs="宋体"/>
-                <w:sz w:val="21"/>
-              </w:rPr>
-              <w:t xml:space="preserve">存货核算全流程操作，熟悉单据流转与模块联动）</w:t>
+              <w:t xml:space="preserve">（采购订单→核算全流程，熟悉订单下发、供应商执行跟进与对账结算、单据流转与模块联动）</w:t>
             </w:r>
           </w:p>
           <w:p>

--- a/02_定制简历库/半亩花田/供应链管培生（2027届校招-J10971）/文雪_半亩花田_供应链管培生（2027届校招-J10971）.docx
+++ b/02_定制简历库/半亩花田/供应链管培生（2027届校招-J10971）/文雪_半亩花田_供应链管培生（2027届校招-J10971）.docx
@@ -5,18 +5,17 @@
   <w:body>
     <w:p>
       <w:pPr>
+        <w:spacing w:line="290" w:lineRule="atLeast" w:before="0" w:after="0"/>
         <w:rPr>
           <w:rFonts w:hint="default"/>
           <w:vanish/>
         </w:rPr>
-        <w:spacing w:line="290" w:lineRule="atLeast" w:before="0" w:after="0"/>
       </w:pPr>
     </w:p>
     <w:tbl>
       <w:tblPr>
         <w:tblW w:w="0" w:type="auto"/>
         <w:jc w:val="center"/>
-        <w:tblInd w:w="0" w:type="dxa"/>
         <w:tblLayout w:type="fixed"/>
         <w:tblCellMar>
           <w:left w:w="0" w:type="dxa"/>
@@ -89,14 +88,15 @@
           </w:tcPr>
           <w:p>
             <w:pPr>
+              <w:spacing w:line="290" w:lineRule="atLeast" w:before="0" w:after="0"/>
               <w:jc w:val="center"/>
               <w:rPr>
                 <w:rFonts w:hint="default"/>
               </w:rPr>
-              <w:spacing w:line="290" w:lineRule="atLeast" w:before="0" w:after="0"/>
-            </w:pPr>
-            <w:r>
-              <w:rPr>
+            </w:pPr>
+            <w:r>
+              <w:rPr>
+                <w:rFonts w:hint="default"/>
                 <w:noProof/>
               </w:rPr>
               <w:pict w14:anchorId="7207AFA7">
@@ -119,7 +119,7 @@
                   <v:path o:extrusionok="f" gradientshapeok="t" o:connecttype="rect"/>
                   <o:lock v:ext="edit" aspectratio="t"/>
                 </v:shapetype>
-                <v:shape id="_x0000_s2052" type="#_x0000_t75" style="position:absolute;left:0;text-align:left;margin-left:-3.1pt;margin-top:-3.1pt;width:58.05pt;height:81.95pt;z-index:251657728;mso-position-horizontal-relative:text;mso-position-vertical-relative:text">
+                <v:shape id="_x0000_s2052" type="#_x0000_t75" style="position:absolute;left:0;text-align:left;margin-left:-3.1pt;margin-top:-3.1pt;width:58.05pt;height:81.95pt;z-index:1;mso-position-horizontal-relative:text;mso-position-vertical-relative:text">
                   <v:imagedata r:id="rId7" o:title="微信图片_20260311210753_173_4"/>
                 </v:shape>
               </w:pict>
@@ -153,66 +153,81 @@
             <w:pPr>
               <w:spacing w:line="290" w:lineRule="atLeast" w:before="0" w:after="0"/>
               <w:rPr>
+                <w:rFonts w:eastAsia="等线" w:hint="default"/>
+                <w:sz w:val="21"/>
+              </w:rPr>
+            </w:pPr>
+            <w:r>
+              <w:rPr>
+                <w:rFonts w:ascii="Times New Roman" w:hAnsi="Times New Roman" w:hint="default"/>
+                <w:sz w:val="21"/>
+              </w:rPr>
+              <w:t>18658249341</w:t>
+            </w:r>
+            <w:r>
+              <w:rPr>
                 <w:rFonts w:eastAsia="等线"/>
                 <w:sz w:val="21"/>
               </w:rPr>
-            </w:pPr>
-            <w:r>
-              <w:rPr>
-                <w:rFonts w:ascii="Times New Roman" w:hAnsi="Times New Roman" w:hint="default"/>
-                <w:sz w:val="21"/>
-              </w:rPr>
-              <w:t>18658249341</w:t>
+              <w:t xml:space="preserve"> </w:t>
+            </w:r>
+            <w:r>
+              <w:rPr>
+                <w:rFonts w:ascii="宋体" w:eastAsia="宋体" w:hAnsi="宋体"/>
+                <w:sz w:val="21"/>
+              </w:rPr>
+              <w:t xml:space="preserve"> </w:t>
+            </w:r>
+            <w:r>
+              <w:rPr>
+                <w:rFonts w:ascii="宋体" w:eastAsia="宋体" w:hAnsi="宋体"/>
+                <w:b/>
+                <w:bCs/>
+                <w:sz w:val="21"/>
+              </w:rPr>
+              <w:t>|</w:t>
             </w:r>
             <w:r>
               <w:rPr>
                 <w:rFonts w:eastAsia="等线"/>
                 <w:sz w:val="21"/>
               </w:rPr>
-              <w:t xml:space="preserve"> </w:t>
+              <w:t xml:space="preserve">  </w:t>
+            </w:r>
+            <w:r>
+              <w:rPr>
+                <w:rFonts w:ascii="Times New Roman" w:hAnsi="Times New Roman"/>
+                <w:sz w:val="21"/>
+              </w:rPr>
+              <w:t>2631217547@qq.com</w:t>
+            </w:r>
+            <w:r>
+              <w:rPr>
+                <w:rFonts w:ascii="Times New Roman" w:eastAsia="等线" w:hAnsi="Times New Roman"/>
+                <w:sz w:val="21"/>
+              </w:rPr>
+              <w:t xml:space="preserve">  </w:t>
             </w:r>
             <w:r>
               <w:rPr>
                 <w:rFonts w:ascii="宋体" w:eastAsia="宋体" w:hAnsi="宋体"/>
-                <w:sz w:val="21"/>
-              </w:rPr>
-              <w:t xml:space="preserve"> </w:t>
+                <w:b/>
+                <w:bCs/>
+                <w:sz w:val="21"/>
+              </w:rPr>
+              <w:t>|</w:t>
             </w:r>
             <w:r>
               <w:rPr>
                 <w:rFonts w:ascii="宋体" w:eastAsia="宋体" w:hAnsi="宋体"/>
-                <w:b/>
-                <w:bCs/>
-                <w:sz w:val="21"/>
-              </w:rPr>
-              <w:t>|</w:t>
-            </w:r>
-            <w:r>
-              <w:rPr>
-                <w:rFonts w:eastAsia="等线"/>
-                <w:sz w:val="21"/>
-              </w:rPr>
-              <w:t xml:space="preserve">  </w:t>
-            </w:r>
-            <w:r>
-              <w:rPr>
-                <w:rFonts w:ascii="Times New Roman" w:hAnsi="Times New Roman"/>
-                <w:sz w:val="21"/>
-              </w:rPr>
-              <w:t>2631217547@qq.com</w:t>
-            </w:r>
-            <w:r>
-              <w:rPr>
-                <w:rFonts w:ascii="Times New Roman" w:eastAsia="等线" w:hAnsi="Times New Roman"/>
-                <w:sz w:val="21"/>
-              </w:rPr>
-              <w:t xml:space="preserve">  </w:t>
+                <w:sz w:val="21"/>
+              </w:rPr>
+              <w:t xml:space="preserve">  共青团员  </w:t>
             </w:r>
             <w:r>
               <w:rPr>
                 <w:rFonts w:ascii="宋体" w:eastAsia="宋体" w:hAnsi="宋体"/>
                 <w:b/>
-                <w:bCs/>
                 <w:sz w:val="21"/>
               </w:rPr>
               <w:t>|</w:t>
@@ -233,10 +248,11 @@
           </w:tcPr>
           <w:p>
             <w:pPr>
-              <w:rPr>
-                <w:sz w:val="21"/>
-              </w:rPr>
-              <w:spacing w:line="290" w:lineRule="atLeast" w:before="0" w:after="0"/>
+              <w:spacing w:line="290" w:lineRule="atLeast" w:before="0" w:after="0"/>
+              <w:rPr>
+                <w:rFonts w:hint="default"/>
+                <w:sz w:val="21"/>
+              </w:rPr>
             </w:pPr>
           </w:p>
         </w:tc>
@@ -267,33 +283,37 @@
             <w:pPr>
               <w:spacing w:line="290" w:lineRule="atLeast" w:before="0" w:after="0"/>
               <w:rPr>
-                <w:b/>
-                <w:bCs/>
-                <w:sz w:val="21"/>
-              </w:rPr>
-            </w:pPr>
-            <w:r>
-              <w:rPr>
-                <w:rFonts w:ascii="Times New Roman" w:eastAsia="宋体" w:hAnsi="Times New Roman" w:cs="宋体"/>
-                <w:b/>
-                <w:bCs/>
-                <w:sz w:val="21"/>
+                <w:rFonts w:hint="default"/>
+                <w:b/>
+                <w:bCs/>
+                <w:sz w:val="21"/>
+              </w:rPr>
+            </w:pPr>
+            <w:r>
+              <w:rPr>
+                <w:rFonts w:ascii="Times New Roman" w:eastAsia="宋体" w:hAnsi="Times New Roman"/>
+                <w:b/>
+                <w:bCs/>
+                <w:sz w:val="21"/>
+                <w:szCs w:val="21"/>
               </w:rPr>
               <w:t xml:space="preserve">求职意向：</w:t>
             </w:r>
             <w:r>
               <w:rPr>
-                <w:rFonts w:ascii="Times New Roman" w:eastAsia="宋体" w:hAnsi="Times New Roman" w:cs="宋体"/>
-                <w:b/>
-                <w:bCs/>
-                <w:sz w:val="21"/>
+                <w:rFonts w:ascii="Times New Roman" w:eastAsia="宋体" w:hAnsi="Times New Roman"/>
+                <w:b/>
+                <w:bCs/>
+                <w:sz w:val="21"/>
+                <w:szCs w:val="21"/>
               </w:rPr>
               <w:t xml:space="preserve"> </w:t>
             </w:r>
             <w:r>
               <w:rPr>
-                <w:rFonts w:ascii="Times New Roman" w:eastAsia="宋体" w:hAnsi="Times New Roman" w:cs="宋体"/>
-                <w:sz w:val="21"/>
+                <w:rFonts w:ascii="Times New Roman" w:eastAsia="宋体" w:hAnsi="Times New Roman"/>
+                <w:sz w:val="21"/>
+                <w:szCs w:val="21"/>
               </w:rPr>
               <w:t xml:space="preserve">供应链管培生（计划</w:t>
             </w:r>
@@ -306,8 +326,9 @@
             </w:r>
             <w:r>
               <w:rPr>
-                <w:rFonts w:ascii="Times New Roman" w:eastAsia="宋体" w:hAnsi="Times New Roman" w:cs="宋体"/>
-                <w:sz w:val="21"/>
+                <w:rFonts w:ascii="Times New Roman" w:eastAsia="宋体" w:hAnsi="Times New Roman"/>
+                <w:sz w:val="21"/>
+                <w:szCs w:val="21"/>
               </w:rPr>
               <w:t xml:space="preserve">采购</w:t>
             </w:r>
@@ -320,8 +341,9 @@
             </w:r>
             <w:r>
               <w:rPr>
-                <w:rFonts w:ascii="Times New Roman" w:eastAsia="宋体" w:hAnsi="Times New Roman" w:cs="宋体"/>
-                <w:sz w:val="21"/>
+                <w:rFonts w:ascii="Times New Roman" w:eastAsia="宋体" w:hAnsi="Times New Roman"/>
+                <w:sz w:val="21"/>
+                <w:szCs w:val="21"/>
               </w:rPr>
               <w:t xml:space="preserve">物流方向）</w:t>
             </w:r>
@@ -334,10 +356,11 @@
           </w:tcPr>
           <w:p>
             <w:pPr>
-              <w:rPr>
-                <w:sz w:val="21"/>
-              </w:rPr>
-              <w:spacing w:line="290" w:lineRule="atLeast" w:before="0" w:after="0"/>
+              <w:spacing w:line="290" w:lineRule="atLeast" w:before="0" w:after="0"/>
+              <w:rPr>
+                <w:rFonts w:hint="default"/>
+                <w:sz w:val="21"/>
+              </w:rPr>
             </w:pPr>
           </w:p>
         </w:tc>
@@ -368,24 +391,27 @@
             <w:pPr>
               <w:spacing w:line="290" w:lineRule="atLeast" w:before="0" w:after="0"/>
               <w:rPr>
-                <w:b/>
-                <w:bCs/>
-                <w:sz w:val="21"/>
-              </w:rPr>
-            </w:pPr>
-            <w:r>
-              <w:rPr>
-                <w:rFonts w:ascii="Times New Roman" w:eastAsia="宋体" w:hAnsi="Times New Roman" w:cs="宋体"/>
-                <w:b/>
-                <w:bCs/>
-                <w:sz w:val="21"/>
+                <w:rFonts w:hint="default"/>
+                <w:b/>
+                <w:bCs/>
+                <w:sz w:val="21"/>
+              </w:rPr>
+            </w:pPr>
+            <w:r>
+              <w:rPr>
+                <w:rFonts w:ascii="Times New Roman" w:eastAsia="宋体" w:hAnsi="Times New Roman"/>
+                <w:b/>
+                <w:bCs/>
+                <w:sz w:val="21"/>
+                <w:szCs w:val="21"/>
               </w:rPr>
               <w:t xml:space="preserve">个人优势：</w:t>
             </w:r>
             <w:r>
               <w:rPr>
-                <w:rFonts w:ascii="Times New Roman" w:eastAsia="宋体" w:hAnsi="Times New Roman" w:cs="宋体"/>
-                <w:sz w:val="21"/>
+                <w:rFonts w:ascii="Times New Roman" w:eastAsia="宋体" w:hAnsi="Times New Roman"/>
+                <w:sz w:val="21"/>
+                <w:szCs w:val="21"/>
               </w:rPr>
               <w:t xml:space="preserve">计划与优化：独立构建选址</w:t>
             </w:r>
@@ -398,8 +424,9 @@
             </w:r>
             <w:r>
               <w:rPr>
-                <w:rFonts w:ascii="Times New Roman" w:eastAsia="宋体" w:hAnsi="Times New Roman" w:cs="宋体"/>
-                <w:sz w:val="21"/>
+                <w:rFonts w:ascii="Times New Roman" w:eastAsia="宋体" w:hAnsi="Times New Roman"/>
+                <w:sz w:val="21"/>
+                <w:szCs w:val="21"/>
               </w:rPr>
               <w:t xml:space="preserve">路径双层优化模型（</w:t>
             </w:r>
@@ -412,8 +439,9 @@
             </w:r>
             <w:r>
               <w:rPr>
-                <w:rFonts w:ascii="Times New Roman" w:eastAsia="宋体" w:hAnsi="Times New Roman" w:cs="宋体"/>
-                <w:sz w:val="21"/>
+                <w:rFonts w:ascii="Times New Roman" w:eastAsia="宋体" w:hAnsi="Times New Roman"/>
+                <w:sz w:val="21"/>
+                <w:szCs w:val="21"/>
               </w:rPr>
               <w:t xml:space="preserve">求解），测算总成本降低</w:t>
             </w:r>
@@ -426,8 +454,9 @@
             </w:r>
             <w:r>
               <w:rPr>
-                <w:rFonts w:ascii="Times New Roman" w:eastAsia="宋体" w:hAnsi="Times New Roman" w:cs="宋体"/>
-                <w:sz w:val="21"/>
+                <w:rFonts w:ascii="Times New Roman" w:eastAsia="宋体" w:hAnsi="Times New Roman"/>
+                <w:sz w:val="21"/>
+                <w:szCs w:val="21"/>
               </w:rPr>
               <w:t xml:space="preserve">、配送时长缩短</w:t>
             </w:r>
@@ -440,8 +469,9 @@
             </w:r>
             <w:r>
               <w:rPr>
-                <w:rFonts w:ascii="Times New Roman" w:eastAsia="宋体" w:hAnsi="Times New Roman" w:cs="宋体"/>
-                <w:sz w:val="21"/>
+                <w:rFonts w:ascii="Times New Roman" w:eastAsia="宋体" w:hAnsi="Times New Roman"/>
+                <w:sz w:val="21"/>
+                <w:szCs w:val="21"/>
               </w:rPr>
               <w:t xml:space="preserve">，具备需求</w:t>
             </w:r>
@@ -454,8 +484,9 @@
             </w:r>
             <w:r>
               <w:rPr>
-                <w:rFonts w:ascii="Times New Roman" w:eastAsia="宋体" w:hAnsi="Times New Roman" w:cs="宋体"/>
-                <w:sz w:val="21"/>
+                <w:rFonts w:ascii="Times New Roman" w:eastAsia="宋体" w:hAnsi="Times New Roman"/>
+                <w:sz w:val="21"/>
+                <w:szCs w:val="21"/>
               </w:rPr>
               <w:t xml:space="preserve">资源平衡、生产计划编制与网络优化思维；采购与库存：用友</w:t>
             </w:r>
@@ -468,8 +499,9 @@
             </w:r>
             <w:r>
               <w:rPr>
-                <w:rFonts w:ascii="Times New Roman" w:eastAsia="宋体" w:hAnsi="Times New Roman" w:cs="宋体"/>
-                <w:sz w:val="21"/>
+                <w:rFonts w:ascii="Times New Roman" w:eastAsia="宋体" w:hAnsi="Times New Roman"/>
+                <w:sz w:val="21"/>
+                <w:szCs w:val="21"/>
               </w:rPr>
               <w:t xml:space="preserve">采购→入库→调拨→核算全流程实操；瑞幸数十种原辅料盘点</w:t>
             </w:r>
@@ -482,8 +514,9 @@
             </w:r>
             <w:r>
               <w:rPr>
-                <w:rFonts w:ascii="Times New Roman" w:eastAsia="宋体" w:hAnsi="Times New Roman" w:cs="宋体"/>
-                <w:sz w:val="21"/>
+                <w:rFonts w:ascii="Times New Roman" w:eastAsia="宋体" w:hAnsi="Times New Roman"/>
+                <w:sz w:val="21"/>
+                <w:szCs w:val="21"/>
               </w:rPr>
               <w:t xml:space="preserve">效期</w:t>
             </w:r>
@@ -496,8 +529,9 @@
             </w:r>
             <w:r>
               <w:rPr>
-                <w:rFonts w:ascii="Times New Roman" w:eastAsia="宋体" w:hAnsi="Times New Roman" w:cs="宋体"/>
-                <w:sz w:val="21"/>
+                <w:rFonts w:ascii="Times New Roman" w:eastAsia="宋体" w:hAnsi="Times New Roman"/>
+                <w:sz w:val="21"/>
+                <w:szCs w:val="21"/>
               </w:rPr>
               <w:t xml:space="preserve">补货管理经验，理解安全库存与需求波动逻辑；数据敏感：掌握</w:t>
             </w:r>
@@ -510,8 +544,9 @@
             </w:r>
             <w:r>
               <w:rPr>
-                <w:rFonts w:ascii="Times New Roman" w:eastAsia="宋体" w:hAnsi="Times New Roman" w:cs="宋体"/>
-                <w:sz w:val="21"/>
+                <w:rFonts w:ascii="Times New Roman" w:eastAsia="宋体" w:hAnsi="Times New Roman"/>
+                <w:sz w:val="21"/>
+                <w:szCs w:val="21"/>
               </w:rPr>
               <w:t xml:space="preserve">，累计处理</w:t>
             </w:r>
@@ -524,8 +559,9 @@
             </w:r>
             <w:r>
               <w:rPr>
-                <w:rFonts w:ascii="Times New Roman" w:eastAsia="宋体" w:hAnsi="Times New Roman" w:cs="宋体"/>
-                <w:sz w:val="21"/>
+                <w:rFonts w:ascii="Times New Roman" w:eastAsia="宋体" w:hAnsi="Times New Roman"/>
+                <w:sz w:val="21"/>
+                <w:szCs w:val="21"/>
               </w:rPr>
               <w:t xml:space="preserve">万</w:t>
             </w:r>
@@ -538,8 +574,9 @@
             </w:r>
             <w:r>
               <w:rPr>
-                <w:rFonts w:ascii="Times New Roman" w:eastAsia="宋体" w:hAnsi="Times New Roman" w:cs="宋体"/>
-                <w:sz w:val="21"/>
+                <w:rFonts w:ascii="Times New Roman" w:eastAsia="宋体" w:hAnsi="Times New Roman"/>
+                <w:sz w:val="21"/>
+                <w:szCs w:val="21"/>
               </w:rPr>
               <w:t xml:space="preserve">条业务数据，能用数据支撑需求预测与计划决策，数据敏感度高；执行与协作：</w:t>
             </w:r>
@@ -552,8 +589,9 @@
             </w:r>
             <w:r>
               <w:rPr>
-                <w:rFonts w:ascii="Times New Roman" w:eastAsia="宋体" w:hAnsi="Times New Roman" w:cs="宋体"/>
-                <w:sz w:val="21"/>
+                <w:rFonts w:ascii="Times New Roman" w:eastAsia="宋体" w:hAnsi="Times New Roman"/>
+                <w:sz w:val="21"/>
+                <w:szCs w:val="21"/>
               </w:rPr>
               <w:t xml:space="preserve">个月项目助理统筹</w:t>
             </w:r>
@@ -566,8 +604,9 @@
             </w:r>
             <w:r>
               <w:rPr>
-                <w:rFonts w:ascii="Times New Roman" w:eastAsia="宋体" w:hAnsi="Times New Roman" w:cs="宋体"/>
-                <w:sz w:val="21"/>
+                <w:rFonts w:ascii="Times New Roman" w:eastAsia="宋体" w:hAnsi="Times New Roman"/>
+                <w:sz w:val="21"/>
+                <w:szCs w:val="21"/>
               </w:rPr>
               <w:t xml:space="preserve">份材料并建立三级校验机制实现零差错提交；跨部门对接同步进度，善于梳理标准化流程</w:t>
             </w:r>
@@ -577,18 +616,18 @@
     </w:tbl>
     <w:p>
       <w:pPr>
+        <w:spacing w:line="290" w:lineRule="atLeast" w:before="0" w:after="0"/>
         <w:rPr>
+          <w:rFonts w:hint="default"/>
           <w:vanish/>
           <w:sz w:val="2"/>
         </w:rPr>
-        <w:spacing w:line="290" w:lineRule="atLeast" w:before="0" w:after="0"/>
       </w:pPr>
     </w:p>
     <w:tbl>
       <w:tblPr>
         <w:tblW w:w="0" w:type="auto"/>
         <w:jc w:val="center"/>
-        <w:tblInd w:w="0" w:type="dxa"/>
         <w:tblLayout w:type="fixed"/>
         <w:tblCellMar>
           <w:left w:w="0" w:type="dxa"/>
@@ -624,11 +663,17 @@
           <w:p>
             <w:pPr>
               <w:spacing w:line="290" w:lineRule="atLeast" w:before="0" w:after="0"/>
-            </w:pPr>
-            <w:r>
-              <w:rPr>
-                <w:b/>
-                <w:bCs/>
+              <w:rPr>
+                <w:rFonts w:ascii="宋体" w:eastAsia="宋体" w:hAnsi="宋体" w:hint="default"/>
+                <w:szCs w:val="24"/>
+              </w:rPr>
+            </w:pPr>
+            <w:r>
+              <w:rPr>
+                <w:rFonts w:ascii="宋体" w:eastAsia="宋体" w:hAnsi="宋体"/>
+                <w:b/>
+                <w:bCs/>
+                <w:szCs w:val="24"/>
               </w:rPr>
               <w:t>教育背景</w:t>
             </w:r>
@@ -660,7 +705,6 @@
             <w:tblPr>
               <w:tblpPr w:leftFromText="180" w:rightFromText="180" w:vertAnchor="page" w:horzAnchor="margin" w:tblpY="1"/>
               <w:tblW w:w="10915" w:type="dxa"/>
-              <w:tblInd w:w="0" w:type="dxa"/>
               <w:tblLayout w:type="fixed"/>
               <w:tblCellMar>
                 <w:left w:w="0" w:type="dxa"/>
@@ -697,6 +741,7 @@
                     <w:spacing w:line="290" w:lineRule="atLeast" w:before="0" w:after="0"/>
                     <w:jc w:val="center"/>
                     <w:rPr>
+                      <w:rFonts w:hint="default"/>
                       <w:sz w:val="21"/>
                     </w:rPr>
                   </w:pPr>
@@ -723,6 +768,7 @@
                   <w:pPr>
                     <w:spacing w:line="290" w:lineRule="atLeast" w:before="0" w:after="0"/>
                     <w:rPr>
+                      <w:rFonts w:hint="default"/>
                       <w:b/>
                       <w:bCs/>
                       <w:sz w:val="21"/>
@@ -760,6 +806,7 @@
                   <w:pPr>
                     <w:spacing w:line="290" w:lineRule="atLeast" w:before="0" w:after="0"/>
                     <w:rPr>
+                      <w:rFonts w:hint="default"/>
                       <w:b/>
                       <w:bCs/>
                       <w:sz w:val="21"/>
@@ -858,6 +905,7 @@
             <w:pPr>
               <w:spacing w:line="290" w:lineRule="atLeast" w:before="0" w:after="0"/>
               <w:rPr>
+                <w:rFonts w:hint="default"/>
                 <w:b/>
                 <w:bCs/>
               </w:rPr>
@@ -868,26 +916,27 @@
     </w:tbl>
     <w:p>
       <w:pPr>
+        <w:spacing w:line="290" w:lineRule="atLeast" w:before="0" w:after="0"/>
         <w:rPr>
+          <w:rFonts w:hint="default"/>
           <w:vanish/>
         </w:rPr>
-        <w:spacing w:line="290" w:lineRule="atLeast" w:before="0" w:after="0"/>
       </w:pPr>
     </w:p>
     <w:p>
       <w:pPr>
+        <w:spacing w:line="290" w:lineRule="atLeast" w:before="0" w:after="0"/>
         <w:rPr>
+          <w:rFonts w:hint="default"/>
           <w:vanish/>
           <w:sz w:val="21"/>
         </w:rPr>
-        <w:spacing w:line="290" w:lineRule="atLeast" w:before="0" w:after="0"/>
       </w:pPr>
     </w:p>
     <w:tbl>
       <w:tblPr>
         <w:tblW w:w="0" w:type="auto"/>
         <w:jc w:val="center"/>
-        <w:tblInd w:w="0" w:type="dxa"/>
         <w:tblLayout w:type="fixed"/>
         <w:tblCellMar>
           <w:left w:w="0" w:type="dxa"/>
@@ -924,6 +973,7 @@
             <w:pPr>
               <w:spacing w:line="290" w:lineRule="atLeast" w:before="0" w:after="0"/>
               <w:rPr>
+                <w:rFonts w:hint="default"/>
                 <w:sz w:val="21"/>
               </w:rPr>
             </w:pPr>
@@ -955,22 +1005,25 @@
               <w:spacing w:line="290" w:lineRule="atLeast" w:before="0" w:after="0"/>
               <w:ind w:left="442" w:hanging="442"/>
               <w:rPr>
-                <w:sz w:val="21"/>
-              </w:rPr>
-            </w:pPr>
-            <w:r>
-              <w:rPr>
-                <w:rFonts w:ascii="Times New Roman" w:eastAsia="宋体" w:hAnsi="Times New Roman" w:cs="宋体"/>
-                <w:b/>
-                <w:bCs/>
-                <w:sz w:val="21"/>
+                <w:rFonts w:hint="default"/>
+                <w:sz w:val="21"/>
+              </w:rPr>
+            </w:pPr>
+            <w:r>
+              <w:rPr>
+                <w:rFonts w:ascii="Times New Roman" w:eastAsia="宋体" w:hAnsi="Times New Roman"/>
+                <w:b/>
+                <w:bCs/>
+                <w:sz w:val="21"/>
+                <w:szCs w:val="21"/>
               </w:rPr>
               <w:t xml:space="preserve">核心课程：</w:t>
             </w:r>
             <w:r>
               <w:rPr>
-                <w:rFonts w:ascii="Times New Roman" w:eastAsia="宋体" w:hAnsi="Times New Roman" w:cs="宋体"/>
-                <w:sz w:val="21"/>
+                <w:rFonts w:ascii="Times New Roman" w:eastAsia="宋体" w:hAnsi="Times New Roman"/>
+                <w:sz w:val="21"/>
+                <w:szCs w:val="21"/>
               </w:rPr>
               <w:t xml:space="preserve">供应链建模与仿真、</w:t>
             </w:r>
@@ -983,8 +1036,9 @@
             </w:r>
             <w:r>
               <w:rPr>
-                <w:rFonts w:ascii="Times New Roman" w:eastAsia="宋体" w:hAnsi="Times New Roman" w:cs="宋体"/>
-                <w:sz w:val="21"/>
+                <w:rFonts w:ascii="Times New Roman" w:eastAsia="宋体" w:hAnsi="Times New Roman"/>
+                <w:sz w:val="21"/>
+                <w:szCs w:val="21"/>
               </w:rPr>
               <w:t xml:space="preserve">供应链管理综合实验、供应链资源规划、采购管理、物流管理、统计学、</w:t>
             </w:r>
@@ -997,8 +1051,9 @@
             </w:r>
             <w:r>
               <w:rPr>
-                <w:rFonts w:ascii="Times New Roman" w:eastAsia="宋体" w:hAnsi="Times New Roman" w:cs="宋体"/>
-                <w:sz w:val="21"/>
+                <w:rFonts w:ascii="Times New Roman" w:eastAsia="宋体" w:hAnsi="Times New Roman"/>
+                <w:sz w:val="21"/>
+                <w:szCs w:val="21"/>
               </w:rPr>
               <w:t xml:space="preserve">程序设计、大数据管理与分析</w:t>
             </w:r>
@@ -1030,6 +1085,7 @@
             <w:pPr>
               <w:spacing w:line="290" w:lineRule="atLeast" w:before="0" w:after="0"/>
               <w:rPr>
+                <w:rFonts w:hint="default"/>
                 <w:sz w:val="21"/>
               </w:rPr>
             </w:pPr>
@@ -1060,22 +1116,25 @@
               </w:numPr>
               <w:spacing w:line="290" w:lineRule="atLeast" w:before="0" w:after="0"/>
               <w:rPr>
-                <w:sz w:val="21"/>
-              </w:rPr>
-            </w:pPr>
-            <w:r>
-              <w:rPr>
-                <w:rFonts w:ascii="Times New Roman" w:eastAsia="宋体" w:hAnsi="Times New Roman" w:cs="宋体"/>
-                <w:b/>
-                <w:bCs/>
-                <w:sz w:val="21"/>
+                <w:rFonts w:hint="default"/>
+                <w:sz w:val="21"/>
+              </w:rPr>
+            </w:pPr>
+            <w:r>
+              <w:rPr>
+                <w:rFonts w:ascii="Times New Roman" w:eastAsia="宋体" w:hAnsi="Times New Roman"/>
+                <w:b/>
+                <w:bCs/>
+                <w:sz w:val="21"/>
+                <w:szCs w:val="21"/>
               </w:rPr>
               <w:t xml:space="preserve">荣誉奖励：</w:t>
             </w:r>
             <w:r>
               <w:rPr>
-                <w:rFonts w:ascii="Times New Roman" w:eastAsia="宋体" w:hAnsi="Times New Roman" w:cs="宋体"/>
-                <w:sz w:val="21"/>
+                <w:rFonts w:ascii="Times New Roman" w:eastAsia="宋体" w:hAnsi="Times New Roman"/>
+                <w:sz w:val="21"/>
+                <w:szCs w:val="21"/>
               </w:rPr>
               <w:t xml:space="preserve">山东大学</w:t>
             </w:r>
@@ -1088,8 +1147,9 @@
             </w:r>
             <w:r>
               <w:rPr>
-                <w:rFonts w:ascii="Times New Roman" w:eastAsia="宋体" w:hAnsi="Times New Roman" w:cs="宋体"/>
-                <w:sz w:val="21"/>
+                <w:rFonts w:ascii="Times New Roman" w:eastAsia="宋体" w:hAnsi="Times New Roman"/>
+                <w:sz w:val="21"/>
+                <w:szCs w:val="21"/>
               </w:rPr>
               <w:t xml:space="preserve">—</w:t>
             </w:r>
@@ -1102,8 +1162,9 @@
             </w:r>
             <w:r>
               <w:rPr>
-                <w:rFonts w:ascii="Times New Roman" w:eastAsia="宋体" w:hAnsi="Times New Roman" w:cs="宋体"/>
-                <w:sz w:val="21"/>
+                <w:rFonts w:ascii="Times New Roman" w:eastAsia="宋体" w:hAnsi="Times New Roman"/>
+                <w:sz w:val="21"/>
+                <w:szCs w:val="21"/>
               </w:rPr>
               <w:t xml:space="preserve">年暑期社会实践专项优秀等级</w:t>
             </w:r>
@@ -1113,62 +1174,67 @@
     </w:tbl>
     <w:p>
       <w:pPr>
+        <w:spacing w:line="290" w:lineRule="atLeast" w:before="0" w:after="0"/>
         <w:rPr>
+          <w:rFonts w:hint="default"/>
           <w:vanish/>
           <w:sz w:val="21"/>
         </w:rPr>
-        <w:spacing w:line="290" w:lineRule="atLeast" w:before="0" w:after="0"/>
       </w:pPr>
     </w:p>
     <w:p>
       <w:pPr>
+        <w:spacing w:line="290" w:lineRule="atLeast" w:before="0" w:after="0"/>
         <w:rPr>
+          <w:rFonts w:hint="default"/>
           <w:vanish/>
           <w:sz w:val="2"/>
         </w:rPr>
-        <w:spacing w:line="290" w:lineRule="atLeast" w:before="0" w:after="0"/>
       </w:pPr>
     </w:p>
     <w:p>
       <w:pPr>
+        <w:spacing w:line="290" w:lineRule="atLeast" w:before="0" w:after="0"/>
         <w:rPr>
+          <w:rFonts w:hint="default"/>
           <w:vanish/>
         </w:rPr>
-        <w:spacing w:line="290" w:lineRule="atLeast" w:before="0" w:after="0"/>
       </w:pPr>
     </w:p>
     <w:p>
       <w:pPr>
+        <w:spacing w:line="290" w:lineRule="atLeast" w:before="0" w:after="0"/>
         <w:rPr>
+          <w:rFonts w:hint="default"/>
           <w:vanish/>
           <w:sz w:val="21"/>
         </w:rPr>
-        <w:spacing w:line="290" w:lineRule="atLeast" w:before="0" w:after="0"/>
       </w:pPr>
     </w:p>
     <w:p>
       <w:pPr>
+        <w:spacing w:line="290" w:lineRule="atLeast" w:before="0" w:after="0"/>
         <w:rPr>
+          <w:rFonts w:hint="default"/>
           <w:vanish/>
           <w:sz w:val="21"/>
         </w:rPr>
-        <w:spacing w:line="290" w:lineRule="atLeast" w:before="0" w:after="0"/>
       </w:pPr>
     </w:p>
     <w:p>
       <w:pPr>
+        <w:spacing w:line="290" w:lineRule="atLeast" w:before="0" w:after="0"/>
         <w:rPr>
+          <w:rFonts w:hint="default"/>
           <w:vanish/>
           <w:sz w:val="2"/>
         </w:rPr>
-        <w:spacing w:line="290" w:lineRule="atLeast" w:before="0" w:after="0"/>
       </w:pPr>
     </w:p>
     <w:tbl>
       <w:tblPr>
         <w:tblW w:w="0" w:type="auto"/>
         <w:jc w:val="center"/>
-        <w:tblInd w:w="0" w:type="dxa"/>
         <w:tblLayout w:type="fixed"/>
         <w:tblCellMar>
           <w:left w:w="0" w:type="dxa"/>
@@ -1178,26 +1244,22 @@
       </w:tblPr>
       <w:tblGrid>
         <w:gridCol w:w="695"/>
-        <w:gridCol w:w="156"/>
-        <w:gridCol w:w="28"/>
-        <w:gridCol w:w="667"/>
-        <w:gridCol w:w="2835"/>
-        <w:gridCol w:w="2189"/>
-        <w:gridCol w:w="504"/>
-        <w:gridCol w:w="3669"/>
-        <w:gridCol w:w="851"/>
-        <w:gridCol w:w="29"/>
+        <w:gridCol w:w="184"/>
+        <w:gridCol w:w="4416"/>
+        <w:gridCol w:w="2693"/>
+        <w:gridCol w:w="2755"/>
+        <w:gridCol w:w="880"/>
       </w:tblGrid>
       <w:tr>
         <w:trPr>
-          <w:gridBefore w:val="3"/>
+          <w:gridBefore w:val="2"/>
           <w:wBefore w:w="879" w:type="dxa"/>
           <w:jc w:val="center"/>
         </w:trPr>
         <w:tc>
           <w:tcPr>
             <w:tcW w:w="10744" w:type="dxa"/>
-            <w:gridSpan w:val="7"/>
+            <w:gridSpan w:val="4"/>
             <w:tcBorders>
               <w:top w:val="nil"/>
               <w:left w:val="nil"/>
@@ -1217,7 +1279,7 @@
             <w:pPr>
               <w:spacing w:line="290" w:lineRule="atLeast" w:before="0" w:after="0"/>
               <w:rPr>
-                <w:rFonts w:ascii="Times New Roman" w:hAnsi="Times New Roman"/>
+                <w:rFonts w:ascii="Times New Roman" w:hAnsi="Times New Roman" w:hint="default"/>
                 <w:b/>
                 <w:bCs/>
               </w:rPr>
@@ -1243,7 +1305,7 @@
       </w:tr>
       <w:tr>
         <w:trPr>
-          <w:gridAfter w:val="2"/>
+          <w:gridAfter w:val="1"/>
           <w:wAfter w:w="880" w:type="dxa"/>
           <w:jc w:val="center"/>
         </w:trPr>
@@ -1268,7 +1330,7 @@
             <w:pPr>
               <w:spacing w:line="290" w:lineRule="atLeast" w:before="0" w:after="0"/>
               <w:rPr>
-                <w:rFonts w:ascii="Times New Roman" w:hAnsi="Times New Roman"/>
+                <w:rFonts w:ascii="Times New Roman" w:hAnsi="Times New Roman" w:hint="default"/>
                 <w:sz w:val="21"/>
               </w:rPr>
             </w:pPr>
@@ -1277,7 +1339,7 @@
         <w:tc>
           <w:tcPr>
             <w:tcW w:w="4600" w:type="dxa"/>
-            <w:gridSpan w:val="4"/>
+            <w:gridSpan w:val="2"/>
             <w:tcBorders>
               <w:top w:val="nil"/>
               <w:left w:val="nil"/>
@@ -1296,16 +1358,19 @@
             <w:pPr>
               <w:spacing w:line="290" w:lineRule="atLeast" w:before="0" w:after="0"/>
               <w:rPr>
-                <w:rFonts w:ascii="Times New Roman" w:hAnsi="Times New Roman"/>
-                <w:sz w:val="21"/>
-              </w:rPr>
-            </w:pPr>
-            <w:r>
-              <w:rPr>
-                <w:rFonts w:ascii="Times New Roman" w:eastAsia="宋体" w:hAnsi="Times New Roman" w:cs="宋体"/>
-                <w:b/>
-                <w:bCs/>
-                <w:sz w:val="21"/>
+                <w:rFonts w:ascii="Times New Roman" w:hAnsi="Times New Roman" w:hint="default"/>
+                <w:b/>
+                <w:bCs/>
+                <w:sz w:val="21"/>
+              </w:rPr>
+            </w:pPr>
+            <w:r>
+              <w:rPr>
+                <w:rFonts w:ascii="Times New Roman" w:eastAsia="宋体" w:hAnsi="Times New Roman"/>
+                <w:b/>
+                <w:bCs/>
+                <w:sz w:val="21"/>
+                <w:szCs w:val="21"/>
               </w:rPr>
               <w:t xml:space="preserve">社区团购末端网络优化</w:t>
             </w:r>
@@ -1314,7 +1379,6 @@
         <w:tc>
           <w:tcPr>
             <w:tcW w:w="2693" w:type="dxa"/>
-            <w:gridSpan w:val="2"/>
             <w:tcBorders>
               <w:top w:val="nil"/>
               <w:left w:val="nil"/>
@@ -1327,18 +1391,19 @@
             <w:pPr>
               <w:spacing w:line="290" w:lineRule="atLeast" w:before="0" w:after="0"/>
               <w:rPr>
-                <w:rFonts w:ascii="Times New Roman" w:eastAsia="等线" w:hAnsi="Times New Roman"/>
-                <w:b/>
-                <w:bCs/>
-                <w:sz w:val="21"/>
-              </w:rPr>
-            </w:pPr>
-            <w:r>
-              <w:rPr>
-                <w:rFonts w:ascii="Times New Roman" w:eastAsia="宋体" w:hAnsi="Times New Roman" w:cs="宋体"/>
-                <w:b/>
-                <w:bCs/>
-                <w:sz w:val="21"/>
+                <w:rFonts w:ascii="Times New Roman" w:eastAsia="等线" w:hAnsi="Times New Roman" w:hint="default"/>
+                <w:b/>
+                <w:bCs/>
+                <w:sz w:val="21"/>
+              </w:rPr>
+            </w:pPr>
+            <w:r>
+              <w:rPr>
+                <w:rFonts w:ascii="Times New Roman" w:eastAsia="宋体" w:hAnsi="Times New Roman"/>
+                <w:b/>
+                <w:bCs/>
+                <w:sz w:val="21"/>
+                <w:szCs w:val="21"/>
               </w:rPr>
               <w:t xml:space="preserve">项目负责人</w:t>
             </w:r>
@@ -1367,10 +1432,11 @@
             </w:pPr>
             <w:r>
               <w:rPr>
-                <w:rFonts w:ascii="Times New Roman" w:eastAsia="宋体" w:hAnsi="Times New Roman" w:cs="宋体"/>
-                <w:b/>
-                <w:bCs/>
-                <w:sz w:val="21"/>
+                <w:rFonts w:ascii="Times New Roman" w:eastAsia="宋体" w:hAnsi="Times New Roman"/>
+                <w:b/>
+                <w:bCs/>
+                <w:sz w:val="21"/>
+                <w:szCs w:val="21"/>
               </w:rPr>
               <w:t xml:space="preserve">2026.03-2026.06</w:t>
             </w:r>
@@ -1379,7 +1445,7 @@
       </w:tr>
       <w:tr>
         <w:trPr>
-          <w:gridAfter w:val="2"/>
+          <w:gridAfter w:val="1"/>
           <w:wAfter w:w="880" w:type="dxa"/>
           <w:jc w:val="center"/>
         </w:trPr>
@@ -1404,7 +1470,7 @@
             <w:pPr>
               <w:spacing w:line="290" w:lineRule="atLeast" w:before="0" w:after="0"/>
               <w:rPr>
-                <w:rFonts w:ascii="Times New Roman" w:hAnsi="Times New Roman"/>
+                <w:rFonts w:ascii="Times New Roman" w:hAnsi="Times New Roman" w:hint="default"/>
                 <w:sz w:val="21"/>
               </w:rPr>
             </w:pPr>
@@ -1413,7 +1479,7 @@
         <w:tc>
           <w:tcPr>
             <w:tcW w:w="10048" w:type="dxa"/>
-            <w:gridSpan w:val="7"/>
+            <w:gridSpan w:val="4"/>
             <w:tcBorders>
               <w:top w:val="nil"/>
               <w:left w:val="nil"/>
@@ -1436,14 +1502,16 @@
               </w:numPr>
               <w:spacing w:line="290" w:lineRule="atLeast" w:before="0" w:after="0"/>
               <w:rPr>
-                <w:rFonts w:ascii="Times New Roman" w:eastAsia="宋体" w:hAnsi="Times New Roman" w:cs="宋体" w:hint="default"/>
-                <w:sz w:val="21"/>
-              </w:rPr>
-            </w:pPr>
-            <w:r>
-              <w:rPr>
-                <w:rFonts w:ascii="Times New Roman" w:eastAsia="宋体" w:hAnsi="Times New Roman" w:cs="宋体"/>
-                <w:sz w:val="21"/>
+                <w:rFonts w:ascii="Times New Roman" w:eastAsia="宋体" w:hAnsi="Times New Roman" w:hint="default"/>
+                <w:sz w:val="21"/>
+                <w:szCs w:val="21"/>
+              </w:rPr>
+            </w:pPr>
+            <w:r>
+              <w:rPr>
+                <w:rFonts w:ascii="Times New Roman" w:eastAsia="宋体" w:hAnsi="Times New Roman"/>
+                <w:sz w:val="21"/>
+                <w:szCs w:val="21"/>
               </w:rPr>
               <w:t xml:space="preserve">针对自提点布局零散、需求波动大的痛点，基于</w:t>
             </w:r>
@@ -1456,8 +1524,9 @@
             </w:r>
             <w:r>
               <w:rPr>
-                <w:rFonts w:ascii="Times New Roman" w:eastAsia="宋体" w:hAnsi="Times New Roman" w:cs="宋体"/>
-                <w:sz w:val="21"/>
+                <w:rFonts w:ascii="Times New Roman" w:eastAsia="宋体" w:hAnsi="Times New Roman"/>
+                <w:sz w:val="21"/>
+                <w:szCs w:val="21"/>
               </w:rPr>
               <w:t xml:space="preserve">个候选点、日均</w:t>
             </w:r>
@@ -1470,8 +1539,9 @@
             </w:r>
             <w:r>
               <w:rPr>
-                <w:rFonts w:ascii="Times New Roman" w:eastAsia="宋体" w:hAnsi="Times New Roman" w:cs="宋体"/>
-                <w:sz w:val="21"/>
+                <w:rFonts w:ascii="Times New Roman" w:eastAsia="宋体" w:hAnsi="Times New Roman"/>
+                <w:sz w:val="21"/>
+                <w:szCs w:val="21"/>
               </w:rPr>
               <w:t xml:space="preserve">单真实数据，构建选址</w:t>
             </w:r>
@@ -1484,8 +1554,9 @@
             </w:r>
             <w:r>
               <w:rPr>
-                <w:rFonts w:ascii="Times New Roman" w:eastAsia="宋体" w:hAnsi="Times New Roman" w:cs="宋体"/>
-                <w:sz w:val="21"/>
+                <w:rFonts w:ascii="Times New Roman" w:eastAsia="宋体" w:hAnsi="Times New Roman"/>
+                <w:sz w:val="21"/>
+                <w:szCs w:val="21"/>
               </w:rPr>
               <w:t xml:space="preserve">路径双层优化模型并用</w:t>
             </w:r>
@@ -1498,8 +1569,9 @@
             </w:r>
             <w:r>
               <w:rPr>
-                <w:rFonts w:ascii="Times New Roman" w:eastAsia="宋体" w:hAnsi="Times New Roman" w:cs="宋体"/>
-                <w:sz w:val="21"/>
+                <w:rFonts w:ascii="Times New Roman" w:eastAsia="宋体" w:hAnsi="Times New Roman"/>
+                <w:sz w:val="21"/>
+                <w:szCs w:val="21"/>
               </w:rPr>
               <w:t xml:space="preserve">求解</w:t>
             </w:r>
@@ -1512,14 +1584,16 @@
               </w:numPr>
               <w:spacing w:line="290" w:lineRule="atLeast" w:before="0" w:after="0"/>
               <w:rPr>
-                <w:rFonts w:ascii="Times New Roman" w:eastAsia="宋体" w:hAnsi="Times New Roman" w:cs="宋体" w:hint="default"/>
-                <w:sz w:val="21"/>
-              </w:rPr>
-            </w:pPr>
-            <w:r>
-              <w:rPr>
-                <w:rFonts w:ascii="Times New Roman" w:eastAsia="宋体" w:hAnsi="Times New Roman" w:cs="宋体"/>
-                <w:sz w:val="21"/>
+                <w:rFonts w:ascii="Times New Roman" w:eastAsia="宋体" w:hAnsi="Times New Roman" w:hint="default"/>
+                <w:sz w:val="21"/>
+                <w:szCs w:val="21"/>
+              </w:rPr>
+            </w:pPr>
+            <w:r>
+              <w:rPr>
+                <w:rFonts w:ascii="Times New Roman" w:eastAsia="宋体" w:hAnsi="Times New Roman"/>
+                <w:sz w:val="21"/>
+                <w:szCs w:val="21"/>
               </w:rPr>
               <w:t xml:space="preserve">输出“</w:t>
             </w:r>
@@ -1532,8 +1606,9 @@
             </w:r>
             <w:r>
               <w:rPr>
-                <w:rFonts w:ascii="Times New Roman" w:eastAsia="宋体" w:hAnsi="Times New Roman" w:cs="宋体"/>
-                <w:sz w:val="21"/>
+                <w:rFonts w:ascii="Times New Roman" w:eastAsia="宋体" w:hAnsi="Times New Roman"/>
+                <w:sz w:val="21"/>
+                <w:szCs w:val="21"/>
               </w:rPr>
               <w:t xml:space="preserve">核心点</w:t>
             </w:r>
@@ -1546,8 +1621,9 @@
             </w:r>
             <w:r>
               <w:rPr>
-                <w:rFonts w:ascii="Times New Roman" w:eastAsia="宋体" w:hAnsi="Times New Roman" w:cs="宋体"/>
-                <w:sz w:val="21"/>
+                <w:rFonts w:ascii="Times New Roman" w:eastAsia="宋体" w:hAnsi="Times New Roman"/>
+                <w:sz w:val="21"/>
+                <w:szCs w:val="21"/>
               </w:rPr>
               <w:t xml:space="preserve">动态临时点”弹性布局方案：总成本降低</w:t>
             </w:r>
@@ -1560,8 +1636,9 @@
             </w:r>
             <w:r>
               <w:rPr>
-                <w:rFonts w:ascii="Times New Roman" w:eastAsia="宋体" w:hAnsi="Times New Roman" w:cs="宋体"/>
-                <w:sz w:val="21"/>
+                <w:rFonts w:ascii="Times New Roman" w:eastAsia="宋体" w:hAnsi="Times New Roman"/>
+                <w:sz w:val="21"/>
+                <w:szCs w:val="21"/>
               </w:rPr>
               <w:t xml:space="preserve">、老年覆盖率</w:t>
             </w:r>
@@ -1574,8 +1651,9 @@
             </w:r>
             <w:r>
               <w:rPr>
-                <w:rFonts w:ascii="Times New Roman" w:eastAsia="宋体" w:hAnsi="Times New Roman" w:cs="宋体"/>
-                <w:sz w:val="21"/>
+                <w:rFonts w:ascii="Times New Roman" w:eastAsia="宋体" w:hAnsi="Times New Roman"/>
+                <w:sz w:val="21"/>
+                <w:szCs w:val="21"/>
               </w:rPr>
               <w:t xml:space="preserve">→</w:t>
             </w:r>
@@ -1588,8 +1666,9 @@
             </w:r>
             <w:r>
               <w:rPr>
-                <w:rFonts w:ascii="Times New Roman" w:eastAsia="宋体" w:hAnsi="Times New Roman" w:cs="宋体"/>
-                <w:sz w:val="21"/>
+                <w:rFonts w:ascii="Times New Roman" w:eastAsia="宋体" w:hAnsi="Times New Roman"/>
+                <w:sz w:val="21"/>
+                <w:szCs w:val="21"/>
               </w:rPr>
               <w:t xml:space="preserve">、配送时长缩短</w:t>
             </w:r>
@@ -1602,8 +1681,9 @@
             </w:r>
             <w:r>
               <w:rPr>
-                <w:rFonts w:ascii="Times New Roman" w:eastAsia="宋体" w:hAnsi="Times New Roman" w:cs="宋体"/>
-                <w:sz w:val="21"/>
+                <w:rFonts w:ascii="Times New Roman" w:eastAsia="宋体" w:hAnsi="Times New Roman"/>
+                <w:sz w:val="21"/>
+                <w:szCs w:val="21"/>
               </w:rPr>
               <w:t xml:space="preserve">，可响应周末</w:t>
             </w:r>
@@ -1616,8 +1696,9 @@
             </w:r>
             <w:r>
               <w:rPr>
-                <w:rFonts w:ascii="Times New Roman" w:eastAsia="宋体" w:hAnsi="Times New Roman" w:cs="宋体"/>
-                <w:sz w:val="21"/>
+                <w:rFonts w:ascii="Times New Roman" w:eastAsia="宋体" w:hAnsi="Times New Roman"/>
+                <w:sz w:val="21"/>
+                <w:szCs w:val="21"/>
               </w:rPr>
               <w:t xml:space="preserve">、促销日</w:t>
             </w:r>
@@ -1630,8 +1711,9 @@
             </w:r>
             <w:r>
               <w:rPr>
-                <w:rFonts w:ascii="Times New Roman" w:eastAsia="宋体" w:hAnsi="Times New Roman" w:cs="宋体"/>
-                <w:sz w:val="21"/>
+                <w:rFonts w:ascii="Times New Roman" w:eastAsia="宋体" w:hAnsi="Times New Roman"/>
+                <w:sz w:val="21"/>
+                <w:szCs w:val="21"/>
               </w:rPr>
               <w:t xml:space="preserve">需求波动，验证计划端供需平衡方法论</w:t>
             </w:r>
@@ -1640,7 +1722,7 @@
       </w:tr>
       <w:tr>
         <w:trPr>
-          <w:gridAfter w:val="2"/>
+          <w:gridAfter w:val="1"/>
           <w:wAfter w:w="880" w:type="dxa"/>
           <w:jc w:val="center"/>
         </w:trPr>
@@ -1665,7 +1747,7 @@
             <w:pPr>
               <w:spacing w:line="290" w:lineRule="atLeast" w:before="0" w:after="0"/>
               <w:rPr>
-                <w:rFonts w:ascii="Times New Roman" w:hAnsi="Times New Roman"/>
+                <w:rFonts w:ascii="Times New Roman" w:hAnsi="Times New Roman" w:hint="default"/>
                 <w:sz w:val="21"/>
               </w:rPr>
             </w:pPr>
@@ -1674,7 +1756,7 @@
         <w:tc>
           <w:tcPr>
             <w:tcW w:w="4600" w:type="dxa"/>
-            <w:gridSpan w:val="4"/>
+            <w:gridSpan w:val="2"/>
             <w:tcBorders>
               <w:top w:val="nil"/>
               <w:left w:val="nil"/>
@@ -1693,25 +1775,29 @@
             <w:pPr>
               <w:spacing w:line="290" w:lineRule="atLeast" w:before="0" w:after="0"/>
               <w:rPr>
-                <w:rFonts w:ascii="Times New Roman" w:hAnsi="Times New Roman"/>
-                <w:sz w:val="21"/>
-              </w:rPr>
-            </w:pPr>
-            <w:r>
-              <w:rPr>
-                <w:rFonts w:ascii="Times New Roman" w:eastAsia="宋体" w:hAnsi="Times New Roman" w:cs="宋体"/>
-                <w:b/>
-                <w:bCs/>
-                <w:sz w:val="21"/>
+                <w:rFonts w:ascii="Times New Roman" w:hAnsi="Times New Roman" w:hint="default"/>
+                <w:b/>
+                <w:bCs/>
+                <w:sz w:val="21"/>
+              </w:rPr>
+            </w:pPr>
+            <w:r>
+              <w:rPr>
+                <w:rFonts w:ascii="Times New Roman" w:eastAsia="宋体" w:hAnsi="Times New Roman"/>
+                <w:b/>
+                <w:bCs/>
+                <w:sz w:val="21"/>
+                <w:szCs w:val="21"/>
               </w:rPr>
               <w:t xml:space="preserve">ERP</w:t>
             </w:r>
             <w:r>
               <w:rPr>
-                <w:rFonts w:ascii="Times New Roman" w:eastAsia="宋体" w:hAnsi="Times New Roman" w:cs="宋体"/>
-                <w:b/>
-                <w:bCs/>
-                <w:sz w:val="21"/>
+                <w:rFonts w:ascii="Times New Roman" w:eastAsia="宋体" w:hAnsi="Times New Roman"/>
+                <w:b/>
+                <w:bCs/>
+                <w:sz w:val="21"/>
+                <w:szCs w:val="21"/>
               </w:rPr>
               <w:t xml:space="preserve">供应链全流程模拟操作</w:t>
             </w:r>
@@ -1720,7 +1806,6 @@
         <w:tc>
           <w:tcPr>
             <w:tcW w:w="2693" w:type="dxa"/>
-            <w:gridSpan w:val="2"/>
             <w:tcBorders>
               <w:top w:val="nil"/>
               <w:left w:val="nil"/>
@@ -1733,18 +1818,19 @@
             <w:pPr>
               <w:spacing w:line="290" w:lineRule="atLeast" w:before="0" w:after="0"/>
               <w:rPr>
-                <w:rFonts w:ascii="Times New Roman" w:eastAsia="等线" w:hAnsi="Times New Roman"/>
-                <w:b/>
-                <w:bCs/>
-                <w:sz w:val="21"/>
-              </w:rPr>
-            </w:pPr>
-            <w:r>
-              <w:rPr>
-                <w:rFonts w:ascii="Times New Roman" w:eastAsia="宋体" w:hAnsi="Times New Roman" w:cs="宋体"/>
-                <w:b/>
-                <w:bCs/>
-                <w:sz w:val="21"/>
+                <w:rFonts w:ascii="Times New Roman" w:eastAsia="等线" w:hAnsi="Times New Roman" w:hint="default"/>
+                <w:b/>
+                <w:bCs/>
+                <w:sz w:val="21"/>
+              </w:rPr>
+            </w:pPr>
+            <w:r>
+              <w:rPr>
+                <w:rFonts w:ascii="Times New Roman" w:eastAsia="宋体" w:hAnsi="Times New Roman"/>
+                <w:b/>
+                <w:bCs/>
+                <w:sz w:val="21"/>
+                <w:szCs w:val="21"/>
               </w:rPr>
               <w:t xml:space="preserve">课程实验・账套主管</w:t>
             </w:r>
@@ -1773,10 +1859,11 @@
             </w:pPr>
             <w:r>
               <w:rPr>
-                <w:rFonts w:ascii="Times New Roman" w:eastAsia="宋体" w:hAnsi="Times New Roman" w:cs="宋体"/>
-                <w:b/>
-                <w:bCs/>
-                <w:sz w:val="21"/>
+                <w:rFonts w:ascii="Times New Roman" w:eastAsia="宋体" w:hAnsi="Times New Roman"/>
+                <w:b/>
+                <w:bCs/>
+                <w:sz w:val="21"/>
+                <w:szCs w:val="21"/>
               </w:rPr>
               <w:t xml:space="preserve">2025.03-2025.07</w:t>
             </w:r>
@@ -1785,7 +1872,7 @@
       </w:tr>
       <w:tr>
         <w:trPr>
-          <w:gridAfter w:val="2"/>
+          <w:gridAfter w:val="1"/>
           <w:wAfter w:w="880" w:type="dxa"/>
           <w:jc w:val="center"/>
         </w:trPr>
@@ -1810,7 +1897,7 @@
             <w:pPr>
               <w:spacing w:line="290" w:lineRule="atLeast" w:before="0" w:after="0"/>
               <w:rPr>
-                <w:rFonts w:ascii="Times New Roman" w:hAnsi="Times New Roman"/>
+                <w:rFonts w:ascii="Times New Roman" w:hAnsi="Times New Roman" w:hint="default"/>
                 <w:sz w:val="21"/>
               </w:rPr>
             </w:pPr>
@@ -1819,7 +1906,7 @@
         <w:tc>
           <w:tcPr>
             <w:tcW w:w="10048" w:type="dxa"/>
-            <w:gridSpan w:val="7"/>
+            <w:gridSpan w:val="4"/>
             <w:tcBorders>
               <w:top w:val="nil"/>
               <w:left w:val="nil"/>
@@ -1842,14 +1929,16 @@
               </w:numPr>
               <w:spacing w:line="290" w:lineRule="atLeast" w:before="0" w:after="0"/>
               <w:rPr>
-                <w:rFonts w:ascii="Times New Roman" w:eastAsia="宋体" w:hAnsi="Times New Roman" w:cs="宋体" w:hint="default"/>
-                <w:sz w:val="21"/>
-              </w:rPr>
-            </w:pPr>
-            <w:r>
-              <w:rPr>
-                <w:rFonts w:ascii="Times New Roman" w:eastAsia="宋体" w:hAnsi="Times New Roman" w:cs="宋体"/>
-                <w:sz w:val="21"/>
+                <w:rFonts w:ascii="Times New Roman" w:eastAsia="宋体" w:hAnsi="Times New Roman" w:hint="default"/>
+                <w:sz w:val="21"/>
+                <w:szCs w:val="21"/>
+              </w:rPr>
+            </w:pPr>
+            <w:r>
+              <w:rPr>
+                <w:rFonts w:ascii="Times New Roman" w:eastAsia="宋体" w:hAnsi="Times New Roman"/>
+                <w:sz w:val="21"/>
+                <w:szCs w:val="21"/>
               </w:rPr>
               <w:t xml:space="preserve">以账套主管角色独立完成采购订单→到货入库→销售订单→发货出库→库存调拨→盘点→存货核算→收付款凭证全流程实操</w:t>
             </w:r>
@@ -1862,14 +1951,16 @@
               </w:numPr>
               <w:spacing w:line="290" w:lineRule="atLeast" w:before="0" w:after="0"/>
               <w:rPr>
-                <w:rFonts w:ascii="Times New Roman" w:eastAsia="宋体" w:hAnsi="Times New Roman" w:cs="宋体" w:hint="default"/>
-                <w:sz w:val="21"/>
-              </w:rPr>
-            </w:pPr>
-            <w:r>
-              <w:rPr>
-                <w:rFonts w:ascii="Times New Roman" w:eastAsia="宋体" w:hAnsi="Times New Roman" w:cs="宋体"/>
-                <w:sz w:val="21"/>
+                <w:rFonts w:ascii="Times New Roman" w:eastAsia="宋体" w:hAnsi="Times New Roman" w:hint="default"/>
+                <w:sz w:val="21"/>
+                <w:szCs w:val="21"/>
+              </w:rPr>
+            </w:pPr>
+            <w:r>
+              <w:rPr>
+                <w:rFonts w:ascii="Times New Roman" w:eastAsia="宋体" w:hAnsi="Times New Roman"/>
+                <w:sz w:val="21"/>
+                <w:szCs w:val="21"/>
               </w:rPr>
               <w:t xml:space="preserve">梳理采购、销售、库存模块间的数据流转与单据联动逻辑，理解采购到付款的完整业务链路与计划</w:t>
             </w:r>
@@ -1882,8 +1973,9 @@
             </w:r>
             <w:r>
               <w:rPr>
-                <w:rFonts w:ascii="Times New Roman" w:eastAsia="宋体" w:hAnsi="Times New Roman" w:cs="宋体"/>
-                <w:sz w:val="21"/>
+                <w:rFonts w:ascii="Times New Roman" w:eastAsia="宋体" w:hAnsi="Times New Roman"/>
+                <w:sz w:val="21"/>
+                <w:szCs w:val="21"/>
               </w:rPr>
               <w:t xml:space="preserve">库存联动</w:t>
             </w:r>
@@ -1892,7 +1984,7 @@
       </w:tr>
       <w:tr>
         <w:trPr>
-          <w:gridAfter w:val="2"/>
+          <w:gridAfter w:val="1"/>
           <w:wAfter w:w="880" w:type="dxa"/>
           <w:jc w:val="center"/>
         </w:trPr>
@@ -1917,7 +2009,7 @@
             <w:pPr>
               <w:spacing w:line="290" w:lineRule="atLeast" w:before="0" w:after="0"/>
               <w:rPr>
-                <w:rFonts w:ascii="Times New Roman" w:hAnsi="Times New Roman"/>
+                <w:rFonts w:ascii="Times New Roman" w:hAnsi="Times New Roman" w:hint="default"/>
                 <w:sz w:val="21"/>
               </w:rPr>
             </w:pPr>
@@ -1926,7 +2018,7 @@
         <w:tc>
           <w:tcPr>
             <w:tcW w:w="4600" w:type="dxa"/>
-            <w:gridSpan w:val="4"/>
+            <w:gridSpan w:val="2"/>
             <w:tcBorders>
               <w:top w:val="nil"/>
               <w:left w:val="nil"/>
@@ -1945,16 +2037,19 @@
             <w:pPr>
               <w:spacing w:line="290" w:lineRule="atLeast" w:before="0" w:after="0"/>
               <w:rPr>
-                <w:rFonts w:ascii="Times New Roman" w:hAnsi="Times New Roman"/>
-                <w:sz w:val="21"/>
-              </w:rPr>
-            </w:pPr>
-            <w:r>
-              <w:rPr>
-                <w:rFonts w:ascii="Times New Roman" w:eastAsia="宋体" w:hAnsi="Times New Roman" w:cs="宋体"/>
-                <w:b/>
-                <w:bCs/>
-                <w:sz w:val="21"/>
+                <w:rFonts w:ascii="Times New Roman" w:hAnsi="Times New Roman" w:hint="default"/>
+                <w:b/>
+                <w:bCs/>
+                <w:sz w:val="21"/>
+              </w:rPr>
+            </w:pPr>
+            <w:r>
+              <w:rPr>
+                <w:rFonts w:ascii="Times New Roman" w:eastAsia="宋体" w:hAnsi="Times New Roman"/>
+                <w:b/>
+                <w:bCs/>
+                <w:sz w:val="21"/>
+                <w:szCs w:val="21"/>
               </w:rPr>
               <w:t xml:space="preserve">银行电话营销客户响应行为分析</w:t>
             </w:r>
@@ -1963,7 +2058,6 @@
         <w:tc>
           <w:tcPr>
             <w:tcW w:w="2693" w:type="dxa"/>
-            <w:gridSpan w:val="2"/>
             <w:tcBorders>
               <w:top w:val="nil"/>
               <w:left w:val="nil"/>
@@ -1976,18 +2070,19 @@
             <w:pPr>
               <w:spacing w:line="290" w:lineRule="atLeast" w:before="0" w:after="0"/>
               <w:rPr>
-                <w:rFonts w:ascii="Times New Roman" w:eastAsia="等线" w:hAnsi="Times New Roman"/>
-                <w:b/>
-                <w:bCs/>
-                <w:sz w:val="21"/>
-              </w:rPr>
-            </w:pPr>
-            <w:r>
-              <w:rPr>
-                <w:rFonts w:ascii="Times New Roman" w:eastAsia="宋体" w:hAnsi="Times New Roman" w:cs="宋体"/>
-                <w:b/>
-                <w:bCs/>
-                <w:sz w:val="21"/>
+                <w:rFonts w:ascii="Times New Roman" w:eastAsia="等线" w:hAnsi="Times New Roman" w:hint="default"/>
+                <w:b/>
+                <w:bCs/>
+                <w:sz w:val="21"/>
+              </w:rPr>
+            </w:pPr>
+            <w:r>
+              <w:rPr>
+                <w:rFonts w:ascii="Times New Roman" w:eastAsia="宋体" w:hAnsi="Times New Roman"/>
+                <w:b/>
+                <w:bCs/>
+                <w:sz w:val="21"/>
+                <w:szCs w:val="21"/>
               </w:rPr>
               <w:t xml:space="preserve">项目负责人</w:t>
             </w:r>
@@ -2016,10 +2111,11 @@
             </w:pPr>
             <w:r>
               <w:rPr>
-                <w:rFonts w:ascii="Times New Roman" w:eastAsia="宋体" w:hAnsi="Times New Roman" w:cs="宋体"/>
-                <w:b/>
-                <w:bCs/>
-                <w:sz w:val="21"/>
+                <w:rFonts w:ascii="Times New Roman" w:eastAsia="宋体" w:hAnsi="Times New Roman"/>
+                <w:b/>
+                <w:bCs/>
+                <w:sz w:val="21"/>
+                <w:szCs w:val="21"/>
               </w:rPr>
               <w:t xml:space="preserve">2026.04-2026.06</w:t>
             </w:r>
@@ -2028,7 +2124,7 @@
       </w:tr>
       <w:tr>
         <w:trPr>
-          <w:gridAfter w:val="2"/>
+          <w:gridAfter w:val="1"/>
           <w:wAfter w:w="880" w:type="dxa"/>
           <w:jc w:val="center"/>
         </w:trPr>
@@ -2053,7 +2149,7 @@
             <w:pPr>
               <w:spacing w:line="290" w:lineRule="atLeast" w:before="0" w:after="0"/>
               <w:rPr>
-                <w:rFonts w:ascii="Times New Roman" w:hAnsi="Times New Roman"/>
+                <w:rFonts w:ascii="Times New Roman" w:hAnsi="Times New Roman" w:hint="default"/>
                 <w:sz w:val="21"/>
               </w:rPr>
             </w:pPr>
@@ -2062,7 +2158,7 @@
         <w:tc>
           <w:tcPr>
             <w:tcW w:w="10048" w:type="dxa"/>
-            <w:gridSpan w:val="7"/>
+            <w:gridSpan w:val="4"/>
             <w:tcBorders>
               <w:top w:val="nil"/>
               <w:left w:val="nil"/>
@@ -2085,14 +2181,16 @@
               </w:numPr>
               <w:spacing w:line="290" w:lineRule="atLeast" w:before="0" w:after="0"/>
               <w:rPr>
-                <w:rFonts w:ascii="Times New Roman" w:eastAsia="宋体" w:hAnsi="Times New Roman" w:cs="宋体" w:hint="default"/>
-                <w:sz w:val="21"/>
-              </w:rPr>
-            </w:pPr>
-            <w:r>
-              <w:rPr>
-                <w:rFonts w:ascii="Times New Roman" w:eastAsia="宋体" w:hAnsi="Times New Roman" w:cs="宋体"/>
-                <w:sz w:val="21"/>
+                <w:rFonts w:ascii="Times New Roman" w:eastAsia="宋体" w:hAnsi="Times New Roman" w:hint="default"/>
+                <w:sz w:val="21"/>
+                <w:szCs w:val="21"/>
+              </w:rPr>
+            </w:pPr>
+            <w:r>
+              <w:rPr>
+                <w:rFonts w:ascii="Times New Roman" w:eastAsia="宋体" w:hAnsi="Times New Roman"/>
+                <w:sz w:val="21"/>
+                <w:szCs w:val="21"/>
               </w:rPr>
               <w:t xml:space="preserve">基于</w:t>
             </w:r>
@@ -2105,8 +2203,9 @@
             </w:r>
             <w:r>
               <w:rPr>
-                <w:rFonts w:ascii="Times New Roman" w:eastAsia="宋体" w:hAnsi="Times New Roman" w:cs="宋体"/>
-                <w:sz w:val="21"/>
+                <w:rFonts w:ascii="Times New Roman" w:eastAsia="宋体" w:hAnsi="Times New Roman"/>
+                <w:sz w:val="21"/>
+                <w:szCs w:val="21"/>
               </w:rPr>
               <w:t xml:space="preserve">条真实营销数据，用</w:t>
             </w:r>
@@ -2119,8 +2218,9 @@
             </w:r>
             <w:r>
               <w:rPr>
-                <w:rFonts w:ascii="Times New Roman" w:eastAsia="宋体" w:hAnsi="Times New Roman" w:cs="宋体"/>
-                <w:sz w:val="21"/>
+                <w:rFonts w:ascii="Times New Roman" w:eastAsia="宋体" w:hAnsi="Times New Roman"/>
+                <w:sz w:val="21"/>
+                <w:szCs w:val="21"/>
               </w:rPr>
               <w:t xml:space="preserve">完成数据清洗与多维度分层统计，绘制帕累托图、相关性热力图、转化瀑布图，识别关键影响变量，为资源分配提供数据支撑</w:t>
             </w:r>
@@ -2129,7 +2229,7 @@
       </w:tr>
       <w:tr>
         <w:trPr>
-          <w:gridAfter w:val="2"/>
+          <w:gridAfter w:val="1"/>
           <w:wAfter w:w="880" w:type="dxa"/>
           <w:jc w:val="center"/>
         </w:trPr>
@@ -2154,7 +2254,7 @@
             <w:pPr>
               <w:spacing w:line="290" w:lineRule="atLeast" w:before="0" w:after="0"/>
               <w:rPr>
-                <w:rFonts w:ascii="Times New Roman" w:hAnsi="Times New Roman"/>
+                <w:rFonts w:ascii="Times New Roman" w:hAnsi="Times New Roman" w:hint="default"/>
                 <w:sz w:val="21"/>
               </w:rPr>
             </w:pPr>
@@ -2163,7 +2263,7 @@
         <w:tc>
           <w:tcPr>
             <w:tcW w:w="4600" w:type="dxa"/>
-            <w:gridSpan w:val="4"/>
+            <w:gridSpan w:val="2"/>
             <w:tcBorders>
               <w:top w:val="nil"/>
               <w:left w:val="nil"/>
@@ -2182,16 +2282,19 @@
             <w:pPr>
               <w:spacing w:line="290" w:lineRule="atLeast" w:before="0" w:after="0"/>
               <w:rPr>
-                <w:rFonts w:ascii="Times New Roman" w:hAnsi="Times New Roman"/>
-                <w:sz w:val="21"/>
-              </w:rPr>
-            </w:pPr>
-            <w:r>
-              <w:rPr>
-                <w:rFonts w:ascii="Times New Roman" w:eastAsia="宋体" w:hAnsi="Times New Roman" w:cs="宋体"/>
-                <w:b/>
-                <w:bCs/>
-                <w:sz w:val="21"/>
+                <w:rFonts w:ascii="Times New Roman" w:hAnsi="Times New Roman" w:hint="default"/>
+                <w:b/>
+                <w:bCs/>
+                <w:sz w:val="21"/>
+              </w:rPr>
+            </w:pPr>
+            <w:r>
+              <w:rPr>
+                <w:rFonts w:ascii="Times New Roman" w:eastAsia="宋体" w:hAnsi="Times New Roman"/>
+                <w:b/>
+                <w:bCs/>
+                <w:sz w:val="21"/>
+                <w:szCs w:val="21"/>
               </w:rPr>
               <w:t xml:space="preserve">电商用户调研与分析</w:t>
             </w:r>
@@ -2200,7 +2303,6 @@
         <w:tc>
           <w:tcPr>
             <w:tcW w:w="2693" w:type="dxa"/>
-            <w:gridSpan w:val="2"/>
             <w:tcBorders>
               <w:top w:val="nil"/>
               <w:left w:val="nil"/>
@@ -2213,18 +2315,19 @@
             <w:pPr>
               <w:spacing w:line="290" w:lineRule="atLeast" w:before="0" w:after="0"/>
               <w:rPr>
-                <w:rFonts w:ascii="Times New Roman" w:eastAsia="等线" w:hAnsi="Times New Roman"/>
-                <w:b/>
-                <w:bCs/>
-                <w:sz w:val="21"/>
-              </w:rPr>
-            </w:pPr>
-            <w:r>
-              <w:rPr>
-                <w:rFonts w:ascii="Times New Roman" w:eastAsia="宋体" w:hAnsi="Times New Roman" w:cs="宋体"/>
-                <w:b/>
-                <w:bCs/>
-                <w:sz w:val="21"/>
+                <w:rFonts w:ascii="Times New Roman" w:eastAsia="等线" w:hAnsi="Times New Roman" w:hint="default"/>
+                <w:b/>
+                <w:bCs/>
+                <w:sz w:val="21"/>
+              </w:rPr>
+            </w:pPr>
+            <w:r>
+              <w:rPr>
+                <w:rFonts w:ascii="Times New Roman" w:eastAsia="宋体" w:hAnsi="Times New Roman"/>
+                <w:b/>
+                <w:bCs/>
+                <w:sz w:val="21"/>
+                <w:szCs w:val="21"/>
               </w:rPr>
               <w:t xml:space="preserve">项目负责人</w:t>
             </w:r>
@@ -2253,10 +2356,11 @@
             </w:pPr>
             <w:r>
               <w:rPr>
-                <w:rFonts w:ascii="Times New Roman" w:eastAsia="宋体" w:hAnsi="Times New Roman" w:cs="宋体"/>
-                <w:b/>
-                <w:bCs/>
-                <w:sz w:val="21"/>
+                <w:rFonts w:ascii="Times New Roman" w:eastAsia="宋体" w:hAnsi="Times New Roman"/>
+                <w:b/>
+                <w:bCs/>
+                <w:sz w:val="21"/>
+                <w:szCs w:val="21"/>
               </w:rPr>
               <w:t xml:space="preserve">2025.10-2025.12</w:t>
             </w:r>
@@ -2265,7 +2369,7 @@
       </w:tr>
       <w:tr>
         <w:trPr>
-          <w:gridAfter w:val="2"/>
+          <w:gridAfter w:val="1"/>
           <w:wAfter w:w="880" w:type="dxa"/>
           <w:jc w:val="center"/>
         </w:trPr>
@@ -2290,7 +2394,7 @@
             <w:pPr>
               <w:spacing w:line="290" w:lineRule="atLeast" w:before="0" w:after="0"/>
               <w:rPr>
-                <w:rFonts w:ascii="Times New Roman" w:hAnsi="Times New Roman"/>
+                <w:rFonts w:ascii="Times New Roman" w:hAnsi="Times New Roman" w:hint="default"/>
                 <w:sz w:val="21"/>
               </w:rPr>
             </w:pPr>
@@ -2299,7 +2403,7 @@
         <w:tc>
           <w:tcPr>
             <w:tcW w:w="10048" w:type="dxa"/>
-            <w:gridSpan w:val="7"/>
+            <w:gridSpan w:val="4"/>
             <w:tcBorders>
               <w:top w:val="nil"/>
               <w:left w:val="nil"/>
@@ -2322,14 +2426,16 @@
               </w:numPr>
               <w:spacing w:line="290" w:lineRule="atLeast" w:before="0" w:after="0"/>
               <w:rPr>
-                <w:rFonts w:ascii="Times New Roman" w:eastAsia="宋体" w:hAnsi="Times New Roman" w:cs="宋体" w:hint="default"/>
-                <w:sz w:val="21"/>
-              </w:rPr>
-            </w:pPr>
-            <w:r>
-              <w:rPr>
-                <w:rFonts w:ascii="Times New Roman" w:eastAsia="宋体" w:hAnsi="Times New Roman" w:cs="宋体"/>
-                <w:sz w:val="21"/>
+                <w:rFonts w:ascii="Times New Roman" w:eastAsia="宋体" w:hAnsi="Times New Roman" w:hint="default"/>
+                <w:sz w:val="21"/>
+                <w:szCs w:val="21"/>
+              </w:rPr>
+            </w:pPr>
+            <w:r>
+              <w:rPr>
+                <w:rFonts w:ascii="Times New Roman" w:eastAsia="宋体" w:hAnsi="Times New Roman"/>
+                <w:sz w:val="21"/>
+                <w:szCs w:val="21"/>
               </w:rPr>
               <w:t xml:space="preserve">设计</w:t>
             </w:r>
@@ -2342,8 +2448,9 @@
             </w:r>
             <w:r>
               <w:rPr>
-                <w:rFonts w:ascii="Times New Roman" w:eastAsia="宋体" w:hAnsi="Times New Roman" w:cs="宋体"/>
-                <w:sz w:val="21"/>
+                <w:rFonts w:ascii="Times New Roman" w:eastAsia="宋体" w:hAnsi="Times New Roman"/>
+                <w:sz w:val="21"/>
+                <w:szCs w:val="21"/>
               </w:rPr>
               <w:t xml:space="preserve">点李克特量表问卷回收</w:t>
             </w:r>
@@ -2356,8 +2463,9 @@
             </w:r>
             <w:r>
               <w:rPr>
-                <w:rFonts w:ascii="Times New Roman" w:eastAsia="宋体" w:hAnsi="Times New Roman" w:cs="宋体"/>
-                <w:sz w:val="21"/>
+                <w:rFonts w:ascii="Times New Roman" w:eastAsia="宋体" w:hAnsi="Times New Roman"/>
+                <w:sz w:val="21"/>
+                <w:szCs w:val="21"/>
               </w:rPr>
               <w:t xml:space="preserve">份有效样本，用</w:t>
             </w:r>
@@ -2370,8 +2478,9 @@
             </w:r>
             <w:r>
               <w:rPr>
-                <w:rFonts w:ascii="Times New Roman" w:eastAsia="宋体" w:hAnsi="Times New Roman" w:cs="宋体"/>
-                <w:sz w:val="21"/>
+                <w:rFonts w:ascii="Times New Roman" w:eastAsia="宋体" w:hAnsi="Times New Roman"/>
+                <w:sz w:val="21"/>
+                <w:szCs w:val="21"/>
               </w:rPr>
               <w:t xml:space="preserve">完成统计分析，验证交互性、个性化、自主性对用户感知价值的显著影响，输出结论与优化建议</w:t>
             </w:r>
@@ -2380,14 +2489,14 @@
       </w:tr>
       <w:tr>
         <w:trPr>
-          <w:gridBefore w:val="3"/>
+          <w:gridBefore w:val="2"/>
           <w:wBefore w:w="879" w:type="dxa"/>
           <w:jc w:val="center"/>
         </w:trPr>
         <w:tc>
           <w:tcPr>
             <w:tcW w:w="10744" w:type="dxa"/>
-            <w:gridSpan w:val="7"/>
+            <w:gridSpan w:val="4"/>
             <w:tcBorders>
               <w:top w:val="nil"/>
               <w:left w:val="nil"/>
@@ -2406,10 +2515,16 @@
           <w:p>
             <w:pPr>
               <w:spacing w:line="290" w:lineRule="atLeast" w:before="0" w:after="0"/>
-            </w:pPr>
-            <w:r>
-              <w:rPr>
-                <w:b/>
+              <w:rPr>
+                <w:rFonts w:ascii="宋体" w:eastAsia="宋体" w:hAnsi="宋体" w:hint="default"/>
+                <w:szCs w:val="24"/>
+              </w:rPr>
+            </w:pPr>
+            <w:r>
+              <w:rPr>
+                <w:rFonts w:ascii="宋体" w:eastAsia="宋体" w:hAnsi="宋体"/>
+                <w:b/>
+                <w:szCs w:val="24"/>
               </w:rPr>
               <w:t>实践经历</w:t>
             </w:r>
@@ -2419,26 +2534,27 @@
     </w:tbl>
     <w:p>
       <w:pPr>
+        <w:spacing w:line="290" w:lineRule="atLeast" w:before="0" w:after="0"/>
         <w:rPr>
+          <w:rFonts w:hint="default"/>
           <w:vanish/>
         </w:rPr>
-        <w:spacing w:line="290" w:lineRule="atLeast" w:before="0" w:after="0"/>
       </w:pPr>
     </w:p>
     <w:p>
       <w:pPr>
+        <w:spacing w:line="290" w:lineRule="atLeast" w:before="0" w:after="0"/>
         <w:rPr>
+          <w:rFonts w:hint="default"/>
           <w:vanish/>
           <w:sz w:val="21"/>
         </w:rPr>
-        <w:spacing w:line="290" w:lineRule="atLeast" w:before="0" w:after="0"/>
       </w:pPr>
     </w:p>
     <w:tbl>
       <w:tblPr>
         <w:tblW w:w="0" w:type="auto"/>
         <w:jc w:val="center"/>
-        <w:tblInd w:w="0" w:type="dxa"/>
         <w:tblLayout w:type="fixed"/>
         <w:tblCellMar>
           <w:left w:w="0" w:type="dxa"/>
@@ -2448,9 +2564,9 @@
       </w:tblPr>
       <w:tblGrid>
         <w:gridCol w:w="695"/>
-        <w:gridCol w:w="3686"/>
+        <w:gridCol w:w="4600"/>
         <w:gridCol w:w="2693"/>
-        <w:gridCol w:w="3669"/>
+        <w:gridCol w:w="2755"/>
       </w:tblGrid>
       <w:tr>
         <w:trPr>
@@ -2477,6 +2593,9 @@
             <w:pPr>
               <w:spacing w:line="290" w:lineRule="atLeast" w:before="0" w:after="0"/>
               <w:rPr>
+                <w:rFonts w:hint="default"/>
+                <w:b/>
+                <w:bCs/>
                 <w:sz w:val="21"/>
               </w:rPr>
             </w:pPr>
@@ -2503,17 +2622,19 @@
             <w:pPr>
               <w:spacing w:line="290" w:lineRule="atLeast" w:before="0" w:after="0"/>
               <w:rPr>
-                <w:b/>
-                <w:bCs/>
-                <w:sz w:val="21"/>
-              </w:rPr>
-            </w:pPr>
-            <w:r>
-              <w:rPr>
-                <w:rFonts w:ascii="Times New Roman" w:eastAsia="宋体" w:hAnsi="Times New Roman" w:cs="宋体"/>
-                <w:b/>
-                <w:bCs/>
-                <w:sz w:val="21"/>
+                <w:rFonts w:hint="default"/>
+                <w:b/>
+                <w:bCs/>
+                <w:sz w:val="21"/>
+              </w:rPr>
+            </w:pPr>
+            <w:r>
+              <w:rPr>
+                <w:rFonts w:ascii="Times New Roman" w:eastAsia="宋体" w:hAnsi="Times New Roman"/>
+                <w:b/>
+                <w:bCs/>
+                <w:sz w:val="21"/>
+                <w:szCs w:val="21"/>
               </w:rPr>
               <w:t xml:space="preserve">山东鱼跃尚成教育有限责任公司</w:t>
             </w:r>
@@ -2534,17 +2655,19 @@
             <w:pPr>
               <w:spacing w:line="290" w:lineRule="atLeast" w:before="0" w:after="0"/>
               <w:rPr>
-                <w:b/>
-                <w:bCs/>
-                <w:sz w:val="21"/>
-              </w:rPr>
-            </w:pPr>
-            <w:r>
-              <w:rPr>
-                <w:rFonts w:ascii="Times New Roman" w:eastAsia="宋体" w:hAnsi="Times New Roman" w:cs="宋体"/>
-                <w:b/>
-                <w:bCs/>
-                <w:sz w:val="21"/>
+                <w:rFonts w:hint="default"/>
+                <w:b/>
+                <w:bCs/>
+                <w:sz w:val="21"/>
+              </w:rPr>
+            </w:pPr>
+            <w:r>
+              <w:rPr>
+                <w:rFonts w:ascii="Times New Roman" w:eastAsia="宋体" w:hAnsi="Times New Roman"/>
+                <w:b/>
+                <w:bCs/>
+                <w:sz w:val="21"/>
+                <w:szCs w:val="21"/>
               </w:rPr>
               <w:t xml:space="preserve">项目助理（兼职）</w:t>
             </w:r>
@@ -2573,10 +2696,11 @@
             </w:pPr>
             <w:r>
               <w:rPr>
-                <w:rFonts w:ascii="Times New Roman" w:eastAsia="宋体" w:hAnsi="Times New Roman" w:cs="宋体"/>
-                <w:b/>
-                <w:bCs/>
-                <w:sz w:val="21"/>
+                <w:rFonts w:ascii="Times New Roman" w:eastAsia="宋体" w:hAnsi="Times New Roman"/>
+                <w:b/>
+                <w:bCs/>
+                <w:sz w:val="21"/>
+                <w:szCs w:val="21"/>
               </w:rPr>
               <w:t xml:space="preserve">2026.04 - 2026.07</w:t>
             </w:r>
@@ -2608,7 +2732,7 @@
             <w:pPr>
               <w:spacing w:line="290" w:lineRule="atLeast" w:before="0" w:after="0"/>
               <w:rPr>
-                <w:rFonts w:ascii="Times New Roman" w:hAnsi="Times New Roman"/>
+                <w:rFonts w:ascii="Times New Roman" w:hAnsi="Times New Roman" w:hint="default"/>
                 <w:sz w:val="21"/>
               </w:rPr>
             </w:pPr>
@@ -2640,14 +2764,16 @@
               </w:numPr>
               <w:spacing w:line="290" w:lineRule="atLeast" w:before="0" w:after="0"/>
               <w:rPr>
-                <w:rFonts w:ascii="Times New Roman" w:eastAsia="宋体" w:hAnsi="Times New Roman" w:cs="宋体" w:hint="default"/>
-                <w:sz w:val="21"/>
-              </w:rPr>
-            </w:pPr>
-            <w:r>
-              <w:rPr>
-                <w:rFonts w:ascii="Times New Roman" w:eastAsia="宋体" w:hAnsi="Times New Roman" w:cs="宋体"/>
-                <w:sz w:val="21"/>
+                <w:rFonts w:ascii="Times New Roman" w:eastAsia="宋体" w:hAnsi="Times New Roman" w:hint="default"/>
+                <w:sz w:val="21"/>
+                <w:szCs w:val="21"/>
+              </w:rPr>
+            </w:pPr>
+            <w:r>
+              <w:rPr>
+                <w:rFonts w:ascii="Times New Roman" w:eastAsia="宋体" w:hAnsi="Times New Roman"/>
+                <w:sz w:val="21"/>
+                <w:szCs w:val="21"/>
               </w:rPr>
               <w:t xml:space="preserve">统筹</w:t>
             </w:r>
@@ -2660,8 +2786,9 @@
             </w:r>
             <w:r>
               <w:rPr>
-                <w:rFonts w:ascii="Times New Roman" w:eastAsia="宋体" w:hAnsi="Times New Roman" w:cs="宋体"/>
-                <w:sz w:val="21"/>
+                <w:rFonts w:ascii="Times New Roman" w:eastAsia="宋体" w:hAnsi="Times New Roman"/>
+                <w:sz w:val="21"/>
+                <w:szCs w:val="21"/>
               </w:rPr>
               <w:t xml:space="preserve">份申报材料全流程管理，用</w:t>
             </w:r>
@@ -2674,8 +2801,9 @@
             </w:r>
             <w:r>
               <w:rPr>
-                <w:rFonts w:ascii="Times New Roman" w:eastAsia="宋体" w:hAnsi="Times New Roman" w:cs="宋体"/>
-                <w:sz w:val="21"/>
+                <w:rFonts w:ascii="Times New Roman" w:eastAsia="宋体" w:hAnsi="Times New Roman"/>
+                <w:sz w:val="21"/>
+                <w:szCs w:val="21"/>
               </w:rPr>
               <w:t xml:space="preserve">搭建分类台账与“录入</w:t>
             </w:r>
@@ -2688,8 +2816,9 @@
             </w:r>
             <w:r>
               <w:rPr>
-                <w:rFonts w:ascii="Times New Roman" w:eastAsia="宋体" w:hAnsi="Times New Roman" w:cs="宋体"/>
-                <w:sz w:val="21"/>
+                <w:rFonts w:ascii="Times New Roman" w:eastAsia="宋体" w:hAnsi="Times New Roman"/>
+                <w:sz w:val="21"/>
+                <w:szCs w:val="21"/>
               </w:rPr>
               <w:t xml:space="preserve">核对</w:t>
             </w:r>
@@ -2702,8 +2831,9 @@
             </w:r>
             <w:r>
               <w:rPr>
-                <w:rFonts w:ascii="Times New Roman" w:eastAsia="宋体" w:hAnsi="Times New Roman" w:cs="宋体"/>
-                <w:sz w:val="21"/>
+                <w:rFonts w:ascii="Times New Roman" w:eastAsia="宋体" w:hAnsi="Times New Roman"/>
+                <w:sz w:val="21"/>
+                <w:szCs w:val="21"/>
               </w:rPr>
               <w:t xml:space="preserve">提交”三级校验机制，实现零差错提交</w:t>
             </w:r>
@@ -2716,14 +2846,16 @@
               </w:numPr>
               <w:spacing w:line="290" w:lineRule="atLeast" w:before="0" w:after="0"/>
               <w:rPr>
-                <w:rFonts w:ascii="Times New Roman" w:eastAsia="宋体" w:hAnsi="Times New Roman" w:cs="宋体" w:hint="default"/>
-                <w:sz w:val="21"/>
-              </w:rPr>
-            </w:pPr>
-            <w:r>
-              <w:rPr>
-                <w:rFonts w:ascii="Times New Roman" w:eastAsia="宋体" w:hAnsi="Times New Roman" w:cs="宋体"/>
-                <w:sz w:val="21"/>
+                <w:rFonts w:ascii="Times New Roman" w:eastAsia="宋体" w:hAnsi="Times New Roman" w:hint="default"/>
+                <w:sz w:val="21"/>
+                <w:szCs w:val="21"/>
+              </w:rPr>
+            </w:pPr>
+            <w:r>
+              <w:rPr>
+                <w:rFonts w:ascii="Times New Roman" w:eastAsia="宋体" w:hAnsi="Times New Roman"/>
+                <w:sz w:val="21"/>
+                <w:szCs w:val="21"/>
               </w:rPr>
               <w:t xml:space="preserve">跨部门同步项目进度，按月汇总执行数据，梳理并标准化审核报批流程，提升协作与调取效率</w:t>
             </w:r>
@@ -2755,6 +2887,9 @@
             <w:pPr>
               <w:spacing w:line="290" w:lineRule="atLeast" w:before="0" w:after="0"/>
               <w:rPr>
+                <w:rFonts w:hint="default"/>
+                <w:b/>
+                <w:bCs/>
                 <w:sz w:val="21"/>
               </w:rPr>
             </w:pPr>
@@ -2781,17 +2916,19 @@
             <w:pPr>
               <w:spacing w:line="290" w:lineRule="atLeast" w:before="0" w:after="0"/>
               <w:rPr>
-                <w:b/>
-                <w:bCs/>
-                <w:sz w:val="21"/>
-              </w:rPr>
-            </w:pPr>
-            <w:r>
-              <w:rPr>
-                <w:rFonts w:ascii="Times New Roman" w:eastAsia="宋体" w:hAnsi="Times New Roman" w:cs="宋体"/>
-                <w:b/>
-                <w:bCs/>
-                <w:sz w:val="21"/>
+                <w:rFonts w:hint="default"/>
+                <w:b/>
+                <w:bCs/>
+                <w:sz w:val="21"/>
+              </w:rPr>
+            </w:pPr>
+            <w:r>
+              <w:rPr>
+                <w:rFonts w:ascii="Times New Roman" w:eastAsia="宋体" w:hAnsi="Times New Roman"/>
+                <w:b/>
+                <w:bCs/>
+                <w:sz w:val="21"/>
+                <w:szCs w:val="21"/>
               </w:rPr>
               <w:t xml:space="preserve">瑞幸咖啡</w:t>
             </w:r>
@@ -2812,17 +2949,19 @@
             <w:pPr>
               <w:spacing w:line="290" w:lineRule="atLeast" w:before="0" w:after="0"/>
               <w:rPr>
-                <w:b/>
-                <w:bCs/>
-                <w:sz w:val="21"/>
-              </w:rPr>
-            </w:pPr>
-            <w:r>
-              <w:rPr>
-                <w:rFonts w:ascii="Times New Roman" w:eastAsia="宋体" w:hAnsi="Times New Roman" w:cs="宋体"/>
-                <w:b/>
-                <w:bCs/>
-                <w:sz w:val="21"/>
+                <w:rFonts w:hint="default"/>
+                <w:b/>
+                <w:bCs/>
+                <w:sz w:val="21"/>
+              </w:rPr>
+            </w:pPr>
+            <w:r>
+              <w:rPr>
+                <w:rFonts w:ascii="Times New Roman" w:eastAsia="宋体" w:hAnsi="Times New Roman"/>
+                <w:b/>
+                <w:bCs/>
+                <w:sz w:val="21"/>
+                <w:szCs w:val="21"/>
               </w:rPr>
               <w:t xml:space="preserve">咖啡师（兼职）</w:t>
             </w:r>
@@ -2851,10 +2990,11 @@
             </w:pPr>
             <w:r>
               <w:rPr>
-                <w:rFonts w:ascii="Times New Roman" w:eastAsia="宋体" w:hAnsi="Times New Roman" w:cs="宋体"/>
-                <w:b/>
-                <w:bCs/>
-                <w:sz w:val="21"/>
+                <w:rFonts w:ascii="Times New Roman" w:eastAsia="宋体" w:hAnsi="Times New Roman"/>
+                <w:b/>
+                <w:bCs/>
+                <w:sz w:val="21"/>
+                <w:szCs w:val="21"/>
               </w:rPr>
               <w:t xml:space="preserve">2023.07 - 2023.09</w:t>
             </w:r>
@@ -2886,7 +3026,7 @@
             <w:pPr>
               <w:spacing w:line="290" w:lineRule="atLeast" w:before="0" w:after="0"/>
               <w:rPr>
-                <w:rFonts w:ascii="Times New Roman" w:hAnsi="Times New Roman"/>
+                <w:rFonts w:ascii="Times New Roman" w:hAnsi="Times New Roman" w:hint="default"/>
                 <w:sz w:val="21"/>
               </w:rPr>
             </w:pPr>
@@ -2918,14 +3058,16 @@
               </w:numPr>
               <w:spacing w:line="290" w:lineRule="atLeast" w:before="0" w:after="0"/>
               <w:rPr>
-                <w:rFonts w:ascii="Times New Roman" w:eastAsia="宋体" w:hAnsi="Times New Roman" w:cs="宋体" w:hint="default"/>
-                <w:sz w:val="21"/>
-              </w:rPr>
-            </w:pPr>
-            <w:r>
-              <w:rPr>
-                <w:rFonts w:ascii="Times New Roman" w:eastAsia="宋体" w:hAnsi="Times New Roman" w:cs="宋体"/>
-                <w:sz w:val="21"/>
+                <w:rFonts w:ascii="Times New Roman" w:eastAsia="宋体" w:hAnsi="Times New Roman" w:hint="default"/>
+                <w:sz w:val="21"/>
+                <w:szCs w:val="21"/>
+              </w:rPr>
+            </w:pPr>
+            <w:r>
+              <w:rPr>
+                <w:rFonts w:ascii="Times New Roman" w:eastAsia="宋体" w:hAnsi="Times New Roman"/>
+                <w:sz w:val="21"/>
+                <w:szCs w:val="21"/>
               </w:rPr>
               <w:t xml:space="preserve">负责数十种原辅料的补货申请、入库核对与日常盘点，落实“日盘</w:t>
             </w:r>
@@ -2938,8 +3080,9 @@
             </w:r>
             <w:r>
               <w:rPr>
-                <w:rFonts w:ascii="Times New Roman" w:eastAsia="宋体" w:hAnsi="Times New Roman" w:cs="宋体"/>
-                <w:sz w:val="21"/>
+                <w:rFonts w:ascii="Times New Roman" w:eastAsia="宋体" w:hAnsi="Times New Roman"/>
+                <w:sz w:val="21"/>
+                <w:szCs w:val="21"/>
               </w:rPr>
               <w:t xml:space="preserve">效期预警”机制，保持库存账实一致，任职期间无重大盘点差异</w:t>
             </w:r>
@@ -2952,14 +3095,16 @@
               </w:numPr>
               <w:spacing w:line="290" w:lineRule="atLeast" w:before="0" w:after="0"/>
               <w:rPr>
-                <w:rFonts w:ascii="Times New Roman" w:eastAsia="宋体" w:hAnsi="Times New Roman" w:cs="宋体" w:hint="default"/>
-                <w:sz w:val="21"/>
-              </w:rPr>
-            </w:pPr>
-            <w:r>
-              <w:rPr>
-                <w:rFonts w:ascii="Times New Roman" w:eastAsia="宋体" w:hAnsi="Times New Roman" w:cs="宋体"/>
-                <w:sz w:val="21"/>
+                <w:rFonts w:ascii="Times New Roman" w:eastAsia="宋体" w:hAnsi="Times New Roman" w:hint="default"/>
+                <w:sz w:val="21"/>
+                <w:szCs w:val="21"/>
+              </w:rPr>
+            </w:pPr>
+            <w:r>
+              <w:rPr>
+                <w:rFonts w:ascii="Times New Roman" w:eastAsia="宋体" w:hAnsi="Times New Roman"/>
+                <w:sz w:val="21"/>
+                <w:szCs w:val="21"/>
               </w:rPr>
               <w:t xml:space="preserve">根据销售消耗规律制定每日解冻备货计划，精准匹配需求与备货量，降低物料损耗与临时缺货风险</w:t>
             </w:r>
@@ -2969,68 +3114,376 @@
     </w:tbl>
     <w:p>
       <w:pPr>
+        <w:spacing w:line="290" w:lineRule="atLeast" w:before="0" w:after="0"/>
         <w:rPr>
-          <w:rFonts w:ascii="Times New Roman" w:hAnsi="Times New Roman"/>
+          <w:rFonts w:ascii="Times New Roman" w:hAnsi="Times New Roman" w:hint="default"/>
           <w:vanish/>
           <w:sz w:val="21"/>
         </w:rPr>
-        <w:spacing w:line="290" w:lineRule="atLeast" w:before="0" w:after="0"/>
       </w:pPr>
     </w:p>
     <w:p>
       <w:pPr>
+        <w:spacing w:line="290" w:lineRule="atLeast" w:before="0" w:after="0"/>
         <w:rPr>
-          <w:rFonts w:ascii="Times New Roman" w:hAnsi="Times New Roman"/>
-          <w:vanish/>
-          <w:sz w:val="21"/>
-        </w:rPr>
-        <w:spacing w:line="290" w:lineRule="atLeast" w:before="0" w:after="0"/>
-      </w:pPr>
-    </w:p>
-    <w:p>
-      <w:pPr>
-        <w:rPr>
-          <w:rFonts w:ascii="Times New Roman" w:hAnsi="Times New Roman"/>
-          <w:vanish/>
-          <w:sz w:val="21"/>
-        </w:rPr>
-        <w:spacing w:line="290" w:lineRule="atLeast" w:before="0" w:after="0"/>
-      </w:pPr>
-    </w:p>
-    <w:p>
-      <w:pPr>
-        <w:rPr>
-          <w:rFonts w:ascii="Times New Roman" w:hAnsi="Times New Roman"/>
+          <w:rFonts w:ascii="Times New Roman" w:hAnsi="Times New Roman" w:hint="default"/>
           <w:vanish/>
           <w:sz w:val="2"/>
         </w:rPr>
-        <w:spacing w:line="290" w:lineRule="atLeast" w:before="0" w:after="0"/>
-      </w:pPr>
-    </w:p>
-    <w:p>
-      <w:pPr>
-        <w:rPr>
-          <w:rFonts w:ascii="Times New Roman" w:hAnsi="Times New Roman"/>
-          <w:vanish/>
-        </w:rPr>
-        <w:spacing w:line="290" w:lineRule="atLeast" w:before="0" w:after="0"/>
-      </w:pPr>
-    </w:p>
-    <w:p>
-      <w:pPr>
-        <w:rPr>
-          <w:rFonts w:ascii="Times New Roman" w:hAnsi="Times New Roman"/>
-          <w:vanish/>
-          <w:sz w:val="21"/>
-        </w:rPr>
-        <w:spacing w:line="290" w:lineRule="atLeast" w:before="0" w:after="0"/>
       </w:pPr>
     </w:p>
     <w:tbl>
       <w:tblPr>
         <w:tblW w:w="0" w:type="auto"/>
         <w:jc w:val="center"/>
-        <w:tblInd w:w="0" w:type="dxa"/>
+        <w:tblLayout w:type="fixed"/>
+        <w:tblCellMar>
+          <w:left w:w="0" w:type="dxa"/>
+          <w:right w:w="0" w:type="dxa"/>
+        </w:tblCellMar>
+        <w:tblLook w:val="0000" w:firstRow="0" w:lastRow="0" w:firstColumn="0" w:lastColumn="0" w:noHBand="0" w:noVBand="0"/>
+      </w:tblPr>
+      <w:tblGrid>
+        <w:gridCol w:w="695"/>
+        <w:gridCol w:w="4600"/>
+        <w:gridCol w:w="2693"/>
+        <w:gridCol w:w="2756"/>
+      </w:tblGrid>
+      <w:tr>
+        <w:trPr>
+          <w:jc w:val="center"/>
+        </w:trPr>
+        <w:tc>
+          <w:tcPr>
+            <w:tcW w:w="10744" w:type="dxa"/>
+            <w:gridSpan w:val="4"/>
+            <w:tcBorders>
+              <w:top w:val="nil"/>
+              <w:left w:val="nil"/>
+              <w:bottom w:val="nil"/>
+              <w:right w:val="nil"/>
+            </w:tcBorders>
+            <w:shd w:val="clear" w:color="auto" w:fill="EEEEEE"/>
+            <w:tcMar>
+              <w:top w:w="0" w:type="dxa"/>
+              <w:left w:w="85" w:type="dxa"/>
+              <w:bottom w:w="0" w:type="dxa"/>
+              <w:right w:w="85" w:type="dxa"/>
+            </w:tcMar>
+            <w:vAlign w:val="center"/>
+          </w:tcPr>
+          <w:p>
+            <w:pPr>
+              <w:spacing w:line="290" w:lineRule="atLeast" w:before="0" w:after="0"/>
+              <w:rPr>
+                <w:rFonts w:ascii="宋体" w:eastAsia="宋体" w:hAnsi="宋体" w:cs="宋体" w:hint="default"/>
+                <w:b/>
+                <w:bCs/>
+                <w:szCs w:val="24"/>
+              </w:rPr>
+            </w:pPr>
+            <w:r>
+              <w:rPr>
+                <w:rFonts w:ascii="宋体" w:eastAsia="宋体" w:hAnsi="宋体"/>
+                <w:b/>
+                <w:szCs w:val="24"/>
+              </w:rPr>
+              <w:t>校园经历</w:t>
+            </w:r>
+          </w:p>
+        </w:tc>
+      </w:tr>
+      <w:tr>
+        <w:tblPrEx>
+          <w:tblLook w:val="04A0" w:firstRow="1" w:lastRow="0" w:firstColumn="1" w:lastColumn="0" w:noHBand="0" w:noVBand="1"/>
+        </w:tblPrEx>
+        <w:trPr>
+          <w:jc w:val="center"/>
+        </w:trPr>
+        <w:tc>
+          <w:tcPr>
+            <w:tcW w:w="695" w:type="dxa"/>
+            <w:tcMar>
+              <w:top w:w="0" w:type="dxa"/>
+              <w:left w:w="113" w:type="dxa"/>
+              <w:bottom w:w="0" w:type="dxa"/>
+              <w:right w:w="85" w:type="dxa"/>
+            </w:tcMar>
+            <w:vAlign w:val="center"/>
+          </w:tcPr>
+          <w:p>
+            <w:pPr>
+              <w:spacing w:line="290" w:lineRule="atLeast" w:before="0" w:after="0"/>
+              <w:rPr>
+                <w:rFonts w:ascii="Times New Roman" w:hAnsi="Times New Roman" w:hint="default"/>
+                <w:b/>
+                <w:bCs/>
+                <w:sz w:val="21"/>
+              </w:rPr>
+            </w:pPr>
+          </w:p>
+        </w:tc>
+        <w:tc>
+          <w:tcPr>
+            <w:tcW w:w="4600" w:type="dxa"/>
+            <w:tcMar>
+              <w:top w:w="0" w:type="dxa"/>
+              <w:left w:w="85" w:type="dxa"/>
+              <w:bottom w:w="0" w:type="dxa"/>
+              <w:right w:w="85" w:type="dxa"/>
+            </w:tcMar>
+            <w:vAlign w:val="center"/>
+            <w:hideMark/>
+          </w:tcPr>
+          <w:p>
+            <w:pPr>
+              <w:spacing w:line="290" w:lineRule="atLeast" w:before="0" w:after="0"/>
+              <w:rPr>
+                <w:rFonts w:ascii="Times New Roman" w:hAnsi="Times New Roman" w:hint="default"/>
+                <w:b/>
+                <w:bCs/>
+                <w:sz w:val="21"/>
+              </w:rPr>
+            </w:pPr>
+            <w:r>
+              <w:rPr>
+                <w:rFonts w:ascii="Times New Roman" w:eastAsia="宋体" w:hAnsi="Times New Roman" w:cs="宋体"/>
+                <w:b/>
+                <w:bCs/>
+                <w:sz w:val="21"/>
+              </w:rPr>
+              <w:t>山东大学管理学院宣传部</w:t>
+            </w:r>
+          </w:p>
+        </w:tc>
+        <w:tc>
+          <w:tcPr>
+            <w:tcW w:w="2693" w:type="dxa"/>
+            <w:vAlign w:val="center"/>
+            <w:hideMark/>
+          </w:tcPr>
+          <w:p>
+            <w:pPr>
+              <w:spacing w:line="290" w:lineRule="atLeast" w:before="0" w:after="0"/>
+              <w:rPr>
+                <w:rFonts w:ascii="Times New Roman" w:hAnsi="Times New Roman" w:hint="default"/>
+                <w:b/>
+                <w:bCs/>
+                <w:sz w:val="21"/>
+              </w:rPr>
+            </w:pPr>
+            <w:r>
+              <w:rPr>
+                <w:rFonts w:ascii="Times New Roman" w:eastAsia="宋体" w:hAnsi="Times New Roman" w:cs="宋体"/>
+                <w:b/>
+                <w:bCs/>
+                <w:sz w:val="21"/>
+              </w:rPr>
+              <w:t>干事</w:t>
+            </w:r>
+          </w:p>
+        </w:tc>
+        <w:tc>
+          <w:tcPr>
+            <w:tcW w:w="2755" w:type="dxa"/>
+            <w:vAlign w:val="center"/>
+            <w:hideMark/>
+          </w:tcPr>
+          <w:p>
+            <w:pPr>
+              <w:spacing w:line="290" w:lineRule="atLeast" w:before="0" w:after="0"/>
+              <w:rPr>
+                <w:rFonts w:ascii="Times New Roman" w:hAnsi="Times New Roman" w:hint="default"/>
+                <w:b/>
+                <w:bCs/>
+                <w:sz w:val="21"/>
+              </w:rPr>
+            </w:pPr>
+            <w:r>
+              <w:rPr>
+                <w:rFonts w:ascii="Times New Roman" w:eastAsia="宋体" w:hAnsi="Times New Roman" w:cs="宋体"/>
+                <w:b/>
+                <w:bCs/>
+                <w:sz w:val="21"/>
+              </w:rPr>
+              <w:t>2024.09 - 2025.06</w:t>
+            </w:r>
+          </w:p>
+        </w:tc>
+      </w:tr>
+      <w:tr>
+        <w:tblPrEx>
+          <w:tblLook w:val="04A0" w:firstRow="1" w:lastRow="0" w:firstColumn="1" w:lastColumn="0" w:noHBand="0" w:noVBand="1"/>
+        </w:tblPrEx>
+        <w:trPr>
+          <w:jc w:val="center"/>
+        </w:trPr>
+        <w:tc>
+          <w:tcPr>
+            <w:tcW w:w="695" w:type="dxa"/>
+            <w:tcMar>
+              <w:top w:w="0" w:type="dxa"/>
+              <w:left w:w="113" w:type="dxa"/>
+              <w:bottom w:w="0" w:type="dxa"/>
+              <w:right w:w="85" w:type="dxa"/>
+            </w:tcMar>
+            <w:vAlign w:val="center"/>
+          </w:tcPr>
+          <w:p>
+            <w:pPr>
+              <w:spacing w:line="290" w:lineRule="atLeast" w:before="0" w:after="0"/>
+              <w:rPr>
+                <w:rFonts w:ascii="Times New Roman" w:hAnsi="Times New Roman" w:hint="default"/>
+                <w:sz w:val="21"/>
+              </w:rPr>
+            </w:pPr>
+          </w:p>
+        </w:tc>
+        <w:tc>
+          <w:tcPr>
+            <w:tcW w:w="10049" w:type="dxa"/>
+            <w:gridSpan w:val="3"/>
+            <w:tcMar>
+              <w:top w:w="0" w:type="dxa"/>
+              <w:left w:w="85" w:type="dxa"/>
+              <w:bottom w:w="0" w:type="dxa"/>
+              <w:right w:w="85" w:type="dxa"/>
+            </w:tcMar>
+            <w:vAlign w:val="center"/>
+            <w:hideMark/>
+          </w:tcPr>
+          <w:p>
+            <w:pPr>
+              <w:numPr>
+                <w:ilvl w:val="0"/>
+                <w:numId w:val="15"/>
+              </w:numPr>
+              <w:spacing w:line="290" w:lineRule="atLeast" w:before="0" w:after="0"/>
+              <w:rPr>
+                <w:rFonts w:ascii="Times New Roman" w:eastAsia="宋体" w:hAnsi="Times New Roman" w:hint="default"/>
+                <w:sz w:val="21"/>
+                <w:szCs w:val="21"/>
+              </w:rPr>
+            </w:pPr>
+            <w:r>
+              <w:rPr>
+                <w:rFonts w:ascii="Times New Roman" w:eastAsia="宋体" w:hAnsi="Times New Roman"/>
+                <w:sz w:val="21"/>
+                <w:szCs w:val="21"/>
+              </w:rPr>
+              <w:t>物资统筹：统筹院级活动物资申领、出入库登记与台账记录，按需调度物料，保障活动后勤落地</w:t>
+            </w:r>
+          </w:p>
+          <w:p>
+            <w:pPr>
+              <w:numPr>
+                <w:ilvl w:val="0"/>
+                <w:numId w:val="15"/>
+              </w:numPr>
+              <w:spacing w:line="290" w:lineRule="atLeast" w:before="0" w:after="0"/>
+              <w:rPr>
+                <w:rFonts w:ascii="Times New Roman" w:eastAsia="宋体" w:hAnsi="Times New Roman" w:hint="default"/>
+                <w:sz w:val="21"/>
+                <w:szCs w:val="21"/>
+              </w:rPr>
+            </w:pPr>
+            <w:r>
+              <w:rPr>
+                <w:rFonts w:ascii="Times New Roman" w:eastAsia="宋体" w:hAnsi="Times New Roman"/>
+                <w:sz w:val="21"/>
+                <w:szCs w:val="21"/>
+              </w:rPr>
+              <w:t>会务支持：完成活动会务支持，包括通知下发、现场秩序维护、物料布置等</w:t>
+            </w:r>
+          </w:p>
+          <w:p>
+            <w:pPr>
+              <w:numPr>
+                <w:ilvl w:val="0"/>
+                <w:numId w:val="15"/>
+              </w:numPr>
+              <w:spacing w:line="290" w:lineRule="atLeast" w:before="0" w:after="0"/>
+              <w:rPr>
+                <w:rFonts w:ascii="Times New Roman" w:eastAsia="宋体" w:hAnsi="Times New Roman" w:hint="default"/>
+                <w:sz w:val="21"/>
+                <w:szCs w:val="21"/>
+              </w:rPr>
+            </w:pPr>
+            <w:r>
+              <w:rPr>
+                <w:rFonts w:ascii="Times New Roman" w:eastAsia="宋体" w:hAnsi="Times New Roman"/>
+                <w:sz w:val="21"/>
+                <w:szCs w:val="21"/>
+              </w:rPr>
+              <w:t>文案宣传：撰写活动宣传文案，整理活动存档资料，对接全院师生协调相关需求</w:t>
+            </w:r>
+          </w:p>
+        </w:tc>
+      </w:tr>
+    </w:tbl>
+    <w:p>
+      <w:pPr>
+        <w:spacing w:line="290" w:lineRule="atLeast" w:before="0" w:after="0"/>
+        <w:rPr>
+          <w:rFonts w:ascii="Times New Roman" w:hAnsi="Times New Roman" w:hint="default"/>
+          <w:vanish/>
+          <w:sz w:val="21"/>
+        </w:rPr>
+      </w:pPr>
+    </w:p>
+    <w:p>
+      <w:pPr>
+        <w:spacing w:line="290" w:lineRule="atLeast" w:before="0" w:after="0"/>
+        <w:rPr>
+          <w:rFonts w:ascii="Times New Roman" w:hAnsi="Times New Roman" w:hint="default"/>
+          <w:vanish/>
+          <w:sz w:val="21"/>
+        </w:rPr>
+      </w:pPr>
+    </w:p>
+    <w:p>
+      <w:pPr>
+        <w:spacing w:line="290" w:lineRule="atLeast" w:before="0" w:after="0"/>
+        <w:rPr>
+          <w:rFonts w:ascii="Times New Roman" w:hAnsi="Times New Roman" w:hint="default"/>
+          <w:vanish/>
+          <w:sz w:val="21"/>
+        </w:rPr>
+      </w:pPr>
+    </w:p>
+    <w:p>
+      <w:pPr>
+        <w:spacing w:line="290" w:lineRule="atLeast" w:before="0" w:after="0"/>
+        <w:rPr>
+          <w:rFonts w:ascii="Times New Roman" w:hAnsi="Times New Roman" w:hint="default"/>
+          <w:vanish/>
+          <w:sz w:val="2"/>
+        </w:rPr>
+      </w:pPr>
+    </w:p>
+    <w:p>
+      <w:pPr>
+        <w:spacing w:line="290" w:lineRule="atLeast" w:before="0" w:after="0"/>
+        <w:rPr>
+          <w:rFonts w:ascii="Times New Roman" w:hAnsi="Times New Roman" w:hint="default"/>
+          <w:vanish/>
+        </w:rPr>
+      </w:pPr>
+    </w:p>
+    <w:p>
+      <w:pPr>
+        <w:spacing w:line="290" w:lineRule="atLeast" w:before="0" w:after="0"/>
+        <w:rPr>
+          <w:rFonts w:ascii="Times New Roman" w:hAnsi="Times New Roman" w:hint="default"/>
+          <w:vanish/>
+          <w:sz w:val="21"/>
+        </w:rPr>
+      </w:pPr>
+    </w:p>
+    <w:tbl>
+      <w:tblPr>
+        <w:tblW w:w="0" w:type="auto"/>
+        <w:jc w:val="center"/>
         <w:tblLayout w:type="fixed"/>
         <w:tblCellMar>
           <w:left w:w="0" w:type="dxa"/>
@@ -3065,9 +3518,9 @@
           </w:tcPr>
           <w:p>
             <w:pPr>
-              <w:spacing w:before="0" w:after="0" w:line="290" w:lineRule="atLeast"/>
-              <w:rPr>
-                <w:rFonts w:ascii="Times New Roman" w:hAnsi="Times New Roman"/>
+              <w:spacing w:line="290" w:lineRule="atLeast" w:before="0" w:after="0"/>
+              <w:rPr>
+                <w:rFonts w:ascii="Times New Roman" w:hAnsi="Times New Roman" w:hint="default"/>
               </w:rPr>
             </w:pPr>
             <w:r>
@@ -3084,18 +3537,17 @@
     </w:tbl>
     <w:p>
       <w:pPr>
+        <w:spacing w:line="290" w:lineRule="atLeast" w:before="0" w:after="0"/>
         <w:rPr>
-          <w:rFonts w:ascii="Times New Roman" w:hAnsi="Times New Roman"/>
+          <w:rFonts w:ascii="Times New Roman" w:hAnsi="Times New Roman" w:hint="default"/>
           <w:vanish/>
         </w:rPr>
-        <w:spacing w:line="290" w:lineRule="atLeast" w:before="0" w:after="0"/>
       </w:pPr>
     </w:p>
     <w:tbl>
       <w:tblPr>
         <w:tblW w:w="0" w:type="auto"/>
         <w:jc w:val="center"/>
-        <w:tblInd w:w="0" w:type="dxa"/>
         <w:tblLayout w:type="fixed"/>
         <w:tblCellMar>
           <w:left w:w="0" w:type="dxa"/>
@@ -3104,17 +3556,16 @@
         <w:tblLook w:val="0000" w:firstRow="0" w:lastRow="0" w:firstColumn="0" w:lastColumn="0" w:noHBand="0" w:noVBand="0"/>
       </w:tblPr>
       <w:tblGrid>
-        <w:gridCol w:w="695"/>
+        <w:gridCol w:w="700"/>
         <w:gridCol w:w="10048"/>
       </w:tblGrid>
       <w:tr>
         <w:trPr>
-          <w:trHeight w:val="1843"/>
           <w:jc w:val="center"/>
         </w:trPr>
         <w:tc>
           <w:tcPr>
-            <w:tcW w:w="695" w:type="dxa"/>
+            <w:tcW w:w="700" w:type="dxa"/>
             <w:tcBorders>
               <w:top w:val="nil"/>
               <w:left w:val="nil"/>
@@ -3131,9 +3582,9 @@
           </w:tcPr>
           <w:p>
             <w:pPr>
-              <w:spacing w:before="0" w:after="0" w:line="290" w:lineRule="atLeast"/>
-              <w:rPr>
-                <w:rFonts w:ascii="Times New Roman" w:hAnsi="Times New Roman"/>
+              <w:spacing w:line="290" w:lineRule="atLeast" w:before="0" w:after="0"/>
+              <w:rPr>
+                <w:rFonts w:ascii="Times New Roman" w:hAnsi="Times New Roman" w:hint="default"/>
                 <w:sz w:val="21"/>
               </w:rPr>
             </w:pPr>
@@ -3160,25 +3611,26 @@
             <w:pPr>
               <w:spacing w:line="290" w:lineRule="atLeast" w:before="0" w:after="0"/>
               <w:rPr>
-                <w:rFonts w:ascii="Times New Roman" w:eastAsia="宋体" w:hAnsi="Times New Roman" w:cs="宋体" w:hint="default"/>
-                <w:b/>
-                <w:bCs/>
-                <w:sz w:val="21"/>
-              </w:rPr>
-            </w:pPr>
-            <w:r>
-              <w:rPr>
-                <w:rFonts w:ascii="Times New Roman" w:eastAsia="宋体" w:hAnsi="Times New Roman" w:cs="宋体"/>
-                <w:b/>
-                <w:bCs/>
-                <w:sz w:val="21"/>
+                <w:rFonts w:ascii="Times New Roman" w:eastAsia="宋体" w:hAnsi="Times New Roman" w:hint="default"/>
+                <w:sz w:val="21"/>
+                <w:szCs w:val="21"/>
+              </w:rPr>
+            </w:pPr>
+            <w:r>
+              <w:rPr>
+                <w:rFonts w:ascii="Times New Roman" w:eastAsia="宋体" w:hAnsi="Times New Roman"/>
+                <w:b/>
+                <w:bCs/>
+                <w:sz w:val="21"/>
+                <w:szCs w:val="21"/>
               </w:rPr>
               <w:t xml:space="preserve">计划与库存：</w:t>
             </w:r>
             <w:r>
               <w:rPr>
-                <w:rFonts w:ascii="Times New Roman" w:eastAsia="宋体" w:hAnsi="Times New Roman" w:cs="宋体"/>
-                <w:sz w:val="21"/>
+                <w:rFonts w:ascii="Times New Roman" w:eastAsia="宋体" w:hAnsi="Times New Roman"/>
+                <w:sz w:val="21"/>
+                <w:szCs w:val="21"/>
               </w:rPr>
               <w:t xml:space="preserve">供应链建模（</w:t>
             </w:r>
@@ -3191,8 +3643,9 @@
             </w:r>
             <w:r>
               <w:rPr>
-                <w:rFonts w:ascii="Times New Roman" w:eastAsia="宋体" w:hAnsi="Times New Roman" w:cs="宋体"/>
-                <w:sz w:val="21"/>
+                <w:rFonts w:ascii="Times New Roman" w:eastAsia="宋体" w:hAnsi="Times New Roman"/>
+                <w:sz w:val="21"/>
+                <w:szCs w:val="21"/>
               </w:rPr>
               <w:t xml:space="preserve">求解）、供需平衡与需求波动管理、库存与效期管理、补货计划</w:t>
             </w:r>
@@ -3201,34 +3654,36 @@
             <w:pPr>
               <w:spacing w:line="290" w:lineRule="atLeast" w:before="0" w:after="0"/>
               <w:rPr>
-                <w:rFonts w:ascii="Times New Roman" w:eastAsia="宋体" w:hAnsi="Times New Roman" w:cs="宋体" w:hint="default"/>
-                <w:b/>
-                <w:bCs/>
-                <w:sz w:val="21"/>
-              </w:rPr>
-            </w:pPr>
-            <w:r>
-              <w:rPr>
-                <w:rFonts w:ascii="Times New Roman" w:eastAsia="宋体" w:hAnsi="Times New Roman" w:cs="宋体"/>
-                <w:b/>
-                <w:bCs/>
-                <w:sz w:val="21"/>
+                <w:rFonts w:ascii="Times New Roman" w:eastAsia="宋体" w:hAnsi="Times New Roman" w:hint="default"/>
+                <w:sz w:val="21"/>
+                <w:szCs w:val="21"/>
+              </w:rPr>
+            </w:pPr>
+            <w:r>
+              <w:rPr>
+                <w:rFonts w:ascii="Times New Roman" w:eastAsia="宋体" w:hAnsi="Times New Roman"/>
+                <w:b/>
+                <w:bCs/>
+                <w:sz w:val="21"/>
+                <w:szCs w:val="21"/>
               </w:rPr>
               <w:t xml:space="preserve">ERP</w:t>
             </w:r>
             <w:r>
               <w:rPr>
-                <w:rFonts w:ascii="Times New Roman" w:eastAsia="宋体" w:hAnsi="Times New Roman" w:cs="宋体"/>
-                <w:b/>
-                <w:bCs/>
-                <w:sz w:val="21"/>
+                <w:rFonts w:ascii="Times New Roman" w:eastAsia="宋体" w:hAnsi="Times New Roman"/>
+                <w:b/>
+                <w:bCs/>
+                <w:sz w:val="21"/>
+                <w:szCs w:val="21"/>
               </w:rPr>
               <w:t xml:space="preserve">系统：</w:t>
             </w:r>
             <w:r>
               <w:rPr>
-                <w:rFonts w:ascii="Times New Roman" w:eastAsia="宋体" w:hAnsi="Times New Roman" w:cs="宋体"/>
-                <w:sz w:val="21"/>
+                <w:rFonts w:ascii="Times New Roman" w:eastAsia="宋体" w:hAnsi="Times New Roman"/>
+                <w:sz w:val="21"/>
+                <w:szCs w:val="21"/>
               </w:rPr>
               <w:t xml:space="preserve">用友</w:t>
             </w:r>
@@ -3241,8 +3696,9 @@
             </w:r>
             <w:r>
               <w:rPr>
-                <w:rFonts w:ascii="Times New Roman" w:eastAsia="宋体" w:hAnsi="Times New Roman" w:cs="宋体"/>
-                <w:sz w:val="21"/>
+                <w:rFonts w:ascii="Times New Roman" w:eastAsia="宋体" w:hAnsi="Times New Roman"/>
+                <w:sz w:val="21"/>
+                <w:szCs w:val="21"/>
               </w:rPr>
               <w:t xml:space="preserve">（采购订单→核算全流程，熟悉订单下发、供应商执行跟进与对账结算、单据流转与模块联动）</w:t>
             </w:r>
@@ -3251,18 +3707,18 @@
             <w:pPr>
               <w:spacing w:line="290" w:lineRule="atLeast" w:before="0" w:after="0"/>
               <w:rPr>
-                <w:rFonts w:ascii="Times New Roman" w:eastAsia="宋体" w:hAnsi="Times New Roman" w:cs="宋体" w:hint="default"/>
-                <w:b/>
-                <w:bCs/>
-                <w:sz w:val="21"/>
-              </w:rPr>
-            </w:pPr>
-            <w:r>
-              <w:rPr>
-                <w:rFonts w:ascii="Times New Roman" w:eastAsia="宋体" w:hAnsi="Times New Roman" w:cs="宋体"/>
-                <w:b/>
-                <w:bCs/>
-                <w:sz w:val="21"/>
+                <w:rFonts w:ascii="Times New Roman" w:eastAsia="宋体" w:hAnsi="Times New Roman" w:hint="default"/>
+                <w:sz w:val="21"/>
+                <w:szCs w:val="21"/>
+              </w:rPr>
+            </w:pPr>
+            <w:r>
+              <w:rPr>
+                <w:rFonts w:ascii="Times New Roman" w:eastAsia="宋体" w:hAnsi="Times New Roman"/>
+                <w:b/>
+                <w:bCs/>
+                <w:sz w:val="21"/>
+                <w:szCs w:val="21"/>
               </w:rPr>
               <w:t xml:space="preserve">数据工具：</w:t>
             </w:r>
@@ -3275,8 +3731,9 @@
             </w:r>
             <w:r>
               <w:rPr>
-                <w:rFonts w:ascii="Times New Roman" w:eastAsia="宋体" w:hAnsi="Times New Roman" w:cs="宋体"/>
-                <w:sz w:val="21"/>
+                <w:rFonts w:ascii="Times New Roman" w:eastAsia="宋体" w:hAnsi="Times New Roman"/>
+                <w:sz w:val="21"/>
+                <w:szCs w:val="21"/>
               </w:rPr>
               <w:t xml:space="preserve">（数据透视表、</w:t>
             </w:r>
@@ -3289,8 +3746,9 @@
             </w:r>
             <w:r>
               <w:rPr>
-                <w:rFonts w:ascii="Times New Roman" w:eastAsia="宋体" w:hAnsi="Times New Roman" w:cs="宋体"/>
-                <w:sz w:val="21"/>
+                <w:rFonts w:ascii="Times New Roman" w:eastAsia="宋体" w:hAnsi="Times New Roman"/>
+                <w:sz w:val="21"/>
+                <w:szCs w:val="21"/>
               </w:rPr>
               <w:t xml:space="preserve">、函数、台账）、</w:t>
             </w:r>
@@ -3303,8 +3761,9 @@
             </w:r>
             <w:r>
               <w:rPr>
-                <w:rFonts w:ascii="Times New Roman" w:eastAsia="宋体" w:hAnsi="Times New Roman" w:cs="宋体"/>
-                <w:sz w:val="21"/>
+                <w:rFonts w:ascii="Times New Roman" w:eastAsia="宋体" w:hAnsi="Times New Roman"/>
+                <w:sz w:val="21"/>
+                <w:szCs w:val="21"/>
               </w:rPr>
               <w:t xml:space="preserve">（</w:t>
             </w:r>
@@ -3317,8 +3776,9 @@
             </w:r>
             <w:r>
               <w:rPr>
-                <w:rFonts w:ascii="Times New Roman" w:eastAsia="宋体" w:hAnsi="Times New Roman" w:cs="宋体"/>
-                <w:sz w:val="21"/>
+                <w:rFonts w:ascii="Times New Roman" w:eastAsia="宋体" w:hAnsi="Times New Roman"/>
+                <w:sz w:val="21"/>
+                <w:szCs w:val="21"/>
               </w:rPr>
               <w:t xml:space="preserve">）、</w:t>
             </w:r>
@@ -3331,8 +3791,9 @@
             </w:r>
             <w:r>
               <w:rPr>
-                <w:rFonts w:ascii="Times New Roman" w:eastAsia="宋体" w:hAnsi="Times New Roman" w:cs="宋体"/>
-                <w:sz w:val="21"/>
+                <w:rFonts w:ascii="Times New Roman" w:eastAsia="宋体" w:hAnsi="Times New Roman"/>
+                <w:sz w:val="21"/>
+                <w:szCs w:val="21"/>
               </w:rPr>
               <w:t xml:space="preserve">、</w:t>
             </w:r>
@@ -3348,18 +3809,18 @@
             <w:pPr>
               <w:spacing w:line="290" w:lineRule="atLeast" w:before="0" w:after="0"/>
               <w:rPr>
-                <w:rFonts w:ascii="Times New Roman" w:eastAsia="宋体" w:hAnsi="Times New Roman" w:cs="宋体" w:hint="default"/>
-                <w:b/>
-                <w:bCs/>
-                <w:sz w:val="21"/>
-              </w:rPr>
-            </w:pPr>
-            <w:r>
-              <w:rPr>
-                <w:rFonts w:ascii="Times New Roman" w:eastAsia="宋体" w:hAnsi="Times New Roman" w:cs="宋体"/>
-                <w:b/>
-                <w:bCs/>
-                <w:sz w:val="21"/>
+                <w:rFonts w:ascii="Times New Roman" w:eastAsia="宋体" w:hAnsi="Times New Roman" w:hint="default"/>
+                <w:sz w:val="21"/>
+                <w:szCs w:val="21"/>
+              </w:rPr>
+            </w:pPr>
+            <w:r>
+              <w:rPr>
+                <w:rFonts w:ascii="Times New Roman" w:eastAsia="宋体" w:hAnsi="Times New Roman"/>
+                <w:b/>
+                <w:bCs/>
+                <w:sz w:val="21"/>
+                <w:szCs w:val="21"/>
               </w:rPr>
               <w:t xml:space="preserve">语言能力：</w:t>
             </w:r>
@@ -3372,8 +3833,9 @@
             </w:r>
             <w:r>
               <w:rPr>
-                <w:rFonts w:ascii="Times New Roman" w:eastAsia="宋体" w:hAnsi="Times New Roman" w:cs="宋体"/>
-                <w:sz w:val="21"/>
+                <w:rFonts w:ascii="Times New Roman" w:eastAsia="宋体" w:hAnsi="Times New Roman"/>
+                <w:sz w:val="21"/>
+                <w:szCs w:val="21"/>
               </w:rPr>
               <w:t xml:space="preserve">，可阅读英文专业资料与基础商务沟通</w:t>
             </w:r>
@@ -3382,25 +3844,26 @@
             <w:pPr>
               <w:spacing w:line="290" w:lineRule="atLeast" w:before="0" w:after="0"/>
               <w:rPr>
-                <w:rFonts w:ascii="Times New Roman" w:eastAsia="宋体" w:hAnsi="Times New Roman" w:cs="宋体" w:hint="default"/>
-                <w:b/>
-                <w:bCs/>
-                <w:sz w:val="21"/>
-              </w:rPr>
-            </w:pPr>
-            <w:r>
-              <w:rPr>
-                <w:rFonts w:ascii="Times New Roman" w:eastAsia="宋体" w:hAnsi="Times New Roman" w:cs="宋体"/>
-                <w:b/>
-                <w:bCs/>
-                <w:sz w:val="21"/>
+                <w:rFonts w:ascii="Times New Roman" w:eastAsia="宋体" w:hAnsi="Times New Roman" w:hint="default"/>
+                <w:sz w:val="21"/>
+                <w:szCs w:val="21"/>
+              </w:rPr>
+            </w:pPr>
+            <w:r>
+              <w:rPr>
+                <w:rFonts w:ascii="Times New Roman" w:eastAsia="宋体" w:hAnsi="Times New Roman"/>
+                <w:b/>
+                <w:bCs/>
+                <w:sz w:val="21"/>
+                <w:szCs w:val="21"/>
               </w:rPr>
               <w:t xml:space="preserve">通用能力：</w:t>
             </w:r>
             <w:r>
               <w:rPr>
-                <w:rFonts w:ascii="Times New Roman" w:eastAsia="宋体" w:hAnsi="Times New Roman" w:cs="宋体"/>
-                <w:sz w:val="21"/>
+                <w:rFonts w:ascii="Times New Roman" w:eastAsia="宋体" w:hAnsi="Times New Roman"/>
+                <w:sz w:val="21"/>
+                <w:szCs w:val="21"/>
               </w:rPr>
               <w:t xml:space="preserve">项目主导、跨部门沟通协作、流程梳理与标准化、文档与台账管理</w:t>
             </w:r>
@@ -3410,11 +3873,12 @@
     </w:tbl>
     <w:p>
       <w:pPr>
+        <w:spacing w:line="290" w:lineRule="atLeast" w:before="0" w:after="0"/>
         <w:rPr>
+          <w:rFonts w:hint="default"/>
           <w:vanish/>
           <w:sz w:val="21"/>
         </w:rPr>
-        <w:spacing w:line="290" w:lineRule="atLeast" w:before="0" w:after="0"/>
       </w:pPr>
     </w:p>
     <w:sectPr>
@@ -4124,6 +4588,119 @@
     </w:lvl>
   </w:abstractNum>
   <w:abstractNum w:abstractNumId="5" w15:restartNumberingAfterBreak="0">
+    <w:nsid w:val="58F31E08"/>
+    <w:multiLevelType w:val="hybridMultilevel"/>
+    <w:tmpl w:val="7052726E"/>
+    <w:lvl w:ilvl="0" w:tplc="5E38295A">
+      <w:start w:val="1"/>
+      <w:numFmt w:val="bullet"/>
+      <w:lvlText w:val=""/>
+      <w:lvlJc w:val="left"/>
+      <w:pPr>
+        <w:ind w:left="440" w:hanging="440"/>
+      </w:pPr>
+      <w:rPr>
+        <w:rFonts w:ascii="Wingdings" w:hAnsi="Wingdings" w:hint="default"/>
+      </w:rPr>
+    </w:lvl>
+    <w:lvl w:ilvl="1" w:tplc="FFFFFFFF" w:tentative="1">
+      <w:start w:val="1"/>
+      <w:numFmt w:val="bullet"/>
+      <w:lvlText w:val=""/>
+      <w:lvlJc w:val="left"/>
+      <w:pPr>
+        <w:ind w:left="880" w:hanging="440"/>
+      </w:pPr>
+      <w:rPr>
+        <w:rFonts w:ascii="Wingdings" w:hAnsi="Wingdings" w:hint="default"/>
+      </w:rPr>
+    </w:lvl>
+    <w:lvl w:ilvl="2" w:tplc="FFFFFFFF" w:tentative="1">
+      <w:start w:val="1"/>
+      <w:numFmt w:val="bullet"/>
+      <w:lvlText w:val=""/>
+      <w:lvlJc w:val="left"/>
+      <w:pPr>
+        <w:ind w:left="1320" w:hanging="440"/>
+      </w:pPr>
+      <w:rPr>
+        <w:rFonts w:ascii="Wingdings" w:hAnsi="Wingdings" w:hint="default"/>
+      </w:rPr>
+    </w:lvl>
+    <w:lvl w:ilvl="3" w:tplc="FFFFFFFF" w:tentative="1">
+      <w:start w:val="1"/>
+      <w:numFmt w:val="bullet"/>
+      <w:lvlText w:val=""/>
+      <w:lvlJc w:val="left"/>
+      <w:pPr>
+        <w:ind w:left="1760" w:hanging="440"/>
+      </w:pPr>
+      <w:rPr>
+        <w:rFonts w:ascii="Wingdings" w:hAnsi="Wingdings" w:hint="default"/>
+      </w:rPr>
+    </w:lvl>
+    <w:lvl w:ilvl="4" w:tplc="FFFFFFFF" w:tentative="1">
+      <w:start w:val="1"/>
+      <w:numFmt w:val="bullet"/>
+      <w:lvlText w:val=""/>
+      <w:lvlJc w:val="left"/>
+      <w:pPr>
+        <w:ind w:left="2200" w:hanging="440"/>
+      </w:pPr>
+      <w:rPr>
+        <w:rFonts w:ascii="Wingdings" w:hAnsi="Wingdings" w:hint="default"/>
+      </w:rPr>
+    </w:lvl>
+    <w:lvl w:ilvl="5" w:tplc="FFFFFFFF" w:tentative="1">
+      <w:start w:val="1"/>
+      <w:numFmt w:val="bullet"/>
+      <w:lvlText w:val=""/>
+      <w:lvlJc w:val="left"/>
+      <w:pPr>
+        <w:ind w:left="2640" w:hanging="440"/>
+      </w:pPr>
+      <w:rPr>
+        <w:rFonts w:ascii="Wingdings" w:hAnsi="Wingdings" w:hint="default"/>
+      </w:rPr>
+    </w:lvl>
+    <w:lvl w:ilvl="6" w:tplc="FFFFFFFF" w:tentative="1">
+      <w:start w:val="1"/>
+      <w:numFmt w:val="bullet"/>
+      <w:lvlText w:val=""/>
+      <w:lvlJc w:val="left"/>
+      <w:pPr>
+        <w:ind w:left="3080" w:hanging="440"/>
+      </w:pPr>
+      <w:rPr>
+        <w:rFonts w:ascii="Wingdings" w:hAnsi="Wingdings" w:hint="default"/>
+      </w:rPr>
+    </w:lvl>
+    <w:lvl w:ilvl="7" w:tplc="FFFFFFFF" w:tentative="1">
+      <w:start w:val="1"/>
+      <w:numFmt w:val="bullet"/>
+      <w:lvlText w:val=""/>
+      <w:lvlJc w:val="left"/>
+      <w:pPr>
+        <w:ind w:left="3520" w:hanging="440"/>
+      </w:pPr>
+      <w:rPr>
+        <w:rFonts w:ascii="Wingdings" w:hAnsi="Wingdings" w:hint="default"/>
+      </w:rPr>
+    </w:lvl>
+    <w:lvl w:ilvl="8" w:tplc="FFFFFFFF" w:tentative="1">
+      <w:start w:val="1"/>
+      <w:numFmt w:val="bullet"/>
+      <w:lvlText w:val=""/>
+      <w:lvlJc w:val="left"/>
+      <w:pPr>
+        <w:ind w:left="3960" w:hanging="440"/>
+      </w:pPr>
+      <w:rPr>
+        <w:rFonts w:ascii="Wingdings" w:hAnsi="Wingdings" w:hint="default"/>
+      </w:rPr>
+    </w:lvl>
+  </w:abstractNum>
+  <w:abstractNum w:abstractNumId="6" w15:restartNumberingAfterBreak="0">
     <w:nsid w:val="5FC712C2"/>
     <w:multiLevelType w:val="hybridMultilevel"/>
     <w:tmpl w:val="C53AD0D2"/>
@@ -4236,7 +4813,120 @@
       </w:rPr>
     </w:lvl>
   </w:abstractNum>
-  <w:abstractNum w:abstractNumId="6" w15:restartNumberingAfterBreak="0">
+  <w:abstractNum w:abstractNumId="7" w15:restartNumberingAfterBreak="0">
+    <w:nsid w:val="62D54215"/>
+    <w:multiLevelType w:val="hybridMultilevel"/>
+    <w:tmpl w:val="D7F42A42"/>
+    <w:lvl w:ilvl="0" w:tplc="04090001">
+      <w:start w:val="1"/>
+      <w:numFmt w:val="bullet"/>
+      <w:lvlText w:val=""/>
+      <w:lvlJc w:val="left"/>
+      <w:pPr>
+        <w:ind w:left="440" w:hanging="440"/>
+      </w:pPr>
+      <w:rPr>
+        <w:rFonts w:ascii="Wingdings" w:hAnsi="Wingdings" w:hint="default"/>
+      </w:rPr>
+    </w:lvl>
+    <w:lvl w:ilvl="1" w:tplc="04090003" w:tentative="1">
+      <w:start w:val="1"/>
+      <w:numFmt w:val="bullet"/>
+      <w:lvlText w:val=""/>
+      <w:lvlJc w:val="left"/>
+      <w:pPr>
+        <w:ind w:left="880" w:hanging="440"/>
+      </w:pPr>
+      <w:rPr>
+        <w:rFonts w:ascii="Wingdings" w:hAnsi="Wingdings" w:hint="default"/>
+      </w:rPr>
+    </w:lvl>
+    <w:lvl w:ilvl="2" w:tplc="04090005" w:tentative="1">
+      <w:start w:val="1"/>
+      <w:numFmt w:val="bullet"/>
+      <w:lvlText w:val=""/>
+      <w:lvlJc w:val="left"/>
+      <w:pPr>
+        <w:ind w:left="1320" w:hanging="440"/>
+      </w:pPr>
+      <w:rPr>
+        <w:rFonts w:ascii="Wingdings" w:hAnsi="Wingdings" w:hint="default"/>
+      </w:rPr>
+    </w:lvl>
+    <w:lvl w:ilvl="3" w:tplc="04090001" w:tentative="1">
+      <w:start w:val="1"/>
+      <w:numFmt w:val="bullet"/>
+      <w:lvlText w:val=""/>
+      <w:lvlJc w:val="left"/>
+      <w:pPr>
+        <w:ind w:left="1760" w:hanging="440"/>
+      </w:pPr>
+      <w:rPr>
+        <w:rFonts w:ascii="Wingdings" w:hAnsi="Wingdings" w:hint="default"/>
+      </w:rPr>
+    </w:lvl>
+    <w:lvl w:ilvl="4" w:tplc="04090003" w:tentative="1">
+      <w:start w:val="1"/>
+      <w:numFmt w:val="bullet"/>
+      <w:lvlText w:val=""/>
+      <w:lvlJc w:val="left"/>
+      <w:pPr>
+        <w:ind w:left="2200" w:hanging="440"/>
+      </w:pPr>
+      <w:rPr>
+        <w:rFonts w:ascii="Wingdings" w:hAnsi="Wingdings" w:hint="default"/>
+      </w:rPr>
+    </w:lvl>
+    <w:lvl w:ilvl="5" w:tplc="04090005" w:tentative="1">
+      <w:start w:val="1"/>
+      <w:numFmt w:val="bullet"/>
+      <w:lvlText w:val=""/>
+      <w:lvlJc w:val="left"/>
+      <w:pPr>
+        <w:ind w:left="2640" w:hanging="440"/>
+      </w:pPr>
+      <w:rPr>
+        <w:rFonts w:ascii="Wingdings" w:hAnsi="Wingdings" w:hint="default"/>
+      </w:rPr>
+    </w:lvl>
+    <w:lvl w:ilvl="6" w:tplc="04090001" w:tentative="1">
+      <w:start w:val="1"/>
+      <w:numFmt w:val="bullet"/>
+      <w:lvlText w:val=""/>
+      <w:lvlJc w:val="left"/>
+      <w:pPr>
+        <w:ind w:left="3080" w:hanging="440"/>
+      </w:pPr>
+      <w:rPr>
+        <w:rFonts w:ascii="Wingdings" w:hAnsi="Wingdings" w:hint="default"/>
+      </w:rPr>
+    </w:lvl>
+    <w:lvl w:ilvl="7" w:tplc="04090003" w:tentative="1">
+      <w:start w:val="1"/>
+      <w:numFmt w:val="bullet"/>
+      <w:lvlText w:val=""/>
+      <w:lvlJc w:val="left"/>
+      <w:pPr>
+        <w:ind w:left="3520" w:hanging="440"/>
+      </w:pPr>
+      <w:rPr>
+        <w:rFonts w:ascii="Wingdings" w:hAnsi="Wingdings" w:hint="default"/>
+      </w:rPr>
+    </w:lvl>
+    <w:lvl w:ilvl="8" w:tplc="04090005" w:tentative="1">
+      <w:start w:val="1"/>
+      <w:numFmt w:val="bullet"/>
+      <w:lvlText w:val=""/>
+      <w:lvlJc w:val="left"/>
+      <w:pPr>
+        <w:ind w:left="3960" w:hanging="440"/>
+      </w:pPr>
+      <w:rPr>
+        <w:rFonts w:ascii="Wingdings" w:hAnsi="Wingdings" w:hint="default"/>
+      </w:rPr>
+    </w:lvl>
+  </w:abstractNum>
+  <w:abstractNum w:abstractNumId="8" w15:restartNumberingAfterBreak="0">
     <w:nsid w:val="66A471A6"/>
     <w:multiLevelType w:val="multilevel"/>
     <w:tmpl w:val="7E24A1C0"/>
@@ -4385,7 +5075,120 @@
       </w:rPr>
     </w:lvl>
   </w:abstractNum>
-  <w:abstractNum w:abstractNumId="7" w15:restartNumberingAfterBreak="0">
+  <w:abstractNum w:abstractNumId="9" w15:restartNumberingAfterBreak="0">
+    <w:nsid w:val="6A423825"/>
+    <w:multiLevelType w:val="hybridMultilevel"/>
+    <w:tmpl w:val="1F3247C4"/>
+    <w:lvl w:ilvl="0" w:tplc="5E38295A">
+      <w:start w:val="1"/>
+      <w:numFmt w:val="bullet"/>
+      <w:lvlText w:val=""/>
+      <w:lvlJc w:val="left"/>
+      <w:pPr>
+        <w:ind w:left="440" w:hanging="440"/>
+      </w:pPr>
+      <w:rPr>
+        <w:rFonts w:ascii="Wingdings" w:hAnsi="Wingdings" w:hint="default"/>
+      </w:rPr>
+    </w:lvl>
+    <w:lvl w:ilvl="1" w:tplc="04090003" w:tentative="1">
+      <w:start w:val="1"/>
+      <w:numFmt w:val="bullet"/>
+      <w:lvlText w:val=""/>
+      <w:lvlJc w:val="left"/>
+      <w:pPr>
+        <w:ind w:left="880" w:hanging="440"/>
+      </w:pPr>
+      <w:rPr>
+        <w:rFonts w:ascii="Wingdings" w:hAnsi="Wingdings" w:hint="default"/>
+      </w:rPr>
+    </w:lvl>
+    <w:lvl w:ilvl="2" w:tplc="04090005" w:tentative="1">
+      <w:start w:val="1"/>
+      <w:numFmt w:val="bullet"/>
+      <w:lvlText w:val=""/>
+      <w:lvlJc w:val="left"/>
+      <w:pPr>
+        <w:ind w:left="1320" w:hanging="440"/>
+      </w:pPr>
+      <w:rPr>
+        <w:rFonts w:ascii="Wingdings" w:hAnsi="Wingdings" w:hint="default"/>
+      </w:rPr>
+    </w:lvl>
+    <w:lvl w:ilvl="3" w:tplc="04090001" w:tentative="1">
+      <w:start w:val="1"/>
+      <w:numFmt w:val="bullet"/>
+      <w:lvlText w:val=""/>
+      <w:lvlJc w:val="left"/>
+      <w:pPr>
+        <w:ind w:left="1760" w:hanging="440"/>
+      </w:pPr>
+      <w:rPr>
+        <w:rFonts w:ascii="Wingdings" w:hAnsi="Wingdings" w:hint="default"/>
+      </w:rPr>
+    </w:lvl>
+    <w:lvl w:ilvl="4" w:tplc="04090003" w:tentative="1">
+      <w:start w:val="1"/>
+      <w:numFmt w:val="bullet"/>
+      <w:lvlText w:val=""/>
+      <w:lvlJc w:val="left"/>
+      <w:pPr>
+        <w:ind w:left="2200" w:hanging="440"/>
+      </w:pPr>
+      <w:rPr>
+        <w:rFonts w:ascii="Wingdings" w:hAnsi="Wingdings" w:hint="default"/>
+      </w:rPr>
+    </w:lvl>
+    <w:lvl w:ilvl="5" w:tplc="04090005" w:tentative="1">
+      <w:start w:val="1"/>
+      <w:numFmt w:val="bullet"/>
+      <w:lvlText w:val=""/>
+      <w:lvlJc w:val="left"/>
+      <w:pPr>
+        <w:ind w:left="2640" w:hanging="440"/>
+      </w:pPr>
+      <w:rPr>
+        <w:rFonts w:ascii="Wingdings" w:hAnsi="Wingdings" w:hint="default"/>
+      </w:rPr>
+    </w:lvl>
+    <w:lvl w:ilvl="6" w:tplc="04090001" w:tentative="1">
+      <w:start w:val="1"/>
+      <w:numFmt w:val="bullet"/>
+      <w:lvlText w:val=""/>
+      <w:lvlJc w:val="left"/>
+      <w:pPr>
+        <w:ind w:left="3080" w:hanging="440"/>
+      </w:pPr>
+      <w:rPr>
+        <w:rFonts w:ascii="Wingdings" w:hAnsi="Wingdings" w:hint="default"/>
+      </w:rPr>
+    </w:lvl>
+    <w:lvl w:ilvl="7" w:tplc="04090003" w:tentative="1">
+      <w:start w:val="1"/>
+      <w:numFmt w:val="bullet"/>
+      <w:lvlText w:val=""/>
+      <w:lvlJc w:val="left"/>
+      <w:pPr>
+        <w:ind w:left="3520" w:hanging="440"/>
+      </w:pPr>
+      <w:rPr>
+        <w:rFonts w:ascii="Wingdings" w:hAnsi="Wingdings" w:hint="default"/>
+      </w:rPr>
+    </w:lvl>
+    <w:lvl w:ilvl="8" w:tplc="04090005" w:tentative="1">
+      <w:start w:val="1"/>
+      <w:numFmt w:val="bullet"/>
+      <w:lvlText w:val=""/>
+      <w:lvlJc w:val="left"/>
+      <w:pPr>
+        <w:ind w:left="3960" w:hanging="440"/>
+      </w:pPr>
+      <w:rPr>
+        <w:rFonts w:ascii="Wingdings" w:hAnsi="Wingdings" w:hint="default"/>
+      </w:rPr>
+    </w:lvl>
+  </w:abstractNum>
+  <w:abstractNum w:abstractNumId="10" w15:restartNumberingAfterBreak="0">
     <w:nsid w:val="712D0B72"/>
     <w:multiLevelType w:val="hybridMultilevel"/>
     <w:tmpl w:val="B4D61258"/>
@@ -4498,7 +5301,7 @@
       </w:rPr>
     </w:lvl>
   </w:abstractNum>
-  <w:abstractNum w:abstractNumId="8" w15:restartNumberingAfterBreak="0">
+  <w:abstractNum w:abstractNumId="11" w15:restartNumberingAfterBreak="0">
     <w:nsid w:val="78D96D11"/>
     <w:multiLevelType w:val="hybridMultilevel"/>
     <w:tmpl w:val="D24C4AF2"/>
@@ -4611,7 +5414,7 @@
       </w:rPr>
     </w:lvl>
   </w:abstractNum>
-  <w:abstractNum w:abstractNumId="9" w15:restartNumberingAfterBreak="0">
+  <w:abstractNum w:abstractNumId="12" w15:restartNumberingAfterBreak="0">
     <w:nsid w:val="7BF40CE8"/>
     <w:multiLevelType w:val="hybridMultilevel"/>
     <w:tmpl w:val="37008676"/>
@@ -4724,7 +5527,7 @@
       </w:rPr>
     </w:lvl>
   </w:abstractNum>
-  <w:abstractNum w:abstractNumId="10" w15:restartNumberingAfterBreak="0">
+  <w:abstractNum w:abstractNumId="13" w15:restartNumberingAfterBreak="0">
     <w:nsid w:val="7F2C0900"/>
     <w:multiLevelType w:val="multilevel"/>
     <w:tmpl w:val="E342F1D6"/>
@@ -4873,7 +5676,7 @@
       </w:rPr>
     </w:lvl>
   </w:abstractNum>
-  <w:abstractNum w:abstractNumId="11" w15:restartNumberingAfterBreak="0">
+  <w:abstractNum w:abstractNumId="14" w15:restartNumberingAfterBreak="0">
     <w:nsid w:val="7FBD4FA6"/>
     <w:multiLevelType w:val="hybridMultilevel"/>
     <w:tmpl w:val="9886E50E"/>
@@ -4990,19 +5793,19 @@
     <w:abstractNumId w:val="3"/>
   </w:num>
   <w:num w:numId="2" w16cid:durableId="453059383">
-    <w:abstractNumId w:val="7"/>
+    <w:abstractNumId w:val="10"/>
   </w:num>
   <w:num w:numId="3" w16cid:durableId="1083911136">
-    <w:abstractNumId w:val="10"/>
+    <w:abstractNumId w:val="13"/>
   </w:num>
   <w:num w:numId="4" w16cid:durableId="1489401990">
     <w:abstractNumId w:val="0"/>
   </w:num>
   <w:num w:numId="5" w16cid:durableId="52118718">
-    <w:abstractNumId w:val="5"/>
+    <w:abstractNumId w:val="6"/>
   </w:num>
   <w:num w:numId="6" w16cid:durableId="1965043679">
-    <w:abstractNumId w:val="8"/>
+    <w:abstractNumId w:val="11"/>
   </w:num>
   <w:num w:numId="7" w16cid:durableId="855264805">
     <w:abstractNumId w:val="4"/>
@@ -5011,28 +5814,28 @@
     <w:abstractNumId w:val="2"/>
   </w:num>
   <w:num w:numId="9" w16cid:durableId="1224945940">
-    <w:abstractNumId w:val="11"/>
+    <w:abstractNumId w:val="14"/>
   </w:num>
   <w:num w:numId="10" w16cid:durableId="371344320">
-    <w:abstractNumId w:val="9"/>
+    <w:abstractNumId w:val="12"/>
   </w:num>
   <w:num w:numId="11" w16cid:durableId="1810392422">
-    <w:abstractNumId w:val="6"/>
+    <w:abstractNumId w:val="8"/>
   </w:num>
   <w:num w:numId="12" w16cid:durableId="1112557520">
     <w:abstractNumId w:val="1"/>
   </w:num>
   <w:num w:numId="13" w16cid:durableId="1101874244">
+    <w:abstractNumId w:val="6"/>
+  </w:num>
+  <w:num w:numId="14" w16cid:durableId="555161339">
+    <w:abstractNumId w:val="7"/>
+  </w:num>
+  <w:num w:numId="15" w16cid:durableId="1158109117">
     <w:abstractNumId w:val="5"/>
-    <w:lvlOverride w:ilvl="0"/>
-    <w:lvlOverride w:ilvl="1"/>
-    <w:lvlOverride w:ilvl="2"/>
-    <w:lvlOverride w:ilvl="3"/>
-    <w:lvlOverride w:ilvl="4"/>
-    <w:lvlOverride w:ilvl="5"/>
-    <w:lvlOverride w:ilvl="6"/>
-    <w:lvlOverride w:ilvl="7"/>
-    <w:lvlOverride w:ilvl="8"/>
+  </w:num>
+  <w:num w:numId="16" w16cid:durableId="1464036465">
+    <w:abstractNumId w:val="9"/>
   </w:num>
 </w:numbering>
 </file>
@@ -5203,7 +6006,6 @@
     <w:lsdException w:name="Table Web 2" w:semiHidden="1" w:unhideWhenUsed="1"/>
     <w:lsdException w:name="Table Web 3" w:semiHidden="1" w:unhideWhenUsed="1"/>
     <w:lsdException w:name="Balloon Text" w:semiHidden="1" w:unhideWhenUsed="1"/>
-    <w:lsdException w:name="Table Grid" w:semiHidden="1" w:unhideWhenUsed="1"/>
     <w:lsdException w:name="Table Theme" w:semiHidden="1" w:unhideWhenUsed="1"/>
     <w:lsdException w:name="Placeholder Text" w:semiHidden="1" w:uiPriority="99" w:unhideWhenUsed="1"/>
     <w:lsdException w:name="No Spacing" w:uiPriority="99" w:qFormat="1"/>
@@ -5495,14 +6297,17 @@
   </w:style>
   <w:style w:type="character" w:default="1" w:styleId="a0">
     <w:name w:val="Default Paragraph Font"/>
-    <w:uiPriority w:val="99"/>
+    <w:uiPriority w:val="1"/>
+    <w:semiHidden/>
     <w:unhideWhenUsed/>
   </w:style>
   <w:style w:type="table" w:default="1" w:styleId="a1">
     <w:name w:val="Normal Table"/>
     <w:uiPriority w:val="99"/>
+    <w:semiHidden/>
     <w:unhideWhenUsed/>
     <w:tblPr>
+      <w:tblInd w:w="0" w:type="dxa"/>
       <w:tblCellMar>
         <w:top w:w="0" w:type="dxa"/>
         <w:left w:w="108" w:type="dxa"/>
